--- a/Green Tree Snake Movement and Home Range Analysis.docx
+++ b/Green Tree Snake Movement and Home Range Analysis.docx
@@ -183,7 +183,7 @@
         <w:br w:type="page"/>
       </w:r>
     </w:p>
-    <w:bookmarkStart w:id="0" w:name="_Toc243392857" w:displacedByCustomXml="next"/>
+    <w:bookmarkStart w:id="0" w:name="_Toc243393746" w:displacedByCustomXml="next"/>
     <w:sdt>
       <w:sdtPr>
         <w:rPr>
@@ -253,7 +253,7 @@
             </w:rPr>
             <w:fldChar w:fldCharType="separate"/>
           </w:r>
-          <w:hyperlink w:anchor="_Toc243392857" w:history="1">
+          <w:hyperlink w:anchor="_Toc243393746" w:history="1">
             <w:r>
               <w:rPr>
                 <w:rStyle w:val="Hyperlink"/>
@@ -280,7 +280,7 @@
                 <w:noProof/>
                 <w:webHidden/>
               </w:rPr>
-              <w:instrText xml:space="preserve"> PAGEREF _Toc243392857 \h </w:instrText>
+              <w:instrText xml:space="preserve"> PAGEREF _Toc243393746 \h </w:instrText>
             </w:r>
             <w:r>
               <w:rPr>
@@ -331,7 +331,7 @@
               <w14:ligatures w14:val="standardContextual"/>
             </w:rPr>
           </w:pPr>
-          <w:hyperlink w:anchor="_Toc243392858" w:history="1">
+          <w:hyperlink w:anchor="_Toc243393747" w:history="1">
             <w:r>
               <w:rPr>
                 <w:rStyle w:val="Hyperlink"/>
@@ -358,7 +358,7 @@
                 <w:noProof/>
                 <w:webHidden/>
               </w:rPr>
-              <w:instrText xml:space="preserve"> PAGEREF _Toc243392858 \h </w:instrText>
+              <w:instrText xml:space="preserve"> PAGEREF _Toc243393747 \h </w:instrText>
             </w:r>
             <w:r>
               <w:rPr>
@@ -409,7 +409,7 @@
               <w14:ligatures w14:val="standardContextual"/>
             </w:rPr>
           </w:pPr>
-          <w:hyperlink w:anchor="_Toc243392859" w:history="1">
+          <w:hyperlink w:anchor="_Toc243393748" w:history="1">
             <w:r>
               <w:rPr>
                 <w:rStyle w:val="Hyperlink"/>
@@ -436,7 +436,7 @@
                 <w:noProof/>
                 <w:webHidden/>
               </w:rPr>
-              <w:instrText xml:space="preserve"> PAGEREF _Toc243392859 \h </w:instrText>
+              <w:instrText xml:space="preserve"> PAGEREF _Toc243393748 \h </w:instrText>
             </w:r>
             <w:r>
               <w:rPr>
@@ -487,7 +487,7 @@
               <w14:ligatures w14:val="standardContextual"/>
             </w:rPr>
           </w:pPr>
-          <w:hyperlink w:anchor="_Toc243392860" w:history="1">
+          <w:hyperlink w:anchor="_Toc243393749" w:history="1">
             <w:r>
               <w:rPr>
                 <w:rStyle w:val="Hyperlink"/>
@@ -514,7 +514,7 @@
                 <w:noProof/>
                 <w:webHidden/>
               </w:rPr>
-              <w:instrText xml:space="preserve"> PAGEREF _Toc243392860 \h </w:instrText>
+              <w:instrText xml:space="preserve"> PAGEREF _Toc243393749 \h </w:instrText>
             </w:r>
             <w:r>
               <w:rPr>
@@ -563,7 +563,7 @@
               <w14:ligatures w14:val="standardContextual"/>
             </w:rPr>
           </w:pPr>
-          <w:hyperlink w:anchor="_Toc243392861" w:history="1">
+          <w:hyperlink w:anchor="_Toc243393750" w:history="1">
             <w:r>
               <w:rPr>
                 <w:rStyle w:val="Hyperlink"/>
@@ -590,7 +590,7 @@
                 <w:noProof/>
                 <w:webHidden/>
               </w:rPr>
-              <w:instrText xml:space="preserve"> PAGEREF _Toc243392861 \h </w:instrText>
+              <w:instrText xml:space="preserve"> PAGEREF _Toc243393750 \h </w:instrText>
             </w:r>
             <w:r>
               <w:rPr>
@@ -639,7 +639,7 @@
               <w14:ligatures w14:val="standardContextual"/>
             </w:rPr>
           </w:pPr>
-          <w:hyperlink w:anchor="_Toc243392862" w:history="1">
+          <w:hyperlink w:anchor="_Toc243393751" w:history="1">
             <w:r>
               <w:rPr>
                 <w:rStyle w:val="Hyperlink"/>
@@ -666,7 +666,7 @@
                 <w:noProof/>
                 <w:webHidden/>
               </w:rPr>
-              <w:instrText xml:space="preserve"> PAGEREF _Toc243392862 \h </w:instrText>
+              <w:instrText xml:space="preserve"> PAGEREF _Toc243393751 \h </w:instrText>
             </w:r>
             <w:r>
               <w:rPr>
@@ -717,7 +717,7 @@
               <w14:ligatures w14:val="standardContextual"/>
             </w:rPr>
           </w:pPr>
-          <w:hyperlink w:anchor="_Toc243392863" w:history="1">
+          <w:hyperlink w:anchor="_Toc243393752" w:history="1">
             <w:r>
               <w:rPr>
                 <w:rStyle w:val="Hyperlink"/>
@@ -744,7 +744,7 @@
                 <w:noProof/>
                 <w:webHidden/>
               </w:rPr>
-              <w:instrText xml:space="preserve"> PAGEREF _Toc243392863 \h </w:instrText>
+              <w:instrText xml:space="preserve"> PAGEREF _Toc243393752 \h </w:instrText>
             </w:r>
             <w:r>
               <w:rPr>
@@ -793,7 +793,7 @@
               <w14:ligatures w14:val="standardContextual"/>
             </w:rPr>
           </w:pPr>
-          <w:hyperlink w:anchor="_Toc243392864" w:history="1">
+          <w:hyperlink w:anchor="_Toc243393753" w:history="1">
             <w:r>
               <w:rPr>
                 <w:rStyle w:val="Hyperlink"/>
@@ -820,7 +820,7 @@
                 <w:noProof/>
                 <w:webHidden/>
               </w:rPr>
-              <w:instrText xml:space="preserve"> PAGEREF _Toc243392864 \h </w:instrText>
+              <w:instrText xml:space="preserve"> PAGEREF _Toc243393753 \h </w:instrText>
             </w:r>
             <w:r>
               <w:rPr>
@@ -869,7 +869,7 @@
               <w14:ligatures w14:val="standardContextual"/>
             </w:rPr>
           </w:pPr>
-          <w:hyperlink w:anchor="_Toc243392865" w:history="1">
+          <w:hyperlink w:anchor="_Toc243393754" w:history="1">
             <w:r>
               <w:rPr>
                 <w:rStyle w:val="Hyperlink"/>
@@ -896,7 +896,7 @@
                 <w:noProof/>
                 <w:webHidden/>
               </w:rPr>
-              <w:instrText xml:space="preserve"> PAGEREF _Toc243392865 \h </w:instrText>
+              <w:instrText xml:space="preserve"> PAGEREF _Toc243393754 \h </w:instrText>
             </w:r>
             <w:r>
               <w:rPr>
@@ -945,7 +945,7 @@
               <w14:ligatures w14:val="standardContextual"/>
             </w:rPr>
           </w:pPr>
-          <w:hyperlink w:anchor="_Toc243392866" w:history="1">
+          <w:hyperlink w:anchor="_Toc243393755" w:history="1">
             <w:r>
               <w:rPr>
                 <w:rStyle w:val="Hyperlink"/>
@@ -972,7 +972,7 @@
                 <w:noProof/>
                 <w:webHidden/>
               </w:rPr>
-              <w:instrText xml:space="preserve"> PAGEREF _Toc243392866 \h </w:instrText>
+              <w:instrText xml:space="preserve"> PAGEREF _Toc243393755 \h </w:instrText>
             </w:r>
             <w:r>
               <w:rPr>
@@ -1021,7 +1021,7 @@
               <w14:ligatures w14:val="standardContextual"/>
             </w:rPr>
           </w:pPr>
-          <w:hyperlink w:anchor="_Toc243392867" w:history="1">
+          <w:hyperlink w:anchor="_Toc243393756" w:history="1">
             <w:r>
               <w:rPr>
                 <w:rStyle w:val="Hyperlink"/>
@@ -1057,7 +1057,7 @@
                 <w:noProof/>
                 <w:webHidden/>
               </w:rPr>
-              <w:instrText xml:space="preserve"> PAGEREF _Toc243392867 \h </w:instrText>
+              <w:instrText xml:space="preserve"> PAGEREF _Toc243393756 \h </w:instrText>
             </w:r>
             <w:r>
               <w:rPr>
@@ -1106,7 +1106,7 @@
               <w14:ligatures w14:val="standardContextual"/>
             </w:rPr>
           </w:pPr>
-          <w:hyperlink w:anchor="_Toc243392868" w:history="1">
+          <w:hyperlink w:anchor="_Toc243393757" w:history="1">
             <w:r>
               <w:rPr>
                 <w:rStyle w:val="Hyperlink"/>
@@ -1133,7 +1133,7 @@
                 <w:noProof/>
                 <w:webHidden/>
               </w:rPr>
-              <w:instrText xml:space="preserve"> PAGEREF _Toc243392868 \h </w:instrText>
+              <w:instrText xml:space="preserve"> PAGEREF _Toc243393757 \h </w:instrText>
             </w:r>
             <w:r>
               <w:rPr>
@@ -1184,7 +1184,7 @@
               <w14:ligatures w14:val="standardContextual"/>
             </w:rPr>
           </w:pPr>
-          <w:hyperlink w:anchor="_Toc243392869" w:history="1">
+          <w:hyperlink w:anchor="_Toc243393758" w:history="1">
             <w:r>
               <w:rPr>
                 <w:rStyle w:val="Hyperlink"/>
@@ -1211,7 +1211,7 @@
                 <w:noProof/>
                 <w:webHidden/>
               </w:rPr>
-              <w:instrText xml:space="preserve"> PAGEREF _Toc243392869 \h </w:instrText>
+              <w:instrText xml:space="preserve"> PAGEREF _Toc243393758 \h </w:instrText>
             </w:r>
             <w:r>
               <w:rPr>
@@ -1260,7 +1260,7 @@
               <w14:ligatures w14:val="standardContextual"/>
             </w:rPr>
           </w:pPr>
-          <w:hyperlink w:anchor="_Toc243392870" w:history="1">
+          <w:hyperlink w:anchor="_Toc243393759" w:history="1">
             <w:r>
               <w:rPr>
                 <w:rStyle w:val="Hyperlink"/>
@@ -1287,7 +1287,7 @@
                 <w:noProof/>
                 <w:webHidden/>
               </w:rPr>
-              <w:instrText xml:space="preserve"> PAGEREF _Toc243392870 \h </w:instrText>
+              <w:instrText xml:space="preserve"> PAGEREF _Toc243393759 \h </w:instrText>
             </w:r>
             <w:r>
               <w:rPr>
@@ -1336,7 +1336,7 @@
               <w14:ligatures w14:val="standardContextual"/>
             </w:rPr>
           </w:pPr>
-          <w:hyperlink w:anchor="_Toc243392871" w:history="1">
+          <w:hyperlink w:anchor="_Toc243393760" w:history="1">
             <w:r>
               <w:rPr>
                 <w:rStyle w:val="Hyperlink"/>
@@ -1363,7 +1363,7 @@
                 <w:noProof/>
                 <w:webHidden/>
               </w:rPr>
-              <w:instrText xml:space="preserve"> PAGEREF _Toc243392871 \h </w:instrText>
+              <w:instrText xml:space="preserve"> PAGEREF _Toc243393760 \h </w:instrText>
             </w:r>
             <w:r>
               <w:rPr>
@@ -1412,7 +1412,7 @@
               <w14:ligatures w14:val="standardContextual"/>
             </w:rPr>
           </w:pPr>
-          <w:hyperlink w:anchor="_Toc243392872" w:history="1">
+          <w:hyperlink w:anchor="_Toc243393761" w:history="1">
             <w:r>
               <w:rPr>
                 <w:rStyle w:val="Hyperlink"/>
@@ -1439,7 +1439,7 @@
                 <w:noProof/>
                 <w:webHidden/>
               </w:rPr>
-              <w:instrText xml:space="preserve"> PAGEREF _Toc243392872 \h </w:instrText>
+              <w:instrText xml:space="preserve"> PAGEREF _Toc243393761 \h </w:instrText>
             </w:r>
             <w:r>
               <w:rPr>
@@ -1486,7 +1486,7 @@
               <w14:ligatures w14:val="standardContextual"/>
             </w:rPr>
           </w:pPr>
-          <w:hyperlink w:anchor="_Toc243392873" w:history="1">
+          <w:hyperlink w:anchor="_Toc243393762" w:history="1">
             <w:r>
               <w:rPr>
                 <w:rStyle w:val="Hyperlink"/>
@@ -1513,7 +1513,7 @@
                 <w:noProof/>
                 <w:webHidden/>
               </w:rPr>
-              <w:instrText xml:space="preserve"> PAGEREF _Toc243392873 \h </w:instrText>
+              <w:instrText xml:space="preserve"> PAGEREF _Toc243393762 \h </w:instrText>
             </w:r>
             <w:r>
               <w:rPr>
@@ -1560,7 +1560,7 @@
               <w14:ligatures w14:val="standardContextual"/>
             </w:rPr>
           </w:pPr>
-          <w:hyperlink w:anchor="_Toc243392874" w:history="1">
+          <w:hyperlink w:anchor="_Toc243393763" w:history="1">
             <w:r>
               <w:rPr>
                 <w:rStyle w:val="Hyperlink"/>
@@ -1587,7 +1587,7 @@
                 <w:noProof/>
                 <w:webHidden/>
               </w:rPr>
-              <w:instrText xml:space="preserve"> PAGEREF _Toc243392874 \h </w:instrText>
+              <w:instrText xml:space="preserve"> PAGEREF _Toc243393763 \h </w:instrText>
             </w:r>
             <w:r>
               <w:rPr>
@@ -1636,7 +1636,7 @@
               <w14:ligatures w14:val="standardContextual"/>
             </w:rPr>
           </w:pPr>
-          <w:hyperlink w:anchor="_Toc243392875" w:history="1">
+          <w:hyperlink w:anchor="_Toc243393764" w:history="1">
             <w:r>
               <w:rPr>
                 <w:rStyle w:val="Hyperlink"/>
@@ -1663,7 +1663,7 @@
                 <w:noProof/>
                 <w:webHidden/>
               </w:rPr>
-              <w:instrText xml:space="preserve"> PAGEREF _Toc243392875 \h </w:instrText>
+              <w:instrText xml:space="preserve"> PAGEREF _Toc243393764 \h </w:instrText>
             </w:r>
             <w:r>
               <w:rPr>
@@ -1714,7 +1714,7 @@
               <w14:ligatures w14:val="standardContextual"/>
             </w:rPr>
           </w:pPr>
-          <w:hyperlink w:anchor="_Toc243392876" w:history="1">
+          <w:hyperlink w:anchor="_Toc243393765" w:history="1">
             <w:r>
               <w:rPr>
                 <w:rStyle w:val="Hyperlink"/>
@@ -1741,7 +1741,7 @@
                 <w:noProof/>
                 <w:webHidden/>
               </w:rPr>
-              <w:instrText xml:space="preserve"> PAGEREF _Toc243392876 \h </w:instrText>
+              <w:instrText xml:space="preserve"> PAGEREF _Toc243393765 \h </w:instrText>
             </w:r>
             <w:r>
               <w:rPr>
@@ -1790,7 +1790,7 @@
               <w14:ligatures w14:val="standardContextual"/>
             </w:rPr>
           </w:pPr>
-          <w:hyperlink w:anchor="_Toc243392877" w:history="1">
+          <w:hyperlink w:anchor="_Toc243393766" w:history="1">
             <w:r>
               <w:rPr>
                 <w:rStyle w:val="Hyperlink"/>
@@ -1817,7 +1817,7 @@
                 <w:noProof/>
                 <w:webHidden/>
               </w:rPr>
-              <w:instrText xml:space="preserve"> PAGEREF _Toc243392877 \h </w:instrText>
+              <w:instrText xml:space="preserve"> PAGEREF _Toc243393766 \h </w:instrText>
             </w:r>
             <w:r>
               <w:rPr>
@@ -1866,7 +1866,7 @@
               <w14:ligatures w14:val="standardContextual"/>
             </w:rPr>
           </w:pPr>
-          <w:hyperlink w:anchor="_Toc243392878" w:history="1">
+          <w:hyperlink w:anchor="_Toc243393767" w:history="1">
             <w:r>
               <w:rPr>
                 <w:rStyle w:val="Hyperlink"/>
@@ -1893,7 +1893,7 @@
                 <w:noProof/>
                 <w:webHidden/>
               </w:rPr>
-              <w:instrText xml:space="preserve"> PAGEREF _Toc243392878 \h </w:instrText>
+              <w:instrText xml:space="preserve"> PAGEREF _Toc243393767 \h </w:instrText>
             </w:r>
             <w:r>
               <w:rPr>
@@ -1942,7 +1942,7 @@
               <w14:ligatures w14:val="standardContextual"/>
             </w:rPr>
           </w:pPr>
-          <w:hyperlink w:anchor="_Toc243392879" w:history="1">
+          <w:hyperlink w:anchor="_Toc243393768" w:history="1">
             <w:r>
               <w:rPr>
                 <w:rStyle w:val="Hyperlink"/>
@@ -1969,7 +1969,7 @@
                 <w:noProof/>
                 <w:webHidden/>
               </w:rPr>
-              <w:instrText xml:space="preserve"> PAGEREF _Toc243392879 \h </w:instrText>
+              <w:instrText xml:space="preserve"> PAGEREF _Toc243393768 \h </w:instrText>
             </w:r>
             <w:r>
               <w:rPr>
@@ -2018,7 +2018,7 @@
               <w14:ligatures w14:val="standardContextual"/>
             </w:rPr>
           </w:pPr>
-          <w:hyperlink w:anchor="_Toc243392880" w:history="1">
+          <w:hyperlink w:anchor="_Toc243393769" w:history="1">
             <w:r>
               <w:rPr>
                 <w:rStyle w:val="Hyperlink"/>
@@ -2045,7 +2045,7 @@
                 <w:noProof/>
                 <w:webHidden/>
               </w:rPr>
-              <w:instrText xml:space="preserve"> PAGEREF _Toc243392880 \h </w:instrText>
+              <w:instrText xml:space="preserve"> PAGEREF _Toc243393769 \h </w:instrText>
             </w:r>
             <w:r>
               <w:rPr>
@@ -2094,7 +2094,7 @@
               <w14:ligatures w14:val="standardContextual"/>
             </w:rPr>
           </w:pPr>
-          <w:hyperlink w:anchor="_Toc243392881" w:history="1">
+          <w:hyperlink w:anchor="_Toc243393770" w:history="1">
             <w:r>
               <w:rPr>
                 <w:rStyle w:val="Hyperlink"/>
@@ -2121,7 +2121,7 @@
                 <w:noProof/>
                 <w:webHidden/>
               </w:rPr>
-              <w:instrText xml:space="preserve"> PAGEREF _Toc243392881 \h </w:instrText>
+              <w:instrText xml:space="preserve"> PAGEREF _Toc243393770 \h </w:instrText>
             </w:r>
             <w:r>
               <w:rPr>
@@ -2170,7 +2170,7 @@
               <w14:ligatures w14:val="standardContextual"/>
             </w:rPr>
           </w:pPr>
-          <w:hyperlink w:anchor="_Toc243392882" w:history="1">
+          <w:hyperlink w:anchor="_Toc243393771" w:history="1">
             <w:r>
               <w:rPr>
                 <w:rStyle w:val="Hyperlink"/>
@@ -2197,7 +2197,7 @@
                 <w:noProof/>
                 <w:webHidden/>
               </w:rPr>
-              <w:instrText xml:space="preserve"> PAGEREF _Toc243392882 \h </w:instrText>
+              <w:instrText xml:space="preserve"> PAGEREF _Toc243393771 \h </w:instrText>
             </w:r>
             <w:r>
               <w:rPr>
@@ -2248,7 +2248,7 @@
               <w14:ligatures w14:val="standardContextual"/>
             </w:rPr>
           </w:pPr>
-          <w:hyperlink w:anchor="_Toc243392883" w:history="1">
+          <w:hyperlink w:anchor="_Toc243393772" w:history="1">
             <w:r>
               <w:rPr>
                 <w:rStyle w:val="Hyperlink"/>
@@ -2275,7 +2275,7 @@
                 <w:noProof/>
                 <w:webHidden/>
               </w:rPr>
-              <w:instrText xml:space="preserve"> PAGEREF _Toc243392883 \h </w:instrText>
+              <w:instrText xml:space="preserve"> PAGEREF _Toc243393772 \h </w:instrText>
             </w:r>
             <w:r>
               <w:rPr>
@@ -2324,7 +2324,7 @@
               <w14:ligatures w14:val="standardContextual"/>
             </w:rPr>
           </w:pPr>
-          <w:hyperlink w:anchor="_Toc243392884" w:history="1">
+          <w:hyperlink w:anchor="_Toc243393773" w:history="1">
             <w:r>
               <w:rPr>
                 <w:rStyle w:val="Hyperlink"/>
@@ -2351,7 +2351,7 @@
                 <w:noProof/>
                 <w:webHidden/>
               </w:rPr>
-              <w:instrText xml:space="preserve"> PAGEREF _Toc243392884 \h </w:instrText>
+              <w:instrText xml:space="preserve"> PAGEREF _Toc243393773 \h </w:instrText>
             </w:r>
             <w:r>
               <w:rPr>
@@ -2400,7 +2400,7 @@
               <w14:ligatures w14:val="standardContextual"/>
             </w:rPr>
           </w:pPr>
-          <w:hyperlink w:anchor="_Toc243392885" w:history="1">
+          <w:hyperlink w:anchor="_Toc243393774" w:history="1">
             <w:r>
               <w:rPr>
                 <w:rStyle w:val="Hyperlink"/>
@@ -2427,7 +2427,7 @@
                 <w:noProof/>
                 <w:webHidden/>
               </w:rPr>
-              <w:instrText xml:space="preserve"> PAGEREF _Toc243392885 \h </w:instrText>
+              <w:instrText xml:space="preserve"> PAGEREF _Toc243393774 \h </w:instrText>
             </w:r>
             <w:r>
               <w:rPr>
@@ -2476,7 +2476,7 @@
               <w14:ligatures w14:val="standardContextual"/>
             </w:rPr>
           </w:pPr>
-          <w:hyperlink w:anchor="_Toc243392886" w:history="1">
+          <w:hyperlink w:anchor="_Toc243393775" w:history="1">
             <w:r>
               <w:rPr>
                 <w:rStyle w:val="Hyperlink"/>
@@ -2503,7 +2503,7 @@
                 <w:noProof/>
                 <w:webHidden/>
               </w:rPr>
-              <w:instrText xml:space="preserve"> PAGEREF _Toc243392886 \h </w:instrText>
+              <w:instrText xml:space="preserve"> PAGEREF _Toc243393775 \h </w:instrText>
             </w:r>
             <w:r>
               <w:rPr>
@@ -2552,7 +2552,7 @@
               <w14:ligatures w14:val="standardContextual"/>
             </w:rPr>
           </w:pPr>
-          <w:hyperlink w:anchor="_Toc243392887" w:history="1">
+          <w:hyperlink w:anchor="_Toc243393776" w:history="1">
             <w:r>
               <w:rPr>
                 <w:rStyle w:val="Hyperlink"/>
@@ -2579,7 +2579,7 @@
                 <w:noProof/>
                 <w:webHidden/>
               </w:rPr>
-              <w:instrText xml:space="preserve"> PAGEREF _Toc243392887 \h </w:instrText>
+              <w:instrText xml:space="preserve"> PAGEREF _Toc243393776 \h </w:instrText>
             </w:r>
             <w:r>
               <w:rPr>
@@ -2630,7 +2630,7 @@
               <w14:ligatures w14:val="standardContextual"/>
             </w:rPr>
           </w:pPr>
-          <w:hyperlink w:anchor="_Toc243392888" w:history="1">
+          <w:hyperlink w:anchor="_Toc243393777" w:history="1">
             <w:r>
               <w:rPr>
                 <w:rStyle w:val="Hyperlink"/>
@@ -2657,7 +2657,7 @@
                 <w:noProof/>
                 <w:webHidden/>
               </w:rPr>
-              <w:instrText xml:space="preserve"> PAGEREF _Toc243392888 \h </w:instrText>
+              <w:instrText xml:space="preserve"> PAGEREF _Toc243393777 \h </w:instrText>
             </w:r>
             <w:r>
               <w:rPr>
@@ -2708,7 +2708,7 @@
               <w14:ligatures w14:val="standardContextual"/>
             </w:rPr>
           </w:pPr>
-          <w:hyperlink w:anchor="_Toc243392889" w:history="1">
+          <w:hyperlink w:anchor="_Toc243393778" w:history="1">
             <w:r>
               <w:rPr>
                 <w:rStyle w:val="Hyperlink"/>
@@ -2735,7 +2735,7 @@
                 <w:noProof/>
                 <w:webHidden/>
               </w:rPr>
-              <w:instrText xml:space="preserve"> PAGEREF _Toc243392889 \h </w:instrText>
+              <w:instrText xml:space="preserve"> PAGEREF _Toc243393778 \h </w:instrText>
             </w:r>
             <w:r>
               <w:rPr>
@@ -2782,7 +2782,7 @@
       <w:pPr>
         <w:pStyle w:val="Heading1"/>
       </w:pPr>
-      <w:bookmarkStart w:id="1" w:name="_Toc243392858"/>
+      <w:bookmarkStart w:id="1" w:name="_Toc243393747"/>
       <w:r>
         <w:lastRenderedPageBreak/>
         <w:t>List</w:t>
@@ -4288,7 +4288,7 @@
       <w:r>
         <w:fldChar w:fldCharType="end"/>
       </w:r>
-      <w:bookmarkStart w:id="2" w:name="_Toc243392859"/>
+      <w:bookmarkStart w:id="2" w:name="_Toc243393748"/>
       <w:r>
         <w:t>List of Tables</w:t>
       </w:r>
@@ -4319,7 +4319,7 @@
       <w:r>
         <w:fldChar w:fldCharType="separate"/>
       </w:r>
-      <w:hyperlink w:anchor="_Toc243392890" w:history="1">
+      <w:hyperlink w:anchor="_Toc243393779" w:history="1">
         <w:r>
           <w:rPr>
             <w:rStyle w:val="Hyperlink"/>
@@ -4346,7 +4346,7 @@
             <w:noProof/>
             <w:webHidden/>
           </w:rPr>
-          <w:instrText xml:space="preserve"> PAGEREF _Toc243392890 \h </w:instrText>
+          <w:instrText xml:space="preserve"> PAGEREF _Toc243393779 \h </w:instrText>
         </w:r>
         <w:r>
           <w:rPr>
@@ -4393,7 +4393,7 @@
           <w14:ligatures w14:val="standardContextual"/>
         </w:rPr>
       </w:pPr>
-      <w:hyperlink w:anchor="_Toc243392891" w:history="1">
+      <w:hyperlink w:anchor="_Toc243393780" w:history="1">
         <w:r>
           <w:rPr>
             <w:rStyle w:val="Hyperlink"/>
@@ -4420,7 +4420,7 @@
             <w:noProof/>
             <w:webHidden/>
           </w:rPr>
-          <w:instrText xml:space="preserve"> PAGEREF _Toc243392891 \h </w:instrText>
+          <w:instrText xml:space="preserve"> PAGEREF _Toc243393780 \h </w:instrText>
         </w:r>
         <w:r>
           <w:rPr>
@@ -4465,7 +4465,7 @@
       <w:pPr>
         <w:pStyle w:val="Heading1"/>
       </w:pPr>
-      <w:bookmarkStart w:id="3" w:name="_Toc243392860"/>
+      <w:bookmarkStart w:id="3" w:name="_Toc243393749"/>
       <w:r>
         <w:rPr>
           <w:color w:val="0F4761" w:themeColor="accent1" w:themeShade="BF"/>
@@ -4484,7 +4484,7 @@
       <w:pPr>
         <w:pStyle w:val="Heading2"/>
       </w:pPr>
-      <w:bookmarkStart w:id="4" w:name="_Toc243392861"/>
+      <w:bookmarkStart w:id="4" w:name="_Toc243393750"/>
       <w:r>
         <w:t>1.1 Background</w:t>
       </w:r>
@@ -4519,7 +4519,7 @@
       <w:pPr>
         <w:pStyle w:val="Heading2"/>
       </w:pPr>
-      <w:bookmarkStart w:id="5" w:name="_Toc243392862"/>
+      <w:bookmarkStart w:id="5" w:name="_Toc243393751"/>
       <w:r>
         <w:t xml:space="preserve">1.2 Study </w:t>
       </w:r>
@@ -4561,7 +4561,7 @@
       <w:pPr>
         <w:pStyle w:val="Heading1"/>
       </w:pPr>
-      <w:bookmarkStart w:id="6" w:name="_Toc243392863"/>
+      <w:bookmarkStart w:id="6" w:name="_Toc243393752"/>
       <w:r>
         <w:t>2. Overview of existing research</w:t>
       </w:r>
@@ -4576,7 +4576,7 @@
       <w:pPr>
         <w:pStyle w:val="Heading2"/>
       </w:pPr>
-      <w:bookmarkStart w:id="7" w:name="_Toc243392864"/>
+      <w:bookmarkStart w:id="7" w:name="_Toc243393753"/>
       <w:r>
         <w:t>2.1 Animal movement/telemetry</w:t>
       </w:r>
@@ -4622,7 +4622,7 @@
       <w:pPr>
         <w:pStyle w:val="Heading2"/>
       </w:pPr>
-      <w:bookmarkStart w:id="8" w:name="_Toc243392865"/>
+      <w:bookmarkStart w:id="8" w:name="_Toc243393754"/>
       <w:r>
         <w:t>2.2 Snake spatial ecology</w:t>
       </w:r>
@@ -4637,7 +4637,7 @@
       <w:pPr>
         <w:pStyle w:val="Heading2"/>
       </w:pPr>
-      <w:bookmarkStart w:id="9" w:name="_Toc243392866"/>
+      <w:bookmarkStart w:id="9" w:name="_Toc243393755"/>
       <w:r>
         <w:t>2.3 Python home range</w:t>
       </w:r>
@@ -4810,7 +4810,7 @@
       <w:pPr>
         <w:pStyle w:val="Heading2"/>
       </w:pPr>
-      <w:bookmarkStart w:id="10" w:name="_Toc243392867"/>
+      <w:bookmarkStart w:id="10" w:name="_Toc243393756"/>
       <w:r>
         <w:t xml:space="preserve">2.4 </w:t>
       </w:r>
@@ -4828,7 +4828,7 @@
       <w:pPr>
         <w:pStyle w:val="Heading2"/>
       </w:pPr>
-      <w:bookmarkStart w:id="11" w:name="_Toc243392868"/>
+      <w:bookmarkStart w:id="11" w:name="_Toc243393757"/>
       <w:r>
         <w:t>2.5 Methodological literature</w:t>
       </w:r>
@@ -4839,7 +4839,7 @@
       <w:pPr>
         <w:pStyle w:val="Heading1"/>
       </w:pPr>
-      <w:bookmarkStart w:id="12" w:name="_Toc243392869"/>
+      <w:bookmarkStart w:id="12" w:name="_Toc243393758"/>
       <w:r>
         <w:t>3.</w:t>
       </w:r>
@@ -4852,7 +4852,7 @@
       <w:pPr>
         <w:pStyle w:val="Heading2"/>
       </w:pPr>
-      <w:bookmarkStart w:id="13" w:name="_Toc243392870"/>
+      <w:bookmarkStart w:id="13" w:name="_Toc243393759"/>
       <w:r>
         <w:t>3.</w:t>
       </w:r>
@@ -4870,7 +4870,7 @@
       <w:pPr>
         <w:pStyle w:val="Heading2"/>
       </w:pPr>
-      <w:bookmarkStart w:id="14" w:name="_Toc243392871"/>
+      <w:bookmarkStart w:id="14" w:name="_Toc243393760"/>
       <w:r>
         <w:t>3.</w:t>
       </w:r>
@@ -4918,7 +4918,7 @@
       <w:pPr>
         <w:pStyle w:val="Heading2"/>
       </w:pPr>
-      <w:bookmarkStart w:id="15" w:name="_Toc243392872"/>
+      <w:bookmarkStart w:id="15" w:name="_Toc243393761"/>
       <w:r>
         <w:t>3.</w:t>
       </w:r>
@@ -4932,7 +4932,7 @@
       <w:pPr>
         <w:pStyle w:val="Heading3"/>
       </w:pPr>
-      <w:bookmarkStart w:id="16" w:name="_Toc243392873"/>
+      <w:bookmarkStart w:id="16" w:name="_Toc243393762"/>
       <w:r>
         <w:t>3.</w:t>
       </w:r>
@@ -4946,7 +4946,7 @@
       <w:pPr>
         <w:pStyle w:val="Heading3"/>
       </w:pPr>
-      <w:bookmarkStart w:id="17" w:name="_Toc243392874"/>
+      <w:bookmarkStart w:id="17" w:name="_Toc243393763"/>
       <w:r>
         <w:t>3.</w:t>
       </w:r>
@@ -4960,7 +4960,7 @@
       <w:pPr>
         <w:pStyle w:val="Heading2"/>
       </w:pPr>
-      <w:bookmarkStart w:id="18" w:name="_Toc243392875"/>
+      <w:bookmarkStart w:id="18" w:name="_Toc243393764"/>
       <w:r>
         <w:t>3.</w:t>
       </w:r>
@@ -4974,7 +4974,7 @@
       <w:pPr>
         <w:pStyle w:val="Heading1"/>
       </w:pPr>
-      <w:bookmarkStart w:id="19" w:name="_Toc243392876"/>
+      <w:bookmarkStart w:id="19" w:name="_Toc243393765"/>
       <w:r>
         <w:t>4.</w:t>
       </w:r>
@@ -4987,7 +4987,7 @@
       <w:pPr>
         <w:pStyle w:val="Heading2"/>
       </w:pPr>
-      <w:bookmarkStart w:id="20" w:name="_Toc243392877"/>
+      <w:bookmarkStart w:id="20" w:name="_Toc243393766"/>
       <w:r>
         <w:t>4.</w:t>
       </w:r>
@@ -5001,7 +5001,7 @@
       <w:pPr>
         <w:pStyle w:val="Heading2"/>
       </w:pPr>
-      <w:bookmarkStart w:id="21" w:name="_Toc243392878"/>
+      <w:bookmarkStart w:id="21" w:name="_Toc243393767"/>
       <w:r>
         <w:lastRenderedPageBreak/>
         <w:t>4.</w:t>
@@ -5017,7 +5017,7 @@
         <w:pStyle w:val="Caption"/>
         <w:keepNext/>
       </w:pPr>
-      <w:bookmarkStart w:id="22" w:name="_Toc243392890"/>
+      <w:bookmarkStart w:id="22" w:name="_Toc243393779"/>
       <w:r>
         <w:t xml:space="preserve">Table </w:t>
       </w:r>
@@ -8630,7 +8630,7 @@
       <w:pPr>
         <w:pStyle w:val="Heading2"/>
       </w:pPr>
-      <w:bookmarkStart w:id="23" w:name="_Toc243392879"/>
+      <w:bookmarkStart w:id="23" w:name="_Toc243393768"/>
       <w:r>
         <w:t>4.</w:t>
       </w:r>
@@ -8645,7 +8645,7 @@
         <w:pStyle w:val="Caption"/>
         <w:keepNext/>
       </w:pPr>
-      <w:bookmarkStart w:id="24" w:name="_Toc243392891"/>
+      <w:bookmarkStart w:id="24" w:name="_Toc243393780"/>
       <w:r>
         <w:t xml:space="preserve">Table </w:t>
       </w:r>
@@ -8823,51 +8823,91 @@
         <w:tc>
           <w:tcPr>
             <w:tcW w:w="1573" w:type="dxa"/>
-          </w:tcPr>
-          <w:p>
-            <w:pPr>
-              <w:cnfStyle w:val="000000100000" w:firstRow="0" w:lastRow="0" w:firstColumn="0" w:lastColumn="0" w:oddVBand="0" w:evenVBand="0" w:oddHBand="1" w:evenHBand="0" w:firstRowFirstColumn="0" w:firstRowLastColumn="0" w:lastRowFirstColumn="0" w:lastRowLastColumn="0"/>
-            </w:pPr>
+            <w:vAlign w:val="bottom"/>
+          </w:tcPr>
+          <w:p>
+            <w:pPr>
+              <w:cnfStyle w:val="000000100000" w:firstRow="0" w:lastRow="0" w:firstColumn="0" w:lastColumn="0" w:oddVBand="0" w:evenVBand="0" w:oddHBand="1" w:evenHBand="0" w:firstRowFirstColumn="0" w:firstRowLastColumn="0" w:lastRowFirstColumn="0" w:lastRowLastColumn="0"/>
+            </w:pPr>
+            <w:r>
+              <w:rPr>
+                <w:rFonts w:ascii="Aptos Narrow" w:hAnsi="Aptos Narrow"/>
+                <w:color w:val="000000"/>
+              </w:rPr>
+              <w:t>1.45</w:t>
+            </w:r>
           </w:p>
         </w:tc>
         <w:tc>
           <w:tcPr>
             <w:tcW w:w="1559" w:type="dxa"/>
-          </w:tcPr>
-          <w:p>
-            <w:pPr>
-              <w:cnfStyle w:val="000000100000" w:firstRow="0" w:lastRow="0" w:firstColumn="0" w:lastColumn="0" w:oddVBand="0" w:evenVBand="0" w:oddHBand="1" w:evenHBand="0" w:firstRowFirstColumn="0" w:firstRowLastColumn="0" w:lastRowFirstColumn="0" w:lastRowLastColumn="0"/>
-            </w:pPr>
+            <w:vAlign w:val="bottom"/>
+          </w:tcPr>
+          <w:p>
+            <w:pPr>
+              <w:cnfStyle w:val="000000100000" w:firstRow="0" w:lastRow="0" w:firstColumn="0" w:lastColumn="0" w:oddVBand="0" w:evenVBand="0" w:oddHBand="1" w:evenHBand="0" w:firstRowFirstColumn="0" w:firstRowLastColumn="0" w:lastRowFirstColumn="0" w:lastRowLastColumn="0"/>
+            </w:pPr>
+            <w:r>
+              <w:rPr>
+                <w:rFonts w:ascii="Aptos Narrow" w:hAnsi="Aptos Narrow"/>
+                <w:color w:val="000000"/>
+              </w:rPr>
+              <w:t>2.9</w:t>
+            </w:r>
           </w:p>
         </w:tc>
         <w:tc>
           <w:tcPr>
             <w:tcW w:w="1701" w:type="dxa"/>
-          </w:tcPr>
-          <w:p>
-            <w:pPr>
-              <w:cnfStyle w:val="000000100000" w:firstRow="0" w:lastRow="0" w:firstColumn="0" w:lastColumn="0" w:oddVBand="0" w:evenVBand="0" w:oddHBand="1" w:evenHBand="0" w:firstRowFirstColumn="0" w:firstRowLastColumn="0" w:lastRowFirstColumn="0" w:lastRowLastColumn="0"/>
-            </w:pPr>
+            <w:vAlign w:val="bottom"/>
+          </w:tcPr>
+          <w:p>
+            <w:pPr>
+              <w:cnfStyle w:val="000000100000" w:firstRow="0" w:lastRow="0" w:firstColumn="0" w:lastColumn="0" w:oddVBand="0" w:evenVBand="0" w:oddHBand="1" w:evenHBand="0" w:firstRowFirstColumn="0" w:firstRowLastColumn="0" w:lastRowFirstColumn="0" w:lastRowLastColumn="0"/>
+            </w:pPr>
+            <w:r>
+              <w:rPr>
+                <w:rFonts w:ascii="Aptos Narrow" w:hAnsi="Aptos Narrow"/>
+                <w:color w:val="000000"/>
+              </w:rPr>
+              <w:t>0.29</w:t>
+            </w:r>
           </w:p>
         </w:tc>
         <w:tc>
           <w:tcPr>
             <w:tcW w:w="1701" w:type="dxa"/>
-          </w:tcPr>
-          <w:p>
-            <w:pPr>
-              <w:cnfStyle w:val="000000100000" w:firstRow="0" w:lastRow="0" w:firstColumn="0" w:lastColumn="0" w:oddVBand="0" w:evenVBand="0" w:oddHBand="1" w:evenHBand="0" w:firstRowFirstColumn="0" w:firstRowLastColumn="0" w:lastRowFirstColumn="0" w:lastRowLastColumn="0"/>
-            </w:pPr>
+            <w:vAlign w:val="bottom"/>
+          </w:tcPr>
+          <w:p>
+            <w:pPr>
+              <w:cnfStyle w:val="000000100000" w:firstRow="0" w:lastRow="0" w:firstColumn="0" w:lastColumn="0" w:oddVBand="0" w:evenVBand="0" w:oddHBand="1" w:evenHBand="0" w:firstRowFirstColumn="0" w:firstRowLastColumn="0" w:lastRowFirstColumn="0" w:lastRowLastColumn="0"/>
+            </w:pPr>
+            <w:r>
+              <w:rPr>
+                <w:rFonts w:ascii="Aptos Narrow" w:hAnsi="Aptos Narrow"/>
+                <w:color w:val="000000"/>
+              </w:rPr>
+              <w:t>0.58</w:t>
+            </w:r>
           </w:p>
         </w:tc>
         <w:tc>
           <w:tcPr>
             <w:tcW w:w="1984" w:type="dxa"/>
-          </w:tcPr>
-          <w:p>
-            <w:pPr>
-              <w:cnfStyle w:val="000000100000" w:firstRow="0" w:lastRow="0" w:firstColumn="0" w:lastColumn="0" w:oddVBand="0" w:evenVBand="0" w:oddHBand="1" w:evenHBand="0" w:firstRowFirstColumn="0" w:firstRowLastColumn="0" w:lastRowFirstColumn="0" w:lastRowLastColumn="0"/>
-            </w:pPr>
+            <w:vAlign w:val="bottom"/>
+          </w:tcPr>
+          <w:p>
+            <w:pPr>
+              <w:cnfStyle w:val="000000100000" w:firstRow="0" w:lastRow="0" w:firstColumn="0" w:lastColumn="0" w:oddVBand="0" w:evenVBand="0" w:oddHBand="1" w:evenHBand="0" w:firstRowFirstColumn="0" w:firstRowLastColumn="0" w:lastRowFirstColumn="0" w:lastRowLastColumn="0"/>
+            </w:pPr>
+            <w:r>
+              <w:rPr>
+                <w:rFonts w:ascii="Aptos Narrow" w:hAnsi="Aptos Narrow"/>
+                <w:color w:val="000000"/>
+              </w:rPr>
+              <w:t>1.16</w:t>
+            </w:r>
           </w:p>
         </w:tc>
       </w:tr>
@@ -8891,51 +8931,91 @@
         <w:tc>
           <w:tcPr>
             <w:tcW w:w="1573" w:type="dxa"/>
+            <w:vAlign w:val="bottom"/>
           </w:tcPr>
           <w:p>
             <w:pPr>
               <w:cnfStyle w:val="000000000000" w:firstRow="0" w:lastRow="0" w:firstColumn="0" w:lastColumn="0" w:oddVBand="0" w:evenVBand="0" w:oddHBand="0" w:evenHBand="0" w:firstRowFirstColumn="0" w:firstRowLastColumn="0" w:lastRowFirstColumn="0" w:lastRowLastColumn="0"/>
             </w:pPr>
+            <w:r>
+              <w:rPr>
+                <w:rFonts w:ascii="Aptos Narrow" w:hAnsi="Aptos Narrow"/>
+                <w:color w:val="000000"/>
+              </w:rPr>
+              <w:t>0.74</w:t>
+            </w:r>
           </w:p>
         </w:tc>
         <w:tc>
           <w:tcPr>
             <w:tcW w:w="1559" w:type="dxa"/>
+            <w:vAlign w:val="bottom"/>
           </w:tcPr>
           <w:p>
             <w:pPr>
               <w:cnfStyle w:val="000000000000" w:firstRow="0" w:lastRow="0" w:firstColumn="0" w:lastColumn="0" w:oddVBand="0" w:evenVBand="0" w:oddHBand="0" w:evenHBand="0" w:firstRowFirstColumn="0" w:firstRowLastColumn="0" w:lastRowFirstColumn="0" w:lastRowLastColumn="0"/>
             </w:pPr>
+            <w:r>
+              <w:rPr>
+                <w:rFonts w:ascii="Aptos Narrow" w:hAnsi="Aptos Narrow"/>
+                <w:color w:val="000000"/>
+              </w:rPr>
+              <w:t>1.47</w:t>
+            </w:r>
           </w:p>
         </w:tc>
         <w:tc>
           <w:tcPr>
             <w:tcW w:w="1701" w:type="dxa"/>
+            <w:vAlign w:val="bottom"/>
           </w:tcPr>
           <w:p>
             <w:pPr>
               <w:cnfStyle w:val="000000000000" w:firstRow="0" w:lastRow="0" w:firstColumn="0" w:lastColumn="0" w:oddVBand="0" w:evenVBand="0" w:oddHBand="0" w:evenHBand="0" w:firstRowFirstColumn="0" w:firstRowLastColumn="0" w:lastRowFirstColumn="0" w:lastRowLastColumn="0"/>
             </w:pPr>
+            <w:r>
+              <w:rPr>
+                <w:rFonts w:ascii="Aptos Narrow" w:hAnsi="Aptos Narrow"/>
+                <w:color w:val="000000"/>
+              </w:rPr>
+              <w:t>0.15</w:t>
+            </w:r>
           </w:p>
         </w:tc>
         <w:tc>
           <w:tcPr>
             <w:tcW w:w="1701" w:type="dxa"/>
+            <w:vAlign w:val="bottom"/>
           </w:tcPr>
           <w:p>
             <w:pPr>
               <w:cnfStyle w:val="000000000000" w:firstRow="0" w:lastRow="0" w:firstColumn="0" w:lastColumn="0" w:oddVBand="0" w:evenVBand="0" w:oddHBand="0" w:evenHBand="0" w:firstRowFirstColumn="0" w:firstRowLastColumn="0" w:lastRowFirstColumn="0" w:lastRowLastColumn="0"/>
             </w:pPr>
+            <w:r>
+              <w:rPr>
+                <w:rFonts w:ascii="Aptos Narrow" w:hAnsi="Aptos Narrow"/>
+                <w:color w:val="000000"/>
+              </w:rPr>
+              <w:t>0.29</w:t>
+            </w:r>
           </w:p>
         </w:tc>
         <w:tc>
           <w:tcPr>
             <w:tcW w:w="1984" w:type="dxa"/>
+            <w:vAlign w:val="bottom"/>
           </w:tcPr>
           <w:p>
             <w:pPr>
               <w:cnfStyle w:val="000000000000" w:firstRow="0" w:lastRow="0" w:firstColumn="0" w:lastColumn="0" w:oddVBand="0" w:evenVBand="0" w:oddHBand="0" w:evenHBand="0" w:firstRowFirstColumn="0" w:firstRowLastColumn="0" w:lastRowFirstColumn="0" w:lastRowLastColumn="0"/>
             </w:pPr>
+            <w:r>
+              <w:rPr>
+                <w:rFonts w:ascii="Aptos Narrow" w:hAnsi="Aptos Narrow"/>
+                <w:color w:val="000000"/>
+              </w:rPr>
+              <w:t>0.59</w:t>
+            </w:r>
           </w:p>
         </w:tc>
       </w:tr>
@@ -8962,51 +9042,91 @@
         <w:tc>
           <w:tcPr>
             <w:tcW w:w="1573" w:type="dxa"/>
-          </w:tcPr>
-          <w:p>
-            <w:pPr>
-              <w:cnfStyle w:val="000000100000" w:firstRow="0" w:lastRow="0" w:firstColumn="0" w:lastColumn="0" w:oddVBand="0" w:evenVBand="0" w:oddHBand="1" w:evenHBand="0" w:firstRowFirstColumn="0" w:firstRowLastColumn="0" w:lastRowFirstColumn="0" w:lastRowLastColumn="0"/>
-            </w:pPr>
+            <w:vAlign w:val="bottom"/>
+          </w:tcPr>
+          <w:p>
+            <w:pPr>
+              <w:cnfStyle w:val="000000100000" w:firstRow="0" w:lastRow="0" w:firstColumn="0" w:lastColumn="0" w:oddVBand="0" w:evenVBand="0" w:oddHBand="1" w:evenHBand="0" w:firstRowFirstColumn="0" w:firstRowLastColumn="0" w:lastRowFirstColumn="0" w:lastRowLastColumn="0"/>
+            </w:pPr>
+            <w:r>
+              <w:rPr>
+                <w:rFonts w:ascii="Aptos Narrow" w:hAnsi="Aptos Narrow"/>
+                <w:color w:val="000000"/>
+              </w:rPr>
+              <w:t>0.47</w:t>
+            </w:r>
           </w:p>
         </w:tc>
         <w:tc>
           <w:tcPr>
             <w:tcW w:w="1559" w:type="dxa"/>
-          </w:tcPr>
-          <w:p>
-            <w:pPr>
-              <w:cnfStyle w:val="000000100000" w:firstRow="0" w:lastRow="0" w:firstColumn="0" w:lastColumn="0" w:oddVBand="0" w:evenVBand="0" w:oddHBand="1" w:evenHBand="0" w:firstRowFirstColumn="0" w:firstRowLastColumn="0" w:lastRowFirstColumn="0" w:lastRowLastColumn="0"/>
-            </w:pPr>
+            <w:vAlign w:val="bottom"/>
+          </w:tcPr>
+          <w:p>
+            <w:pPr>
+              <w:cnfStyle w:val="000000100000" w:firstRow="0" w:lastRow="0" w:firstColumn="0" w:lastColumn="0" w:oddVBand="0" w:evenVBand="0" w:oddHBand="1" w:evenHBand="0" w:firstRowFirstColumn="0" w:firstRowLastColumn="0" w:lastRowFirstColumn="0" w:lastRowLastColumn="0"/>
+            </w:pPr>
+            <w:r>
+              <w:rPr>
+                <w:rFonts w:ascii="Aptos Narrow" w:hAnsi="Aptos Narrow"/>
+                <w:color w:val="000000"/>
+              </w:rPr>
+              <w:t>0.94</w:t>
+            </w:r>
           </w:p>
         </w:tc>
         <w:tc>
           <w:tcPr>
             <w:tcW w:w="1701" w:type="dxa"/>
-          </w:tcPr>
-          <w:p>
-            <w:pPr>
-              <w:cnfStyle w:val="000000100000" w:firstRow="0" w:lastRow="0" w:firstColumn="0" w:lastColumn="0" w:oddVBand="0" w:evenVBand="0" w:oddHBand="1" w:evenHBand="0" w:firstRowFirstColumn="0" w:firstRowLastColumn="0" w:lastRowFirstColumn="0" w:lastRowLastColumn="0"/>
-            </w:pPr>
+            <w:vAlign w:val="bottom"/>
+          </w:tcPr>
+          <w:p>
+            <w:pPr>
+              <w:cnfStyle w:val="000000100000" w:firstRow="0" w:lastRow="0" w:firstColumn="0" w:lastColumn="0" w:oddVBand="0" w:evenVBand="0" w:oddHBand="1" w:evenHBand="0" w:firstRowFirstColumn="0" w:firstRowLastColumn="0" w:lastRowFirstColumn="0" w:lastRowLastColumn="0"/>
+            </w:pPr>
+            <w:r>
+              <w:rPr>
+                <w:rFonts w:ascii="Aptos Narrow" w:hAnsi="Aptos Narrow"/>
+                <w:color w:val="000000"/>
+              </w:rPr>
+              <w:t>0.09</w:t>
+            </w:r>
           </w:p>
         </w:tc>
         <w:tc>
           <w:tcPr>
             <w:tcW w:w="1701" w:type="dxa"/>
-          </w:tcPr>
-          <w:p>
-            <w:pPr>
-              <w:cnfStyle w:val="000000100000" w:firstRow="0" w:lastRow="0" w:firstColumn="0" w:lastColumn="0" w:oddVBand="0" w:evenVBand="0" w:oddHBand="1" w:evenHBand="0" w:firstRowFirstColumn="0" w:firstRowLastColumn="0" w:lastRowFirstColumn="0" w:lastRowLastColumn="0"/>
-            </w:pPr>
+            <w:vAlign w:val="bottom"/>
+          </w:tcPr>
+          <w:p>
+            <w:pPr>
+              <w:cnfStyle w:val="000000100000" w:firstRow="0" w:lastRow="0" w:firstColumn="0" w:lastColumn="0" w:oddVBand="0" w:evenVBand="0" w:oddHBand="1" w:evenHBand="0" w:firstRowFirstColumn="0" w:firstRowLastColumn="0" w:lastRowFirstColumn="0" w:lastRowLastColumn="0"/>
+            </w:pPr>
+            <w:r>
+              <w:rPr>
+                <w:rFonts w:ascii="Aptos Narrow" w:hAnsi="Aptos Narrow"/>
+                <w:color w:val="000000"/>
+              </w:rPr>
+              <w:t>0.19</w:t>
+            </w:r>
           </w:p>
         </w:tc>
         <w:tc>
           <w:tcPr>
             <w:tcW w:w="1984" w:type="dxa"/>
-          </w:tcPr>
-          <w:p>
-            <w:pPr>
-              <w:cnfStyle w:val="000000100000" w:firstRow="0" w:lastRow="0" w:firstColumn="0" w:lastColumn="0" w:oddVBand="0" w:evenVBand="0" w:oddHBand="1" w:evenHBand="0" w:firstRowFirstColumn="0" w:firstRowLastColumn="0" w:lastRowFirstColumn="0" w:lastRowLastColumn="0"/>
-            </w:pPr>
+            <w:vAlign w:val="bottom"/>
+          </w:tcPr>
+          <w:p>
+            <w:pPr>
+              <w:cnfStyle w:val="000000100000" w:firstRow="0" w:lastRow="0" w:firstColumn="0" w:lastColumn="0" w:oddVBand="0" w:evenVBand="0" w:oddHBand="1" w:evenHBand="0" w:firstRowFirstColumn="0" w:firstRowLastColumn="0" w:lastRowFirstColumn="0" w:lastRowLastColumn="0"/>
+            </w:pPr>
+            <w:r>
+              <w:rPr>
+                <w:rFonts w:ascii="Aptos Narrow" w:hAnsi="Aptos Narrow"/>
+                <w:color w:val="000000"/>
+              </w:rPr>
+              <w:t>0.38</w:t>
+            </w:r>
           </w:p>
         </w:tc>
       </w:tr>
@@ -9030,51 +9150,91 @@
         <w:tc>
           <w:tcPr>
             <w:tcW w:w="1573" w:type="dxa"/>
+            <w:vAlign w:val="bottom"/>
           </w:tcPr>
           <w:p>
             <w:pPr>
               <w:cnfStyle w:val="000000000000" w:firstRow="0" w:lastRow="0" w:firstColumn="0" w:lastColumn="0" w:oddVBand="0" w:evenVBand="0" w:oddHBand="0" w:evenHBand="0" w:firstRowFirstColumn="0" w:firstRowLastColumn="0" w:lastRowFirstColumn="0" w:lastRowLastColumn="0"/>
             </w:pPr>
+            <w:r>
+              <w:rPr>
+                <w:rFonts w:ascii="Aptos Narrow" w:hAnsi="Aptos Narrow"/>
+                <w:color w:val="000000"/>
+              </w:rPr>
+              <w:t>0.05</w:t>
+            </w:r>
           </w:p>
         </w:tc>
         <w:tc>
           <w:tcPr>
             <w:tcW w:w="1559" w:type="dxa"/>
+            <w:vAlign w:val="bottom"/>
           </w:tcPr>
           <w:p>
             <w:pPr>
               <w:cnfStyle w:val="000000000000" w:firstRow="0" w:lastRow="0" w:firstColumn="0" w:lastColumn="0" w:oddVBand="0" w:evenVBand="0" w:oddHBand="0" w:evenHBand="0" w:firstRowFirstColumn="0" w:firstRowLastColumn="0" w:lastRowFirstColumn="0" w:lastRowLastColumn="0"/>
             </w:pPr>
+            <w:r>
+              <w:rPr>
+                <w:rFonts w:ascii="Aptos Narrow" w:hAnsi="Aptos Narrow"/>
+                <w:color w:val="000000"/>
+              </w:rPr>
+              <w:t>0.1</w:t>
+            </w:r>
           </w:p>
         </w:tc>
         <w:tc>
           <w:tcPr>
             <w:tcW w:w="1701" w:type="dxa"/>
+            <w:vAlign w:val="bottom"/>
           </w:tcPr>
           <w:p>
             <w:pPr>
               <w:cnfStyle w:val="000000000000" w:firstRow="0" w:lastRow="0" w:firstColumn="0" w:lastColumn="0" w:oddVBand="0" w:evenVBand="0" w:oddHBand="0" w:evenHBand="0" w:firstRowFirstColumn="0" w:firstRowLastColumn="0" w:lastRowFirstColumn="0" w:lastRowLastColumn="0"/>
             </w:pPr>
+            <w:r>
+              <w:rPr>
+                <w:rFonts w:ascii="Aptos Narrow" w:hAnsi="Aptos Narrow"/>
+                <w:color w:val="000000"/>
+              </w:rPr>
+              <w:t>0.01</w:t>
+            </w:r>
           </w:p>
         </w:tc>
         <w:tc>
           <w:tcPr>
             <w:tcW w:w="1701" w:type="dxa"/>
+            <w:vAlign w:val="bottom"/>
           </w:tcPr>
           <w:p>
             <w:pPr>
               <w:cnfStyle w:val="000000000000" w:firstRow="0" w:lastRow="0" w:firstColumn="0" w:lastColumn="0" w:oddVBand="0" w:evenVBand="0" w:oddHBand="0" w:evenHBand="0" w:firstRowFirstColumn="0" w:firstRowLastColumn="0" w:lastRowFirstColumn="0" w:lastRowLastColumn="0"/>
             </w:pPr>
+            <w:r>
+              <w:rPr>
+                <w:rFonts w:ascii="Aptos Narrow" w:hAnsi="Aptos Narrow"/>
+                <w:color w:val="000000"/>
+              </w:rPr>
+              <w:t>0.02</w:t>
+            </w:r>
           </w:p>
         </w:tc>
         <w:tc>
           <w:tcPr>
             <w:tcW w:w="1984" w:type="dxa"/>
+            <w:vAlign w:val="bottom"/>
           </w:tcPr>
           <w:p>
             <w:pPr>
               <w:cnfStyle w:val="000000000000" w:firstRow="0" w:lastRow="0" w:firstColumn="0" w:lastColumn="0" w:oddVBand="0" w:evenVBand="0" w:oddHBand="0" w:evenHBand="0" w:firstRowFirstColumn="0" w:firstRowLastColumn="0" w:lastRowFirstColumn="0" w:lastRowLastColumn="0"/>
             </w:pPr>
+            <w:r>
+              <w:rPr>
+                <w:rFonts w:ascii="Aptos Narrow" w:hAnsi="Aptos Narrow"/>
+                <w:color w:val="000000"/>
+              </w:rPr>
+              <w:t>0.04</w:t>
+            </w:r>
           </w:p>
         </w:tc>
       </w:tr>
@@ -9101,51 +9261,91 @@
         <w:tc>
           <w:tcPr>
             <w:tcW w:w="1573" w:type="dxa"/>
-          </w:tcPr>
-          <w:p>
-            <w:pPr>
-              <w:cnfStyle w:val="000000100000" w:firstRow="0" w:lastRow="0" w:firstColumn="0" w:lastColumn="0" w:oddVBand="0" w:evenVBand="0" w:oddHBand="1" w:evenHBand="0" w:firstRowFirstColumn="0" w:firstRowLastColumn="0" w:lastRowFirstColumn="0" w:lastRowLastColumn="0"/>
-            </w:pPr>
+            <w:vAlign w:val="bottom"/>
+          </w:tcPr>
+          <w:p>
+            <w:pPr>
+              <w:cnfStyle w:val="000000100000" w:firstRow="0" w:lastRow="0" w:firstColumn="0" w:lastColumn="0" w:oddVBand="0" w:evenVBand="0" w:oddHBand="1" w:evenHBand="0" w:firstRowFirstColumn="0" w:firstRowLastColumn="0" w:lastRowFirstColumn="0" w:lastRowLastColumn="0"/>
+            </w:pPr>
+            <w:r>
+              <w:rPr>
+                <w:rFonts w:ascii="Aptos Narrow" w:hAnsi="Aptos Narrow"/>
+                <w:color w:val="000000"/>
+              </w:rPr>
+              <w:t>0.29</w:t>
+            </w:r>
           </w:p>
         </w:tc>
         <w:tc>
           <w:tcPr>
             <w:tcW w:w="1559" w:type="dxa"/>
-          </w:tcPr>
-          <w:p>
-            <w:pPr>
-              <w:cnfStyle w:val="000000100000" w:firstRow="0" w:lastRow="0" w:firstColumn="0" w:lastColumn="0" w:oddVBand="0" w:evenVBand="0" w:oddHBand="1" w:evenHBand="0" w:firstRowFirstColumn="0" w:firstRowLastColumn="0" w:lastRowFirstColumn="0" w:lastRowLastColumn="0"/>
-            </w:pPr>
+            <w:vAlign w:val="bottom"/>
+          </w:tcPr>
+          <w:p>
+            <w:pPr>
+              <w:cnfStyle w:val="000000100000" w:firstRow="0" w:lastRow="0" w:firstColumn="0" w:lastColumn="0" w:oddVBand="0" w:evenVBand="0" w:oddHBand="1" w:evenHBand="0" w:firstRowFirstColumn="0" w:firstRowLastColumn="0" w:lastRowFirstColumn="0" w:lastRowLastColumn="0"/>
+            </w:pPr>
+            <w:r>
+              <w:rPr>
+                <w:rFonts w:ascii="Aptos Narrow" w:hAnsi="Aptos Narrow"/>
+                <w:color w:val="000000"/>
+              </w:rPr>
+              <w:t>0.59</w:t>
+            </w:r>
           </w:p>
         </w:tc>
         <w:tc>
           <w:tcPr>
             <w:tcW w:w="1701" w:type="dxa"/>
-          </w:tcPr>
-          <w:p>
-            <w:pPr>
-              <w:cnfStyle w:val="000000100000" w:firstRow="0" w:lastRow="0" w:firstColumn="0" w:lastColumn="0" w:oddVBand="0" w:evenVBand="0" w:oddHBand="1" w:evenHBand="0" w:firstRowFirstColumn="0" w:firstRowLastColumn="0" w:lastRowFirstColumn="0" w:lastRowLastColumn="0"/>
-            </w:pPr>
+            <w:vAlign w:val="bottom"/>
+          </w:tcPr>
+          <w:p>
+            <w:pPr>
+              <w:cnfStyle w:val="000000100000" w:firstRow="0" w:lastRow="0" w:firstColumn="0" w:lastColumn="0" w:oddVBand="0" w:evenVBand="0" w:oddHBand="1" w:evenHBand="0" w:firstRowFirstColumn="0" w:firstRowLastColumn="0" w:lastRowFirstColumn="0" w:lastRowLastColumn="0"/>
+            </w:pPr>
+            <w:r>
+              <w:rPr>
+                <w:rFonts w:ascii="Aptos Narrow" w:hAnsi="Aptos Narrow"/>
+                <w:color w:val="000000"/>
+              </w:rPr>
+              <w:t>0.06</w:t>
+            </w:r>
           </w:p>
         </w:tc>
         <w:tc>
           <w:tcPr>
             <w:tcW w:w="1701" w:type="dxa"/>
-          </w:tcPr>
-          <w:p>
-            <w:pPr>
-              <w:cnfStyle w:val="000000100000" w:firstRow="0" w:lastRow="0" w:firstColumn="0" w:lastColumn="0" w:oddVBand="0" w:evenVBand="0" w:oddHBand="1" w:evenHBand="0" w:firstRowFirstColumn="0" w:firstRowLastColumn="0" w:lastRowFirstColumn="0" w:lastRowLastColumn="0"/>
-            </w:pPr>
+            <w:vAlign w:val="bottom"/>
+          </w:tcPr>
+          <w:p>
+            <w:pPr>
+              <w:cnfStyle w:val="000000100000" w:firstRow="0" w:lastRow="0" w:firstColumn="0" w:lastColumn="0" w:oddVBand="0" w:evenVBand="0" w:oddHBand="1" w:evenHBand="0" w:firstRowFirstColumn="0" w:firstRowLastColumn="0" w:lastRowFirstColumn="0" w:lastRowLastColumn="0"/>
+            </w:pPr>
+            <w:r>
+              <w:rPr>
+                <w:rFonts w:ascii="Aptos Narrow" w:hAnsi="Aptos Narrow"/>
+                <w:color w:val="000000"/>
+              </w:rPr>
+              <w:t>0.12</w:t>
+            </w:r>
           </w:p>
         </w:tc>
         <w:tc>
           <w:tcPr>
             <w:tcW w:w="1984" w:type="dxa"/>
-          </w:tcPr>
-          <w:p>
-            <w:pPr>
-              <w:cnfStyle w:val="000000100000" w:firstRow="0" w:lastRow="0" w:firstColumn="0" w:lastColumn="0" w:oddVBand="0" w:evenVBand="0" w:oddHBand="1" w:evenHBand="0" w:firstRowFirstColumn="0" w:firstRowLastColumn="0" w:lastRowFirstColumn="0" w:lastRowLastColumn="0"/>
-            </w:pPr>
+            <w:vAlign w:val="bottom"/>
+          </w:tcPr>
+          <w:p>
+            <w:pPr>
+              <w:cnfStyle w:val="000000100000" w:firstRow="0" w:lastRow="0" w:firstColumn="0" w:lastColumn="0" w:oddVBand="0" w:evenVBand="0" w:oddHBand="1" w:evenHBand="0" w:firstRowFirstColumn="0" w:firstRowLastColumn="0" w:lastRowFirstColumn="0" w:lastRowLastColumn="0"/>
+            </w:pPr>
+            <w:r>
+              <w:rPr>
+                <w:rFonts w:ascii="Aptos Narrow" w:hAnsi="Aptos Narrow"/>
+                <w:color w:val="000000"/>
+              </w:rPr>
+              <w:t>0.23</w:t>
+            </w:r>
           </w:p>
         </w:tc>
       </w:tr>
@@ -9169,51 +9369,91 @@
         <w:tc>
           <w:tcPr>
             <w:tcW w:w="1573" w:type="dxa"/>
+            <w:vAlign w:val="bottom"/>
           </w:tcPr>
           <w:p>
             <w:pPr>
               <w:cnfStyle w:val="000000000000" w:firstRow="0" w:lastRow="0" w:firstColumn="0" w:lastColumn="0" w:oddVBand="0" w:evenVBand="0" w:oddHBand="0" w:evenHBand="0" w:firstRowFirstColumn="0" w:firstRowLastColumn="0" w:lastRowFirstColumn="0" w:lastRowLastColumn="0"/>
             </w:pPr>
+            <w:r>
+              <w:rPr>
+                <w:rFonts w:ascii="Aptos Narrow" w:hAnsi="Aptos Narrow"/>
+                <w:color w:val="000000"/>
+              </w:rPr>
+              <w:t>0.08</w:t>
+            </w:r>
           </w:p>
         </w:tc>
         <w:tc>
           <w:tcPr>
             <w:tcW w:w="1559" w:type="dxa"/>
+            <w:vAlign w:val="bottom"/>
           </w:tcPr>
           <w:p>
             <w:pPr>
               <w:cnfStyle w:val="000000000000" w:firstRow="0" w:lastRow="0" w:firstColumn="0" w:lastColumn="0" w:oddVBand="0" w:evenVBand="0" w:oddHBand="0" w:evenHBand="0" w:firstRowFirstColumn="0" w:firstRowLastColumn="0" w:lastRowFirstColumn="0" w:lastRowLastColumn="0"/>
             </w:pPr>
+            <w:r>
+              <w:rPr>
+                <w:rFonts w:ascii="Aptos Narrow" w:hAnsi="Aptos Narrow"/>
+                <w:color w:val="000000"/>
+              </w:rPr>
+              <w:t>0.15</w:t>
+            </w:r>
           </w:p>
         </w:tc>
         <w:tc>
           <w:tcPr>
             <w:tcW w:w="1701" w:type="dxa"/>
+            <w:vAlign w:val="bottom"/>
           </w:tcPr>
           <w:p>
             <w:pPr>
               <w:cnfStyle w:val="000000000000" w:firstRow="0" w:lastRow="0" w:firstColumn="0" w:lastColumn="0" w:oddVBand="0" w:evenVBand="0" w:oddHBand="0" w:evenHBand="0" w:firstRowFirstColumn="0" w:firstRowLastColumn="0" w:lastRowFirstColumn="0" w:lastRowLastColumn="0"/>
             </w:pPr>
+            <w:r>
+              <w:rPr>
+                <w:rFonts w:ascii="Aptos Narrow" w:hAnsi="Aptos Narrow"/>
+                <w:color w:val="000000"/>
+              </w:rPr>
+              <w:t>0.02</w:t>
+            </w:r>
           </w:p>
         </w:tc>
         <w:tc>
           <w:tcPr>
             <w:tcW w:w="1701" w:type="dxa"/>
+            <w:vAlign w:val="bottom"/>
           </w:tcPr>
           <w:p>
             <w:pPr>
               <w:cnfStyle w:val="000000000000" w:firstRow="0" w:lastRow="0" w:firstColumn="0" w:lastColumn="0" w:oddVBand="0" w:evenVBand="0" w:oddHBand="0" w:evenHBand="0" w:firstRowFirstColumn="0" w:firstRowLastColumn="0" w:lastRowFirstColumn="0" w:lastRowLastColumn="0"/>
             </w:pPr>
+            <w:r>
+              <w:rPr>
+                <w:rFonts w:ascii="Aptos Narrow" w:hAnsi="Aptos Narrow"/>
+                <w:color w:val="000000"/>
+              </w:rPr>
+              <w:t>0.03</w:t>
+            </w:r>
           </w:p>
         </w:tc>
         <w:tc>
           <w:tcPr>
             <w:tcW w:w="1984" w:type="dxa"/>
+            <w:vAlign w:val="bottom"/>
           </w:tcPr>
           <w:p>
             <w:pPr>
               <w:cnfStyle w:val="000000000000" w:firstRow="0" w:lastRow="0" w:firstColumn="0" w:lastColumn="0" w:oddVBand="0" w:evenVBand="0" w:oddHBand="0" w:evenHBand="0" w:firstRowFirstColumn="0" w:firstRowLastColumn="0" w:lastRowFirstColumn="0" w:lastRowLastColumn="0"/>
             </w:pPr>
+            <w:r>
+              <w:rPr>
+                <w:rFonts w:ascii="Aptos Narrow" w:hAnsi="Aptos Narrow"/>
+                <w:color w:val="000000"/>
+              </w:rPr>
+              <w:t>0.06</w:t>
+            </w:r>
           </w:p>
         </w:tc>
       </w:tr>
@@ -9240,51 +9480,91 @@
         <w:tc>
           <w:tcPr>
             <w:tcW w:w="1573" w:type="dxa"/>
-          </w:tcPr>
-          <w:p>
-            <w:pPr>
-              <w:cnfStyle w:val="000000100000" w:firstRow="0" w:lastRow="0" w:firstColumn="0" w:lastColumn="0" w:oddVBand="0" w:evenVBand="0" w:oddHBand="1" w:evenHBand="0" w:firstRowFirstColumn="0" w:firstRowLastColumn="0" w:lastRowFirstColumn="0" w:lastRowLastColumn="0"/>
-            </w:pPr>
+            <w:vAlign w:val="bottom"/>
+          </w:tcPr>
+          <w:p>
+            <w:pPr>
+              <w:cnfStyle w:val="000000100000" w:firstRow="0" w:lastRow="0" w:firstColumn="0" w:lastColumn="0" w:oddVBand="0" w:evenVBand="0" w:oddHBand="1" w:evenHBand="0" w:firstRowFirstColumn="0" w:firstRowLastColumn="0" w:lastRowFirstColumn="0" w:lastRowLastColumn="0"/>
+            </w:pPr>
+            <w:r>
+              <w:rPr>
+                <w:rFonts w:ascii="Aptos Narrow" w:hAnsi="Aptos Narrow"/>
+                <w:color w:val="000000"/>
+              </w:rPr>
+              <w:t>0.29</w:t>
+            </w:r>
           </w:p>
         </w:tc>
         <w:tc>
           <w:tcPr>
             <w:tcW w:w="1559" w:type="dxa"/>
-          </w:tcPr>
-          <w:p>
-            <w:pPr>
-              <w:cnfStyle w:val="000000100000" w:firstRow="0" w:lastRow="0" w:firstColumn="0" w:lastColumn="0" w:oddVBand="0" w:evenVBand="0" w:oddHBand="1" w:evenHBand="0" w:firstRowFirstColumn="0" w:firstRowLastColumn="0" w:lastRowFirstColumn="0" w:lastRowLastColumn="0"/>
-            </w:pPr>
+            <w:vAlign w:val="bottom"/>
+          </w:tcPr>
+          <w:p>
+            <w:pPr>
+              <w:cnfStyle w:val="000000100000" w:firstRow="0" w:lastRow="0" w:firstColumn="0" w:lastColumn="0" w:oddVBand="0" w:evenVBand="0" w:oddHBand="1" w:evenHBand="0" w:firstRowFirstColumn="0" w:firstRowLastColumn="0" w:lastRowFirstColumn="0" w:lastRowLastColumn="0"/>
+            </w:pPr>
+            <w:r>
+              <w:rPr>
+                <w:rFonts w:ascii="Aptos Narrow" w:hAnsi="Aptos Narrow"/>
+                <w:color w:val="000000"/>
+              </w:rPr>
+              <w:t>0.58</w:t>
+            </w:r>
           </w:p>
         </w:tc>
         <w:tc>
           <w:tcPr>
             <w:tcW w:w="1701" w:type="dxa"/>
-          </w:tcPr>
-          <w:p>
-            <w:pPr>
-              <w:cnfStyle w:val="000000100000" w:firstRow="0" w:lastRow="0" w:firstColumn="0" w:lastColumn="0" w:oddVBand="0" w:evenVBand="0" w:oddHBand="1" w:evenHBand="0" w:firstRowFirstColumn="0" w:firstRowLastColumn="0" w:lastRowFirstColumn="0" w:lastRowLastColumn="0"/>
-            </w:pPr>
+            <w:vAlign w:val="bottom"/>
+          </w:tcPr>
+          <w:p>
+            <w:pPr>
+              <w:cnfStyle w:val="000000100000" w:firstRow="0" w:lastRow="0" w:firstColumn="0" w:lastColumn="0" w:oddVBand="0" w:evenVBand="0" w:oddHBand="1" w:evenHBand="0" w:firstRowFirstColumn="0" w:firstRowLastColumn="0" w:lastRowFirstColumn="0" w:lastRowLastColumn="0"/>
+            </w:pPr>
+            <w:r>
+              <w:rPr>
+                <w:rFonts w:ascii="Aptos Narrow" w:hAnsi="Aptos Narrow"/>
+                <w:color w:val="000000"/>
+              </w:rPr>
+              <w:t>0.06</w:t>
+            </w:r>
           </w:p>
         </w:tc>
         <w:tc>
           <w:tcPr>
             <w:tcW w:w="1701" w:type="dxa"/>
-          </w:tcPr>
-          <w:p>
-            <w:pPr>
-              <w:cnfStyle w:val="000000100000" w:firstRow="0" w:lastRow="0" w:firstColumn="0" w:lastColumn="0" w:oddVBand="0" w:evenVBand="0" w:oddHBand="1" w:evenHBand="0" w:firstRowFirstColumn="0" w:firstRowLastColumn="0" w:lastRowFirstColumn="0" w:lastRowLastColumn="0"/>
-            </w:pPr>
+            <w:vAlign w:val="bottom"/>
+          </w:tcPr>
+          <w:p>
+            <w:pPr>
+              <w:cnfStyle w:val="000000100000" w:firstRow="0" w:lastRow="0" w:firstColumn="0" w:lastColumn="0" w:oddVBand="0" w:evenVBand="0" w:oddHBand="1" w:evenHBand="0" w:firstRowFirstColumn="0" w:firstRowLastColumn="0" w:lastRowFirstColumn="0" w:lastRowLastColumn="0"/>
+            </w:pPr>
+            <w:r>
+              <w:rPr>
+                <w:rFonts w:ascii="Aptos Narrow" w:hAnsi="Aptos Narrow"/>
+                <w:color w:val="000000"/>
+              </w:rPr>
+              <w:t>0.12</w:t>
+            </w:r>
           </w:p>
         </w:tc>
         <w:tc>
           <w:tcPr>
             <w:tcW w:w="1984" w:type="dxa"/>
-          </w:tcPr>
-          <w:p>
-            <w:pPr>
-              <w:cnfStyle w:val="000000100000" w:firstRow="0" w:lastRow="0" w:firstColumn="0" w:lastColumn="0" w:oddVBand="0" w:evenVBand="0" w:oddHBand="1" w:evenHBand="0" w:firstRowFirstColumn="0" w:firstRowLastColumn="0" w:lastRowFirstColumn="0" w:lastRowLastColumn="0"/>
-            </w:pPr>
+            <w:vAlign w:val="bottom"/>
+          </w:tcPr>
+          <w:p>
+            <w:pPr>
+              <w:cnfStyle w:val="000000100000" w:firstRow="0" w:lastRow="0" w:firstColumn="0" w:lastColumn="0" w:oddVBand="0" w:evenVBand="0" w:oddHBand="1" w:evenHBand="0" w:firstRowFirstColumn="0" w:firstRowLastColumn="0" w:lastRowFirstColumn="0" w:lastRowLastColumn="0"/>
+            </w:pPr>
+            <w:r>
+              <w:rPr>
+                <w:rFonts w:ascii="Aptos Narrow" w:hAnsi="Aptos Narrow"/>
+                <w:color w:val="000000"/>
+              </w:rPr>
+              <w:t>0.23</w:t>
+            </w:r>
           </w:p>
         </w:tc>
       </w:tr>
@@ -9308,51 +9588,91 @@
         <w:tc>
           <w:tcPr>
             <w:tcW w:w="1573" w:type="dxa"/>
+            <w:vAlign w:val="bottom"/>
           </w:tcPr>
           <w:p>
             <w:pPr>
               <w:cnfStyle w:val="000000000000" w:firstRow="0" w:lastRow="0" w:firstColumn="0" w:lastColumn="0" w:oddVBand="0" w:evenVBand="0" w:oddHBand="0" w:evenHBand="0" w:firstRowFirstColumn="0" w:firstRowLastColumn="0" w:lastRowFirstColumn="0" w:lastRowLastColumn="0"/>
             </w:pPr>
+            <w:r>
+              <w:rPr>
+                <w:rFonts w:ascii="Aptos Narrow" w:hAnsi="Aptos Narrow"/>
+                <w:color w:val="000000"/>
+              </w:rPr>
+              <w:t>0.04</w:t>
+            </w:r>
           </w:p>
         </w:tc>
         <w:tc>
           <w:tcPr>
             <w:tcW w:w="1559" w:type="dxa"/>
+            <w:vAlign w:val="bottom"/>
           </w:tcPr>
           <w:p>
             <w:pPr>
               <w:cnfStyle w:val="000000000000" w:firstRow="0" w:lastRow="0" w:firstColumn="0" w:lastColumn="0" w:oddVBand="0" w:evenVBand="0" w:oddHBand="0" w:evenHBand="0" w:firstRowFirstColumn="0" w:firstRowLastColumn="0" w:lastRowFirstColumn="0" w:lastRowLastColumn="0"/>
             </w:pPr>
+            <w:r>
+              <w:rPr>
+                <w:rFonts w:ascii="Aptos Narrow" w:hAnsi="Aptos Narrow"/>
+                <w:color w:val="000000"/>
+              </w:rPr>
+              <w:t>0.07</w:t>
+            </w:r>
           </w:p>
         </w:tc>
         <w:tc>
           <w:tcPr>
             <w:tcW w:w="1701" w:type="dxa"/>
+            <w:vAlign w:val="bottom"/>
           </w:tcPr>
           <w:p>
             <w:pPr>
               <w:cnfStyle w:val="000000000000" w:firstRow="0" w:lastRow="0" w:firstColumn="0" w:lastColumn="0" w:oddVBand="0" w:evenVBand="0" w:oddHBand="0" w:evenHBand="0" w:firstRowFirstColumn="0" w:firstRowLastColumn="0" w:lastRowFirstColumn="0" w:lastRowLastColumn="0"/>
             </w:pPr>
+            <w:r>
+              <w:rPr>
+                <w:rFonts w:ascii="Aptos Narrow" w:hAnsi="Aptos Narrow"/>
+                <w:color w:val="000000"/>
+              </w:rPr>
+              <w:t>0.01</w:t>
+            </w:r>
           </w:p>
         </w:tc>
         <w:tc>
           <w:tcPr>
             <w:tcW w:w="1701" w:type="dxa"/>
+            <w:vAlign w:val="bottom"/>
           </w:tcPr>
           <w:p>
             <w:pPr>
               <w:cnfStyle w:val="000000000000" w:firstRow="0" w:lastRow="0" w:firstColumn="0" w:lastColumn="0" w:oddVBand="0" w:evenVBand="0" w:oddHBand="0" w:evenHBand="0" w:firstRowFirstColumn="0" w:firstRowLastColumn="0" w:lastRowFirstColumn="0" w:lastRowLastColumn="0"/>
             </w:pPr>
+            <w:r>
+              <w:rPr>
+                <w:rFonts w:ascii="Aptos Narrow" w:hAnsi="Aptos Narrow"/>
+                <w:color w:val="000000"/>
+              </w:rPr>
+              <w:t>0.01</w:t>
+            </w:r>
           </w:p>
         </w:tc>
         <w:tc>
           <w:tcPr>
             <w:tcW w:w="1984" w:type="dxa"/>
+            <w:vAlign w:val="bottom"/>
           </w:tcPr>
           <w:p>
             <w:pPr>
               <w:cnfStyle w:val="000000000000" w:firstRow="0" w:lastRow="0" w:firstColumn="0" w:lastColumn="0" w:oddVBand="0" w:evenVBand="0" w:oddHBand="0" w:evenHBand="0" w:firstRowFirstColumn="0" w:firstRowLastColumn="0" w:lastRowFirstColumn="0" w:lastRowLastColumn="0"/>
             </w:pPr>
+            <w:r>
+              <w:rPr>
+                <w:rFonts w:ascii="Aptos Narrow" w:hAnsi="Aptos Narrow"/>
+                <w:color w:val="000000"/>
+              </w:rPr>
+              <w:t>0.03</w:t>
+            </w:r>
           </w:p>
         </w:tc>
       </w:tr>
@@ -9379,51 +9699,91 @@
         <w:tc>
           <w:tcPr>
             <w:tcW w:w="1573" w:type="dxa"/>
-          </w:tcPr>
-          <w:p>
-            <w:pPr>
-              <w:cnfStyle w:val="000000100000" w:firstRow="0" w:lastRow="0" w:firstColumn="0" w:lastColumn="0" w:oddVBand="0" w:evenVBand="0" w:oddHBand="1" w:evenHBand="0" w:firstRowFirstColumn="0" w:firstRowLastColumn="0" w:lastRowFirstColumn="0" w:lastRowLastColumn="0"/>
-            </w:pPr>
+            <w:vAlign w:val="bottom"/>
+          </w:tcPr>
+          <w:p>
+            <w:pPr>
+              <w:cnfStyle w:val="000000100000" w:firstRow="0" w:lastRow="0" w:firstColumn="0" w:lastColumn="0" w:oddVBand="0" w:evenVBand="0" w:oddHBand="1" w:evenHBand="0" w:firstRowFirstColumn="0" w:firstRowLastColumn="0" w:lastRowFirstColumn="0" w:lastRowLastColumn="0"/>
+            </w:pPr>
+            <w:r>
+              <w:rPr>
+                <w:rFonts w:ascii="Aptos Narrow" w:hAnsi="Aptos Narrow"/>
+                <w:color w:val="000000"/>
+              </w:rPr>
+              <w:t>0.04</w:t>
+            </w:r>
           </w:p>
         </w:tc>
         <w:tc>
           <w:tcPr>
             <w:tcW w:w="1559" w:type="dxa"/>
-          </w:tcPr>
-          <w:p>
-            <w:pPr>
-              <w:cnfStyle w:val="000000100000" w:firstRow="0" w:lastRow="0" w:firstColumn="0" w:lastColumn="0" w:oddVBand="0" w:evenVBand="0" w:oddHBand="1" w:evenHBand="0" w:firstRowFirstColumn="0" w:firstRowLastColumn="0" w:lastRowFirstColumn="0" w:lastRowLastColumn="0"/>
-            </w:pPr>
+            <w:vAlign w:val="bottom"/>
+          </w:tcPr>
+          <w:p>
+            <w:pPr>
+              <w:cnfStyle w:val="000000100000" w:firstRow="0" w:lastRow="0" w:firstColumn="0" w:lastColumn="0" w:oddVBand="0" w:evenVBand="0" w:oddHBand="1" w:evenHBand="0" w:firstRowFirstColumn="0" w:firstRowLastColumn="0" w:lastRowFirstColumn="0" w:lastRowLastColumn="0"/>
+            </w:pPr>
+            <w:r>
+              <w:rPr>
+                <w:rFonts w:ascii="Aptos Narrow" w:hAnsi="Aptos Narrow"/>
+                <w:color w:val="000000"/>
+              </w:rPr>
+              <w:t>0.09</w:t>
+            </w:r>
           </w:p>
         </w:tc>
         <w:tc>
           <w:tcPr>
             <w:tcW w:w="1701" w:type="dxa"/>
-          </w:tcPr>
-          <w:p>
-            <w:pPr>
-              <w:cnfStyle w:val="000000100000" w:firstRow="0" w:lastRow="0" w:firstColumn="0" w:lastColumn="0" w:oddVBand="0" w:evenVBand="0" w:oddHBand="1" w:evenHBand="0" w:firstRowFirstColumn="0" w:firstRowLastColumn="0" w:lastRowFirstColumn="0" w:lastRowLastColumn="0"/>
-            </w:pPr>
+            <w:vAlign w:val="bottom"/>
+          </w:tcPr>
+          <w:p>
+            <w:pPr>
+              <w:cnfStyle w:val="000000100000" w:firstRow="0" w:lastRow="0" w:firstColumn="0" w:lastColumn="0" w:oddVBand="0" w:evenVBand="0" w:oddHBand="1" w:evenHBand="0" w:firstRowFirstColumn="0" w:firstRowLastColumn="0" w:lastRowFirstColumn="0" w:lastRowLastColumn="0"/>
+            </w:pPr>
+            <w:r>
+              <w:rPr>
+                <w:rFonts w:ascii="Aptos Narrow" w:hAnsi="Aptos Narrow"/>
+                <w:color w:val="000000"/>
+              </w:rPr>
+              <w:t>0.01</w:t>
+            </w:r>
           </w:p>
         </w:tc>
         <w:tc>
           <w:tcPr>
             <w:tcW w:w="1701" w:type="dxa"/>
-          </w:tcPr>
-          <w:p>
-            <w:pPr>
-              <w:cnfStyle w:val="000000100000" w:firstRow="0" w:lastRow="0" w:firstColumn="0" w:lastColumn="0" w:oddVBand="0" w:evenVBand="0" w:oddHBand="1" w:evenHBand="0" w:firstRowFirstColumn="0" w:firstRowLastColumn="0" w:lastRowFirstColumn="0" w:lastRowLastColumn="0"/>
-            </w:pPr>
+            <w:vAlign w:val="bottom"/>
+          </w:tcPr>
+          <w:p>
+            <w:pPr>
+              <w:cnfStyle w:val="000000100000" w:firstRow="0" w:lastRow="0" w:firstColumn="0" w:lastColumn="0" w:oddVBand="0" w:evenVBand="0" w:oddHBand="1" w:evenHBand="0" w:firstRowFirstColumn="0" w:firstRowLastColumn="0" w:lastRowFirstColumn="0" w:lastRowLastColumn="0"/>
+            </w:pPr>
+            <w:r>
+              <w:rPr>
+                <w:rFonts w:ascii="Aptos Narrow" w:hAnsi="Aptos Narrow"/>
+                <w:color w:val="000000"/>
+              </w:rPr>
+              <w:t>0.02</w:t>
+            </w:r>
           </w:p>
         </w:tc>
         <w:tc>
           <w:tcPr>
             <w:tcW w:w="1984" w:type="dxa"/>
-          </w:tcPr>
-          <w:p>
-            <w:pPr>
-              <w:cnfStyle w:val="000000100000" w:firstRow="0" w:lastRow="0" w:firstColumn="0" w:lastColumn="0" w:oddVBand="0" w:evenVBand="0" w:oddHBand="1" w:evenHBand="0" w:firstRowFirstColumn="0" w:firstRowLastColumn="0" w:lastRowFirstColumn="0" w:lastRowLastColumn="0"/>
-            </w:pPr>
+            <w:vAlign w:val="bottom"/>
+          </w:tcPr>
+          <w:p>
+            <w:pPr>
+              <w:cnfStyle w:val="000000100000" w:firstRow="0" w:lastRow="0" w:firstColumn="0" w:lastColumn="0" w:oddVBand="0" w:evenVBand="0" w:oddHBand="1" w:evenHBand="0" w:firstRowFirstColumn="0" w:firstRowLastColumn="0" w:lastRowFirstColumn="0" w:lastRowLastColumn="0"/>
+            </w:pPr>
+            <w:r>
+              <w:rPr>
+                <w:rFonts w:ascii="Aptos Narrow" w:hAnsi="Aptos Narrow"/>
+                <w:color w:val="000000"/>
+              </w:rPr>
+              <w:t>0.04</w:t>
+            </w:r>
           </w:p>
         </w:tc>
       </w:tr>
@@ -9447,51 +9807,91 @@
         <w:tc>
           <w:tcPr>
             <w:tcW w:w="1573" w:type="dxa"/>
+            <w:vAlign w:val="bottom"/>
           </w:tcPr>
           <w:p>
             <w:pPr>
               <w:cnfStyle w:val="000000000000" w:firstRow="0" w:lastRow="0" w:firstColumn="0" w:lastColumn="0" w:oddVBand="0" w:evenVBand="0" w:oddHBand="0" w:evenHBand="0" w:firstRowFirstColumn="0" w:firstRowLastColumn="0" w:lastRowFirstColumn="0" w:lastRowLastColumn="0"/>
             </w:pPr>
+            <w:r>
+              <w:rPr>
+                <w:rFonts w:ascii="Aptos Narrow" w:hAnsi="Aptos Narrow"/>
+                <w:color w:val="000000"/>
+              </w:rPr>
+              <w:t>0.24</w:t>
+            </w:r>
           </w:p>
         </w:tc>
         <w:tc>
           <w:tcPr>
             <w:tcW w:w="1559" w:type="dxa"/>
+            <w:vAlign w:val="bottom"/>
           </w:tcPr>
           <w:p>
             <w:pPr>
               <w:cnfStyle w:val="000000000000" w:firstRow="0" w:lastRow="0" w:firstColumn="0" w:lastColumn="0" w:oddVBand="0" w:evenVBand="0" w:oddHBand="0" w:evenHBand="0" w:firstRowFirstColumn="0" w:firstRowLastColumn="0" w:lastRowFirstColumn="0" w:lastRowLastColumn="0"/>
             </w:pPr>
+            <w:r>
+              <w:rPr>
+                <w:rFonts w:ascii="Aptos Narrow" w:hAnsi="Aptos Narrow"/>
+                <w:color w:val="000000"/>
+              </w:rPr>
+              <w:t>0.48</w:t>
+            </w:r>
           </w:p>
         </w:tc>
         <w:tc>
           <w:tcPr>
             <w:tcW w:w="1701" w:type="dxa"/>
+            <w:vAlign w:val="bottom"/>
           </w:tcPr>
           <w:p>
             <w:pPr>
               <w:cnfStyle w:val="000000000000" w:firstRow="0" w:lastRow="0" w:firstColumn="0" w:lastColumn="0" w:oddVBand="0" w:evenVBand="0" w:oddHBand="0" w:evenHBand="0" w:firstRowFirstColumn="0" w:firstRowLastColumn="0" w:lastRowFirstColumn="0" w:lastRowLastColumn="0"/>
             </w:pPr>
+            <w:r>
+              <w:rPr>
+                <w:rFonts w:ascii="Aptos Narrow" w:hAnsi="Aptos Narrow"/>
+                <w:color w:val="000000"/>
+              </w:rPr>
+              <w:t>0.05</w:t>
+            </w:r>
           </w:p>
         </w:tc>
         <w:tc>
           <w:tcPr>
             <w:tcW w:w="1701" w:type="dxa"/>
+            <w:vAlign w:val="bottom"/>
           </w:tcPr>
           <w:p>
             <w:pPr>
               <w:cnfStyle w:val="000000000000" w:firstRow="0" w:lastRow="0" w:firstColumn="0" w:lastColumn="0" w:oddVBand="0" w:evenVBand="0" w:oddHBand="0" w:evenHBand="0" w:firstRowFirstColumn="0" w:firstRowLastColumn="0" w:lastRowFirstColumn="0" w:lastRowLastColumn="0"/>
             </w:pPr>
+            <w:r>
+              <w:rPr>
+                <w:rFonts w:ascii="Aptos Narrow" w:hAnsi="Aptos Narrow"/>
+                <w:color w:val="000000"/>
+              </w:rPr>
+              <w:t>0.1</w:t>
+            </w:r>
           </w:p>
         </w:tc>
         <w:tc>
           <w:tcPr>
             <w:tcW w:w="1984" w:type="dxa"/>
+            <w:vAlign w:val="bottom"/>
           </w:tcPr>
           <w:p>
             <w:pPr>
               <w:cnfStyle w:val="000000000000" w:firstRow="0" w:lastRow="0" w:firstColumn="0" w:lastColumn="0" w:oddVBand="0" w:evenVBand="0" w:oddHBand="0" w:evenHBand="0" w:firstRowFirstColumn="0" w:firstRowLastColumn="0" w:lastRowFirstColumn="0" w:lastRowLastColumn="0"/>
             </w:pPr>
+            <w:r>
+              <w:rPr>
+                <w:rFonts w:ascii="Aptos Narrow" w:hAnsi="Aptos Narrow"/>
+                <w:color w:val="000000"/>
+              </w:rPr>
+              <w:t>0.19</w:t>
+            </w:r>
           </w:p>
         </w:tc>
       </w:tr>
@@ -9518,51 +9918,91 @@
         <w:tc>
           <w:tcPr>
             <w:tcW w:w="1573" w:type="dxa"/>
-          </w:tcPr>
-          <w:p>
-            <w:pPr>
-              <w:cnfStyle w:val="000000100000" w:firstRow="0" w:lastRow="0" w:firstColumn="0" w:lastColumn="0" w:oddVBand="0" w:evenVBand="0" w:oddHBand="1" w:evenHBand="0" w:firstRowFirstColumn="0" w:firstRowLastColumn="0" w:lastRowFirstColumn="0" w:lastRowLastColumn="0"/>
-            </w:pPr>
+            <w:vAlign w:val="bottom"/>
+          </w:tcPr>
+          <w:p>
+            <w:pPr>
+              <w:cnfStyle w:val="000000100000" w:firstRow="0" w:lastRow="0" w:firstColumn="0" w:lastColumn="0" w:oddVBand="0" w:evenVBand="0" w:oddHBand="1" w:evenHBand="0" w:firstRowFirstColumn="0" w:firstRowLastColumn="0" w:lastRowFirstColumn="0" w:lastRowLastColumn="0"/>
+            </w:pPr>
+            <w:r>
+              <w:rPr>
+                <w:rFonts w:ascii="Aptos Narrow" w:hAnsi="Aptos Narrow"/>
+                <w:color w:val="000000"/>
+              </w:rPr>
+              <w:t>0.01</w:t>
+            </w:r>
           </w:p>
         </w:tc>
         <w:tc>
           <w:tcPr>
             <w:tcW w:w="1559" w:type="dxa"/>
-          </w:tcPr>
-          <w:p>
-            <w:pPr>
-              <w:cnfStyle w:val="000000100000" w:firstRow="0" w:lastRow="0" w:firstColumn="0" w:lastColumn="0" w:oddVBand="0" w:evenVBand="0" w:oddHBand="1" w:evenHBand="0" w:firstRowFirstColumn="0" w:firstRowLastColumn="0" w:lastRowFirstColumn="0" w:lastRowLastColumn="0"/>
-            </w:pPr>
+            <w:vAlign w:val="bottom"/>
+          </w:tcPr>
+          <w:p>
+            <w:pPr>
+              <w:cnfStyle w:val="000000100000" w:firstRow="0" w:lastRow="0" w:firstColumn="0" w:lastColumn="0" w:oddVBand="0" w:evenVBand="0" w:oddHBand="1" w:evenHBand="0" w:firstRowFirstColumn="0" w:firstRowLastColumn="0" w:lastRowFirstColumn="0" w:lastRowLastColumn="0"/>
+            </w:pPr>
+            <w:r>
+              <w:rPr>
+                <w:rFonts w:ascii="Aptos Narrow" w:hAnsi="Aptos Narrow"/>
+                <w:color w:val="000000"/>
+              </w:rPr>
+              <w:t>0.03</w:t>
+            </w:r>
           </w:p>
         </w:tc>
         <w:tc>
           <w:tcPr>
             <w:tcW w:w="1701" w:type="dxa"/>
-          </w:tcPr>
-          <w:p>
-            <w:pPr>
-              <w:cnfStyle w:val="000000100000" w:firstRow="0" w:lastRow="0" w:firstColumn="0" w:lastColumn="0" w:oddVBand="0" w:evenVBand="0" w:oddHBand="1" w:evenHBand="0" w:firstRowFirstColumn="0" w:firstRowLastColumn="0" w:lastRowFirstColumn="0" w:lastRowLastColumn="0"/>
-            </w:pPr>
+            <w:vAlign w:val="bottom"/>
+          </w:tcPr>
+          <w:p>
+            <w:pPr>
+              <w:cnfStyle w:val="000000100000" w:firstRow="0" w:lastRow="0" w:firstColumn="0" w:lastColumn="0" w:oddVBand="0" w:evenVBand="0" w:oddHBand="1" w:evenHBand="0" w:firstRowFirstColumn="0" w:firstRowLastColumn="0" w:lastRowFirstColumn="0" w:lastRowLastColumn="0"/>
+            </w:pPr>
+            <w:r>
+              <w:rPr>
+                <w:rFonts w:ascii="Aptos Narrow" w:hAnsi="Aptos Narrow"/>
+                <w:color w:val="000000"/>
+              </w:rPr>
+              <w:t>0</w:t>
+            </w:r>
           </w:p>
         </w:tc>
         <w:tc>
           <w:tcPr>
             <w:tcW w:w="1701" w:type="dxa"/>
-          </w:tcPr>
-          <w:p>
-            <w:pPr>
-              <w:cnfStyle w:val="000000100000" w:firstRow="0" w:lastRow="0" w:firstColumn="0" w:lastColumn="0" w:oddVBand="0" w:evenVBand="0" w:oddHBand="1" w:evenHBand="0" w:firstRowFirstColumn="0" w:firstRowLastColumn="0" w:lastRowFirstColumn="0" w:lastRowLastColumn="0"/>
-            </w:pPr>
+            <w:vAlign w:val="bottom"/>
+          </w:tcPr>
+          <w:p>
+            <w:pPr>
+              <w:cnfStyle w:val="000000100000" w:firstRow="0" w:lastRow="0" w:firstColumn="0" w:lastColumn="0" w:oddVBand="0" w:evenVBand="0" w:oddHBand="1" w:evenHBand="0" w:firstRowFirstColumn="0" w:firstRowLastColumn="0" w:lastRowFirstColumn="0" w:lastRowLastColumn="0"/>
+            </w:pPr>
+            <w:r>
+              <w:rPr>
+                <w:rFonts w:ascii="Aptos Narrow" w:hAnsi="Aptos Narrow"/>
+                <w:color w:val="000000"/>
+              </w:rPr>
+              <w:t>0.01</w:t>
+            </w:r>
           </w:p>
         </w:tc>
         <w:tc>
           <w:tcPr>
             <w:tcW w:w="1984" w:type="dxa"/>
-          </w:tcPr>
-          <w:p>
-            <w:pPr>
-              <w:cnfStyle w:val="000000100000" w:firstRow="0" w:lastRow="0" w:firstColumn="0" w:lastColumn="0" w:oddVBand="0" w:evenVBand="0" w:oddHBand="1" w:evenHBand="0" w:firstRowFirstColumn="0" w:firstRowLastColumn="0" w:lastRowFirstColumn="0" w:lastRowLastColumn="0"/>
-            </w:pPr>
+            <w:vAlign w:val="bottom"/>
+          </w:tcPr>
+          <w:p>
+            <w:pPr>
+              <w:cnfStyle w:val="000000100000" w:firstRow="0" w:lastRow="0" w:firstColumn="0" w:lastColumn="0" w:oddVBand="0" w:evenVBand="0" w:oddHBand="1" w:evenHBand="0" w:firstRowFirstColumn="0" w:firstRowLastColumn="0" w:lastRowFirstColumn="0" w:lastRowLastColumn="0"/>
+            </w:pPr>
+            <w:r>
+              <w:rPr>
+                <w:rFonts w:ascii="Aptos Narrow" w:hAnsi="Aptos Narrow"/>
+                <w:color w:val="000000"/>
+              </w:rPr>
+              <w:t>0.01</w:t>
+            </w:r>
           </w:p>
         </w:tc>
       </w:tr>
@@ -9586,51 +10026,91 @@
         <w:tc>
           <w:tcPr>
             <w:tcW w:w="1573" w:type="dxa"/>
+            <w:vAlign w:val="bottom"/>
           </w:tcPr>
           <w:p>
             <w:pPr>
               <w:cnfStyle w:val="000000000000" w:firstRow="0" w:lastRow="0" w:firstColumn="0" w:lastColumn="0" w:oddVBand="0" w:evenVBand="0" w:oddHBand="0" w:evenHBand="0" w:firstRowFirstColumn="0" w:firstRowLastColumn="0" w:lastRowFirstColumn="0" w:lastRowLastColumn="0"/>
             </w:pPr>
+            <w:r>
+              <w:rPr>
+                <w:rFonts w:ascii="Aptos Narrow" w:hAnsi="Aptos Narrow"/>
+                <w:color w:val="000000"/>
+              </w:rPr>
+              <w:t>0.89</w:t>
+            </w:r>
           </w:p>
         </w:tc>
         <w:tc>
           <w:tcPr>
             <w:tcW w:w="1559" w:type="dxa"/>
+            <w:vAlign w:val="bottom"/>
           </w:tcPr>
           <w:p>
             <w:pPr>
               <w:cnfStyle w:val="000000000000" w:firstRow="0" w:lastRow="0" w:firstColumn="0" w:lastColumn="0" w:oddVBand="0" w:evenVBand="0" w:oddHBand="0" w:evenHBand="0" w:firstRowFirstColumn="0" w:firstRowLastColumn="0" w:lastRowFirstColumn="0" w:lastRowLastColumn="0"/>
             </w:pPr>
+            <w:r>
+              <w:rPr>
+                <w:rFonts w:ascii="Aptos Narrow" w:hAnsi="Aptos Narrow"/>
+                <w:color w:val="000000"/>
+              </w:rPr>
+              <w:t>1.78</w:t>
+            </w:r>
           </w:p>
         </w:tc>
         <w:tc>
           <w:tcPr>
             <w:tcW w:w="1701" w:type="dxa"/>
+            <w:vAlign w:val="bottom"/>
           </w:tcPr>
           <w:p>
             <w:pPr>
               <w:cnfStyle w:val="000000000000" w:firstRow="0" w:lastRow="0" w:firstColumn="0" w:lastColumn="0" w:oddVBand="0" w:evenVBand="0" w:oddHBand="0" w:evenHBand="0" w:firstRowFirstColumn="0" w:firstRowLastColumn="0" w:lastRowFirstColumn="0" w:lastRowLastColumn="0"/>
             </w:pPr>
+            <w:r>
+              <w:rPr>
+                <w:rFonts w:ascii="Aptos Narrow" w:hAnsi="Aptos Narrow"/>
+                <w:color w:val="000000"/>
+              </w:rPr>
+              <w:t>0.18</w:t>
+            </w:r>
           </w:p>
         </w:tc>
         <w:tc>
           <w:tcPr>
             <w:tcW w:w="1701" w:type="dxa"/>
+            <w:vAlign w:val="bottom"/>
           </w:tcPr>
           <w:p>
             <w:pPr>
               <w:cnfStyle w:val="000000000000" w:firstRow="0" w:lastRow="0" w:firstColumn="0" w:lastColumn="0" w:oddVBand="0" w:evenVBand="0" w:oddHBand="0" w:evenHBand="0" w:firstRowFirstColumn="0" w:firstRowLastColumn="0" w:lastRowFirstColumn="0" w:lastRowLastColumn="0"/>
             </w:pPr>
+            <w:r>
+              <w:rPr>
+                <w:rFonts w:ascii="Aptos Narrow" w:hAnsi="Aptos Narrow"/>
+                <w:color w:val="000000"/>
+              </w:rPr>
+              <w:t>0.36</w:t>
+            </w:r>
           </w:p>
         </w:tc>
         <w:tc>
           <w:tcPr>
             <w:tcW w:w="1984" w:type="dxa"/>
+            <w:vAlign w:val="bottom"/>
           </w:tcPr>
           <w:p>
             <w:pPr>
               <w:cnfStyle w:val="000000000000" w:firstRow="0" w:lastRow="0" w:firstColumn="0" w:lastColumn="0" w:oddVBand="0" w:evenVBand="0" w:oddHBand="0" w:evenHBand="0" w:firstRowFirstColumn="0" w:firstRowLastColumn="0" w:lastRowFirstColumn="0" w:lastRowLastColumn="0"/>
             </w:pPr>
+            <w:r>
+              <w:rPr>
+                <w:rFonts w:ascii="Aptos Narrow" w:hAnsi="Aptos Narrow"/>
+                <w:color w:val="000000"/>
+              </w:rPr>
+              <w:t>0.71</w:t>
+            </w:r>
           </w:p>
         </w:tc>
       </w:tr>
@@ -9657,51 +10137,91 @@
         <w:tc>
           <w:tcPr>
             <w:tcW w:w="1573" w:type="dxa"/>
-          </w:tcPr>
-          <w:p>
-            <w:pPr>
-              <w:cnfStyle w:val="000000100000" w:firstRow="0" w:lastRow="0" w:firstColumn="0" w:lastColumn="0" w:oddVBand="0" w:evenVBand="0" w:oddHBand="1" w:evenHBand="0" w:firstRowFirstColumn="0" w:firstRowLastColumn="0" w:lastRowFirstColumn="0" w:lastRowLastColumn="0"/>
-            </w:pPr>
+            <w:vAlign w:val="bottom"/>
+          </w:tcPr>
+          <w:p>
+            <w:pPr>
+              <w:cnfStyle w:val="000000100000" w:firstRow="0" w:lastRow="0" w:firstColumn="0" w:lastColumn="0" w:oddVBand="0" w:evenVBand="0" w:oddHBand="1" w:evenHBand="0" w:firstRowFirstColumn="0" w:firstRowLastColumn="0" w:lastRowFirstColumn="0" w:lastRowLastColumn="0"/>
+            </w:pPr>
+            <w:r>
+              <w:rPr>
+                <w:rFonts w:ascii="Aptos Narrow" w:hAnsi="Aptos Narrow"/>
+                <w:color w:val="000000"/>
+              </w:rPr>
+              <w:t>0.08</w:t>
+            </w:r>
           </w:p>
         </w:tc>
         <w:tc>
           <w:tcPr>
             <w:tcW w:w="1559" w:type="dxa"/>
-          </w:tcPr>
-          <w:p>
-            <w:pPr>
-              <w:cnfStyle w:val="000000100000" w:firstRow="0" w:lastRow="0" w:firstColumn="0" w:lastColumn="0" w:oddVBand="0" w:evenVBand="0" w:oddHBand="1" w:evenHBand="0" w:firstRowFirstColumn="0" w:firstRowLastColumn="0" w:lastRowFirstColumn="0" w:lastRowLastColumn="0"/>
-            </w:pPr>
+            <w:vAlign w:val="bottom"/>
+          </w:tcPr>
+          <w:p>
+            <w:pPr>
+              <w:cnfStyle w:val="000000100000" w:firstRow="0" w:lastRow="0" w:firstColumn="0" w:lastColumn="0" w:oddVBand="0" w:evenVBand="0" w:oddHBand="1" w:evenHBand="0" w:firstRowFirstColumn="0" w:firstRowLastColumn="0" w:lastRowFirstColumn="0" w:lastRowLastColumn="0"/>
+            </w:pPr>
+            <w:r>
+              <w:rPr>
+                <w:rFonts w:ascii="Aptos Narrow" w:hAnsi="Aptos Narrow"/>
+                <w:color w:val="000000"/>
+              </w:rPr>
+              <w:t>0.15</w:t>
+            </w:r>
           </w:p>
         </w:tc>
         <w:tc>
           <w:tcPr>
             <w:tcW w:w="1701" w:type="dxa"/>
-          </w:tcPr>
-          <w:p>
-            <w:pPr>
-              <w:cnfStyle w:val="000000100000" w:firstRow="0" w:lastRow="0" w:firstColumn="0" w:lastColumn="0" w:oddVBand="0" w:evenVBand="0" w:oddHBand="1" w:evenHBand="0" w:firstRowFirstColumn="0" w:firstRowLastColumn="0" w:lastRowFirstColumn="0" w:lastRowLastColumn="0"/>
-            </w:pPr>
+            <w:vAlign w:val="bottom"/>
+          </w:tcPr>
+          <w:p>
+            <w:pPr>
+              <w:cnfStyle w:val="000000100000" w:firstRow="0" w:lastRow="0" w:firstColumn="0" w:lastColumn="0" w:oddVBand="0" w:evenVBand="0" w:oddHBand="1" w:evenHBand="0" w:firstRowFirstColumn="0" w:firstRowLastColumn="0" w:lastRowFirstColumn="0" w:lastRowLastColumn="0"/>
+            </w:pPr>
+            <w:r>
+              <w:rPr>
+                <w:rFonts w:ascii="Aptos Narrow" w:hAnsi="Aptos Narrow"/>
+                <w:color w:val="000000"/>
+              </w:rPr>
+              <w:t>0.02</w:t>
+            </w:r>
           </w:p>
         </w:tc>
         <w:tc>
           <w:tcPr>
             <w:tcW w:w="1701" w:type="dxa"/>
-          </w:tcPr>
-          <w:p>
-            <w:pPr>
-              <w:cnfStyle w:val="000000100000" w:firstRow="0" w:lastRow="0" w:firstColumn="0" w:lastColumn="0" w:oddVBand="0" w:evenVBand="0" w:oddHBand="1" w:evenHBand="0" w:firstRowFirstColumn="0" w:firstRowLastColumn="0" w:lastRowFirstColumn="0" w:lastRowLastColumn="0"/>
-            </w:pPr>
+            <w:vAlign w:val="bottom"/>
+          </w:tcPr>
+          <w:p>
+            <w:pPr>
+              <w:cnfStyle w:val="000000100000" w:firstRow="0" w:lastRow="0" w:firstColumn="0" w:lastColumn="0" w:oddVBand="0" w:evenVBand="0" w:oddHBand="1" w:evenHBand="0" w:firstRowFirstColumn="0" w:firstRowLastColumn="0" w:lastRowFirstColumn="0" w:lastRowLastColumn="0"/>
+            </w:pPr>
+            <w:r>
+              <w:rPr>
+                <w:rFonts w:ascii="Aptos Narrow" w:hAnsi="Aptos Narrow"/>
+                <w:color w:val="000000"/>
+              </w:rPr>
+              <w:t>0.03</w:t>
+            </w:r>
           </w:p>
         </w:tc>
         <w:tc>
           <w:tcPr>
             <w:tcW w:w="1984" w:type="dxa"/>
-          </w:tcPr>
-          <w:p>
-            <w:pPr>
-              <w:cnfStyle w:val="000000100000" w:firstRow="0" w:lastRow="0" w:firstColumn="0" w:lastColumn="0" w:oddVBand="0" w:evenVBand="0" w:oddHBand="1" w:evenHBand="0" w:firstRowFirstColumn="0" w:firstRowLastColumn="0" w:lastRowFirstColumn="0" w:lastRowLastColumn="0"/>
-            </w:pPr>
+            <w:vAlign w:val="bottom"/>
+          </w:tcPr>
+          <w:p>
+            <w:pPr>
+              <w:cnfStyle w:val="000000100000" w:firstRow="0" w:lastRow="0" w:firstColumn="0" w:lastColumn="0" w:oddVBand="0" w:evenVBand="0" w:oddHBand="1" w:evenHBand="0" w:firstRowFirstColumn="0" w:firstRowLastColumn="0" w:lastRowFirstColumn="0" w:lastRowLastColumn="0"/>
+            </w:pPr>
+            <w:r>
+              <w:rPr>
+                <w:rFonts w:ascii="Aptos Narrow" w:hAnsi="Aptos Narrow"/>
+                <w:color w:val="000000"/>
+              </w:rPr>
+              <w:t>0.06</w:t>
+            </w:r>
           </w:p>
         </w:tc>
       </w:tr>
@@ -9725,51 +10245,91 @@
         <w:tc>
           <w:tcPr>
             <w:tcW w:w="1573" w:type="dxa"/>
+            <w:vAlign w:val="bottom"/>
           </w:tcPr>
           <w:p>
             <w:pPr>
               <w:cnfStyle w:val="000000000000" w:firstRow="0" w:lastRow="0" w:firstColumn="0" w:lastColumn="0" w:oddVBand="0" w:evenVBand="0" w:oddHBand="0" w:evenHBand="0" w:firstRowFirstColumn="0" w:firstRowLastColumn="0" w:lastRowFirstColumn="0" w:lastRowLastColumn="0"/>
             </w:pPr>
+            <w:r>
+              <w:rPr>
+                <w:rFonts w:ascii="Aptos Narrow" w:hAnsi="Aptos Narrow"/>
+                <w:color w:val="000000"/>
+              </w:rPr>
+              <w:t>0.67</w:t>
+            </w:r>
           </w:p>
         </w:tc>
         <w:tc>
           <w:tcPr>
             <w:tcW w:w="1559" w:type="dxa"/>
+            <w:vAlign w:val="bottom"/>
           </w:tcPr>
           <w:p>
             <w:pPr>
               <w:cnfStyle w:val="000000000000" w:firstRow="0" w:lastRow="0" w:firstColumn="0" w:lastColumn="0" w:oddVBand="0" w:evenVBand="0" w:oddHBand="0" w:evenHBand="0" w:firstRowFirstColumn="0" w:firstRowLastColumn="0" w:lastRowFirstColumn="0" w:lastRowLastColumn="0"/>
             </w:pPr>
+            <w:r>
+              <w:rPr>
+                <w:rFonts w:ascii="Aptos Narrow" w:hAnsi="Aptos Narrow"/>
+                <w:color w:val="000000"/>
+              </w:rPr>
+              <w:t>1.33</w:t>
+            </w:r>
           </w:p>
         </w:tc>
         <w:tc>
           <w:tcPr>
             <w:tcW w:w="1701" w:type="dxa"/>
+            <w:vAlign w:val="bottom"/>
           </w:tcPr>
           <w:p>
             <w:pPr>
               <w:cnfStyle w:val="000000000000" w:firstRow="0" w:lastRow="0" w:firstColumn="0" w:lastColumn="0" w:oddVBand="0" w:evenVBand="0" w:oddHBand="0" w:evenHBand="0" w:firstRowFirstColumn="0" w:firstRowLastColumn="0" w:lastRowFirstColumn="0" w:lastRowLastColumn="0"/>
             </w:pPr>
+            <w:r>
+              <w:rPr>
+                <w:rFonts w:ascii="Aptos Narrow" w:hAnsi="Aptos Narrow"/>
+                <w:color w:val="000000"/>
+              </w:rPr>
+              <w:t>0.13</w:t>
+            </w:r>
           </w:p>
         </w:tc>
         <w:tc>
           <w:tcPr>
             <w:tcW w:w="1701" w:type="dxa"/>
+            <w:vAlign w:val="bottom"/>
           </w:tcPr>
           <w:p>
             <w:pPr>
               <w:cnfStyle w:val="000000000000" w:firstRow="0" w:lastRow="0" w:firstColumn="0" w:lastColumn="0" w:oddVBand="0" w:evenVBand="0" w:oddHBand="0" w:evenHBand="0" w:firstRowFirstColumn="0" w:firstRowLastColumn="0" w:lastRowFirstColumn="0" w:lastRowLastColumn="0"/>
             </w:pPr>
+            <w:r>
+              <w:rPr>
+                <w:rFonts w:ascii="Aptos Narrow" w:hAnsi="Aptos Narrow"/>
+                <w:color w:val="000000"/>
+              </w:rPr>
+              <w:t>0.27</w:t>
+            </w:r>
           </w:p>
         </w:tc>
         <w:tc>
           <w:tcPr>
             <w:tcW w:w="1984" w:type="dxa"/>
+            <w:vAlign w:val="bottom"/>
           </w:tcPr>
           <w:p>
             <w:pPr>
               <w:cnfStyle w:val="000000000000" w:firstRow="0" w:lastRow="0" w:firstColumn="0" w:lastColumn="0" w:oddVBand="0" w:evenVBand="0" w:oddHBand="0" w:evenHBand="0" w:firstRowFirstColumn="0" w:firstRowLastColumn="0" w:lastRowFirstColumn="0" w:lastRowLastColumn="0"/>
             </w:pPr>
+            <w:r>
+              <w:rPr>
+                <w:rFonts w:ascii="Aptos Narrow" w:hAnsi="Aptos Narrow"/>
+                <w:color w:val="000000"/>
+              </w:rPr>
+              <w:t>0.53</w:t>
+            </w:r>
           </w:p>
         </w:tc>
       </w:tr>
@@ -9797,51 +10357,91 @@
         <w:tc>
           <w:tcPr>
             <w:tcW w:w="1573" w:type="dxa"/>
-          </w:tcPr>
-          <w:p>
-            <w:pPr>
-              <w:cnfStyle w:val="000000100000" w:firstRow="0" w:lastRow="0" w:firstColumn="0" w:lastColumn="0" w:oddVBand="0" w:evenVBand="0" w:oddHBand="1" w:evenHBand="0" w:firstRowFirstColumn="0" w:firstRowLastColumn="0" w:lastRowFirstColumn="0" w:lastRowLastColumn="0"/>
-            </w:pPr>
+            <w:vAlign w:val="bottom"/>
+          </w:tcPr>
+          <w:p>
+            <w:pPr>
+              <w:cnfStyle w:val="000000100000" w:firstRow="0" w:lastRow="0" w:firstColumn="0" w:lastColumn="0" w:oddVBand="0" w:evenVBand="0" w:oddHBand="1" w:evenHBand="0" w:firstRowFirstColumn="0" w:firstRowLastColumn="0" w:lastRowFirstColumn="0" w:lastRowLastColumn="0"/>
+            </w:pPr>
+            <w:r>
+              <w:rPr>
+                <w:rFonts w:ascii="Aptos Narrow" w:hAnsi="Aptos Narrow"/>
+                <w:color w:val="000000"/>
+              </w:rPr>
+              <w:t>0.04</w:t>
+            </w:r>
           </w:p>
         </w:tc>
         <w:tc>
           <w:tcPr>
             <w:tcW w:w="1559" w:type="dxa"/>
-          </w:tcPr>
-          <w:p>
-            <w:pPr>
-              <w:cnfStyle w:val="000000100000" w:firstRow="0" w:lastRow="0" w:firstColumn="0" w:lastColumn="0" w:oddVBand="0" w:evenVBand="0" w:oddHBand="1" w:evenHBand="0" w:firstRowFirstColumn="0" w:firstRowLastColumn="0" w:lastRowFirstColumn="0" w:lastRowLastColumn="0"/>
-            </w:pPr>
+            <w:vAlign w:val="bottom"/>
+          </w:tcPr>
+          <w:p>
+            <w:pPr>
+              <w:cnfStyle w:val="000000100000" w:firstRow="0" w:lastRow="0" w:firstColumn="0" w:lastColumn="0" w:oddVBand="0" w:evenVBand="0" w:oddHBand="1" w:evenHBand="0" w:firstRowFirstColumn="0" w:firstRowLastColumn="0" w:lastRowFirstColumn="0" w:lastRowLastColumn="0"/>
+            </w:pPr>
+            <w:r>
+              <w:rPr>
+                <w:rFonts w:ascii="Aptos Narrow" w:hAnsi="Aptos Narrow"/>
+                <w:color w:val="000000"/>
+              </w:rPr>
+              <w:t>0.09</w:t>
+            </w:r>
           </w:p>
         </w:tc>
         <w:tc>
           <w:tcPr>
             <w:tcW w:w="1701" w:type="dxa"/>
-          </w:tcPr>
-          <w:p>
-            <w:pPr>
-              <w:cnfStyle w:val="000000100000" w:firstRow="0" w:lastRow="0" w:firstColumn="0" w:lastColumn="0" w:oddVBand="0" w:evenVBand="0" w:oddHBand="1" w:evenHBand="0" w:firstRowFirstColumn="0" w:firstRowLastColumn="0" w:lastRowFirstColumn="0" w:lastRowLastColumn="0"/>
-            </w:pPr>
+            <w:vAlign w:val="bottom"/>
+          </w:tcPr>
+          <w:p>
+            <w:pPr>
+              <w:cnfStyle w:val="000000100000" w:firstRow="0" w:lastRow="0" w:firstColumn="0" w:lastColumn="0" w:oddVBand="0" w:evenVBand="0" w:oddHBand="1" w:evenHBand="0" w:firstRowFirstColumn="0" w:firstRowLastColumn="0" w:lastRowFirstColumn="0" w:lastRowLastColumn="0"/>
+            </w:pPr>
+            <w:r>
+              <w:rPr>
+                <w:rFonts w:ascii="Aptos Narrow" w:hAnsi="Aptos Narrow"/>
+                <w:color w:val="000000"/>
+              </w:rPr>
+              <w:t>0.01</w:t>
+            </w:r>
           </w:p>
         </w:tc>
         <w:tc>
           <w:tcPr>
             <w:tcW w:w="1701" w:type="dxa"/>
-          </w:tcPr>
-          <w:p>
-            <w:pPr>
-              <w:cnfStyle w:val="000000100000" w:firstRow="0" w:lastRow="0" w:firstColumn="0" w:lastColumn="0" w:oddVBand="0" w:evenVBand="0" w:oddHBand="1" w:evenHBand="0" w:firstRowFirstColumn="0" w:firstRowLastColumn="0" w:lastRowFirstColumn="0" w:lastRowLastColumn="0"/>
-            </w:pPr>
+            <w:vAlign w:val="bottom"/>
+          </w:tcPr>
+          <w:p>
+            <w:pPr>
+              <w:cnfStyle w:val="000000100000" w:firstRow="0" w:lastRow="0" w:firstColumn="0" w:lastColumn="0" w:oddVBand="0" w:evenVBand="0" w:oddHBand="1" w:evenHBand="0" w:firstRowFirstColumn="0" w:firstRowLastColumn="0" w:lastRowFirstColumn="0" w:lastRowLastColumn="0"/>
+            </w:pPr>
+            <w:r>
+              <w:rPr>
+                <w:rFonts w:ascii="Aptos Narrow" w:hAnsi="Aptos Narrow"/>
+                <w:color w:val="000000"/>
+              </w:rPr>
+              <w:t>0.02</w:t>
+            </w:r>
           </w:p>
         </w:tc>
         <w:tc>
           <w:tcPr>
             <w:tcW w:w="1984" w:type="dxa"/>
-          </w:tcPr>
-          <w:p>
-            <w:pPr>
-              <w:cnfStyle w:val="000000100000" w:firstRow="0" w:lastRow="0" w:firstColumn="0" w:lastColumn="0" w:oddVBand="0" w:evenVBand="0" w:oddHBand="1" w:evenHBand="0" w:firstRowFirstColumn="0" w:firstRowLastColumn="0" w:lastRowFirstColumn="0" w:lastRowLastColumn="0"/>
-            </w:pPr>
+            <w:vAlign w:val="bottom"/>
+          </w:tcPr>
+          <w:p>
+            <w:pPr>
+              <w:cnfStyle w:val="000000100000" w:firstRow="0" w:lastRow="0" w:firstColumn="0" w:lastColumn="0" w:oddVBand="0" w:evenVBand="0" w:oddHBand="1" w:evenHBand="0" w:firstRowFirstColumn="0" w:firstRowLastColumn="0" w:lastRowFirstColumn="0" w:lastRowLastColumn="0"/>
+            </w:pPr>
+            <w:r>
+              <w:rPr>
+                <w:rFonts w:ascii="Aptos Narrow" w:hAnsi="Aptos Narrow"/>
+                <w:color w:val="000000"/>
+              </w:rPr>
+              <w:t>0.04</w:t>
+            </w:r>
           </w:p>
         </w:tc>
       </w:tr>
@@ -9865,51 +10465,91 @@
         <w:tc>
           <w:tcPr>
             <w:tcW w:w="1573" w:type="dxa"/>
+            <w:vAlign w:val="bottom"/>
           </w:tcPr>
           <w:p>
             <w:pPr>
               <w:cnfStyle w:val="000000000000" w:firstRow="0" w:lastRow="0" w:firstColumn="0" w:lastColumn="0" w:oddVBand="0" w:evenVBand="0" w:oddHBand="0" w:evenHBand="0" w:firstRowFirstColumn="0" w:firstRowLastColumn="0" w:lastRowFirstColumn="0" w:lastRowLastColumn="0"/>
             </w:pPr>
+            <w:r>
+              <w:rPr>
+                <w:rFonts w:ascii="Aptos Narrow" w:hAnsi="Aptos Narrow"/>
+                <w:color w:val="000000"/>
+              </w:rPr>
+              <w:t>0.56</w:t>
+            </w:r>
           </w:p>
         </w:tc>
         <w:tc>
           <w:tcPr>
             <w:tcW w:w="1559" w:type="dxa"/>
+            <w:vAlign w:val="bottom"/>
           </w:tcPr>
           <w:p>
             <w:pPr>
               <w:cnfStyle w:val="000000000000" w:firstRow="0" w:lastRow="0" w:firstColumn="0" w:lastColumn="0" w:oddVBand="0" w:evenVBand="0" w:oddHBand="0" w:evenHBand="0" w:firstRowFirstColumn="0" w:firstRowLastColumn="0" w:lastRowFirstColumn="0" w:lastRowLastColumn="0"/>
             </w:pPr>
+            <w:r>
+              <w:rPr>
+                <w:rFonts w:ascii="Aptos Narrow" w:hAnsi="Aptos Narrow"/>
+                <w:color w:val="000000"/>
+              </w:rPr>
+              <w:t>1.11</w:t>
+            </w:r>
           </w:p>
         </w:tc>
         <w:tc>
           <w:tcPr>
             <w:tcW w:w="1701" w:type="dxa"/>
+            <w:vAlign w:val="bottom"/>
           </w:tcPr>
           <w:p>
             <w:pPr>
               <w:cnfStyle w:val="000000000000" w:firstRow="0" w:lastRow="0" w:firstColumn="0" w:lastColumn="0" w:oddVBand="0" w:evenVBand="0" w:oddHBand="0" w:evenHBand="0" w:firstRowFirstColumn="0" w:firstRowLastColumn="0" w:lastRowFirstColumn="0" w:lastRowLastColumn="0"/>
             </w:pPr>
+            <w:r>
+              <w:rPr>
+                <w:rFonts w:ascii="Aptos Narrow" w:hAnsi="Aptos Narrow"/>
+                <w:color w:val="000000"/>
+              </w:rPr>
+              <w:t>0.11</w:t>
+            </w:r>
           </w:p>
         </w:tc>
         <w:tc>
           <w:tcPr>
             <w:tcW w:w="1701" w:type="dxa"/>
+            <w:vAlign w:val="bottom"/>
           </w:tcPr>
           <w:p>
             <w:pPr>
               <w:cnfStyle w:val="000000000000" w:firstRow="0" w:lastRow="0" w:firstColumn="0" w:lastColumn="0" w:oddVBand="0" w:evenVBand="0" w:oddHBand="0" w:evenHBand="0" w:firstRowFirstColumn="0" w:firstRowLastColumn="0" w:lastRowFirstColumn="0" w:lastRowLastColumn="0"/>
             </w:pPr>
+            <w:r>
+              <w:rPr>
+                <w:rFonts w:ascii="Aptos Narrow" w:hAnsi="Aptos Narrow"/>
+                <w:color w:val="000000"/>
+              </w:rPr>
+              <w:t>0.22</w:t>
+            </w:r>
           </w:p>
         </w:tc>
         <w:tc>
           <w:tcPr>
             <w:tcW w:w="1984" w:type="dxa"/>
+            <w:vAlign w:val="bottom"/>
           </w:tcPr>
           <w:p>
             <w:pPr>
               <w:cnfStyle w:val="000000000000" w:firstRow="0" w:lastRow="0" w:firstColumn="0" w:lastColumn="0" w:oddVBand="0" w:evenVBand="0" w:oddHBand="0" w:evenHBand="0" w:firstRowFirstColumn="0" w:firstRowLastColumn="0" w:lastRowFirstColumn="0" w:lastRowLastColumn="0"/>
             </w:pPr>
+            <w:r>
+              <w:rPr>
+                <w:rFonts w:ascii="Aptos Narrow" w:hAnsi="Aptos Narrow"/>
+                <w:color w:val="000000"/>
+              </w:rPr>
+              <w:t>0.45</w:t>
+            </w:r>
           </w:p>
         </w:tc>
       </w:tr>
@@ -9936,51 +10576,91 @@
         <w:tc>
           <w:tcPr>
             <w:tcW w:w="1573" w:type="dxa"/>
-          </w:tcPr>
-          <w:p>
-            <w:pPr>
-              <w:cnfStyle w:val="000000100000" w:firstRow="0" w:lastRow="0" w:firstColumn="0" w:lastColumn="0" w:oddVBand="0" w:evenVBand="0" w:oddHBand="1" w:evenHBand="0" w:firstRowFirstColumn="0" w:firstRowLastColumn="0" w:lastRowFirstColumn="0" w:lastRowLastColumn="0"/>
-            </w:pPr>
+            <w:vAlign w:val="bottom"/>
+          </w:tcPr>
+          <w:p>
+            <w:pPr>
+              <w:cnfStyle w:val="000000100000" w:firstRow="0" w:lastRow="0" w:firstColumn="0" w:lastColumn="0" w:oddVBand="0" w:evenVBand="0" w:oddHBand="1" w:evenHBand="0" w:firstRowFirstColumn="0" w:firstRowLastColumn="0" w:lastRowFirstColumn="0" w:lastRowLastColumn="0"/>
+            </w:pPr>
+            <w:r>
+              <w:rPr>
+                <w:rFonts w:ascii="Aptos Narrow" w:hAnsi="Aptos Narrow"/>
+                <w:color w:val="000000"/>
+              </w:rPr>
+              <w:t>0.26</w:t>
+            </w:r>
           </w:p>
         </w:tc>
         <w:tc>
           <w:tcPr>
             <w:tcW w:w="1559" w:type="dxa"/>
-          </w:tcPr>
-          <w:p>
-            <w:pPr>
-              <w:cnfStyle w:val="000000100000" w:firstRow="0" w:lastRow="0" w:firstColumn="0" w:lastColumn="0" w:oddVBand="0" w:evenVBand="0" w:oddHBand="1" w:evenHBand="0" w:firstRowFirstColumn="0" w:firstRowLastColumn="0" w:lastRowFirstColumn="0" w:lastRowLastColumn="0"/>
-            </w:pPr>
+            <w:vAlign w:val="bottom"/>
+          </w:tcPr>
+          <w:p>
+            <w:pPr>
+              <w:cnfStyle w:val="000000100000" w:firstRow="0" w:lastRow="0" w:firstColumn="0" w:lastColumn="0" w:oddVBand="0" w:evenVBand="0" w:oddHBand="1" w:evenHBand="0" w:firstRowFirstColumn="0" w:firstRowLastColumn="0" w:lastRowFirstColumn="0" w:lastRowLastColumn="0"/>
+            </w:pPr>
+            <w:r>
+              <w:rPr>
+                <w:rFonts w:ascii="Aptos Narrow" w:hAnsi="Aptos Narrow"/>
+                <w:color w:val="000000"/>
+              </w:rPr>
+              <w:t>0.53</w:t>
+            </w:r>
           </w:p>
         </w:tc>
         <w:tc>
           <w:tcPr>
             <w:tcW w:w="1701" w:type="dxa"/>
-          </w:tcPr>
-          <w:p>
-            <w:pPr>
-              <w:cnfStyle w:val="000000100000" w:firstRow="0" w:lastRow="0" w:firstColumn="0" w:lastColumn="0" w:oddVBand="0" w:evenVBand="0" w:oddHBand="1" w:evenHBand="0" w:firstRowFirstColumn="0" w:firstRowLastColumn="0" w:lastRowFirstColumn="0" w:lastRowLastColumn="0"/>
-            </w:pPr>
+            <w:vAlign w:val="bottom"/>
+          </w:tcPr>
+          <w:p>
+            <w:pPr>
+              <w:cnfStyle w:val="000000100000" w:firstRow="0" w:lastRow="0" w:firstColumn="0" w:lastColumn="0" w:oddVBand="0" w:evenVBand="0" w:oddHBand="1" w:evenHBand="0" w:firstRowFirstColumn="0" w:firstRowLastColumn="0" w:lastRowFirstColumn="0" w:lastRowLastColumn="0"/>
+            </w:pPr>
+            <w:r>
+              <w:rPr>
+                <w:rFonts w:ascii="Aptos Narrow" w:hAnsi="Aptos Narrow"/>
+                <w:color w:val="000000"/>
+              </w:rPr>
+              <w:t>0.05</w:t>
+            </w:r>
           </w:p>
         </w:tc>
         <w:tc>
           <w:tcPr>
             <w:tcW w:w="1701" w:type="dxa"/>
-          </w:tcPr>
-          <w:p>
-            <w:pPr>
-              <w:cnfStyle w:val="000000100000" w:firstRow="0" w:lastRow="0" w:firstColumn="0" w:lastColumn="0" w:oddVBand="0" w:evenVBand="0" w:oddHBand="1" w:evenHBand="0" w:firstRowFirstColumn="0" w:firstRowLastColumn="0" w:lastRowFirstColumn="0" w:lastRowLastColumn="0"/>
-            </w:pPr>
+            <w:vAlign w:val="bottom"/>
+          </w:tcPr>
+          <w:p>
+            <w:pPr>
+              <w:cnfStyle w:val="000000100000" w:firstRow="0" w:lastRow="0" w:firstColumn="0" w:lastColumn="0" w:oddVBand="0" w:evenVBand="0" w:oddHBand="1" w:evenHBand="0" w:firstRowFirstColumn="0" w:firstRowLastColumn="0" w:lastRowFirstColumn="0" w:lastRowLastColumn="0"/>
+            </w:pPr>
+            <w:r>
+              <w:rPr>
+                <w:rFonts w:ascii="Aptos Narrow" w:hAnsi="Aptos Narrow"/>
+                <w:color w:val="000000"/>
+              </w:rPr>
+              <w:t>0.11</w:t>
+            </w:r>
           </w:p>
         </w:tc>
         <w:tc>
           <w:tcPr>
             <w:tcW w:w="1984" w:type="dxa"/>
-          </w:tcPr>
-          <w:p>
-            <w:pPr>
-              <w:cnfStyle w:val="000000100000" w:firstRow="0" w:lastRow="0" w:firstColumn="0" w:lastColumn="0" w:oddVBand="0" w:evenVBand="0" w:oddHBand="1" w:evenHBand="0" w:firstRowFirstColumn="0" w:firstRowLastColumn="0" w:lastRowFirstColumn="0" w:lastRowLastColumn="0"/>
-            </w:pPr>
+            <w:vAlign w:val="bottom"/>
+          </w:tcPr>
+          <w:p>
+            <w:pPr>
+              <w:cnfStyle w:val="000000100000" w:firstRow="0" w:lastRow="0" w:firstColumn="0" w:lastColumn="0" w:oddVBand="0" w:evenVBand="0" w:oddHBand="1" w:evenHBand="0" w:firstRowFirstColumn="0" w:firstRowLastColumn="0" w:lastRowFirstColumn="0" w:lastRowLastColumn="0"/>
+            </w:pPr>
+            <w:r>
+              <w:rPr>
+                <w:rFonts w:ascii="Aptos Narrow" w:hAnsi="Aptos Narrow"/>
+                <w:color w:val="000000"/>
+              </w:rPr>
+              <w:t>0.21</w:t>
+            </w:r>
           </w:p>
         </w:tc>
       </w:tr>
@@ -10004,51 +10684,91 @@
         <w:tc>
           <w:tcPr>
             <w:tcW w:w="1573" w:type="dxa"/>
+            <w:vAlign w:val="bottom"/>
           </w:tcPr>
           <w:p>
             <w:pPr>
               <w:cnfStyle w:val="000000000000" w:firstRow="0" w:lastRow="0" w:firstColumn="0" w:lastColumn="0" w:oddVBand="0" w:evenVBand="0" w:oddHBand="0" w:evenHBand="0" w:firstRowFirstColumn="0" w:firstRowLastColumn="0" w:lastRowFirstColumn="0" w:lastRowLastColumn="0"/>
             </w:pPr>
+            <w:r>
+              <w:rPr>
+                <w:rFonts w:ascii="Aptos Narrow" w:hAnsi="Aptos Narrow"/>
+                <w:color w:val="000000"/>
+              </w:rPr>
+              <w:t>0.14</w:t>
+            </w:r>
           </w:p>
         </w:tc>
         <w:tc>
           <w:tcPr>
             <w:tcW w:w="1559" w:type="dxa"/>
+            <w:vAlign w:val="bottom"/>
           </w:tcPr>
           <w:p>
             <w:pPr>
               <w:cnfStyle w:val="000000000000" w:firstRow="0" w:lastRow="0" w:firstColumn="0" w:lastColumn="0" w:oddVBand="0" w:evenVBand="0" w:oddHBand="0" w:evenHBand="0" w:firstRowFirstColumn="0" w:firstRowLastColumn="0" w:lastRowFirstColumn="0" w:lastRowLastColumn="0"/>
             </w:pPr>
+            <w:r>
+              <w:rPr>
+                <w:rFonts w:ascii="Aptos Narrow" w:hAnsi="Aptos Narrow"/>
+                <w:color w:val="000000"/>
+              </w:rPr>
+              <w:t>0.28</w:t>
+            </w:r>
           </w:p>
         </w:tc>
         <w:tc>
           <w:tcPr>
             <w:tcW w:w="1701" w:type="dxa"/>
+            <w:vAlign w:val="bottom"/>
           </w:tcPr>
           <w:p>
             <w:pPr>
               <w:cnfStyle w:val="000000000000" w:firstRow="0" w:lastRow="0" w:firstColumn="0" w:lastColumn="0" w:oddVBand="0" w:evenVBand="0" w:oddHBand="0" w:evenHBand="0" w:firstRowFirstColumn="0" w:firstRowLastColumn="0" w:lastRowFirstColumn="0" w:lastRowLastColumn="0"/>
             </w:pPr>
+            <w:r>
+              <w:rPr>
+                <w:rFonts w:ascii="Aptos Narrow" w:hAnsi="Aptos Narrow"/>
+                <w:color w:val="000000"/>
+              </w:rPr>
+              <w:t>0.03</w:t>
+            </w:r>
           </w:p>
         </w:tc>
         <w:tc>
           <w:tcPr>
             <w:tcW w:w="1701" w:type="dxa"/>
+            <w:vAlign w:val="bottom"/>
           </w:tcPr>
           <w:p>
             <w:pPr>
               <w:cnfStyle w:val="000000000000" w:firstRow="0" w:lastRow="0" w:firstColumn="0" w:lastColumn="0" w:oddVBand="0" w:evenVBand="0" w:oddHBand="0" w:evenHBand="0" w:firstRowFirstColumn="0" w:firstRowLastColumn="0" w:lastRowFirstColumn="0" w:lastRowLastColumn="0"/>
             </w:pPr>
+            <w:r>
+              <w:rPr>
+                <w:rFonts w:ascii="Aptos Narrow" w:hAnsi="Aptos Narrow"/>
+                <w:color w:val="000000"/>
+              </w:rPr>
+              <w:t>0.06</w:t>
+            </w:r>
           </w:p>
         </w:tc>
         <w:tc>
           <w:tcPr>
             <w:tcW w:w="1984" w:type="dxa"/>
+            <w:vAlign w:val="bottom"/>
           </w:tcPr>
           <w:p>
             <w:pPr>
               <w:cnfStyle w:val="000000000000" w:firstRow="0" w:lastRow="0" w:firstColumn="0" w:lastColumn="0" w:oddVBand="0" w:evenVBand="0" w:oddHBand="0" w:evenHBand="0" w:firstRowFirstColumn="0" w:firstRowLastColumn="0" w:lastRowFirstColumn="0" w:lastRowLastColumn="0"/>
             </w:pPr>
+            <w:r>
+              <w:rPr>
+                <w:rFonts w:ascii="Aptos Narrow" w:hAnsi="Aptos Narrow"/>
+                <w:color w:val="000000"/>
+              </w:rPr>
+              <w:t>0.11</w:t>
+            </w:r>
           </w:p>
         </w:tc>
       </w:tr>
@@ -10075,51 +10795,91 @@
         <w:tc>
           <w:tcPr>
             <w:tcW w:w="1573" w:type="dxa"/>
-          </w:tcPr>
-          <w:p>
-            <w:pPr>
-              <w:cnfStyle w:val="000000100000" w:firstRow="0" w:lastRow="0" w:firstColumn="0" w:lastColumn="0" w:oddVBand="0" w:evenVBand="0" w:oddHBand="1" w:evenHBand="0" w:firstRowFirstColumn="0" w:firstRowLastColumn="0" w:lastRowFirstColumn="0" w:lastRowLastColumn="0"/>
-            </w:pPr>
+            <w:vAlign w:val="bottom"/>
+          </w:tcPr>
+          <w:p>
+            <w:pPr>
+              <w:cnfStyle w:val="000000100000" w:firstRow="0" w:lastRow="0" w:firstColumn="0" w:lastColumn="0" w:oddVBand="0" w:evenVBand="0" w:oddHBand="1" w:evenHBand="0" w:firstRowFirstColumn="0" w:firstRowLastColumn="0" w:lastRowFirstColumn="0" w:lastRowLastColumn="0"/>
+            </w:pPr>
+            <w:r>
+              <w:rPr>
+                <w:rFonts w:ascii="Aptos Narrow" w:hAnsi="Aptos Narrow"/>
+                <w:color w:val="000000"/>
+              </w:rPr>
+              <w:t>0.21</w:t>
+            </w:r>
           </w:p>
         </w:tc>
         <w:tc>
           <w:tcPr>
             <w:tcW w:w="1559" w:type="dxa"/>
-          </w:tcPr>
-          <w:p>
-            <w:pPr>
-              <w:cnfStyle w:val="000000100000" w:firstRow="0" w:lastRow="0" w:firstColumn="0" w:lastColumn="0" w:oddVBand="0" w:evenVBand="0" w:oddHBand="1" w:evenHBand="0" w:firstRowFirstColumn="0" w:firstRowLastColumn="0" w:lastRowFirstColumn="0" w:lastRowLastColumn="0"/>
-            </w:pPr>
+            <w:vAlign w:val="bottom"/>
+          </w:tcPr>
+          <w:p>
+            <w:pPr>
+              <w:cnfStyle w:val="000000100000" w:firstRow="0" w:lastRow="0" w:firstColumn="0" w:lastColumn="0" w:oddVBand="0" w:evenVBand="0" w:oddHBand="1" w:evenHBand="0" w:firstRowFirstColumn="0" w:firstRowLastColumn="0" w:lastRowFirstColumn="0" w:lastRowLastColumn="0"/>
+            </w:pPr>
+            <w:r>
+              <w:rPr>
+                <w:rFonts w:ascii="Aptos Narrow" w:hAnsi="Aptos Narrow"/>
+                <w:color w:val="000000"/>
+              </w:rPr>
+              <w:t>0.43</w:t>
+            </w:r>
           </w:p>
         </w:tc>
         <w:tc>
           <w:tcPr>
             <w:tcW w:w="1701" w:type="dxa"/>
-          </w:tcPr>
-          <w:p>
-            <w:pPr>
-              <w:cnfStyle w:val="000000100000" w:firstRow="0" w:lastRow="0" w:firstColumn="0" w:lastColumn="0" w:oddVBand="0" w:evenVBand="0" w:oddHBand="1" w:evenHBand="0" w:firstRowFirstColumn="0" w:firstRowLastColumn="0" w:lastRowFirstColumn="0" w:lastRowLastColumn="0"/>
-            </w:pPr>
+            <w:vAlign w:val="bottom"/>
+          </w:tcPr>
+          <w:p>
+            <w:pPr>
+              <w:cnfStyle w:val="000000100000" w:firstRow="0" w:lastRow="0" w:firstColumn="0" w:lastColumn="0" w:oddVBand="0" w:evenVBand="0" w:oddHBand="1" w:evenHBand="0" w:firstRowFirstColumn="0" w:firstRowLastColumn="0" w:lastRowFirstColumn="0" w:lastRowLastColumn="0"/>
+            </w:pPr>
+            <w:r>
+              <w:rPr>
+                <w:rFonts w:ascii="Aptos Narrow" w:hAnsi="Aptos Narrow"/>
+                <w:color w:val="000000"/>
+              </w:rPr>
+              <w:t>0.04</w:t>
+            </w:r>
           </w:p>
         </w:tc>
         <w:tc>
           <w:tcPr>
             <w:tcW w:w="1701" w:type="dxa"/>
-          </w:tcPr>
-          <w:p>
-            <w:pPr>
-              <w:cnfStyle w:val="000000100000" w:firstRow="0" w:lastRow="0" w:firstColumn="0" w:lastColumn="0" w:oddVBand="0" w:evenVBand="0" w:oddHBand="1" w:evenHBand="0" w:firstRowFirstColumn="0" w:firstRowLastColumn="0" w:lastRowFirstColumn="0" w:lastRowLastColumn="0"/>
-            </w:pPr>
+            <w:vAlign w:val="bottom"/>
+          </w:tcPr>
+          <w:p>
+            <w:pPr>
+              <w:cnfStyle w:val="000000100000" w:firstRow="0" w:lastRow="0" w:firstColumn="0" w:lastColumn="0" w:oddVBand="0" w:evenVBand="0" w:oddHBand="1" w:evenHBand="0" w:firstRowFirstColumn="0" w:firstRowLastColumn="0" w:lastRowFirstColumn="0" w:lastRowLastColumn="0"/>
+            </w:pPr>
+            <w:r>
+              <w:rPr>
+                <w:rFonts w:ascii="Aptos Narrow" w:hAnsi="Aptos Narrow"/>
+                <w:color w:val="000000"/>
+              </w:rPr>
+              <w:t>0.09</w:t>
+            </w:r>
           </w:p>
         </w:tc>
         <w:tc>
           <w:tcPr>
             <w:tcW w:w="1984" w:type="dxa"/>
-          </w:tcPr>
-          <w:p>
-            <w:pPr>
-              <w:cnfStyle w:val="000000100000" w:firstRow="0" w:lastRow="0" w:firstColumn="0" w:lastColumn="0" w:oddVBand="0" w:evenVBand="0" w:oddHBand="1" w:evenHBand="0" w:firstRowFirstColumn="0" w:firstRowLastColumn="0" w:lastRowFirstColumn="0" w:lastRowLastColumn="0"/>
-            </w:pPr>
+            <w:vAlign w:val="bottom"/>
+          </w:tcPr>
+          <w:p>
+            <w:pPr>
+              <w:cnfStyle w:val="000000100000" w:firstRow="0" w:lastRow="0" w:firstColumn="0" w:lastColumn="0" w:oddVBand="0" w:evenVBand="0" w:oddHBand="1" w:evenHBand="0" w:firstRowFirstColumn="0" w:firstRowLastColumn="0" w:lastRowFirstColumn="0" w:lastRowLastColumn="0"/>
+            </w:pPr>
+            <w:r>
+              <w:rPr>
+                <w:rFonts w:ascii="Aptos Narrow" w:hAnsi="Aptos Narrow"/>
+                <w:color w:val="000000"/>
+              </w:rPr>
+              <w:t>0.17</w:t>
+            </w:r>
           </w:p>
         </w:tc>
       </w:tr>
@@ -10143,51 +10903,91 @@
         <w:tc>
           <w:tcPr>
             <w:tcW w:w="1573" w:type="dxa"/>
+            <w:vAlign w:val="bottom"/>
           </w:tcPr>
           <w:p>
             <w:pPr>
               <w:cnfStyle w:val="000000000000" w:firstRow="0" w:lastRow="0" w:firstColumn="0" w:lastColumn="0" w:oddVBand="0" w:evenVBand="0" w:oddHBand="0" w:evenHBand="0" w:firstRowFirstColumn="0" w:firstRowLastColumn="0" w:lastRowFirstColumn="0" w:lastRowLastColumn="0"/>
             </w:pPr>
+            <w:r>
+              <w:rPr>
+                <w:rFonts w:ascii="Aptos Narrow" w:hAnsi="Aptos Narrow"/>
+                <w:color w:val="000000"/>
+              </w:rPr>
+              <w:t>0.11</w:t>
+            </w:r>
           </w:p>
         </w:tc>
         <w:tc>
           <w:tcPr>
             <w:tcW w:w="1559" w:type="dxa"/>
+            <w:vAlign w:val="bottom"/>
           </w:tcPr>
           <w:p>
             <w:pPr>
               <w:cnfStyle w:val="000000000000" w:firstRow="0" w:lastRow="0" w:firstColumn="0" w:lastColumn="0" w:oddVBand="0" w:evenVBand="0" w:oddHBand="0" w:evenHBand="0" w:firstRowFirstColumn="0" w:firstRowLastColumn="0" w:lastRowFirstColumn="0" w:lastRowLastColumn="0"/>
             </w:pPr>
+            <w:r>
+              <w:rPr>
+                <w:rFonts w:ascii="Aptos Narrow" w:hAnsi="Aptos Narrow"/>
+                <w:color w:val="000000"/>
+              </w:rPr>
+              <w:t>0.22</w:t>
+            </w:r>
           </w:p>
         </w:tc>
         <w:tc>
           <w:tcPr>
             <w:tcW w:w="1701" w:type="dxa"/>
+            <w:vAlign w:val="bottom"/>
           </w:tcPr>
           <w:p>
             <w:pPr>
               <w:cnfStyle w:val="000000000000" w:firstRow="0" w:lastRow="0" w:firstColumn="0" w:lastColumn="0" w:oddVBand="0" w:evenVBand="0" w:oddHBand="0" w:evenHBand="0" w:firstRowFirstColumn="0" w:firstRowLastColumn="0" w:lastRowFirstColumn="0" w:lastRowLastColumn="0"/>
             </w:pPr>
+            <w:r>
+              <w:rPr>
+                <w:rFonts w:ascii="Aptos Narrow" w:hAnsi="Aptos Narrow"/>
+                <w:color w:val="000000"/>
+              </w:rPr>
+              <w:t>0.02</w:t>
+            </w:r>
           </w:p>
         </w:tc>
         <w:tc>
           <w:tcPr>
             <w:tcW w:w="1701" w:type="dxa"/>
+            <w:vAlign w:val="bottom"/>
           </w:tcPr>
           <w:p>
             <w:pPr>
               <w:cnfStyle w:val="000000000000" w:firstRow="0" w:lastRow="0" w:firstColumn="0" w:lastColumn="0" w:oddVBand="0" w:evenVBand="0" w:oddHBand="0" w:evenHBand="0" w:firstRowFirstColumn="0" w:firstRowLastColumn="0" w:lastRowFirstColumn="0" w:lastRowLastColumn="0"/>
             </w:pPr>
+            <w:r>
+              <w:rPr>
+                <w:rFonts w:ascii="Aptos Narrow" w:hAnsi="Aptos Narrow"/>
+                <w:color w:val="000000"/>
+              </w:rPr>
+              <w:t>0.04</w:t>
+            </w:r>
           </w:p>
         </w:tc>
         <w:tc>
           <w:tcPr>
             <w:tcW w:w="1984" w:type="dxa"/>
+            <w:vAlign w:val="bottom"/>
           </w:tcPr>
           <w:p>
             <w:pPr>
               <w:cnfStyle w:val="000000000000" w:firstRow="0" w:lastRow="0" w:firstColumn="0" w:lastColumn="0" w:oddVBand="0" w:evenVBand="0" w:oddHBand="0" w:evenHBand="0" w:firstRowFirstColumn="0" w:firstRowLastColumn="0" w:lastRowFirstColumn="0" w:lastRowLastColumn="0"/>
             </w:pPr>
+            <w:r>
+              <w:rPr>
+                <w:rFonts w:ascii="Aptos Narrow" w:hAnsi="Aptos Narrow"/>
+                <w:color w:val="000000"/>
+              </w:rPr>
+              <w:t>0.09</w:t>
+            </w:r>
           </w:p>
         </w:tc>
       </w:tr>
@@ -10214,51 +11014,91 @@
         <w:tc>
           <w:tcPr>
             <w:tcW w:w="1573" w:type="dxa"/>
-          </w:tcPr>
-          <w:p>
-            <w:pPr>
-              <w:cnfStyle w:val="000000100000" w:firstRow="0" w:lastRow="0" w:firstColumn="0" w:lastColumn="0" w:oddVBand="0" w:evenVBand="0" w:oddHBand="1" w:evenHBand="0" w:firstRowFirstColumn="0" w:firstRowLastColumn="0" w:lastRowFirstColumn="0" w:lastRowLastColumn="0"/>
-            </w:pPr>
+            <w:vAlign w:val="bottom"/>
+          </w:tcPr>
+          <w:p>
+            <w:pPr>
+              <w:cnfStyle w:val="000000100000" w:firstRow="0" w:lastRow="0" w:firstColumn="0" w:lastColumn="0" w:oddVBand="0" w:evenVBand="0" w:oddHBand="1" w:evenHBand="0" w:firstRowFirstColumn="0" w:firstRowLastColumn="0" w:lastRowFirstColumn="0" w:lastRowLastColumn="0"/>
+            </w:pPr>
+            <w:r>
+              <w:rPr>
+                <w:rFonts w:ascii="Aptos Narrow" w:hAnsi="Aptos Narrow"/>
+                <w:color w:val="000000"/>
+              </w:rPr>
+              <w:t>0.26</w:t>
+            </w:r>
           </w:p>
         </w:tc>
         <w:tc>
           <w:tcPr>
             <w:tcW w:w="1559" w:type="dxa"/>
-          </w:tcPr>
-          <w:p>
-            <w:pPr>
-              <w:cnfStyle w:val="000000100000" w:firstRow="0" w:lastRow="0" w:firstColumn="0" w:lastColumn="0" w:oddVBand="0" w:evenVBand="0" w:oddHBand="1" w:evenHBand="0" w:firstRowFirstColumn="0" w:firstRowLastColumn="0" w:lastRowFirstColumn="0" w:lastRowLastColumn="0"/>
-            </w:pPr>
+            <w:vAlign w:val="bottom"/>
+          </w:tcPr>
+          <w:p>
+            <w:pPr>
+              <w:cnfStyle w:val="000000100000" w:firstRow="0" w:lastRow="0" w:firstColumn="0" w:lastColumn="0" w:oddVBand="0" w:evenVBand="0" w:oddHBand="1" w:evenHBand="0" w:firstRowFirstColumn="0" w:firstRowLastColumn="0" w:lastRowFirstColumn="0" w:lastRowLastColumn="0"/>
+            </w:pPr>
+            <w:r>
+              <w:rPr>
+                <w:rFonts w:ascii="Aptos Narrow" w:hAnsi="Aptos Narrow"/>
+                <w:color w:val="000000"/>
+              </w:rPr>
+              <w:t>0.51</w:t>
+            </w:r>
           </w:p>
         </w:tc>
         <w:tc>
           <w:tcPr>
             <w:tcW w:w="1701" w:type="dxa"/>
-          </w:tcPr>
-          <w:p>
-            <w:pPr>
-              <w:cnfStyle w:val="000000100000" w:firstRow="0" w:lastRow="0" w:firstColumn="0" w:lastColumn="0" w:oddVBand="0" w:evenVBand="0" w:oddHBand="1" w:evenHBand="0" w:firstRowFirstColumn="0" w:firstRowLastColumn="0" w:lastRowFirstColumn="0" w:lastRowLastColumn="0"/>
-            </w:pPr>
+            <w:vAlign w:val="bottom"/>
+          </w:tcPr>
+          <w:p>
+            <w:pPr>
+              <w:cnfStyle w:val="000000100000" w:firstRow="0" w:lastRow="0" w:firstColumn="0" w:lastColumn="0" w:oddVBand="0" w:evenVBand="0" w:oddHBand="1" w:evenHBand="0" w:firstRowFirstColumn="0" w:firstRowLastColumn="0" w:lastRowFirstColumn="0" w:lastRowLastColumn="0"/>
+            </w:pPr>
+            <w:r>
+              <w:rPr>
+                <w:rFonts w:ascii="Aptos Narrow" w:hAnsi="Aptos Narrow"/>
+                <w:color w:val="000000"/>
+              </w:rPr>
+              <w:t>0.05</w:t>
+            </w:r>
           </w:p>
         </w:tc>
         <w:tc>
           <w:tcPr>
             <w:tcW w:w="1701" w:type="dxa"/>
-          </w:tcPr>
-          <w:p>
-            <w:pPr>
-              <w:cnfStyle w:val="000000100000" w:firstRow="0" w:lastRow="0" w:firstColumn="0" w:lastColumn="0" w:oddVBand="0" w:evenVBand="0" w:oddHBand="1" w:evenHBand="0" w:firstRowFirstColumn="0" w:firstRowLastColumn="0" w:lastRowFirstColumn="0" w:lastRowLastColumn="0"/>
-            </w:pPr>
+            <w:vAlign w:val="bottom"/>
+          </w:tcPr>
+          <w:p>
+            <w:pPr>
+              <w:cnfStyle w:val="000000100000" w:firstRow="0" w:lastRow="0" w:firstColumn="0" w:lastColumn="0" w:oddVBand="0" w:evenVBand="0" w:oddHBand="1" w:evenHBand="0" w:firstRowFirstColumn="0" w:firstRowLastColumn="0" w:lastRowFirstColumn="0" w:lastRowLastColumn="0"/>
+            </w:pPr>
+            <w:r>
+              <w:rPr>
+                <w:rFonts w:ascii="Aptos Narrow" w:hAnsi="Aptos Narrow"/>
+                <w:color w:val="000000"/>
+              </w:rPr>
+              <w:t>0.1</w:t>
+            </w:r>
           </w:p>
         </w:tc>
         <w:tc>
           <w:tcPr>
             <w:tcW w:w="1984" w:type="dxa"/>
-          </w:tcPr>
-          <w:p>
-            <w:pPr>
-              <w:cnfStyle w:val="000000100000" w:firstRow="0" w:lastRow="0" w:firstColumn="0" w:lastColumn="0" w:oddVBand="0" w:evenVBand="0" w:oddHBand="1" w:evenHBand="0" w:firstRowFirstColumn="0" w:firstRowLastColumn="0" w:lastRowFirstColumn="0" w:lastRowLastColumn="0"/>
-            </w:pPr>
+            <w:vAlign w:val="bottom"/>
+          </w:tcPr>
+          <w:p>
+            <w:pPr>
+              <w:cnfStyle w:val="000000100000" w:firstRow="0" w:lastRow="0" w:firstColumn="0" w:lastColumn="0" w:oddVBand="0" w:evenVBand="0" w:oddHBand="1" w:evenHBand="0" w:firstRowFirstColumn="0" w:firstRowLastColumn="0" w:lastRowFirstColumn="0" w:lastRowLastColumn="0"/>
+            </w:pPr>
+            <w:r>
+              <w:rPr>
+                <w:rFonts w:ascii="Aptos Narrow" w:hAnsi="Aptos Narrow"/>
+                <w:color w:val="000000"/>
+              </w:rPr>
+              <w:t>0.21</w:t>
+            </w:r>
           </w:p>
         </w:tc>
       </w:tr>
@@ -10282,51 +11122,91 @@
         <w:tc>
           <w:tcPr>
             <w:tcW w:w="1573" w:type="dxa"/>
+            <w:vAlign w:val="bottom"/>
           </w:tcPr>
           <w:p>
             <w:pPr>
               <w:cnfStyle w:val="000000000000" w:firstRow="0" w:lastRow="0" w:firstColumn="0" w:lastColumn="0" w:oddVBand="0" w:evenVBand="0" w:oddHBand="0" w:evenHBand="0" w:firstRowFirstColumn="0" w:firstRowLastColumn="0" w:lastRowFirstColumn="0" w:lastRowLastColumn="0"/>
             </w:pPr>
+            <w:r>
+              <w:rPr>
+                <w:rFonts w:ascii="Aptos Narrow" w:hAnsi="Aptos Narrow"/>
+                <w:color w:val="000000"/>
+              </w:rPr>
+              <w:t>0.34</w:t>
+            </w:r>
           </w:p>
         </w:tc>
         <w:tc>
           <w:tcPr>
             <w:tcW w:w="1559" w:type="dxa"/>
+            <w:vAlign w:val="bottom"/>
           </w:tcPr>
           <w:p>
             <w:pPr>
               <w:cnfStyle w:val="000000000000" w:firstRow="0" w:lastRow="0" w:firstColumn="0" w:lastColumn="0" w:oddVBand="0" w:evenVBand="0" w:oddHBand="0" w:evenHBand="0" w:firstRowFirstColumn="0" w:firstRowLastColumn="0" w:lastRowFirstColumn="0" w:lastRowLastColumn="0"/>
             </w:pPr>
+            <w:r>
+              <w:rPr>
+                <w:rFonts w:ascii="Aptos Narrow" w:hAnsi="Aptos Narrow"/>
+                <w:color w:val="000000"/>
+              </w:rPr>
+              <w:t>0.68</w:t>
+            </w:r>
           </w:p>
         </w:tc>
         <w:tc>
           <w:tcPr>
             <w:tcW w:w="1701" w:type="dxa"/>
+            <w:vAlign w:val="bottom"/>
           </w:tcPr>
           <w:p>
             <w:pPr>
               <w:cnfStyle w:val="000000000000" w:firstRow="0" w:lastRow="0" w:firstColumn="0" w:lastColumn="0" w:oddVBand="0" w:evenVBand="0" w:oddHBand="0" w:evenHBand="0" w:firstRowFirstColumn="0" w:firstRowLastColumn="0" w:lastRowFirstColumn="0" w:lastRowLastColumn="0"/>
             </w:pPr>
+            <w:r>
+              <w:rPr>
+                <w:rFonts w:ascii="Aptos Narrow" w:hAnsi="Aptos Narrow"/>
+                <w:color w:val="000000"/>
+              </w:rPr>
+              <w:t>0.07</w:t>
+            </w:r>
           </w:p>
         </w:tc>
         <w:tc>
           <w:tcPr>
             <w:tcW w:w="1701" w:type="dxa"/>
+            <w:vAlign w:val="bottom"/>
           </w:tcPr>
           <w:p>
             <w:pPr>
               <w:cnfStyle w:val="000000000000" w:firstRow="0" w:lastRow="0" w:firstColumn="0" w:lastColumn="0" w:oddVBand="0" w:evenVBand="0" w:oddHBand="0" w:evenHBand="0" w:firstRowFirstColumn="0" w:firstRowLastColumn="0" w:lastRowFirstColumn="0" w:lastRowLastColumn="0"/>
             </w:pPr>
+            <w:r>
+              <w:rPr>
+                <w:rFonts w:ascii="Aptos Narrow" w:hAnsi="Aptos Narrow"/>
+                <w:color w:val="000000"/>
+              </w:rPr>
+              <w:t>0.14</w:t>
+            </w:r>
           </w:p>
         </w:tc>
         <w:tc>
           <w:tcPr>
             <w:tcW w:w="1984" w:type="dxa"/>
+            <w:vAlign w:val="bottom"/>
           </w:tcPr>
           <w:p>
             <w:pPr>
               <w:cnfStyle w:val="000000000000" w:firstRow="0" w:lastRow="0" w:firstColumn="0" w:lastColumn="0" w:oddVBand="0" w:evenVBand="0" w:oddHBand="0" w:evenHBand="0" w:firstRowFirstColumn="0" w:firstRowLastColumn="0" w:lastRowFirstColumn="0" w:lastRowLastColumn="0"/>
             </w:pPr>
+            <w:r>
+              <w:rPr>
+                <w:rFonts w:ascii="Aptos Narrow" w:hAnsi="Aptos Narrow"/>
+                <w:color w:val="000000"/>
+              </w:rPr>
+              <w:t>0.27</w:t>
+            </w:r>
           </w:p>
         </w:tc>
       </w:tr>
@@ -10353,51 +11233,91 @@
         <w:tc>
           <w:tcPr>
             <w:tcW w:w="1573" w:type="dxa"/>
-          </w:tcPr>
-          <w:p>
-            <w:pPr>
-              <w:cnfStyle w:val="000000100000" w:firstRow="0" w:lastRow="0" w:firstColumn="0" w:lastColumn="0" w:oddVBand="0" w:evenVBand="0" w:oddHBand="1" w:evenHBand="0" w:firstRowFirstColumn="0" w:firstRowLastColumn="0" w:lastRowFirstColumn="0" w:lastRowLastColumn="0"/>
-            </w:pPr>
+            <w:vAlign w:val="bottom"/>
+          </w:tcPr>
+          <w:p>
+            <w:pPr>
+              <w:cnfStyle w:val="000000100000" w:firstRow="0" w:lastRow="0" w:firstColumn="0" w:lastColumn="0" w:oddVBand="0" w:evenVBand="0" w:oddHBand="1" w:evenHBand="0" w:firstRowFirstColumn="0" w:firstRowLastColumn="0" w:lastRowFirstColumn="0" w:lastRowLastColumn="0"/>
+            </w:pPr>
+            <w:r>
+              <w:rPr>
+                <w:rFonts w:ascii="Aptos Narrow" w:hAnsi="Aptos Narrow"/>
+                <w:color w:val="000000"/>
+              </w:rPr>
+              <w:t>0.26</w:t>
+            </w:r>
           </w:p>
         </w:tc>
         <w:tc>
           <w:tcPr>
             <w:tcW w:w="1559" w:type="dxa"/>
-          </w:tcPr>
-          <w:p>
-            <w:pPr>
-              <w:cnfStyle w:val="000000100000" w:firstRow="0" w:lastRow="0" w:firstColumn="0" w:lastColumn="0" w:oddVBand="0" w:evenVBand="0" w:oddHBand="1" w:evenHBand="0" w:firstRowFirstColumn="0" w:firstRowLastColumn="0" w:lastRowFirstColumn="0" w:lastRowLastColumn="0"/>
-            </w:pPr>
+            <w:vAlign w:val="bottom"/>
+          </w:tcPr>
+          <w:p>
+            <w:pPr>
+              <w:cnfStyle w:val="000000100000" w:firstRow="0" w:lastRow="0" w:firstColumn="0" w:lastColumn="0" w:oddVBand="0" w:evenVBand="0" w:oddHBand="1" w:evenHBand="0" w:firstRowFirstColumn="0" w:firstRowLastColumn="0" w:lastRowFirstColumn="0" w:lastRowLastColumn="0"/>
+            </w:pPr>
+            <w:r>
+              <w:rPr>
+                <w:rFonts w:ascii="Aptos Narrow" w:hAnsi="Aptos Narrow"/>
+                <w:color w:val="000000"/>
+              </w:rPr>
+              <w:t>0.53</w:t>
+            </w:r>
           </w:p>
         </w:tc>
         <w:tc>
           <w:tcPr>
             <w:tcW w:w="1701" w:type="dxa"/>
-          </w:tcPr>
-          <w:p>
-            <w:pPr>
-              <w:cnfStyle w:val="000000100000" w:firstRow="0" w:lastRow="0" w:firstColumn="0" w:lastColumn="0" w:oddVBand="0" w:evenVBand="0" w:oddHBand="1" w:evenHBand="0" w:firstRowFirstColumn="0" w:firstRowLastColumn="0" w:lastRowFirstColumn="0" w:lastRowLastColumn="0"/>
-            </w:pPr>
+            <w:vAlign w:val="bottom"/>
+          </w:tcPr>
+          <w:p>
+            <w:pPr>
+              <w:cnfStyle w:val="000000100000" w:firstRow="0" w:lastRow="0" w:firstColumn="0" w:lastColumn="0" w:oddVBand="0" w:evenVBand="0" w:oddHBand="1" w:evenHBand="0" w:firstRowFirstColumn="0" w:firstRowLastColumn="0" w:lastRowFirstColumn="0" w:lastRowLastColumn="0"/>
+            </w:pPr>
+            <w:r>
+              <w:rPr>
+                <w:rFonts w:ascii="Aptos Narrow" w:hAnsi="Aptos Narrow"/>
+                <w:color w:val="000000"/>
+              </w:rPr>
+              <w:t>0.05</w:t>
+            </w:r>
           </w:p>
         </w:tc>
         <w:tc>
           <w:tcPr>
             <w:tcW w:w="1701" w:type="dxa"/>
-          </w:tcPr>
-          <w:p>
-            <w:pPr>
-              <w:cnfStyle w:val="000000100000" w:firstRow="0" w:lastRow="0" w:firstColumn="0" w:lastColumn="0" w:oddVBand="0" w:evenVBand="0" w:oddHBand="1" w:evenHBand="0" w:firstRowFirstColumn="0" w:firstRowLastColumn="0" w:lastRowFirstColumn="0" w:lastRowLastColumn="0"/>
-            </w:pPr>
+            <w:vAlign w:val="bottom"/>
+          </w:tcPr>
+          <w:p>
+            <w:pPr>
+              <w:cnfStyle w:val="000000100000" w:firstRow="0" w:lastRow="0" w:firstColumn="0" w:lastColumn="0" w:oddVBand="0" w:evenVBand="0" w:oddHBand="1" w:evenHBand="0" w:firstRowFirstColumn="0" w:firstRowLastColumn="0" w:lastRowFirstColumn="0" w:lastRowLastColumn="0"/>
+            </w:pPr>
+            <w:r>
+              <w:rPr>
+                <w:rFonts w:ascii="Aptos Narrow" w:hAnsi="Aptos Narrow"/>
+                <w:color w:val="000000"/>
+              </w:rPr>
+              <w:t>0.11</w:t>
+            </w:r>
           </w:p>
         </w:tc>
         <w:tc>
           <w:tcPr>
             <w:tcW w:w="1984" w:type="dxa"/>
-          </w:tcPr>
-          <w:p>
-            <w:pPr>
-              <w:cnfStyle w:val="000000100000" w:firstRow="0" w:lastRow="0" w:firstColumn="0" w:lastColumn="0" w:oddVBand="0" w:evenVBand="0" w:oddHBand="1" w:evenHBand="0" w:firstRowFirstColumn="0" w:firstRowLastColumn="0" w:lastRowFirstColumn="0" w:lastRowLastColumn="0"/>
-            </w:pPr>
+            <w:vAlign w:val="bottom"/>
+          </w:tcPr>
+          <w:p>
+            <w:pPr>
+              <w:cnfStyle w:val="000000100000" w:firstRow="0" w:lastRow="0" w:firstColumn="0" w:lastColumn="0" w:oddVBand="0" w:evenVBand="0" w:oddHBand="1" w:evenHBand="0" w:firstRowFirstColumn="0" w:firstRowLastColumn="0" w:lastRowFirstColumn="0" w:lastRowLastColumn="0"/>
+            </w:pPr>
+            <w:r>
+              <w:rPr>
+                <w:rFonts w:ascii="Aptos Narrow" w:hAnsi="Aptos Narrow"/>
+                <w:color w:val="000000"/>
+              </w:rPr>
+              <w:t>0.21</w:t>
+            </w:r>
           </w:p>
         </w:tc>
       </w:tr>
@@ -10421,51 +11341,91 @@
         <w:tc>
           <w:tcPr>
             <w:tcW w:w="1573" w:type="dxa"/>
+            <w:vAlign w:val="bottom"/>
           </w:tcPr>
           <w:p>
             <w:pPr>
               <w:cnfStyle w:val="000000000000" w:firstRow="0" w:lastRow="0" w:firstColumn="0" w:lastColumn="0" w:oddVBand="0" w:evenVBand="0" w:oddHBand="0" w:evenHBand="0" w:firstRowFirstColumn="0" w:firstRowLastColumn="0" w:lastRowFirstColumn="0" w:lastRowLastColumn="0"/>
             </w:pPr>
+            <w:r>
+              <w:rPr>
+                <w:rFonts w:ascii="Aptos Narrow" w:hAnsi="Aptos Narrow"/>
+                <w:color w:val="000000"/>
+              </w:rPr>
+              <w:t>0.24</w:t>
+            </w:r>
           </w:p>
         </w:tc>
         <w:tc>
           <w:tcPr>
             <w:tcW w:w="1559" w:type="dxa"/>
+            <w:vAlign w:val="bottom"/>
           </w:tcPr>
           <w:p>
             <w:pPr>
               <w:cnfStyle w:val="000000000000" w:firstRow="0" w:lastRow="0" w:firstColumn="0" w:lastColumn="0" w:oddVBand="0" w:evenVBand="0" w:oddHBand="0" w:evenHBand="0" w:firstRowFirstColumn="0" w:firstRowLastColumn="0" w:lastRowFirstColumn="0" w:lastRowLastColumn="0"/>
             </w:pPr>
+            <w:r>
+              <w:rPr>
+                <w:rFonts w:ascii="Aptos Narrow" w:hAnsi="Aptos Narrow"/>
+                <w:color w:val="000000"/>
+              </w:rPr>
+              <w:t>0.48</w:t>
+            </w:r>
           </w:p>
         </w:tc>
         <w:tc>
           <w:tcPr>
             <w:tcW w:w="1701" w:type="dxa"/>
+            <w:vAlign w:val="bottom"/>
           </w:tcPr>
           <w:p>
             <w:pPr>
               <w:cnfStyle w:val="000000000000" w:firstRow="0" w:lastRow="0" w:firstColumn="0" w:lastColumn="0" w:oddVBand="0" w:evenVBand="0" w:oddHBand="0" w:evenHBand="0" w:firstRowFirstColumn="0" w:firstRowLastColumn="0" w:lastRowFirstColumn="0" w:lastRowLastColumn="0"/>
             </w:pPr>
+            <w:r>
+              <w:rPr>
+                <w:rFonts w:ascii="Aptos Narrow" w:hAnsi="Aptos Narrow"/>
+                <w:color w:val="000000"/>
+              </w:rPr>
+              <w:t>0.05</w:t>
+            </w:r>
           </w:p>
         </w:tc>
         <w:tc>
           <w:tcPr>
             <w:tcW w:w="1701" w:type="dxa"/>
+            <w:vAlign w:val="bottom"/>
           </w:tcPr>
           <w:p>
             <w:pPr>
               <w:cnfStyle w:val="000000000000" w:firstRow="0" w:lastRow="0" w:firstColumn="0" w:lastColumn="0" w:oddVBand="0" w:evenVBand="0" w:oddHBand="0" w:evenHBand="0" w:firstRowFirstColumn="0" w:firstRowLastColumn="0" w:lastRowFirstColumn="0" w:lastRowLastColumn="0"/>
             </w:pPr>
+            <w:r>
+              <w:rPr>
+                <w:rFonts w:ascii="Aptos Narrow" w:hAnsi="Aptos Narrow"/>
+                <w:color w:val="000000"/>
+              </w:rPr>
+              <w:t>0.1</w:t>
+            </w:r>
           </w:p>
         </w:tc>
         <w:tc>
           <w:tcPr>
             <w:tcW w:w="1984" w:type="dxa"/>
+            <w:vAlign w:val="bottom"/>
           </w:tcPr>
           <w:p>
             <w:pPr>
               <w:cnfStyle w:val="000000000000" w:firstRow="0" w:lastRow="0" w:firstColumn="0" w:lastColumn="0" w:oddVBand="0" w:evenVBand="0" w:oddHBand="0" w:evenHBand="0" w:firstRowFirstColumn="0" w:firstRowLastColumn="0" w:lastRowFirstColumn="0" w:lastRowLastColumn="0"/>
             </w:pPr>
+            <w:r>
+              <w:rPr>
+                <w:rFonts w:ascii="Aptos Narrow" w:hAnsi="Aptos Narrow"/>
+                <w:color w:val="000000"/>
+              </w:rPr>
+              <w:t>0.19</w:t>
+            </w:r>
           </w:p>
         </w:tc>
       </w:tr>
@@ -10492,51 +11452,91 @@
         <w:tc>
           <w:tcPr>
             <w:tcW w:w="1573" w:type="dxa"/>
-          </w:tcPr>
-          <w:p>
-            <w:pPr>
-              <w:cnfStyle w:val="000000100000" w:firstRow="0" w:lastRow="0" w:firstColumn="0" w:lastColumn="0" w:oddVBand="0" w:evenVBand="0" w:oddHBand="1" w:evenHBand="0" w:firstRowFirstColumn="0" w:firstRowLastColumn="0" w:lastRowFirstColumn="0" w:lastRowLastColumn="0"/>
-            </w:pPr>
+            <w:vAlign w:val="bottom"/>
+          </w:tcPr>
+          <w:p>
+            <w:pPr>
+              <w:cnfStyle w:val="000000100000" w:firstRow="0" w:lastRow="0" w:firstColumn="0" w:lastColumn="0" w:oddVBand="0" w:evenVBand="0" w:oddHBand="1" w:evenHBand="0" w:firstRowFirstColumn="0" w:firstRowLastColumn="0" w:lastRowFirstColumn="0" w:lastRowLastColumn="0"/>
+            </w:pPr>
+            <w:r>
+              <w:rPr>
+                <w:rFonts w:ascii="Aptos Narrow" w:hAnsi="Aptos Narrow"/>
+                <w:color w:val="000000"/>
+              </w:rPr>
+              <w:t>0.25</w:t>
+            </w:r>
           </w:p>
         </w:tc>
         <w:tc>
           <w:tcPr>
             <w:tcW w:w="1559" w:type="dxa"/>
-          </w:tcPr>
-          <w:p>
-            <w:pPr>
-              <w:cnfStyle w:val="000000100000" w:firstRow="0" w:lastRow="0" w:firstColumn="0" w:lastColumn="0" w:oddVBand="0" w:evenVBand="0" w:oddHBand="1" w:evenHBand="0" w:firstRowFirstColumn="0" w:firstRowLastColumn="0" w:lastRowFirstColumn="0" w:lastRowLastColumn="0"/>
-            </w:pPr>
+            <w:vAlign w:val="bottom"/>
+          </w:tcPr>
+          <w:p>
+            <w:pPr>
+              <w:cnfStyle w:val="000000100000" w:firstRow="0" w:lastRow="0" w:firstColumn="0" w:lastColumn="0" w:oddVBand="0" w:evenVBand="0" w:oddHBand="1" w:evenHBand="0" w:firstRowFirstColumn="0" w:firstRowLastColumn="0" w:lastRowFirstColumn="0" w:lastRowLastColumn="0"/>
+            </w:pPr>
+            <w:r>
+              <w:rPr>
+                <w:rFonts w:ascii="Aptos Narrow" w:hAnsi="Aptos Narrow"/>
+                <w:color w:val="000000"/>
+              </w:rPr>
+              <w:t>0.49</w:t>
+            </w:r>
           </w:p>
         </w:tc>
         <w:tc>
           <w:tcPr>
             <w:tcW w:w="1701" w:type="dxa"/>
-          </w:tcPr>
-          <w:p>
-            <w:pPr>
-              <w:cnfStyle w:val="000000100000" w:firstRow="0" w:lastRow="0" w:firstColumn="0" w:lastColumn="0" w:oddVBand="0" w:evenVBand="0" w:oddHBand="1" w:evenHBand="0" w:firstRowFirstColumn="0" w:firstRowLastColumn="0" w:lastRowFirstColumn="0" w:lastRowLastColumn="0"/>
-            </w:pPr>
+            <w:vAlign w:val="bottom"/>
+          </w:tcPr>
+          <w:p>
+            <w:pPr>
+              <w:cnfStyle w:val="000000100000" w:firstRow="0" w:lastRow="0" w:firstColumn="0" w:lastColumn="0" w:oddVBand="0" w:evenVBand="0" w:oddHBand="1" w:evenHBand="0" w:firstRowFirstColumn="0" w:firstRowLastColumn="0" w:lastRowFirstColumn="0" w:lastRowLastColumn="0"/>
+            </w:pPr>
+            <w:r>
+              <w:rPr>
+                <w:rFonts w:ascii="Aptos Narrow" w:hAnsi="Aptos Narrow"/>
+                <w:color w:val="000000"/>
+              </w:rPr>
+              <w:t>0.05</w:t>
+            </w:r>
           </w:p>
         </w:tc>
         <w:tc>
           <w:tcPr>
             <w:tcW w:w="1701" w:type="dxa"/>
-          </w:tcPr>
-          <w:p>
-            <w:pPr>
-              <w:cnfStyle w:val="000000100000" w:firstRow="0" w:lastRow="0" w:firstColumn="0" w:lastColumn="0" w:oddVBand="0" w:evenVBand="0" w:oddHBand="1" w:evenHBand="0" w:firstRowFirstColumn="0" w:firstRowLastColumn="0" w:lastRowFirstColumn="0" w:lastRowLastColumn="0"/>
-            </w:pPr>
+            <w:vAlign w:val="bottom"/>
+          </w:tcPr>
+          <w:p>
+            <w:pPr>
+              <w:cnfStyle w:val="000000100000" w:firstRow="0" w:lastRow="0" w:firstColumn="0" w:lastColumn="0" w:oddVBand="0" w:evenVBand="0" w:oddHBand="1" w:evenHBand="0" w:firstRowFirstColumn="0" w:firstRowLastColumn="0" w:lastRowFirstColumn="0" w:lastRowLastColumn="0"/>
+            </w:pPr>
+            <w:r>
+              <w:rPr>
+                <w:rFonts w:ascii="Aptos Narrow" w:hAnsi="Aptos Narrow"/>
+                <w:color w:val="000000"/>
+              </w:rPr>
+              <w:t>0.1</w:t>
+            </w:r>
           </w:p>
         </w:tc>
         <w:tc>
           <w:tcPr>
             <w:tcW w:w="1984" w:type="dxa"/>
-          </w:tcPr>
-          <w:p>
-            <w:pPr>
-              <w:cnfStyle w:val="000000100000" w:firstRow="0" w:lastRow="0" w:firstColumn="0" w:lastColumn="0" w:oddVBand="0" w:evenVBand="0" w:oddHBand="1" w:evenHBand="0" w:firstRowFirstColumn="0" w:firstRowLastColumn="0" w:lastRowFirstColumn="0" w:lastRowLastColumn="0"/>
-            </w:pPr>
+            <w:vAlign w:val="bottom"/>
+          </w:tcPr>
+          <w:p>
+            <w:pPr>
+              <w:cnfStyle w:val="000000100000" w:firstRow="0" w:lastRow="0" w:firstColumn="0" w:lastColumn="0" w:oddVBand="0" w:evenVBand="0" w:oddHBand="1" w:evenHBand="0" w:firstRowFirstColumn="0" w:firstRowLastColumn="0" w:lastRowFirstColumn="0" w:lastRowLastColumn="0"/>
+            </w:pPr>
+            <w:r>
+              <w:rPr>
+                <w:rFonts w:ascii="Aptos Narrow" w:hAnsi="Aptos Narrow"/>
+                <w:color w:val="000000"/>
+              </w:rPr>
+              <w:t>0.2</w:t>
+            </w:r>
           </w:p>
         </w:tc>
       </w:tr>
@@ -10560,51 +11560,91 @@
         <w:tc>
           <w:tcPr>
             <w:tcW w:w="1573" w:type="dxa"/>
+            <w:vAlign w:val="bottom"/>
           </w:tcPr>
           <w:p>
             <w:pPr>
               <w:cnfStyle w:val="000000000000" w:firstRow="0" w:lastRow="0" w:firstColumn="0" w:lastColumn="0" w:oddVBand="0" w:evenVBand="0" w:oddHBand="0" w:evenHBand="0" w:firstRowFirstColumn="0" w:firstRowLastColumn="0" w:lastRowFirstColumn="0" w:lastRowLastColumn="0"/>
             </w:pPr>
+            <w:r>
+              <w:rPr>
+                <w:rFonts w:ascii="Aptos Narrow" w:hAnsi="Aptos Narrow"/>
+                <w:color w:val="000000"/>
+              </w:rPr>
+              <w:t>0.04</w:t>
+            </w:r>
           </w:p>
         </w:tc>
         <w:tc>
           <w:tcPr>
             <w:tcW w:w="1559" w:type="dxa"/>
+            <w:vAlign w:val="bottom"/>
           </w:tcPr>
           <w:p>
             <w:pPr>
               <w:cnfStyle w:val="000000000000" w:firstRow="0" w:lastRow="0" w:firstColumn="0" w:lastColumn="0" w:oddVBand="0" w:evenVBand="0" w:oddHBand="0" w:evenHBand="0" w:firstRowFirstColumn="0" w:firstRowLastColumn="0" w:lastRowFirstColumn="0" w:lastRowLastColumn="0"/>
             </w:pPr>
+            <w:r>
+              <w:rPr>
+                <w:rFonts w:ascii="Aptos Narrow" w:hAnsi="Aptos Narrow"/>
+                <w:color w:val="000000"/>
+              </w:rPr>
+              <w:t>0.07</w:t>
+            </w:r>
           </w:p>
         </w:tc>
         <w:tc>
           <w:tcPr>
             <w:tcW w:w="1701" w:type="dxa"/>
+            <w:vAlign w:val="bottom"/>
           </w:tcPr>
           <w:p>
             <w:pPr>
               <w:cnfStyle w:val="000000000000" w:firstRow="0" w:lastRow="0" w:firstColumn="0" w:lastColumn="0" w:oddVBand="0" w:evenVBand="0" w:oddHBand="0" w:evenHBand="0" w:firstRowFirstColumn="0" w:firstRowLastColumn="0" w:lastRowFirstColumn="0" w:lastRowLastColumn="0"/>
             </w:pPr>
+            <w:r>
+              <w:rPr>
+                <w:rFonts w:ascii="Aptos Narrow" w:hAnsi="Aptos Narrow"/>
+                <w:color w:val="000000"/>
+              </w:rPr>
+              <w:t>0.01</w:t>
+            </w:r>
           </w:p>
         </w:tc>
         <w:tc>
           <w:tcPr>
             <w:tcW w:w="1701" w:type="dxa"/>
+            <w:vAlign w:val="bottom"/>
           </w:tcPr>
           <w:p>
             <w:pPr>
               <w:cnfStyle w:val="000000000000" w:firstRow="0" w:lastRow="0" w:firstColumn="0" w:lastColumn="0" w:oddVBand="0" w:evenVBand="0" w:oddHBand="0" w:evenHBand="0" w:firstRowFirstColumn="0" w:firstRowLastColumn="0" w:lastRowFirstColumn="0" w:lastRowLastColumn="0"/>
             </w:pPr>
+            <w:r>
+              <w:rPr>
+                <w:rFonts w:ascii="Aptos Narrow" w:hAnsi="Aptos Narrow"/>
+                <w:color w:val="000000"/>
+              </w:rPr>
+              <w:t>0.01</w:t>
+            </w:r>
           </w:p>
         </w:tc>
         <w:tc>
           <w:tcPr>
             <w:tcW w:w="1984" w:type="dxa"/>
+            <w:vAlign w:val="bottom"/>
           </w:tcPr>
           <w:p>
             <w:pPr>
               <w:cnfStyle w:val="000000000000" w:firstRow="0" w:lastRow="0" w:firstColumn="0" w:lastColumn="0" w:oddVBand="0" w:evenVBand="0" w:oddHBand="0" w:evenHBand="0" w:firstRowFirstColumn="0" w:firstRowLastColumn="0" w:lastRowFirstColumn="0" w:lastRowLastColumn="0"/>
             </w:pPr>
+            <w:r>
+              <w:rPr>
+                <w:rFonts w:ascii="Aptos Narrow" w:hAnsi="Aptos Narrow"/>
+                <w:color w:val="000000"/>
+              </w:rPr>
+              <w:t>0.03</w:t>
+            </w:r>
           </w:p>
         </w:tc>
       </w:tr>
@@ -10631,51 +11671,91 @@
         <w:tc>
           <w:tcPr>
             <w:tcW w:w="1573" w:type="dxa"/>
-          </w:tcPr>
-          <w:p>
-            <w:pPr>
-              <w:cnfStyle w:val="000000100000" w:firstRow="0" w:lastRow="0" w:firstColumn="0" w:lastColumn="0" w:oddVBand="0" w:evenVBand="0" w:oddHBand="1" w:evenHBand="0" w:firstRowFirstColumn="0" w:firstRowLastColumn="0" w:lastRowFirstColumn="0" w:lastRowLastColumn="0"/>
-            </w:pPr>
+            <w:vAlign w:val="bottom"/>
+          </w:tcPr>
+          <w:p>
+            <w:pPr>
+              <w:cnfStyle w:val="000000100000" w:firstRow="0" w:lastRow="0" w:firstColumn="0" w:lastColumn="0" w:oddVBand="0" w:evenVBand="0" w:oddHBand="1" w:evenHBand="0" w:firstRowFirstColumn="0" w:firstRowLastColumn="0" w:lastRowFirstColumn="0" w:lastRowLastColumn="0"/>
+            </w:pPr>
+            <w:r>
+              <w:rPr>
+                <w:rFonts w:ascii="Aptos Narrow" w:hAnsi="Aptos Narrow"/>
+                <w:color w:val="000000"/>
+              </w:rPr>
+              <w:t>0.31</w:t>
+            </w:r>
           </w:p>
         </w:tc>
         <w:tc>
           <w:tcPr>
             <w:tcW w:w="1559" w:type="dxa"/>
-          </w:tcPr>
-          <w:p>
-            <w:pPr>
-              <w:cnfStyle w:val="000000100000" w:firstRow="0" w:lastRow="0" w:firstColumn="0" w:lastColumn="0" w:oddVBand="0" w:evenVBand="0" w:oddHBand="1" w:evenHBand="0" w:firstRowFirstColumn="0" w:firstRowLastColumn="0" w:lastRowFirstColumn="0" w:lastRowLastColumn="0"/>
-            </w:pPr>
+            <w:vAlign w:val="bottom"/>
+          </w:tcPr>
+          <w:p>
+            <w:pPr>
+              <w:cnfStyle w:val="000000100000" w:firstRow="0" w:lastRow="0" w:firstColumn="0" w:lastColumn="0" w:oddVBand="0" w:evenVBand="0" w:oddHBand="1" w:evenHBand="0" w:firstRowFirstColumn="0" w:firstRowLastColumn="0" w:lastRowFirstColumn="0" w:lastRowLastColumn="0"/>
+            </w:pPr>
+            <w:r>
+              <w:rPr>
+                <w:rFonts w:ascii="Aptos Narrow" w:hAnsi="Aptos Narrow"/>
+                <w:color w:val="000000"/>
+              </w:rPr>
+              <w:t>0.62</w:t>
+            </w:r>
           </w:p>
         </w:tc>
         <w:tc>
           <w:tcPr>
             <w:tcW w:w="1701" w:type="dxa"/>
-          </w:tcPr>
-          <w:p>
-            <w:pPr>
-              <w:cnfStyle w:val="000000100000" w:firstRow="0" w:lastRow="0" w:firstColumn="0" w:lastColumn="0" w:oddVBand="0" w:evenVBand="0" w:oddHBand="1" w:evenHBand="0" w:firstRowFirstColumn="0" w:firstRowLastColumn="0" w:lastRowFirstColumn="0" w:lastRowLastColumn="0"/>
-            </w:pPr>
+            <w:vAlign w:val="bottom"/>
+          </w:tcPr>
+          <w:p>
+            <w:pPr>
+              <w:cnfStyle w:val="000000100000" w:firstRow="0" w:lastRow="0" w:firstColumn="0" w:lastColumn="0" w:oddVBand="0" w:evenVBand="0" w:oddHBand="1" w:evenHBand="0" w:firstRowFirstColumn="0" w:firstRowLastColumn="0" w:lastRowFirstColumn="0" w:lastRowLastColumn="0"/>
+            </w:pPr>
+            <w:r>
+              <w:rPr>
+                <w:rFonts w:ascii="Aptos Narrow" w:hAnsi="Aptos Narrow"/>
+                <w:color w:val="000000"/>
+              </w:rPr>
+              <w:t>0.06</w:t>
+            </w:r>
           </w:p>
         </w:tc>
         <w:tc>
           <w:tcPr>
             <w:tcW w:w="1701" w:type="dxa"/>
-          </w:tcPr>
-          <w:p>
-            <w:pPr>
-              <w:cnfStyle w:val="000000100000" w:firstRow="0" w:lastRow="0" w:firstColumn="0" w:lastColumn="0" w:oddVBand="0" w:evenVBand="0" w:oddHBand="1" w:evenHBand="0" w:firstRowFirstColumn="0" w:firstRowLastColumn="0" w:lastRowFirstColumn="0" w:lastRowLastColumn="0"/>
-            </w:pPr>
+            <w:vAlign w:val="bottom"/>
+          </w:tcPr>
+          <w:p>
+            <w:pPr>
+              <w:cnfStyle w:val="000000100000" w:firstRow="0" w:lastRow="0" w:firstColumn="0" w:lastColumn="0" w:oddVBand="0" w:evenVBand="0" w:oddHBand="1" w:evenHBand="0" w:firstRowFirstColumn="0" w:firstRowLastColumn="0" w:lastRowFirstColumn="0" w:lastRowLastColumn="0"/>
+            </w:pPr>
+            <w:r>
+              <w:rPr>
+                <w:rFonts w:ascii="Aptos Narrow" w:hAnsi="Aptos Narrow"/>
+                <w:color w:val="000000"/>
+              </w:rPr>
+              <w:t>0.12</w:t>
+            </w:r>
           </w:p>
         </w:tc>
         <w:tc>
           <w:tcPr>
             <w:tcW w:w="1984" w:type="dxa"/>
-          </w:tcPr>
-          <w:p>
-            <w:pPr>
-              <w:cnfStyle w:val="000000100000" w:firstRow="0" w:lastRow="0" w:firstColumn="0" w:lastColumn="0" w:oddVBand="0" w:evenVBand="0" w:oddHBand="1" w:evenHBand="0" w:firstRowFirstColumn="0" w:firstRowLastColumn="0" w:lastRowFirstColumn="0" w:lastRowLastColumn="0"/>
-            </w:pPr>
+            <w:vAlign w:val="bottom"/>
+          </w:tcPr>
+          <w:p>
+            <w:pPr>
+              <w:cnfStyle w:val="000000100000" w:firstRow="0" w:lastRow="0" w:firstColumn="0" w:lastColumn="0" w:oddVBand="0" w:evenVBand="0" w:oddHBand="1" w:evenHBand="0" w:firstRowFirstColumn="0" w:firstRowLastColumn="0" w:lastRowFirstColumn="0" w:lastRowLastColumn="0"/>
+            </w:pPr>
+            <w:r>
+              <w:rPr>
+                <w:rFonts w:ascii="Aptos Narrow" w:hAnsi="Aptos Narrow"/>
+                <w:color w:val="000000"/>
+              </w:rPr>
+              <w:t>0.25</w:t>
+            </w:r>
           </w:p>
         </w:tc>
       </w:tr>
@@ -10685,7 +11765,7 @@
       <w:pPr>
         <w:pStyle w:val="Heading2"/>
       </w:pPr>
-      <w:bookmarkStart w:id="25" w:name="_Toc243392880"/>
+      <w:bookmarkStart w:id="25" w:name="_Toc243393769"/>
       <w:r>
         <w:t>4.</w:t>
       </w:r>
@@ -10699,7 +11779,7 @@
       <w:pPr>
         <w:pStyle w:val="Heading2"/>
       </w:pPr>
-      <w:bookmarkStart w:id="26" w:name="_Toc243392881"/>
+      <w:bookmarkStart w:id="26" w:name="_Toc243393770"/>
       <w:r>
         <w:t>4.</w:t>
       </w:r>
@@ -10713,7 +11793,7 @@
       <w:pPr>
         <w:pStyle w:val="Heading2"/>
       </w:pPr>
-      <w:bookmarkStart w:id="27" w:name="_Toc243392882"/>
+      <w:bookmarkStart w:id="27" w:name="_Toc243393771"/>
       <w:r>
         <w:t>4.</w:t>
       </w:r>
@@ -10727,7 +11807,7 @@
       <w:pPr>
         <w:pStyle w:val="Heading1"/>
       </w:pPr>
-      <w:bookmarkStart w:id="28" w:name="_Toc243392883"/>
+      <w:bookmarkStart w:id="28" w:name="_Toc243393772"/>
       <w:r>
         <w:t>5.</w:t>
       </w:r>
@@ -10740,7 +11820,7 @@
       <w:pPr>
         <w:pStyle w:val="Heading2"/>
       </w:pPr>
-      <w:bookmarkStart w:id="29" w:name="_Toc243392884"/>
+      <w:bookmarkStart w:id="29" w:name="_Toc243393773"/>
       <w:r>
         <w:t>5.</w:t>
       </w:r>
@@ -10754,7 +11834,7 @@
       <w:pPr>
         <w:pStyle w:val="Heading2"/>
       </w:pPr>
-      <w:bookmarkStart w:id="30" w:name="_Toc243392885"/>
+      <w:bookmarkStart w:id="30" w:name="_Toc243393774"/>
       <w:r>
         <w:t>5.</w:t>
       </w:r>
@@ -10768,7 +11848,7 @@
       <w:pPr>
         <w:pStyle w:val="Heading2"/>
       </w:pPr>
-      <w:bookmarkStart w:id="31" w:name="_Toc243392886"/>
+      <w:bookmarkStart w:id="31" w:name="_Toc243393775"/>
       <w:r>
         <w:t>5.</w:t>
       </w:r>
@@ -10782,7 +11862,7 @@
       <w:pPr>
         <w:pStyle w:val="Heading2"/>
       </w:pPr>
-      <w:bookmarkStart w:id="32" w:name="_Toc243392887"/>
+      <w:bookmarkStart w:id="32" w:name="_Toc243393776"/>
       <w:r>
         <w:t>5.</w:t>
       </w:r>
@@ -10796,7 +11876,7 @@
       <w:pPr>
         <w:pStyle w:val="Heading1"/>
       </w:pPr>
-      <w:bookmarkStart w:id="33" w:name="_Toc243392888"/>
+      <w:bookmarkStart w:id="33" w:name="_Toc243393777"/>
       <w:r>
         <w:t>6.</w:t>
       </w:r>
@@ -10807,7 +11887,7 @@
     </w:p>
     <w:p/>
     <w:p/>
-    <w:bookmarkStart w:id="34" w:name="_Toc243392889" w:displacedByCustomXml="next"/>
+    <w:bookmarkStart w:id="34" w:name="_Toc243393778" w:displacedByCustomXml="next"/>
     <w:bookmarkStart w:id="35" w:name="_Toc242694108" w:displacedByCustomXml="next"/>
     <w:sdt>
       <w:sdtPr>

--- a/Green Tree Snake Movement and Home Range Analysis.docx
+++ b/Green Tree Snake Movement and Home Range Analysis.docx
@@ -8834,7 +8834,7 @@
                 <w:rFonts w:ascii="Aptos Narrow" w:hAnsi="Aptos Narrow"/>
                 <w:color w:val="000000"/>
               </w:rPr>
-              <w:t>1.45</w:t>
+              <w:t>5.07</w:t>
             </w:r>
           </w:p>
         </w:tc>
@@ -8852,7 +8852,7 @@
                 <w:rFonts w:ascii="Aptos Narrow" w:hAnsi="Aptos Narrow"/>
                 <w:color w:val="000000"/>
               </w:rPr>
-              <w:t>2.9</w:t>
+              <w:t>12.95</w:t>
             </w:r>
           </w:p>
         </w:tc>
@@ -8870,7 +8870,7 @@
                 <w:rFonts w:ascii="Aptos Narrow" w:hAnsi="Aptos Narrow"/>
                 <w:color w:val="000000"/>
               </w:rPr>
-              <w:t>0.29</w:t>
+              <w:t>3.5</w:t>
             </w:r>
           </w:p>
         </w:tc>
@@ -8888,7 +8888,7 @@
                 <w:rFonts w:ascii="Aptos Narrow" w:hAnsi="Aptos Narrow"/>
                 <w:color w:val="000000"/>
               </w:rPr>
-              <w:t>0.58</w:t>
+              <w:t>7.44</w:t>
             </w:r>
           </w:p>
         </w:tc>
@@ -8906,7 +8906,7 @@
                 <w:rFonts w:ascii="Aptos Narrow" w:hAnsi="Aptos Narrow"/>
                 <w:color w:val="000000"/>
               </w:rPr>
-              <w:t>1.16</w:t>
+              <w:t>17.04</w:t>
             </w:r>
           </w:p>
         </w:tc>
@@ -8942,7 +8942,7 @@
                 <w:rFonts w:ascii="Aptos Narrow" w:hAnsi="Aptos Narrow"/>
                 <w:color w:val="000000"/>
               </w:rPr>
-              <w:t>0.74</w:t>
+              <w:t>6.06</w:t>
             </w:r>
           </w:p>
         </w:tc>
@@ -8960,7 +8960,7 @@
                 <w:rFonts w:ascii="Aptos Narrow" w:hAnsi="Aptos Narrow"/>
                 <w:color w:val="000000"/>
               </w:rPr>
-              <w:t>1.47</w:t>
+              <w:t>11.99</w:t>
             </w:r>
           </w:p>
         </w:tc>
@@ -8978,7 +8978,7 @@
                 <w:rFonts w:ascii="Aptos Narrow" w:hAnsi="Aptos Narrow"/>
                 <w:color w:val="000000"/>
               </w:rPr>
-              <w:t>0.15</w:t>
+              <w:t>17.06</w:t>
             </w:r>
           </w:p>
         </w:tc>
@@ -8996,7 +8996,7 @@
                 <w:rFonts w:ascii="Aptos Narrow" w:hAnsi="Aptos Narrow"/>
                 <w:color w:val="000000"/>
               </w:rPr>
-              <w:t>0.29</w:t>
+              <w:t>39.62</w:t>
             </w:r>
           </w:p>
         </w:tc>
@@ -9014,7 +9014,7 @@
                 <w:rFonts w:ascii="Aptos Narrow" w:hAnsi="Aptos Narrow"/>
                 <w:color w:val="000000"/>
               </w:rPr>
-              <w:t>0.59</w:t>
+              <w:t>83.56</w:t>
             </w:r>
           </w:p>
         </w:tc>
@@ -9053,7 +9053,7 @@
                 <w:rFonts w:ascii="Aptos Narrow" w:hAnsi="Aptos Narrow"/>
                 <w:color w:val="000000"/>
               </w:rPr>
-              <w:t>0.47</w:t>
+              <w:t>8.98</w:t>
             </w:r>
           </w:p>
         </w:tc>
@@ -9071,7 +9071,7 @@
                 <w:rFonts w:ascii="Aptos Narrow" w:hAnsi="Aptos Narrow"/>
                 <w:color w:val="000000"/>
               </w:rPr>
-              <w:t>0.94</w:t>
+              <w:t>10.71</w:t>
             </w:r>
           </w:p>
         </w:tc>
@@ -9089,7 +9089,7 @@
                 <w:rFonts w:ascii="Aptos Narrow" w:hAnsi="Aptos Narrow"/>
                 <w:color w:val="000000"/>
               </w:rPr>
-              <w:t>0.09</w:t>
+              <w:t>0.02</w:t>
             </w:r>
           </w:p>
         </w:tc>
@@ -9107,7 +9107,7 @@
                 <w:rFonts w:ascii="Aptos Narrow" w:hAnsi="Aptos Narrow"/>
                 <w:color w:val="000000"/>
               </w:rPr>
-              <w:t>0.19</w:t>
+              <w:t>0.04</w:t>
             </w:r>
           </w:p>
         </w:tc>
@@ -9125,7 +9125,7 @@
                 <w:rFonts w:ascii="Aptos Narrow" w:hAnsi="Aptos Narrow"/>
                 <w:color w:val="000000"/>
               </w:rPr>
-              <w:t>0.38</w:t>
+              <w:t>0.07</w:t>
             </w:r>
           </w:p>
         </w:tc>
@@ -9161,7 +9161,7 @@
                 <w:rFonts w:ascii="Aptos Narrow" w:hAnsi="Aptos Narrow"/>
                 <w:color w:val="000000"/>
               </w:rPr>
-              <w:t>0.05</w:t>
+              <w:t>0.18</w:t>
             </w:r>
           </w:p>
         </w:tc>
@@ -9179,7 +9179,7 @@
                 <w:rFonts w:ascii="Aptos Narrow" w:hAnsi="Aptos Narrow"/>
                 <w:color w:val="000000"/>
               </w:rPr>
-              <w:t>0.1</w:t>
+              <w:t>0.26</w:t>
             </w:r>
           </w:p>
         </w:tc>
@@ -9197,7 +9197,7 @@
                 <w:rFonts w:ascii="Aptos Narrow" w:hAnsi="Aptos Narrow"/>
                 <w:color w:val="000000"/>
               </w:rPr>
-              <w:t>0.01</w:t>
+              <w:t>5.28</w:t>
             </w:r>
           </w:p>
         </w:tc>
@@ -9215,7 +9215,7 @@
                 <w:rFonts w:ascii="Aptos Narrow" w:hAnsi="Aptos Narrow"/>
                 <w:color w:val="000000"/>
               </w:rPr>
-              <w:t>0.02</w:t>
+              <w:t>11.09</w:t>
             </w:r>
           </w:p>
         </w:tc>
@@ -9233,7 +9233,7 @@
                 <w:rFonts w:ascii="Aptos Narrow" w:hAnsi="Aptos Narrow"/>
                 <w:color w:val="000000"/>
               </w:rPr>
-              <w:t>0.04</w:t>
+              <w:t>26.75</w:t>
             </w:r>
           </w:p>
         </w:tc>
@@ -9272,7 +9272,7 @@
                 <w:rFonts w:ascii="Aptos Narrow" w:hAnsi="Aptos Narrow"/>
                 <w:color w:val="000000"/>
               </w:rPr>
-              <w:t>0.29</w:t>
+              <w:t>3.36</w:t>
             </w:r>
           </w:p>
         </w:tc>
@@ -9290,7 +9290,7 @@
                 <w:rFonts w:ascii="Aptos Narrow" w:hAnsi="Aptos Narrow"/>
                 <w:color w:val="000000"/>
               </w:rPr>
-              <w:t>0.59</w:t>
+              <w:t>6.42</w:t>
             </w:r>
           </w:p>
         </w:tc>
@@ -9308,7 +9308,7 @@
                 <w:rFonts w:ascii="Aptos Narrow" w:hAnsi="Aptos Narrow"/>
                 <w:color w:val="000000"/>
               </w:rPr>
-              <w:t>0.06</w:t>
+              <w:t>2.23</w:t>
             </w:r>
           </w:p>
         </w:tc>
@@ -9326,7 +9326,7 @@
                 <w:rFonts w:ascii="Aptos Narrow" w:hAnsi="Aptos Narrow"/>
                 <w:color w:val="000000"/>
               </w:rPr>
-              <w:t>0.12</w:t>
+              <w:t>4.66</w:t>
             </w:r>
           </w:p>
         </w:tc>
@@ -9344,7 +9344,7 @@
                 <w:rFonts w:ascii="Aptos Narrow" w:hAnsi="Aptos Narrow"/>
                 <w:color w:val="000000"/>
               </w:rPr>
-              <w:t>0.23</w:t>
+              <w:t>9.62</w:t>
             </w:r>
           </w:p>
         </w:tc>
@@ -9380,7 +9380,7 @@
                 <w:rFonts w:ascii="Aptos Narrow" w:hAnsi="Aptos Narrow"/>
                 <w:color w:val="000000"/>
               </w:rPr>
-              <w:t>0.08</w:t>
+              <w:t>0.12</w:t>
             </w:r>
           </w:p>
         </w:tc>
@@ -9398,7 +9398,7 @@
                 <w:rFonts w:ascii="Aptos Narrow" w:hAnsi="Aptos Narrow"/>
                 <w:color w:val="000000"/>
               </w:rPr>
-              <w:t>0.15</w:t>
+              <w:t>0.14</w:t>
             </w:r>
           </w:p>
         </w:tc>
@@ -9416,7 +9416,7 @@
                 <w:rFonts w:ascii="Aptos Narrow" w:hAnsi="Aptos Narrow"/>
                 <w:color w:val="000000"/>
               </w:rPr>
-              <w:t>0.02</w:t>
+              <w:t>29.62</w:t>
             </w:r>
           </w:p>
         </w:tc>
@@ -9434,7 +9434,7 @@
                 <w:rFonts w:ascii="Aptos Narrow" w:hAnsi="Aptos Narrow"/>
                 <w:color w:val="000000"/>
               </w:rPr>
-              <w:t>0.03</w:t>
+              <w:t>54.26</w:t>
             </w:r>
           </w:p>
         </w:tc>
@@ -9452,7 +9452,7 @@
                 <w:rFonts w:ascii="Aptos Narrow" w:hAnsi="Aptos Narrow"/>
                 <w:color w:val="000000"/>
               </w:rPr>
-              <w:t>0.06</w:t>
+              <w:t>101.07</w:t>
             </w:r>
           </w:p>
         </w:tc>
@@ -9491,7 +9491,7 @@
                 <w:rFonts w:ascii="Aptos Narrow" w:hAnsi="Aptos Narrow"/>
                 <w:color w:val="000000"/>
               </w:rPr>
-              <w:t>0.29</w:t>
+              <w:t>4.26</w:t>
             </w:r>
           </w:p>
         </w:tc>
@@ -9509,7 +9509,7 @@
                 <w:rFonts w:ascii="Aptos Narrow" w:hAnsi="Aptos Narrow"/>
                 <w:color w:val="000000"/>
               </w:rPr>
-              <w:t>0.58</w:t>
+              <w:t>6.26</w:t>
             </w:r>
           </w:p>
         </w:tc>
@@ -9527,7 +9527,7 @@
                 <w:rFonts w:ascii="Aptos Narrow" w:hAnsi="Aptos Narrow"/>
                 <w:color w:val="000000"/>
               </w:rPr>
-              <w:t>0.06</w:t>
+              <w:t>0.79</w:t>
             </w:r>
           </w:p>
         </w:tc>
@@ -9545,7 +9545,7 @@
                 <w:rFonts w:ascii="Aptos Narrow" w:hAnsi="Aptos Narrow"/>
                 <w:color w:val="000000"/>
               </w:rPr>
-              <w:t>0.12</w:t>
+              <w:t>1.51</w:t>
             </w:r>
           </w:p>
         </w:tc>
@@ -9563,7 +9563,7 @@
                 <w:rFonts w:ascii="Aptos Narrow" w:hAnsi="Aptos Narrow"/>
                 <w:color w:val="000000"/>
               </w:rPr>
-              <w:t>0.23</w:t>
+              <w:t>2.88</w:t>
             </w:r>
           </w:p>
         </w:tc>
@@ -9599,7 +9599,7 @@
                 <w:rFonts w:ascii="Aptos Narrow" w:hAnsi="Aptos Narrow"/>
                 <w:color w:val="000000"/>
               </w:rPr>
-              <w:t>0.04</w:t>
+              <w:t>0.01</w:t>
             </w:r>
           </w:p>
         </w:tc>
@@ -9617,7 +9617,7 @@
                 <w:rFonts w:ascii="Aptos Narrow" w:hAnsi="Aptos Narrow"/>
                 <w:color w:val="000000"/>
               </w:rPr>
-              <w:t>0.07</w:t>
+              <w:t>0.02</w:t>
             </w:r>
           </w:p>
         </w:tc>
@@ -9635,7 +9635,7 @@
                 <w:rFonts w:ascii="Aptos Narrow" w:hAnsi="Aptos Narrow"/>
                 <w:color w:val="000000"/>
               </w:rPr>
-              <w:t>0.01</w:t>
+              <w:t>3.07</w:t>
             </w:r>
           </w:p>
         </w:tc>
@@ -9653,7 +9653,7 @@
                 <w:rFonts w:ascii="Aptos Narrow" w:hAnsi="Aptos Narrow"/>
                 <w:color w:val="000000"/>
               </w:rPr>
-              <w:t>0.01</w:t>
+              <w:t>7.41</w:t>
             </w:r>
           </w:p>
         </w:tc>
@@ -9671,7 +9671,7 @@
                 <w:rFonts w:ascii="Aptos Narrow" w:hAnsi="Aptos Narrow"/>
                 <w:color w:val="000000"/>
               </w:rPr>
-              <w:t>0.03</w:t>
+              <w:t>14.86</w:t>
             </w:r>
           </w:p>
         </w:tc>
@@ -9710,7 +9710,7 @@
                 <w:rFonts w:ascii="Aptos Narrow" w:hAnsi="Aptos Narrow"/>
                 <w:color w:val="000000"/>
               </w:rPr>
-              <w:t>0.04</w:t>
+              <w:t>0.05</w:t>
             </w:r>
           </w:p>
         </w:tc>
@@ -9728,7 +9728,7 @@
                 <w:rFonts w:ascii="Aptos Narrow" w:hAnsi="Aptos Narrow"/>
                 <w:color w:val="000000"/>
               </w:rPr>
-              <w:t>0.09</w:t>
+              <w:t>0.07</w:t>
             </w:r>
           </w:p>
         </w:tc>
@@ -9746,7 +9746,7 @@
                 <w:rFonts w:ascii="Aptos Narrow" w:hAnsi="Aptos Narrow"/>
                 <w:color w:val="000000"/>
               </w:rPr>
-              <w:t>0.01</w:t>
+              <w:t>2.1</w:t>
             </w:r>
           </w:p>
         </w:tc>
@@ -9764,7 +9764,7 @@
                 <w:rFonts w:ascii="Aptos Narrow" w:hAnsi="Aptos Narrow"/>
                 <w:color w:val="000000"/>
               </w:rPr>
-              <w:t>0.02</w:t>
+              <w:t>4.41</w:t>
             </w:r>
           </w:p>
         </w:tc>
@@ -9782,7 +9782,7 @@
                 <w:rFonts w:ascii="Aptos Narrow" w:hAnsi="Aptos Narrow"/>
                 <w:color w:val="000000"/>
               </w:rPr>
-              <w:t>0.04</w:t>
+              <w:t>9.11</w:t>
             </w:r>
           </w:p>
         </w:tc>
@@ -9818,7 +9818,7 @@
                 <w:rFonts w:ascii="Aptos Narrow" w:hAnsi="Aptos Narrow"/>
                 <w:color w:val="000000"/>
               </w:rPr>
-              <w:t>0.24</w:t>
+              <w:t>13.43</w:t>
             </w:r>
           </w:p>
         </w:tc>
@@ -9836,7 +9836,7 @@
                 <w:rFonts w:ascii="Aptos Narrow" w:hAnsi="Aptos Narrow"/>
                 <w:color w:val="000000"/>
               </w:rPr>
-              <w:t>0.48</w:t>
+              <w:t>14.01</w:t>
             </w:r>
           </w:p>
         </w:tc>
@@ -9854,7 +9854,7 @@
                 <w:rFonts w:ascii="Aptos Narrow" w:hAnsi="Aptos Narrow"/>
                 <w:color w:val="000000"/>
               </w:rPr>
-              <w:t>0.05</w:t>
+              <w:t>1.33</w:t>
             </w:r>
           </w:p>
         </w:tc>
@@ -9872,7 +9872,7 @@
                 <w:rFonts w:ascii="Aptos Narrow" w:hAnsi="Aptos Narrow"/>
                 <w:color w:val="000000"/>
               </w:rPr>
-              <w:t>0.1</w:t>
+              <w:t>2.66</w:t>
             </w:r>
           </w:p>
         </w:tc>
@@ -9890,7 +9890,7 @@
                 <w:rFonts w:ascii="Aptos Narrow" w:hAnsi="Aptos Narrow"/>
                 <w:color w:val="000000"/>
               </w:rPr>
-              <w:t>0.19</w:t>
+              <w:t>5.39</w:t>
             </w:r>
           </w:p>
         </w:tc>
@@ -9947,7 +9947,7 @@
                 <w:rFonts w:ascii="Aptos Narrow" w:hAnsi="Aptos Narrow"/>
                 <w:color w:val="000000"/>
               </w:rPr>
-              <w:t>0.03</w:t>
+              <w:t>0.01</w:t>
             </w:r>
           </w:p>
         </w:tc>
@@ -9965,7 +9965,7 @@
                 <w:rFonts w:ascii="Aptos Narrow" w:hAnsi="Aptos Narrow"/>
                 <w:color w:val="000000"/>
               </w:rPr>
-              <w:t>0</w:t>
+              <w:t>0.47</w:t>
             </w:r>
           </w:p>
         </w:tc>
@@ -9983,7 +9983,7 @@
                 <w:rFonts w:ascii="Aptos Narrow" w:hAnsi="Aptos Narrow"/>
                 <w:color w:val="000000"/>
               </w:rPr>
-              <w:t>0.01</w:t>
+              <w:t>1.08</w:t>
             </w:r>
           </w:p>
         </w:tc>
@@ -10001,7 +10001,7 @@
                 <w:rFonts w:ascii="Aptos Narrow" w:hAnsi="Aptos Narrow"/>
                 <w:color w:val="000000"/>
               </w:rPr>
-              <w:t>0.01</w:t>
+              <w:t>2.78</w:t>
             </w:r>
           </w:p>
         </w:tc>
@@ -10037,7 +10037,7 @@
                 <w:rFonts w:ascii="Aptos Narrow" w:hAnsi="Aptos Narrow"/>
                 <w:color w:val="000000"/>
               </w:rPr>
-              <w:t>0.89</w:t>
+              <w:t>8.69</w:t>
             </w:r>
           </w:p>
         </w:tc>
@@ -10055,7 +10055,7 @@
                 <w:rFonts w:ascii="Aptos Narrow" w:hAnsi="Aptos Narrow"/>
                 <w:color w:val="000000"/>
               </w:rPr>
-              <w:t>1.78</w:t>
+              <w:t>22.48</w:t>
             </w:r>
           </w:p>
         </w:tc>
@@ -10073,7 +10073,7 @@
                 <w:rFonts w:ascii="Aptos Narrow" w:hAnsi="Aptos Narrow"/>
                 <w:color w:val="000000"/>
               </w:rPr>
-              <w:t>0.18</w:t>
+              <w:t>4.13</w:t>
             </w:r>
           </w:p>
         </w:tc>
@@ -10091,7 +10091,7 @@
                 <w:rFonts w:ascii="Aptos Narrow" w:hAnsi="Aptos Narrow"/>
                 <w:color w:val="000000"/>
               </w:rPr>
-              <w:t>0.36</w:t>
+              <w:t>7.84</w:t>
             </w:r>
           </w:p>
         </w:tc>
@@ -10109,7 +10109,7 @@
                 <w:rFonts w:ascii="Aptos Narrow" w:hAnsi="Aptos Narrow"/>
                 <w:color w:val="000000"/>
               </w:rPr>
-              <w:t>0.71</w:t>
+              <w:t>15.88</w:t>
             </w:r>
           </w:p>
         </w:tc>
@@ -10148,7 +10148,7 @@
                 <w:rFonts w:ascii="Aptos Narrow" w:hAnsi="Aptos Narrow"/>
                 <w:color w:val="000000"/>
               </w:rPr>
-              <w:t>0.08</w:t>
+              <w:t>0.22</w:t>
             </w:r>
           </w:p>
         </w:tc>
@@ -10166,7 +10166,7 @@
                 <w:rFonts w:ascii="Aptos Narrow" w:hAnsi="Aptos Narrow"/>
                 <w:color w:val="000000"/>
               </w:rPr>
-              <w:t>0.15</w:t>
+              <w:t>0.84</w:t>
             </w:r>
           </w:p>
         </w:tc>
@@ -10184,7 +10184,7 @@
                 <w:rFonts w:ascii="Aptos Narrow" w:hAnsi="Aptos Narrow"/>
                 <w:color w:val="000000"/>
               </w:rPr>
-              <w:t>0.02</w:t>
+              <w:t>1.86</w:t>
             </w:r>
           </w:p>
         </w:tc>
@@ -10202,7 +10202,7 @@
                 <w:rFonts w:ascii="Aptos Narrow" w:hAnsi="Aptos Narrow"/>
                 <w:color w:val="000000"/>
               </w:rPr>
-              <w:t>0.03</w:t>
+              <w:t>3.47</w:t>
             </w:r>
           </w:p>
         </w:tc>
@@ -10220,7 +10220,7 @@
                 <w:rFonts w:ascii="Aptos Narrow" w:hAnsi="Aptos Narrow"/>
                 <w:color w:val="000000"/>
               </w:rPr>
-              <w:t>0.06</w:t>
+              <w:t>6.61</w:t>
             </w:r>
           </w:p>
         </w:tc>
@@ -10256,7 +10256,7 @@
                 <w:rFonts w:ascii="Aptos Narrow" w:hAnsi="Aptos Narrow"/>
                 <w:color w:val="000000"/>
               </w:rPr>
-              <w:t>0.67</w:t>
+              <w:t>25.86</w:t>
             </w:r>
           </w:p>
         </w:tc>
@@ -10274,7 +10274,7 @@
                 <w:rFonts w:ascii="Aptos Narrow" w:hAnsi="Aptos Narrow"/>
                 <w:color w:val="000000"/>
               </w:rPr>
-              <w:t>1.33</w:t>
+              <w:t>26.49</w:t>
             </w:r>
           </w:p>
         </w:tc>
@@ -10292,7 +10292,7 @@
                 <w:rFonts w:ascii="Aptos Narrow" w:hAnsi="Aptos Narrow"/>
                 <w:color w:val="000000"/>
               </w:rPr>
-              <w:t>0.13</w:t>
+              <w:t>6.46</w:t>
             </w:r>
           </w:p>
         </w:tc>
@@ -10310,7 +10310,7 @@
                 <w:rFonts w:ascii="Aptos Narrow" w:hAnsi="Aptos Narrow"/>
                 <w:color w:val="000000"/>
               </w:rPr>
-              <w:t>0.27</w:t>
+              <w:t>13.77</w:t>
             </w:r>
           </w:p>
         </w:tc>
@@ -10328,7 +10328,7 @@
                 <w:rFonts w:ascii="Aptos Narrow" w:hAnsi="Aptos Narrow"/>
                 <w:color w:val="000000"/>
               </w:rPr>
-              <w:t>0.53</w:t>
+              <w:t>26.9</w:t>
             </w:r>
           </w:p>
         </w:tc>
@@ -10368,7 +10368,7 @@
                 <w:rFonts w:ascii="Aptos Narrow" w:hAnsi="Aptos Narrow"/>
                 <w:color w:val="000000"/>
               </w:rPr>
-              <w:t>0.04</w:t>
+              <w:t>0.46</w:t>
             </w:r>
           </w:p>
         </w:tc>
@@ -10386,7 +10386,7 @@
                 <w:rFonts w:ascii="Aptos Narrow" w:hAnsi="Aptos Narrow"/>
                 <w:color w:val="000000"/>
               </w:rPr>
-              <w:t>0.09</w:t>
+              <w:t>0.52</w:t>
             </w:r>
           </w:p>
         </w:tc>
@@ -10404,7 +10404,7 @@
                 <w:rFonts w:ascii="Aptos Narrow" w:hAnsi="Aptos Narrow"/>
                 <w:color w:val="000000"/>
               </w:rPr>
-              <w:t>0.01</w:t>
+              <w:t>0.84</w:t>
             </w:r>
           </w:p>
         </w:tc>
@@ -10422,7 +10422,7 @@
                 <w:rFonts w:ascii="Aptos Narrow" w:hAnsi="Aptos Narrow"/>
                 <w:color w:val="000000"/>
               </w:rPr>
-              <w:t>0.02</w:t>
+              <w:t>2.2</w:t>
             </w:r>
           </w:p>
         </w:tc>
@@ -10440,7 +10440,7 @@
                 <w:rFonts w:ascii="Aptos Narrow" w:hAnsi="Aptos Narrow"/>
                 <w:color w:val="000000"/>
               </w:rPr>
-              <w:t>0.04</w:t>
+              <w:t>6.01</w:t>
             </w:r>
           </w:p>
         </w:tc>
@@ -10476,7 +10476,7 @@
                 <w:rFonts w:ascii="Aptos Narrow" w:hAnsi="Aptos Narrow"/>
                 <w:color w:val="000000"/>
               </w:rPr>
-              <w:t>0.56</w:t>
+              <w:t>6.22</w:t>
             </w:r>
           </w:p>
         </w:tc>
@@ -10494,7 +10494,7 @@
                 <w:rFonts w:ascii="Aptos Narrow" w:hAnsi="Aptos Narrow"/>
                 <w:color w:val="000000"/>
               </w:rPr>
-              <w:t>1.11</w:t>
+              <w:t>7.8</w:t>
             </w:r>
           </w:p>
         </w:tc>
@@ -10512,7 +10512,7 @@
                 <w:rFonts w:ascii="Aptos Narrow" w:hAnsi="Aptos Narrow"/>
                 <w:color w:val="000000"/>
               </w:rPr>
-              <w:t>0.11</w:t>
+              <w:t>0.22</w:t>
             </w:r>
           </w:p>
         </w:tc>
@@ -10530,7 +10530,7 @@
                 <w:rFonts w:ascii="Aptos Narrow" w:hAnsi="Aptos Narrow"/>
                 <w:color w:val="000000"/>
               </w:rPr>
-              <w:t>0.22</w:t>
+              <w:t>0.43</w:t>
             </w:r>
           </w:p>
         </w:tc>
@@ -10548,7 +10548,7 @@
                 <w:rFonts w:ascii="Aptos Narrow" w:hAnsi="Aptos Narrow"/>
                 <w:color w:val="000000"/>
               </w:rPr>
-              <w:t>0.45</w:t>
+              <w:t>1.04</w:t>
             </w:r>
           </w:p>
         </w:tc>
@@ -10587,7 +10587,7 @@
                 <w:rFonts w:ascii="Aptos Narrow" w:hAnsi="Aptos Narrow"/>
                 <w:color w:val="000000"/>
               </w:rPr>
-              <w:t>0.26</w:t>
+              <w:t>3.85</w:t>
             </w:r>
           </w:p>
         </w:tc>
@@ -10605,7 +10605,7 @@
                 <w:rFonts w:ascii="Aptos Narrow" w:hAnsi="Aptos Narrow"/>
                 <w:color w:val="000000"/>
               </w:rPr>
-              <w:t>0.53</w:t>
+              <w:t>5.46</w:t>
             </w:r>
           </w:p>
         </w:tc>
@@ -10623,7 +10623,7 @@
                 <w:rFonts w:ascii="Aptos Narrow" w:hAnsi="Aptos Narrow"/>
                 <w:color w:val="000000"/>
               </w:rPr>
-              <w:t>0.05</w:t>
+              <w:t>1.92</w:t>
             </w:r>
           </w:p>
         </w:tc>
@@ -10641,7 +10641,7 @@
                 <w:rFonts w:ascii="Aptos Narrow" w:hAnsi="Aptos Narrow"/>
                 <w:color w:val="000000"/>
               </w:rPr>
-              <w:t>0.11</w:t>
+              <w:t>4</w:t>
             </w:r>
           </w:p>
         </w:tc>
@@ -10659,7 +10659,7 @@
                 <w:rFonts w:ascii="Aptos Narrow" w:hAnsi="Aptos Narrow"/>
                 <w:color w:val="000000"/>
               </w:rPr>
-              <w:t>0.21</w:t>
+              <w:t>8.72</w:t>
             </w:r>
           </w:p>
         </w:tc>
@@ -10695,7 +10695,7 @@
                 <w:rFonts w:ascii="Aptos Narrow" w:hAnsi="Aptos Narrow"/>
                 <w:color w:val="000000"/>
               </w:rPr>
-              <w:t>0.14</w:t>
+              <w:t>1.62</w:t>
             </w:r>
           </w:p>
         </w:tc>
@@ -10713,7 +10713,7 @@
                 <w:rFonts w:ascii="Aptos Narrow" w:hAnsi="Aptos Narrow"/>
                 <w:color w:val="000000"/>
               </w:rPr>
-              <w:t>0.28</w:t>
+              <w:t>1.82</w:t>
             </w:r>
           </w:p>
         </w:tc>
@@ -10731,7 +10731,7 @@
                 <w:rFonts w:ascii="Aptos Narrow" w:hAnsi="Aptos Narrow"/>
                 <w:color w:val="000000"/>
               </w:rPr>
-              <w:t>0.03</w:t>
+              <w:t>4.27</w:t>
             </w:r>
           </w:p>
         </w:tc>
@@ -10749,7 +10749,7 @@
                 <w:rFonts w:ascii="Aptos Narrow" w:hAnsi="Aptos Narrow"/>
                 <w:color w:val="000000"/>
               </w:rPr>
-              <w:t>0.06</w:t>
+              <w:t>8.6</w:t>
             </w:r>
           </w:p>
         </w:tc>
@@ -10767,7 +10767,7 @@
                 <w:rFonts w:ascii="Aptos Narrow" w:hAnsi="Aptos Narrow"/>
                 <w:color w:val="000000"/>
               </w:rPr>
-              <w:t>0.11</w:t>
+              <w:t>17.25</w:t>
             </w:r>
           </w:p>
         </w:tc>
@@ -10806,7 +10806,7 @@
                 <w:rFonts w:ascii="Aptos Narrow" w:hAnsi="Aptos Narrow"/>
                 <w:color w:val="000000"/>
               </w:rPr>
-              <w:t>0.21</w:t>
+              <w:t>0.83</w:t>
             </w:r>
           </w:p>
         </w:tc>
@@ -10824,7 +10824,7 @@
                 <w:rFonts w:ascii="Aptos Narrow" w:hAnsi="Aptos Narrow"/>
                 <w:color w:val="000000"/>
               </w:rPr>
-              <w:t>0.43</w:t>
+              <w:t>2.33</w:t>
             </w:r>
           </w:p>
         </w:tc>
@@ -10842,7 +10842,7 @@
                 <w:rFonts w:ascii="Aptos Narrow" w:hAnsi="Aptos Narrow"/>
                 <w:color w:val="000000"/>
               </w:rPr>
-              <w:t>0.04</w:t>
+              <w:t>0.06</w:t>
             </w:r>
           </w:p>
         </w:tc>
@@ -10860,7 +10860,7 @@
                 <w:rFonts w:ascii="Aptos Narrow" w:hAnsi="Aptos Narrow"/>
                 <w:color w:val="000000"/>
               </w:rPr>
-              <w:t>0.09</w:t>
+              <w:t>0.11</w:t>
             </w:r>
           </w:p>
         </w:tc>
@@ -10878,7 +10878,7 @@
                 <w:rFonts w:ascii="Aptos Narrow" w:hAnsi="Aptos Narrow"/>
                 <w:color w:val="000000"/>
               </w:rPr>
-              <w:t>0.17</w:t>
+              <w:t>0.2</w:t>
             </w:r>
           </w:p>
         </w:tc>
@@ -10914,7 +10914,7 @@
                 <w:rFonts w:ascii="Aptos Narrow" w:hAnsi="Aptos Narrow"/>
                 <w:color w:val="000000"/>
               </w:rPr>
-              <w:t>0.11</w:t>
+              <w:t>1.49</w:t>
             </w:r>
           </w:p>
         </w:tc>
@@ -10932,7 +10932,7 @@
                 <w:rFonts w:ascii="Aptos Narrow" w:hAnsi="Aptos Narrow"/>
                 <w:color w:val="000000"/>
               </w:rPr>
-              <w:t>0.22</w:t>
+              <w:t>1.84</w:t>
             </w:r>
           </w:p>
         </w:tc>
@@ -10950,7 +10950,7 @@
                 <w:rFonts w:ascii="Aptos Narrow" w:hAnsi="Aptos Narrow"/>
                 <w:color w:val="000000"/>
               </w:rPr>
-              <w:t>0.02</w:t>
+              <w:t>10.55</w:t>
             </w:r>
           </w:p>
         </w:tc>
@@ -10968,7 +10968,7 @@
                 <w:rFonts w:ascii="Aptos Narrow" w:hAnsi="Aptos Narrow"/>
                 <w:color w:val="000000"/>
               </w:rPr>
-              <w:t>0.04</w:t>
+              <w:t>21.03</w:t>
             </w:r>
           </w:p>
         </w:tc>
@@ -10986,7 +10986,7 @@
                 <w:rFonts w:ascii="Aptos Narrow" w:hAnsi="Aptos Narrow"/>
                 <w:color w:val="000000"/>
               </w:rPr>
-              <w:t>0.09</w:t>
+              <w:t>39.43</w:t>
             </w:r>
           </w:p>
         </w:tc>
@@ -11025,7 +11025,7 @@
                 <w:rFonts w:ascii="Aptos Narrow" w:hAnsi="Aptos Narrow"/>
                 <w:color w:val="000000"/>
               </w:rPr>
-              <w:t>0.26</w:t>
+              <w:t>9.85</w:t>
             </w:r>
           </w:p>
         </w:tc>
@@ -11043,7 +11043,7 @@
                 <w:rFonts w:ascii="Aptos Narrow" w:hAnsi="Aptos Narrow"/>
                 <w:color w:val="000000"/>
               </w:rPr>
-              <w:t>0.51</w:t>
+              <w:t>10.87</w:t>
             </w:r>
           </w:p>
         </w:tc>
@@ -11061,7 +11061,7 @@
                 <w:rFonts w:ascii="Aptos Narrow" w:hAnsi="Aptos Narrow"/>
                 <w:color w:val="000000"/>
               </w:rPr>
-              <w:t>0.05</w:t>
+              <w:t>6.62</w:t>
             </w:r>
           </w:p>
         </w:tc>
@@ -11079,7 +11079,7 @@
                 <w:rFonts w:ascii="Aptos Narrow" w:hAnsi="Aptos Narrow"/>
                 <w:color w:val="000000"/>
               </w:rPr>
-              <w:t>0.1</w:t>
+              <w:t>13.42</w:t>
             </w:r>
           </w:p>
         </w:tc>
@@ -11097,7 +11097,7 @@
                 <w:rFonts w:ascii="Aptos Narrow" w:hAnsi="Aptos Narrow"/>
                 <w:color w:val="000000"/>
               </w:rPr>
-              <w:t>0.21</w:t>
+              <w:t>26.34</w:t>
             </w:r>
           </w:p>
         </w:tc>
@@ -11133,7 +11133,7 @@
                 <w:rFonts w:ascii="Aptos Narrow" w:hAnsi="Aptos Narrow"/>
                 <w:color w:val="000000"/>
               </w:rPr>
-              <w:t>0.34</w:t>
+              <w:t>2.21</w:t>
             </w:r>
           </w:p>
         </w:tc>
@@ -11151,7 +11151,7 @@
                 <w:rFonts w:ascii="Aptos Narrow" w:hAnsi="Aptos Narrow"/>
                 <w:color w:val="000000"/>
               </w:rPr>
-              <w:t>0.68</w:t>
+              <w:t>5</w:t>
             </w:r>
           </w:p>
         </w:tc>
@@ -11169,7 +11169,7 @@
                 <w:rFonts w:ascii="Aptos Narrow" w:hAnsi="Aptos Narrow"/>
                 <w:color w:val="000000"/>
               </w:rPr>
-              <w:t>0.07</w:t>
+              <w:t>1.05</w:t>
             </w:r>
           </w:p>
         </w:tc>
@@ -11187,7 +11187,7 @@
                 <w:rFonts w:ascii="Aptos Narrow" w:hAnsi="Aptos Narrow"/>
                 <w:color w:val="000000"/>
               </w:rPr>
-              <w:t>0.14</w:t>
+              <w:t>1.97</w:t>
             </w:r>
           </w:p>
         </w:tc>
@@ -11205,7 +11205,7 @@
                 <w:rFonts w:ascii="Aptos Narrow" w:hAnsi="Aptos Narrow"/>
                 <w:color w:val="000000"/>
               </w:rPr>
-              <w:t>0.27</w:t>
+              <w:t>3.8</w:t>
             </w:r>
           </w:p>
         </w:tc>
@@ -11244,7 +11244,7 @@
                 <w:rFonts w:ascii="Aptos Narrow" w:hAnsi="Aptos Narrow"/>
                 <w:color w:val="000000"/>
               </w:rPr>
-              <w:t>0.26</w:t>
+              <w:t>0.16</w:t>
             </w:r>
           </w:p>
         </w:tc>
@@ -11262,7 +11262,7 @@
                 <w:rFonts w:ascii="Aptos Narrow" w:hAnsi="Aptos Narrow"/>
                 <w:color w:val="000000"/>
               </w:rPr>
-              <w:t>0.53</w:t>
+              <w:t>0.71</w:t>
             </w:r>
           </w:p>
         </w:tc>
@@ -11280,7 +11280,7 @@
                 <w:rFonts w:ascii="Aptos Narrow" w:hAnsi="Aptos Narrow"/>
                 <w:color w:val="000000"/>
               </w:rPr>
-              <w:t>0.05</w:t>
+              <w:t>13.57</w:t>
             </w:r>
           </w:p>
         </w:tc>
@@ -11298,7 +11298,7 @@
                 <w:rFonts w:ascii="Aptos Narrow" w:hAnsi="Aptos Narrow"/>
                 <w:color w:val="000000"/>
               </w:rPr>
-              <w:t>0.11</w:t>
+              <w:t>27.52</w:t>
             </w:r>
           </w:p>
         </w:tc>
@@ -11316,7 +11316,7 @@
                 <w:rFonts w:ascii="Aptos Narrow" w:hAnsi="Aptos Narrow"/>
                 <w:color w:val="000000"/>
               </w:rPr>
-              <w:t>0.21</w:t>
+              <w:t>57.41</w:t>
             </w:r>
           </w:p>
         </w:tc>
@@ -11352,7 +11352,7 @@
                 <w:rFonts w:ascii="Aptos Narrow" w:hAnsi="Aptos Narrow"/>
                 <w:color w:val="000000"/>
               </w:rPr>
-              <w:t>0.24</w:t>
+              <w:t>2.58</w:t>
             </w:r>
           </w:p>
         </w:tc>
@@ -11370,7 +11370,7 @@
                 <w:rFonts w:ascii="Aptos Narrow" w:hAnsi="Aptos Narrow"/>
                 <w:color w:val="000000"/>
               </w:rPr>
-              <w:t>0.48</w:t>
+              <w:t>4.4</w:t>
             </w:r>
           </w:p>
         </w:tc>
@@ -11388,7 +11388,7 @@
                 <w:rFonts w:ascii="Aptos Narrow" w:hAnsi="Aptos Narrow"/>
                 <w:color w:val="000000"/>
               </w:rPr>
-              <w:t>0.05</w:t>
+              <w:t>0.07</w:t>
             </w:r>
           </w:p>
         </w:tc>
@@ -11406,7 +11406,7 @@
                 <w:rFonts w:ascii="Aptos Narrow" w:hAnsi="Aptos Narrow"/>
                 <w:color w:val="000000"/>
               </w:rPr>
-              <w:t>0.1</w:t>
+              <w:t>0.14</w:t>
             </w:r>
           </w:p>
         </w:tc>
@@ -11424,7 +11424,7 @@
                 <w:rFonts w:ascii="Aptos Narrow" w:hAnsi="Aptos Narrow"/>
                 <w:color w:val="000000"/>
               </w:rPr>
-              <w:t>0.19</w:t>
+              <w:t>0.26</w:t>
             </w:r>
           </w:p>
         </w:tc>
@@ -11463,7 +11463,7 @@
                 <w:rFonts w:ascii="Aptos Narrow" w:hAnsi="Aptos Narrow"/>
                 <w:color w:val="000000"/>
               </w:rPr>
-              <w:t>0.25</w:t>
+              <w:t>4.53</w:t>
             </w:r>
           </w:p>
         </w:tc>
@@ -11481,7 +11481,7 @@
                 <w:rFonts w:ascii="Aptos Narrow" w:hAnsi="Aptos Narrow"/>
                 <w:color w:val="000000"/>
               </w:rPr>
-              <w:t>0.49</w:t>
+              <w:t>7.58</w:t>
             </w:r>
           </w:p>
         </w:tc>
@@ -11499,7 +11499,7 @@
                 <w:rFonts w:ascii="Aptos Narrow" w:hAnsi="Aptos Narrow"/>
                 <w:color w:val="000000"/>
               </w:rPr>
-              <w:t>0.05</w:t>
+              <w:t>4.18</w:t>
             </w:r>
           </w:p>
         </w:tc>
@@ -11517,7 +11517,7 @@
                 <w:rFonts w:ascii="Aptos Narrow" w:hAnsi="Aptos Narrow"/>
                 <w:color w:val="000000"/>
               </w:rPr>
-              <w:t>0.1</w:t>
+              <w:t>10.04</w:t>
             </w:r>
           </w:p>
         </w:tc>
@@ -11535,7 +11535,7 @@
                 <w:rFonts w:ascii="Aptos Narrow" w:hAnsi="Aptos Narrow"/>
                 <w:color w:val="000000"/>
               </w:rPr>
-              <w:t>0.2</w:t>
+              <w:t>20.88</w:t>
             </w:r>
           </w:p>
         </w:tc>
@@ -11571,7 +11571,7 @@
                 <w:rFonts w:ascii="Aptos Narrow" w:hAnsi="Aptos Narrow"/>
                 <w:color w:val="000000"/>
               </w:rPr>
-              <w:t>0.04</w:t>
+              <w:t>0.09</w:t>
             </w:r>
           </w:p>
         </w:tc>
@@ -11589,13 +11589,49 @@
                 <w:rFonts w:ascii="Aptos Narrow" w:hAnsi="Aptos Narrow"/>
                 <w:color w:val="000000"/>
               </w:rPr>
+              <w:t>0.09</w:t>
+            </w:r>
+          </w:p>
+        </w:tc>
+        <w:tc>
+          <w:tcPr>
+            <w:tcW w:w="1701" w:type="dxa"/>
+            <w:vAlign w:val="bottom"/>
+          </w:tcPr>
+          <w:p>
+            <w:pPr>
+              <w:cnfStyle w:val="000000000000" w:firstRow="0" w:lastRow="0" w:firstColumn="0" w:lastColumn="0" w:oddVBand="0" w:evenVBand="0" w:oddHBand="0" w:evenHBand="0" w:firstRowFirstColumn="0" w:firstRowLastColumn="0" w:lastRowFirstColumn="0" w:lastRowLastColumn="0"/>
+            </w:pPr>
+            <w:r>
+              <w:rPr>
+                <w:rFonts w:ascii="Aptos Narrow" w:hAnsi="Aptos Narrow"/>
+                <w:color w:val="000000"/>
+              </w:rPr>
+              <w:t>0.03</w:t>
+            </w:r>
+          </w:p>
+        </w:tc>
+        <w:tc>
+          <w:tcPr>
+            <w:tcW w:w="1701" w:type="dxa"/>
+            <w:vAlign w:val="bottom"/>
+          </w:tcPr>
+          <w:p>
+            <w:pPr>
+              <w:cnfStyle w:val="000000000000" w:firstRow="0" w:lastRow="0" w:firstColumn="0" w:lastColumn="0" w:oddVBand="0" w:evenVBand="0" w:oddHBand="0" w:evenHBand="0" w:firstRowFirstColumn="0" w:firstRowLastColumn="0" w:lastRowFirstColumn="0" w:lastRowLastColumn="0"/>
+            </w:pPr>
+            <w:r>
+              <w:rPr>
+                <w:rFonts w:ascii="Aptos Narrow" w:hAnsi="Aptos Narrow"/>
+                <w:color w:val="000000"/>
+              </w:rPr>
               <w:t>0.07</w:t>
             </w:r>
           </w:p>
         </w:tc>
         <w:tc>
           <w:tcPr>
-            <w:tcW w:w="1701" w:type="dxa"/>
+            <w:tcW w:w="1984" w:type="dxa"/>
             <w:vAlign w:val="bottom"/>
           </w:tcPr>
           <w:p>
@@ -11607,43 +11643,7 @@
                 <w:rFonts w:ascii="Aptos Narrow" w:hAnsi="Aptos Narrow"/>
                 <w:color w:val="000000"/>
               </w:rPr>
-              <w:t>0.01</w:t>
-            </w:r>
-          </w:p>
-        </w:tc>
-        <w:tc>
-          <w:tcPr>
-            <w:tcW w:w="1701" w:type="dxa"/>
-            <w:vAlign w:val="bottom"/>
-          </w:tcPr>
-          <w:p>
-            <w:pPr>
-              <w:cnfStyle w:val="000000000000" w:firstRow="0" w:lastRow="0" w:firstColumn="0" w:lastColumn="0" w:oddVBand="0" w:evenVBand="0" w:oddHBand="0" w:evenHBand="0" w:firstRowFirstColumn="0" w:firstRowLastColumn="0" w:lastRowFirstColumn="0" w:lastRowLastColumn="0"/>
-            </w:pPr>
-            <w:r>
-              <w:rPr>
-                <w:rFonts w:ascii="Aptos Narrow" w:hAnsi="Aptos Narrow"/>
-                <w:color w:val="000000"/>
-              </w:rPr>
-              <w:t>0.01</w:t>
-            </w:r>
-          </w:p>
-        </w:tc>
-        <w:tc>
-          <w:tcPr>
-            <w:tcW w:w="1984" w:type="dxa"/>
-            <w:vAlign w:val="bottom"/>
-          </w:tcPr>
-          <w:p>
-            <w:pPr>
-              <w:cnfStyle w:val="000000000000" w:firstRow="0" w:lastRow="0" w:firstColumn="0" w:lastColumn="0" w:oddVBand="0" w:evenVBand="0" w:oddHBand="0" w:evenHBand="0" w:firstRowFirstColumn="0" w:firstRowLastColumn="0" w:lastRowFirstColumn="0" w:lastRowLastColumn="0"/>
-            </w:pPr>
-            <w:r>
-              <w:rPr>
-                <w:rFonts w:ascii="Aptos Narrow" w:hAnsi="Aptos Narrow"/>
-                <w:color w:val="000000"/>
-              </w:rPr>
-              <w:t>0.03</w:t>
+              <w:t>0.14</w:t>
             </w:r>
           </w:p>
         </w:tc>
@@ -11682,7 +11682,7 @@
                 <w:rFonts w:ascii="Aptos Narrow" w:hAnsi="Aptos Narrow"/>
                 <w:color w:val="000000"/>
               </w:rPr>
-              <w:t>0.31</w:t>
+              <w:t>10.95</w:t>
             </w:r>
           </w:p>
         </w:tc>
@@ -11700,7 +11700,7 @@
                 <w:rFonts w:ascii="Aptos Narrow" w:hAnsi="Aptos Narrow"/>
                 <w:color w:val="000000"/>
               </w:rPr>
-              <w:t>0.62</w:t>
+              <w:t>14.2</w:t>
             </w:r>
           </w:p>
         </w:tc>
@@ -11718,13 +11718,31 @@
                 <w:rFonts w:ascii="Aptos Narrow" w:hAnsi="Aptos Narrow"/>
                 <w:color w:val="000000"/>
               </w:rPr>
+              <w:t>0.03</w:t>
+            </w:r>
+          </w:p>
+        </w:tc>
+        <w:tc>
+          <w:tcPr>
+            <w:tcW w:w="1701" w:type="dxa"/>
+            <w:vAlign w:val="bottom"/>
+          </w:tcPr>
+          <w:p>
+            <w:pPr>
+              <w:cnfStyle w:val="000000100000" w:firstRow="0" w:lastRow="0" w:firstColumn="0" w:lastColumn="0" w:oddVBand="0" w:evenVBand="0" w:oddHBand="1" w:evenHBand="0" w:firstRowFirstColumn="0" w:firstRowLastColumn="0" w:lastRowFirstColumn="0" w:lastRowLastColumn="0"/>
+            </w:pPr>
+            <w:r>
+              <w:rPr>
+                <w:rFonts w:ascii="Aptos Narrow" w:hAnsi="Aptos Narrow"/>
+                <w:color w:val="000000"/>
+              </w:rPr>
               <w:t>0.06</w:t>
             </w:r>
           </w:p>
         </w:tc>
         <w:tc>
           <w:tcPr>
-            <w:tcW w:w="1701" w:type="dxa"/>
+            <w:tcW w:w="1984" w:type="dxa"/>
             <w:vAlign w:val="bottom"/>
           </w:tcPr>
           <w:p>
@@ -11737,24 +11755,6 @@
                 <w:color w:val="000000"/>
               </w:rPr>
               <w:t>0.12</w:t>
-            </w:r>
-          </w:p>
-        </w:tc>
-        <w:tc>
-          <w:tcPr>
-            <w:tcW w:w="1984" w:type="dxa"/>
-            <w:vAlign w:val="bottom"/>
-          </w:tcPr>
-          <w:p>
-            <w:pPr>
-              <w:cnfStyle w:val="000000100000" w:firstRow="0" w:lastRow="0" w:firstColumn="0" w:lastColumn="0" w:oddVBand="0" w:evenVBand="0" w:oddHBand="1" w:evenHBand="0" w:firstRowFirstColumn="0" w:firstRowLastColumn="0" w:lastRowFirstColumn="0" w:lastRowLastColumn="0"/>
-            </w:pPr>
-            <w:r>
-              <w:rPr>
-                <w:rFonts w:ascii="Aptos Narrow" w:hAnsi="Aptos Narrow"/>
-                <w:color w:val="000000"/>
-              </w:rPr>
-              <w:t>0.25</w:t>
             </w:r>
           </w:p>
         </w:tc>

--- a/Green Tree Snake Movement and Home Range Analysis.docx
+++ b/Green Tree Snake Movement and Home Range Analysis.docx
@@ -183,7 +183,7 @@
         <w:br w:type="page"/>
       </w:r>
     </w:p>
-    <w:bookmarkStart w:id="0" w:name="_Toc243393746" w:displacedByCustomXml="next"/>
+    <w:bookmarkStart w:id="0" w:name="_Toc243401135" w:displacedByCustomXml="next"/>
     <w:sdt>
       <w:sdtPr>
         <w:rPr>
@@ -253,7 +253,7 @@
             </w:rPr>
             <w:fldChar w:fldCharType="separate"/>
           </w:r>
-          <w:hyperlink w:anchor="_Toc243393746" w:history="1">
+          <w:hyperlink w:anchor="_Toc243401135" w:history="1">
             <w:r>
               <w:rPr>
                 <w:rStyle w:val="Hyperlink"/>
@@ -280,7 +280,7 @@
                 <w:noProof/>
                 <w:webHidden/>
               </w:rPr>
-              <w:instrText xml:space="preserve"> PAGEREF _Toc243393746 \h </w:instrText>
+              <w:instrText xml:space="preserve"> PAGEREF _Toc243401135 \h </w:instrText>
             </w:r>
             <w:r>
               <w:rPr>
@@ -331,7 +331,7 @@
               <w14:ligatures w14:val="standardContextual"/>
             </w:rPr>
           </w:pPr>
-          <w:hyperlink w:anchor="_Toc243393747" w:history="1">
+          <w:hyperlink w:anchor="_Toc243401136" w:history="1">
             <w:r>
               <w:rPr>
                 <w:rStyle w:val="Hyperlink"/>
@@ -358,7 +358,7 @@
                 <w:noProof/>
                 <w:webHidden/>
               </w:rPr>
-              <w:instrText xml:space="preserve"> PAGEREF _Toc243393747 \h </w:instrText>
+              <w:instrText xml:space="preserve"> PAGEREF _Toc243401136 \h </w:instrText>
             </w:r>
             <w:r>
               <w:rPr>
@@ -409,7 +409,7 @@
               <w14:ligatures w14:val="standardContextual"/>
             </w:rPr>
           </w:pPr>
-          <w:hyperlink w:anchor="_Toc243393748" w:history="1">
+          <w:hyperlink w:anchor="_Toc243401137" w:history="1">
             <w:r>
               <w:rPr>
                 <w:rStyle w:val="Hyperlink"/>
@@ -436,7 +436,7 @@
                 <w:noProof/>
                 <w:webHidden/>
               </w:rPr>
-              <w:instrText xml:space="preserve"> PAGEREF _Toc243393748 \h </w:instrText>
+              <w:instrText xml:space="preserve"> PAGEREF _Toc243401137 \h </w:instrText>
             </w:r>
             <w:r>
               <w:rPr>
@@ -487,7 +487,7 @@
               <w14:ligatures w14:val="standardContextual"/>
             </w:rPr>
           </w:pPr>
-          <w:hyperlink w:anchor="_Toc243393749" w:history="1">
+          <w:hyperlink w:anchor="_Toc243401138" w:history="1">
             <w:r>
               <w:rPr>
                 <w:rStyle w:val="Hyperlink"/>
@@ -514,7 +514,7 @@
                 <w:noProof/>
                 <w:webHidden/>
               </w:rPr>
-              <w:instrText xml:space="preserve"> PAGEREF _Toc243393749 \h </w:instrText>
+              <w:instrText xml:space="preserve"> PAGEREF _Toc243401138 \h </w:instrText>
             </w:r>
             <w:r>
               <w:rPr>
@@ -563,7 +563,7 @@
               <w14:ligatures w14:val="standardContextual"/>
             </w:rPr>
           </w:pPr>
-          <w:hyperlink w:anchor="_Toc243393750" w:history="1">
+          <w:hyperlink w:anchor="_Toc243401139" w:history="1">
             <w:r>
               <w:rPr>
                 <w:rStyle w:val="Hyperlink"/>
@@ -590,7 +590,7 @@
                 <w:noProof/>
                 <w:webHidden/>
               </w:rPr>
-              <w:instrText xml:space="preserve"> PAGEREF _Toc243393750 \h </w:instrText>
+              <w:instrText xml:space="preserve"> PAGEREF _Toc243401139 \h </w:instrText>
             </w:r>
             <w:r>
               <w:rPr>
@@ -639,7 +639,7 @@
               <w14:ligatures w14:val="standardContextual"/>
             </w:rPr>
           </w:pPr>
-          <w:hyperlink w:anchor="_Toc243393751" w:history="1">
+          <w:hyperlink w:anchor="_Toc243401140" w:history="1">
             <w:r>
               <w:rPr>
                 <w:rStyle w:val="Hyperlink"/>
@@ -666,7 +666,7 @@
                 <w:noProof/>
                 <w:webHidden/>
               </w:rPr>
-              <w:instrText xml:space="preserve"> PAGEREF _Toc243393751 \h </w:instrText>
+              <w:instrText xml:space="preserve"> PAGEREF _Toc243401140 \h </w:instrText>
             </w:r>
             <w:r>
               <w:rPr>
@@ -717,7 +717,7 @@
               <w14:ligatures w14:val="standardContextual"/>
             </w:rPr>
           </w:pPr>
-          <w:hyperlink w:anchor="_Toc243393752" w:history="1">
+          <w:hyperlink w:anchor="_Toc243401141" w:history="1">
             <w:r>
               <w:rPr>
                 <w:rStyle w:val="Hyperlink"/>
@@ -744,7 +744,7 @@
                 <w:noProof/>
                 <w:webHidden/>
               </w:rPr>
-              <w:instrText xml:space="preserve"> PAGEREF _Toc243393752 \h </w:instrText>
+              <w:instrText xml:space="preserve"> PAGEREF _Toc243401141 \h </w:instrText>
             </w:r>
             <w:r>
               <w:rPr>
@@ -793,7 +793,7 @@
               <w14:ligatures w14:val="standardContextual"/>
             </w:rPr>
           </w:pPr>
-          <w:hyperlink w:anchor="_Toc243393753" w:history="1">
+          <w:hyperlink w:anchor="_Toc243401142" w:history="1">
             <w:r>
               <w:rPr>
                 <w:rStyle w:val="Hyperlink"/>
@@ -820,7 +820,7 @@
                 <w:noProof/>
                 <w:webHidden/>
               </w:rPr>
-              <w:instrText xml:space="preserve"> PAGEREF _Toc243393753 \h </w:instrText>
+              <w:instrText xml:space="preserve"> PAGEREF _Toc243401142 \h </w:instrText>
             </w:r>
             <w:r>
               <w:rPr>
@@ -869,7 +869,7 @@
               <w14:ligatures w14:val="standardContextual"/>
             </w:rPr>
           </w:pPr>
-          <w:hyperlink w:anchor="_Toc243393754" w:history="1">
+          <w:hyperlink w:anchor="_Toc243401143" w:history="1">
             <w:r>
               <w:rPr>
                 <w:rStyle w:val="Hyperlink"/>
@@ -896,7 +896,7 @@
                 <w:noProof/>
                 <w:webHidden/>
               </w:rPr>
-              <w:instrText xml:space="preserve"> PAGEREF _Toc243393754 \h </w:instrText>
+              <w:instrText xml:space="preserve"> PAGEREF _Toc243401143 \h </w:instrText>
             </w:r>
             <w:r>
               <w:rPr>
@@ -945,7 +945,7 @@
               <w14:ligatures w14:val="standardContextual"/>
             </w:rPr>
           </w:pPr>
-          <w:hyperlink w:anchor="_Toc243393755" w:history="1">
+          <w:hyperlink w:anchor="_Toc243401144" w:history="1">
             <w:r>
               <w:rPr>
                 <w:rStyle w:val="Hyperlink"/>
@@ -972,7 +972,7 @@
                 <w:noProof/>
                 <w:webHidden/>
               </w:rPr>
-              <w:instrText xml:space="preserve"> PAGEREF _Toc243393755 \h </w:instrText>
+              <w:instrText xml:space="preserve"> PAGEREF _Toc243401144 \h </w:instrText>
             </w:r>
             <w:r>
               <w:rPr>
@@ -1021,7 +1021,7 @@
               <w14:ligatures w14:val="standardContextual"/>
             </w:rPr>
           </w:pPr>
-          <w:hyperlink w:anchor="_Toc243393756" w:history="1">
+          <w:hyperlink w:anchor="_Toc243401145" w:history="1">
             <w:r>
               <w:rPr>
                 <w:rStyle w:val="Hyperlink"/>
@@ -1057,7 +1057,7 @@
                 <w:noProof/>
                 <w:webHidden/>
               </w:rPr>
-              <w:instrText xml:space="preserve"> PAGEREF _Toc243393756 \h </w:instrText>
+              <w:instrText xml:space="preserve"> PAGEREF _Toc243401145 \h </w:instrText>
             </w:r>
             <w:r>
               <w:rPr>
@@ -1106,7 +1106,7 @@
               <w14:ligatures w14:val="standardContextual"/>
             </w:rPr>
           </w:pPr>
-          <w:hyperlink w:anchor="_Toc243393757" w:history="1">
+          <w:hyperlink w:anchor="_Toc243401146" w:history="1">
             <w:r>
               <w:rPr>
                 <w:rStyle w:val="Hyperlink"/>
@@ -1133,7 +1133,7 @@
                 <w:noProof/>
                 <w:webHidden/>
               </w:rPr>
-              <w:instrText xml:space="preserve"> PAGEREF _Toc243393757 \h </w:instrText>
+              <w:instrText xml:space="preserve"> PAGEREF _Toc243401146 \h </w:instrText>
             </w:r>
             <w:r>
               <w:rPr>
@@ -1184,7 +1184,7 @@
               <w14:ligatures w14:val="standardContextual"/>
             </w:rPr>
           </w:pPr>
-          <w:hyperlink w:anchor="_Toc243393758" w:history="1">
+          <w:hyperlink w:anchor="_Toc243401147" w:history="1">
             <w:r>
               <w:rPr>
                 <w:rStyle w:val="Hyperlink"/>
@@ -1211,7 +1211,7 @@
                 <w:noProof/>
                 <w:webHidden/>
               </w:rPr>
-              <w:instrText xml:space="preserve"> PAGEREF _Toc243393758 \h </w:instrText>
+              <w:instrText xml:space="preserve"> PAGEREF _Toc243401147 \h </w:instrText>
             </w:r>
             <w:r>
               <w:rPr>
@@ -1260,7 +1260,7 @@
               <w14:ligatures w14:val="standardContextual"/>
             </w:rPr>
           </w:pPr>
-          <w:hyperlink w:anchor="_Toc243393759" w:history="1">
+          <w:hyperlink w:anchor="_Toc243401148" w:history="1">
             <w:r>
               <w:rPr>
                 <w:rStyle w:val="Hyperlink"/>
@@ -1287,7 +1287,7 @@
                 <w:noProof/>
                 <w:webHidden/>
               </w:rPr>
-              <w:instrText xml:space="preserve"> PAGEREF _Toc243393759 \h </w:instrText>
+              <w:instrText xml:space="preserve"> PAGEREF _Toc243401148 \h </w:instrText>
             </w:r>
             <w:r>
               <w:rPr>
@@ -1336,7 +1336,7 @@
               <w14:ligatures w14:val="standardContextual"/>
             </w:rPr>
           </w:pPr>
-          <w:hyperlink w:anchor="_Toc243393760" w:history="1">
+          <w:hyperlink w:anchor="_Toc243401149" w:history="1">
             <w:r>
               <w:rPr>
                 <w:rStyle w:val="Hyperlink"/>
@@ -1363,7 +1363,7 @@
                 <w:noProof/>
                 <w:webHidden/>
               </w:rPr>
-              <w:instrText xml:space="preserve"> PAGEREF _Toc243393760 \h </w:instrText>
+              <w:instrText xml:space="preserve"> PAGEREF _Toc243401149 \h </w:instrText>
             </w:r>
             <w:r>
               <w:rPr>
@@ -1383,7 +1383,7 @@
                 <w:noProof/>
                 <w:webHidden/>
               </w:rPr>
-              <w:t>5</w:t>
+              <w:t>6</w:t>
             </w:r>
             <w:r>
               <w:rPr>
@@ -1412,7 +1412,7 @@
               <w14:ligatures w14:val="standardContextual"/>
             </w:rPr>
           </w:pPr>
-          <w:hyperlink w:anchor="_Toc243393761" w:history="1">
+          <w:hyperlink w:anchor="_Toc243401150" w:history="1">
             <w:r>
               <w:rPr>
                 <w:rStyle w:val="Hyperlink"/>
@@ -1439,7 +1439,7 @@
                 <w:noProof/>
                 <w:webHidden/>
               </w:rPr>
-              <w:instrText xml:space="preserve"> PAGEREF _Toc243393761 \h </w:instrText>
+              <w:instrText xml:space="preserve"> PAGEREF _Toc243401150 \h </w:instrText>
             </w:r>
             <w:r>
               <w:rPr>
@@ -1459,7 +1459,7 @@
                 <w:noProof/>
                 <w:webHidden/>
               </w:rPr>
-              <w:t>5</w:t>
+              <w:t>6</w:t>
             </w:r>
             <w:r>
               <w:rPr>
@@ -1486,7 +1486,7 @@
               <w14:ligatures w14:val="standardContextual"/>
             </w:rPr>
           </w:pPr>
-          <w:hyperlink w:anchor="_Toc243393762" w:history="1">
+          <w:hyperlink w:anchor="_Toc243401151" w:history="1">
             <w:r>
               <w:rPr>
                 <w:rStyle w:val="Hyperlink"/>
@@ -1513,7 +1513,7 @@
                 <w:noProof/>
                 <w:webHidden/>
               </w:rPr>
-              <w:instrText xml:space="preserve"> PAGEREF _Toc243393762 \h </w:instrText>
+              <w:instrText xml:space="preserve"> PAGEREF _Toc243401151 \h </w:instrText>
             </w:r>
             <w:r>
               <w:rPr>
@@ -1533,7 +1533,7 @@
                 <w:noProof/>
                 <w:webHidden/>
               </w:rPr>
-              <w:t>5</w:t>
+              <w:t>6</w:t>
             </w:r>
             <w:r>
               <w:rPr>
@@ -1560,13 +1560,13 @@
               <w14:ligatures w14:val="standardContextual"/>
             </w:rPr>
           </w:pPr>
-          <w:hyperlink w:anchor="_Toc243393763" w:history="1">
+          <w:hyperlink w:anchor="_Toc243401152" w:history="1">
             <w:r>
               <w:rPr>
                 <w:rStyle w:val="Hyperlink"/>
                 <w:noProof/>
               </w:rPr>
-              <w:t>3.3.2 Kernel utilisation distribution (KUD)</w:t>
+              <w:t>3.3.2 Kernel density estimation (KDE)</w:t>
             </w:r>
             <w:r>
               <w:rPr>
@@ -1587,7 +1587,7 @@
                 <w:noProof/>
                 <w:webHidden/>
               </w:rPr>
-              <w:instrText xml:space="preserve"> PAGEREF _Toc243393763 \h </w:instrText>
+              <w:instrText xml:space="preserve"> PAGEREF _Toc243401152 \h </w:instrText>
             </w:r>
             <w:r>
               <w:rPr>
@@ -1607,7 +1607,7 @@
                 <w:noProof/>
                 <w:webHidden/>
               </w:rPr>
-              <w:t>5</w:t>
+              <w:t>6</w:t>
             </w:r>
             <w:r>
               <w:rPr>
@@ -1636,7 +1636,7 @@
               <w14:ligatures w14:val="standardContextual"/>
             </w:rPr>
           </w:pPr>
-          <w:hyperlink w:anchor="_Toc243393764" w:history="1">
+          <w:hyperlink w:anchor="_Toc243401153" w:history="1">
             <w:r>
               <w:rPr>
                 <w:rStyle w:val="Hyperlink"/>
@@ -1663,7 +1663,7 @@
                 <w:noProof/>
                 <w:webHidden/>
               </w:rPr>
-              <w:instrText xml:space="preserve"> PAGEREF _Toc243393764 \h </w:instrText>
+              <w:instrText xml:space="preserve"> PAGEREF _Toc243401153 \h </w:instrText>
             </w:r>
             <w:r>
               <w:rPr>
@@ -1683,7 +1683,7 @@
                 <w:noProof/>
                 <w:webHidden/>
               </w:rPr>
-              <w:t>5</w:t>
+              <w:t>6</w:t>
             </w:r>
             <w:r>
               <w:rPr>
@@ -1714,7 +1714,7 @@
               <w14:ligatures w14:val="standardContextual"/>
             </w:rPr>
           </w:pPr>
-          <w:hyperlink w:anchor="_Toc243393765" w:history="1">
+          <w:hyperlink w:anchor="_Toc243401154" w:history="1">
             <w:r>
               <w:rPr>
                 <w:rStyle w:val="Hyperlink"/>
@@ -1741,7 +1741,7 @@
                 <w:noProof/>
                 <w:webHidden/>
               </w:rPr>
-              <w:instrText xml:space="preserve"> PAGEREF _Toc243393765 \h </w:instrText>
+              <w:instrText xml:space="preserve"> PAGEREF _Toc243401154 \h </w:instrText>
             </w:r>
             <w:r>
               <w:rPr>
@@ -1761,7 +1761,7 @@
                 <w:noProof/>
                 <w:webHidden/>
               </w:rPr>
-              <w:t>5</w:t>
+              <w:t>6</w:t>
             </w:r>
             <w:r>
               <w:rPr>
@@ -1790,7 +1790,7 @@
               <w14:ligatures w14:val="standardContextual"/>
             </w:rPr>
           </w:pPr>
-          <w:hyperlink w:anchor="_Toc243393766" w:history="1">
+          <w:hyperlink w:anchor="_Toc243401155" w:history="1">
             <w:r>
               <w:rPr>
                 <w:rStyle w:val="Hyperlink"/>
@@ -1817,7 +1817,7 @@
                 <w:noProof/>
                 <w:webHidden/>
               </w:rPr>
-              <w:instrText xml:space="preserve"> PAGEREF _Toc243393766 \h </w:instrText>
+              <w:instrText xml:space="preserve"> PAGEREF _Toc243401155 \h </w:instrText>
             </w:r>
             <w:r>
               <w:rPr>
@@ -1837,7 +1837,7 @@
                 <w:noProof/>
                 <w:webHidden/>
               </w:rPr>
-              <w:t>5</w:t>
+              <w:t>6</w:t>
             </w:r>
             <w:r>
               <w:rPr>
@@ -1866,7 +1866,7 @@
               <w14:ligatures w14:val="standardContextual"/>
             </w:rPr>
           </w:pPr>
-          <w:hyperlink w:anchor="_Toc243393767" w:history="1">
+          <w:hyperlink w:anchor="_Toc243401156" w:history="1">
             <w:r>
               <w:rPr>
                 <w:rStyle w:val="Hyperlink"/>
@@ -1893,7 +1893,7 @@
                 <w:noProof/>
                 <w:webHidden/>
               </w:rPr>
-              <w:instrText xml:space="preserve"> PAGEREF _Toc243393767 \h </w:instrText>
+              <w:instrText xml:space="preserve"> PAGEREF _Toc243401156 \h </w:instrText>
             </w:r>
             <w:r>
               <w:rPr>
@@ -1942,7 +1942,7 @@
               <w14:ligatures w14:val="standardContextual"/>
             </w:rPr>
           </w:pPr>
-          <w:hyperlink w:anchor="_Toc243393768" w:history="1">
+          <w:hyperlink w:anchor="_Toc243401157" w:history="1">
             <w:r>
               <w:rPr>
                 <w:rStyle w:val="Hyperlink"/>
@@ -1969,7 +1969,7 @@
                 <w:noProof/>
                 <w:webHidden/>
               </w:rPr>
-              <w:instrText xml:space="preserve"> PAGEREF _Toc243393768 \h </w:instrText>
+              <w:instrText xml:space="preserve"> PAGEREF _Toc243401157 \h </w:instrText>
             </w:r>
             <w:r>
               <w:rPr>
@@ -1989,7 +1989,7 @@
                 <w:noProof/>
                 <w:webHidden/>
               </w:rPr>
-              <w:t>6</w:t>
+              <w:t>7</w:t>
             </w:r>
             <w:r>
               <w:rPr>
@@ -2018,7 +2018,7 @@
               <w14:ligatures w14:val="standardContextual"/>
             </w:rPr>
           </w:pPr>
-          <w:hyperlink w:anchor="_Toc243393769" w:history="1">
+          <w:hyperlink w:anchor="_Toc243401158" w:history="1">
             <w:r>
               <w:rPr>
                 <w:rStyle w:val="Hyperlink"/>
@@ -2045,7 +2045,7 @@
                 <w:noProof/>
                 <w:webHidden/>
               </w:rPr>
-              <w:instrText xml:space="preserve"> PAGEREF _Toc243393769 \h </w:instrText>
+              <w:instrText xml:space="preserve"> PAGEREF _Toc243401158 \h </w:instrText>
             </w:r>
             <w:r>
               <w:rPr>
@@ -2094,7 +2094,7 @@
               <w14:ligatures w14:val="standardContextual"/>
             </w:rPr>
           </w:pPr>
-          <w:hyperlink w:anchor="_Toc243393770" w:history="1">
+          <w:hyperlink w:anchor="_Toc243401159" w:history="1">
             <w:r>
               <w:rPr>
                 <w:rStyle w:val="Hyperlink"/>
@@ -2121,7 +2121,7 @@
                 <w:noProof/>
                 <w:webHidden/>
               </w:rPr>
-              <w:instrText xml:space="preserve"> PAGEREF _Toc243393770 \h </w:instrText>
+              <w:instrText xml:space="preserve"> PAGEREF _Toc243401159 \h </w:instrText>
             </w:r>
             <w:r>
               <w:rPr>
@@ -2170,7 +2170,7 @@
               <w14:ligatures w14:val="standardContextual"/>
             </w:rPr>
           </w:pPr>
-          <w:hyperlink w:anchor="_Toc243393771" w:history="1">
+          <w:hyperlink w:anchor="_Toc243401160" w:history="1">
             <w:r>
               <w:rPr>
                 <w:rStyle w:val="Hyperlink"/>
@@ -2197,7 +2197,7 @@
                 <w:noProof/>
                 <w:webHidden/>
               </w:rPr>
-              <w:instrText xml:space="preserve"> PAGEREF _Toc243393771 \h </w:instrText>
+              <w:instrText xml:space="preserve"> PAGEREF _Toc243401160 \h </w:instrText>
             </w:r>
             <w:r>
               <w:rPr>
@@ -2217,7 +2217,7 @@
                 <w:noProof/>
                 <w:webHidden/>
               </w:rPr>
-              <w:t>7</w:t>
+              <w:t>8</w:t>
             </w:r>
             <w:r>
               <w:rPr>
@@ -2248,7 +2248,7 @@
               <w14:ligatures w14:val="standardContextual"/>
             </w:rPr>
           </w:pPr>
-          <w:hyperlink w:anchor="_Toc243393772" w:history="1">
+          <w:hyperlink w:anchor="_Toc243401161" w:history="1">
             <w:r>
               <w:rPr>
                 <w:rStyle w:val="Hyperlink"/>
@@ -2275,7 +2275,7 @@
                 <w:noProof/>
                 <w:webHidden/>
               </w:rPr>
-              <w:instrText xml:space="preserve"> PAGEREF _Toc243393772 \h </w:instrText>
+              <w:instrText xml:space="preserve"> PAGEREF _Toc243401161 \h </w:instrText>
             </w:r>
             <w:r>
               <w:rPr>
@@ -2295,7 +2295,7 @@
                 <w:noProof/>
                 <w:webHidden/>
               </w:rPr>
-              <w:t>7</w:t>
+              <w:t>8</w:t>
             </w:r>
             <w:r>
               <w:rPr>
@@ -2324,7 +2324,7 @@
               <w14:ligatures w14:val="standardContextual"/>
             </w:rPr>
           </w:pPr>
-          <w:hyperlink w:anchor="_Toc243393773" w:history="1">
+          <w:hyperlink w:anchor="_Toc243401162" w:history="1">
             <w:r>
               <w:rPr>
                 <w:rStyle w:val="Hyperlink"/>
@@ -2351,7 +2351,7 @@
                 <w:noProof/>
                 <w:webHidden/>
               </w:rPr>
-              <w:instrText xml:space="preserve"> PAGEREF _Toc243393773 \h </w:instrText>
+              <w:instrText xml:space="preserve"> PAGEREF _Toc243401162 \h </w:instrText>
             </w:r>
             <w:r>
               <w:rPr>
@@ -2371,7 +2371,7 @@
                 <w:noProof/>
                 <w:webHidden/>
               </w:rPr>
-              <w:t>7</w:t>
+              <w:t>8</w:t>
             </w:r>
             <w:r>
               <w:rPr>
@@ -2400,7 +2400,7 @@
               <w14:ligatures w14:val="standardContextual"/>
             </w:rPr>
           </w:pPr>
-          <w:hyperlink w:anchor="_Toc243393774" w:history="1">
+          <w:hyperlink w:anchor="_Toc243401163" w:history="1">
             <w:r>
               <w:rPr>
                 <w:rStyle w:val="Hyperlink"/>
@@ -2427,7 +2427,7 @@
                 <w:noProof/>
                 <w:webHidden/>
               </w:rPr>
-              <w:instrText xml:space="preserve"> PAGEREF _Toc243393774 \h </w:instrText>
+              <w:instrText xml:space="preserve"> PAGEREF _Toc243401163 \h </w:instrText>
             </w:r>
             <w:r>
               <w:rPr>
@@ -2447,7 +2447,7 @@
                 <w:noProof/>
                 <w:webHidden/>
               </w:rPr>
-              <w:t>7</w:t>
+              <w:t>8</w:t>
             </w:r>
             <w:r>
               <w:rPr>
@@ -2476,7 +2476,7 @@
               <w14:ligatures w14:val="standardContextual"/>
             </w:rPr>
           </w:pPr>
-          <w:hyperlink w:anchor="_Toc243393775" w:history="1">
+          <w:hyperlink w:anchor="_Toc243401164" w:history="1">
             <w:r>
               <w:rPr>
                 <w:rStyle w:val="Hyperlink"/>
@@ -2503,7 +2503,7 @@
                 <w:noProof/>
                 <w:webHidden/>
               </w:rPr>
-              <w:instrText xml:space="preserve"> PAGEREF _Toc243393775 \h </w:instrText>
+              <w:instrText xml:space="preserve"> PAGEREF _Toc243401164 \h </w:instrText>
             </w:r>
             <w:r>
               <w:rPr>
@@ -2523,7 +2523,7 @@
                 <w:noProof/>
                 <w:webHidden/>
               </w:rPr>
-              <w:t>7</w:t>
+              <w:t>8</w:t>
             </w:r>
             <w:r>
               <w:rPr>
@@ -2552,7 +2552,7 @@
               <w14:ligatures w14:val="standardContextual"/>
             </w:rPr>
           </w:pPr>
-          <w:hyperlink w:anchor="_Toc243393776" w:history="1">
+          <w:hyperlink w:anchor="_Toc243401165" w:history="1">
             <w:r>
               <w:rPr>
                 <w:rStyle w:val="Hyperlink"/>
@@ -2579,7 +2579,7 @@
                 <w:noProof/>
                 <w:webHidden/>
               </w:rPr>
-              <w:instrText xml:space="preserve"> PAGEREF _Toc243393776 \h </w:instrText>
+              <w:instrText xml:space="preserve"> PAGEREF _Toc243401165 \h </w:instrText>
             </w:r>
             <w:r>
               <w:rPr>
@@ -2599,7 +2599,7 @@
                 <w:noProof/>
                 <w:webHidden/>
               </w:rPr>
-              <w:t>7</w:t>
+              <w:t>8</w:t>
             </w:r>
             <w:r>
               <w:rPr>
@@ -2630,7 +2630,7 @@
               <w14:ligatures w14:val="standardContextual"/>
             </w:rPr>
           </w:pPr>
-          <w:hyperlink w:anchor="_Toc243393777" w:history="1">
+          <w:hyperlink w:anchor="_Toc243401166" w:history="1">
             <w:r>
               <w:rPr>
                 <w:rStyle w:val="Hyperlink"/>
@@ -2657,7 +2657,7 @@
                 <w:noProof/>
                 <w:webHidden/>
               </w:rPr>
-              <w:instrText xml:space="preserve"> PAGEREF _Toc243393777 \h </w:instrText>
+              <w:instrText xml:space="preserve"> PAGEREF _Toc243401166 \h </w:instrText>
             </w:r>
             <w:r>
               <w:rPr>
@@ -2677,7 +2677,7 @@
                 <w:noProof/>
                 <w:webHidden/>
               </w:rPr>
-              <w:t>7</w:t>
+              <w:t>8</w:t>
             </w:r>
             <w:r>
               <w:rPr>
@@ -2708,7 +2708,7 @@
               <w14:ligatures w14:val="standardContextual"/>
             </w:rPr>
           </w:pPr>
-          <w:hyperlink w:anchor="_Toc243393778" w:history="1">
+          <w:hyperlink w:anchor="_Toc243401167" w:history="1">
             <w:r>
               <w:rPr>
                 <w:rStyle w:val="Hyperlink"/>
@@ -2735,7 +2735,7 @@
                 <w:noProof/>
                 <w:webHidden/>
               </w:rPr>
-              <w:instrText xml:space="preserve"> PAGEREF _Toc243393778 \h </w:instrText>
+              <w:instrText xml:space="preserve"> PAGEREF _Toc243401167 \h </w:instrText>
             </w:r>
             <w:r>
               <w:rPr>
@@ -2755,7 +2755,7 @@
                 <w:noProof/>
                 <w:webHidden/>
               </w:rPr>
-              <w:t>7</w:t>
+              <w:t>8</w:t>
             </w:r>
             <w:r>
               <w:rPr>
@@ -2782,7 +2782,7 @@
       <w:pPr>
         <w:pStyle w:val="Heading1"/>
       </w:pPr>
-      <w:bookmarkStart w:id="1" w:name="_Toc243393747"/>
+      <w:bookmarkStart w:id="1" w:name="_Toc243401136"/>
       <w:r>
         <w:lastRenderedPageBreak/>
         <w:t>List</w:t>
@@ -4288,7 +4288,7 @@
       <w:r>
         <w:fldChar w:fldCharType="end"/>
       </w:r>
-      <w:bookmarkStart w:id="2" w:name="_Toc243393748"/>
+      <w:bookmarkStart w:id="2" w:name="_Toc243401137"/>
       <w:r>
         <w:t>List of Tables</w:t>
       </w:r>
@@ -4319,7 +4319,7 @@
       <w:r>
         <w:fldChar w:fldCharType="separate"/>
       </w:r>
-      <w:hyperlink w:anchor="_Toc243393779" w:history="1">
+      <w:hyperlink w:anchor="_Toc243401168" w:history="1">
         <w:r>
           <w:rPr>
             <w:rStyle w:val="Hyperlink"/>
@@ -4346,7 +4346,7 @@
             <w:noProof/>
             <w:webHidden/>
           </w:rPr>
-          <w:instrText xml:space="preserve"> PAGEREF _Toc243393779 \h </w:instrText>
+          <w:instrText xml:space="preserve"> PAGEREF _Toc243401168 \h </w:instrText>
         </w:r>
         <w:r>
           <w:rPr>
@@ -4393,7 +4393,7 @@
           <w14:ligatures w14:val="standardContextual"/>
         </w:rPr>
       </w:pPr>
-      <w:hyperlink w:anchor="_Toc243393780" w:history="1">
+      <w:hyperlink w:anchor="_Toc243401169" w:history="1">
         <w:r>
           <w:rPr>
             <w:rStyle w:val="Hyperlink"/>
@@ -4420,7 +4420,7 @@
             <w:noProof/>
             <w:webHidden/>
           </w:rPr>
-          <w:instrText xml:space="preserve"> PAGEREF _Toc243393780 \h </w:instrText>
+          <w:instrText xml:space="preserve"> PAGEREF _Toc243401169 \h </w:instrText>
         </w:r>
         <w:r>
           <w:rPr>
@@ -4440,7 +4440,7 @@
             <w:noProof/>
             <w:webHidden/>
           </w:rPr>
-          <w:t>6</w:t>
+          <w:t>7</w:t>
         </w:r>
         <w:r>
           <w:rPr>
@@ -4465,7 +4465,7 @@
       <w:pPr>
         <w:pStyle w:val="Heading1"/>
       </w:pPr>
-      <w:bookmarkStart w:id="3" w:name="_Toc243393749"/>
+      <w:bookmarkStart w:id="3" w:name="_Toc243401138"/>
       <w:r>
         <w:rPr>
           <w:color w:val="0F4761" w:themeColor="accent1" w:themeShade="BF"/>
@@ -4484,7 +4484,7 @@
       <w:pPr>
         <w:pStyle w:val="Heading2"/>
       </w:pPr>
-      <w:bookmarkStart w:id="4" w:name="_Toc243393750"/>
+      <w:bookmarkStart w:id="4" w:name="_Toc243401139"/>
       <w:r>
         <w:t>1.1 Background</w:t>
       </w:r>
@@ -4519,7 +4519,7 @@
       <w:pPr>
         <w:pStyle w:val="Heading2"/>
       </w:pPr>
-      <w:bookmarkStart w:id="5" w:name="_Toc243393751"/>
+      <w:bookmarkStart w:id="5" w:name="_Toc243401140"/>
       <w:r>
         <w:t xml:space="preserve">1.2 Study </w:t>
       </w:r>
@@ -4561,7 +4561,7 @@
       <w:pPr>
         <w:pStyle w:val="Heading1"/>
       </w:pPr>
-      <w:bookmarkStart w:id="6" w:name="_Toc243393752"/>
+      <w:bookmarkStart w:id="6" w:name="_Toc243401141"/>
       <w:r>
         <w:t>2. Overview of existing research</w:t>
       </w:r>
@@ -4576,7 +4576,7 @@
       <w:pPr>
         <w:pStyle w:val="Heading2"/>
       </w:pPr>
-      <w:bookmarkStart w:id="7" w:name="_Toc243393753"/>
+      <w:bookmarkStart w:id="7" w:name="_Toc243401142"/>
       <w:r>
         <w:t>2.1 Animal movement/telemetry</w:t>
       </w:r>
@@ -4599,30 +4599,14 @@
         <w:t>.</w:t>
       </w:r>
       <w:r>
-        <w:t xml:space="preserve"> The tracking methods used are classed as either </w:t>
-      </w:r>
-      <w:proofErr w:type="spellStart"/>
-      <w:r>
-        <w:t>Lagrangian</w:t>
-      </w:r>
-      <w:proofErr w:type="spellEnd"/>
-      <w:r>
-        <w:t xml:space="preserve">, wherein individuals are tagged using a tracker which pings a location at an interval, or Eulerian, where camera traps are used instead of individual trackers. The data used in this study is </w:t>
-      </w:r>
-      <w:proofErr w:type="spellStart"/>
-      <w:r>
-        <w:t>Lagrangian</w:t>
-      </w:r>
-      <w:proofErr w:type="spellEnd"/>
-      <w:r>
-        <w:t>.</w:t>
+        <w:t xml:space="preserve"> The tracking methods used are classed as either Lagrangian, wherein individuals are tagged using a tracker which pings a location at an interval, or Eulerian, where camera traps are used instead of individual trackers. The data used in this study is Lagrangian.</w:t>
       </w:r>
     </w:p>
     <w:p>
       <w:pPr>
         <w:pStyle w:val="Heading2"/>
       </w:pPr>
-      <w:bookmarkStart w:id="8" w:name="_Toc243393754"/>
+      <w:bookmarkStart w:id="8" w:name="_Toc243401143"/>
       <w:r>
         <w:t>2.2 Snake spatial ecology</w:t>
       </w:r>
@@ -4637,7 +4621,7 @@
       <w:pPr>
         <w:pStyle w:val="Heading2"/>
       </w:pPr>
-      <w:bookmarkStart w:id="9" w:name="_Toc243393755"/>
+      <w:bookmarkStart w:id="9" w:name="_Toc243401144"/>
       <w:r>
         <w:t>2.3 Python home range</w:t>
       </w:r>
@@ -4652,94 +4636,42 @@
           <w:i/>
           <w:iCs/>
         </w:rPr>
-        <w:t xml:space="preserve">Python </w:t>
-      </w:r>
-      <w:proofErr w:type="spellStart"/>
+        <w:t>Python molurus bivattatus</w:t>
+      </w:r>
+      <w:r>
+        <w:t xml:space="preserve">) in the Everglades, </w:t>
+      </w:r>
+      <w:r>
+        <w:t>Florida</w:t>
+      </w:r>
+      <w:r>
+        <w:t>. Contrasting to this study, the tracking of these snakes was to understand their behaviour as an invasive species to the area. Using both minimum convex polygon (MCP) and kernel density estimation (KDE), they reported mean MCP home ranges of 22.5km</w:t>
+      </w:r>
+      <w:r>
+        <w:rPr>
+          <w:vertAlign w:val="superscript"/>
+        </w:rPr>
+        <w:t>2</w:t>
+      </w:r>
+      <w:r>
+        <w:t xml:space="preserve">, identified 18 areas where multiple individuals’ ranges </w:t>
+      </w:r>
+      <w:r>
+        <w:lastRenderedPageBreak/>
+        <w:t>overlapped, and found that python movement correlated with surface water presence and air temperature.</w:t>
+      </w:r>
+    </w:p>
+    <w:p>
+      <w:r>
+        <w:t>In the Australian context, Slip and Shine (1988) conducted radio-tracked diamond pythons (</w:t>
+      </w:r>
       <w:r>
         <w:rPr>
           <w:i/>
           <w:iCs/>
         </w:rPr>
-        <w:t>molurus</w:t>
-      </w:r>
-      <w:proofErr w:type="spellEnd"/>
-      <w:r>
-        <w:rPr>
-          <w:i/>
-          <w:iCs/>
-        </w:rPr>
-        <w:t xml:space="preserve"> </w:t>
-      </w:r>
-      <w:proofErr w:type="spellStart"/>
-      <w:r>
-        <w:rPr>
-          <w:i/>
-          <w:iCs/>
-        </w:rPr>
-        <w:t>bivattatus</w:t>
-      </w:r>
-      <w:proofErr w:type="spellEnd"/>
-      <w:r>
-        <w:t xml:space="preserve">) in the Everglades, </w:t>
-      </w:r>
-      <w:proofErr w:type="spellStart"/>
-      <w:r>
-        <w:t>Flordia</w:t>
-      </w:r>
-      <w:proofErr w:type="spellEnd"/>
-      <w:r>
-        <w:t>. Contrasting to this study, the tracking of these snakes was to understand their behaviour as an invasive species to the area. Using both minimum convex polygon (MCP) and kernel density estimation (KDE), they reported mean MCP home ranges of 22.5km</w:t>
-      </w:r>
-      <w:r>
-        <w:rPr>
-          <w:vertAlign w:val="superscript"/>
-        </w:rPr>
-        <w:t>2</w:t>
-      </w:r>
-      <w:r>
-        <w:t xml:space="preserve">, identified 18 areas where multiple individuals’ ranges </w:t>
-      </w:r>
-      <w:r>
-        <w:lastRenderedPageBreak/>
-        <w:t>overlapped, and found that python movement correlated with surface water presence and air temperature.</w:t>
-      </w:r>
-    </w:p>
-    <w:p>
-      <w:r>
-        <w:t>In the Australian context, Slip and Shine (1988) conducted radio-tracked diamond pythons (</w:t>
-      </w:r>
-      <w:r>
-        <w:rPr>
-          <w:i/>
-          <w:iCs/>
-        </w:rPr>
-        <w:t xml:space="preserve">Morelia </w:t>
-      </w:r>
-      <w:proofErr w:type="spellStart"/>
-      <w:r>
-        <w:rPr>
-          <w:i/>
-          <w:iCs/>
-        </w:rPr>
-        <w:t>spilota</w:t>
-      </w:r>
-      <w:proofErr w:type="spellEnd"/>
-      <w:r>
-        <w:rPr>
-          <w:i/>
-          <w:iCs/>
-        </w:rPr>
-        <w:t xml:space="preserve"> </w:t>
-      </w:r>
-      <w:proofErr w:type="spellStart"/>
-      <w:r>
-        <w:rPr>
-          <w:i/>
-          <w:iCs/>
-        </w:rPr>
-        <w:t>spilota</w:t>
-      </w:r>
-      <w:proofErr w:type="spellEnd"/>
+        <w:t>Morelia spilota spilota</w:t>
+      </w:r>
       <w:r>
         <w:t>) near Sydney and reported large (up to 124 ha), overlapping home ranges that had significant variation across sex and season, with males undertaking long movements searching for mates during spring.</w:t>
       </w:r>
@@ -4751,21 +4683,12 @@
           <w:szCs w:val="24"/>
         </w:rPr>
       </w:pPr>
-      <w:proofErr w:type="spellStart"/>
       <w:r>
         <w:rPr>
           <w:sz w:val="22"/>
           <w:szCs w:val="24"/>
         </w:rPr>
-        <w:t>Kranstauber</w:t>
-      </w:r>
-      <w:proofErr w:type="spellEnd"/>
-      <w:r>
-        <w:rPr>
-          <w:sz w:val="22"/>
-          <w:szCs w:val="24"/>
-        </w:rPr>
-        <w:t xml:space="preserve"> et al. (2012) contains a more recent application of the dynamic Brownian bridge movement model (BBMM) to a venomous snake species</w:t>
+        <w:t>Kranstauber et al. (2012) contains a more recent application of the dynamic Brownian bridge movement model (BBMM) to a venomous snake species</w:t>
       </w:r>
       <w:r>
         <w:rPr>
@@ -4810,7 +4733,7 @@
       <w:pPr>
         <w:pStyle w:val="Heading2"/>
       </w:pPr>
-      <w:bookmarkStart w:id="10" w:name="_Toc243393756"/>
+      <w:bookmarkStart w:id="10" w:name="_Toc243401145"/>
       <w:r>
         <w:t xml:space="preserve">2.4 </w:t>
       </w:r>
@@ -4823,23 +4746,67 @@
       </w:r>
       <w:bookmarkEnd w:id="10"/>
     </w:p>
-    <w:p/>
+    <w:p>
+      <w:r>
+        <w:t>As previously noted, the green python’s habitat in Australia is limited to rainforest areas of the Cape York peninsula in northern Queensland. The dataset used for this study is sourced from a dedicated research program by Wilson and colleagues.</w:t>
+      </w:r>
+      <w:r>
+        <w:t xml:space="preserve"> Wilson, Heinsohn and Legge found that the home range size of individuals was positively correlated to snout-vent length, and home range size varied, with males especially ranging wildly to maximise encounters with prospective mates. They found movement distances were broadly similar between sexes and age classes throughout most of the year, with variation in distance increasing in the wet season, when movement also tended to increase.</w:t>
+      </w:r>
+    </w:p>
     <w:p>
       <w:pPr>
         <w:pStyle w:val="Heading2"/>
       </w:pPr>
-      <w:bookmarkStart w:id="11" w:name="_Toc243393757"/>
+      <w:bookmarkStart w:id="11" w:name="_Toc243401146"/>
       <w:r>
         <w:t>2.5 Methodological literature</w:t>
       </w:r>
       <w:bookmarkEnd w:id="11"/>
     </w:p>
-    <w:p/>
+    <w:p>
+      <w:r>
+        <w:t>Three estimators underpin the analysis in this report, each defining a different conception of home range. MCP (Burt, 1943) is the simplest and most widely used geometric method, defining home range as the smallest convex polygon enclosing a given percentage (typically 90-95%) of recorded locations for an individual. It is highly sensitive to sample size and to outliers and exploratory movements, and treats all enclosed space as equal, with no weighting applied to frequency of visit.</w:t>
+      </w:r>
+    </w:p>
+    <w:p>
+      <w:r>
+        <w:t>KDE (Worton, 1989) addresses the limitations of MCP by modelling a continuous utilisation distribution from the point data, using a smoothing bandwidth. KDE expresses home range as a probability contour (commonly 50-75% for core area and 95-100% for home range) rather than a hard boundary. A limitation of both MCP and KDE is that they ignore the temporal structure of the data, treating each location as independent, order-free observations.</w:t>
+      </w:r>
+    </w:p>
+    <w:p>
+      <w:r>
+        <w:t xml:space="preserve">To address this, the BBMM (Kranstauber et al., 2012) models the probable path between successive locations as a conditional random walk, </w:t>
+      </w:r>
+      <w:r>
+        <w:t>with motion variance recalculated across a window to capture behavioural shifts such as foraging, resting or directed travel</w:t>
+      </w:r>
+      <w:r>
+        <w:t>. This</w:t>
+      </w:r>
+      <w:r>
+        <w:t xml:space="preserve"> produc</w:t>
+      </w:r>
+      <w:r>
+        <w:t>es</w:t>
+      </w:r>
+      <w:r>
+        <w:t xml:space="preserve"> a time-explicit utilisation distribution rather than a static cluster of points.</w:t>
+      </w:r>
+      <w:r>
+        <w:t xml:space="preserve"> Crane et al. (2021) systematically reviewed 290 reptile home range studies published between 2000 and 2019 and found that MCP and KDE remain the dominant techniques despite their known limitations.</w:t>
+      </w:r>
+    </w:p>
+    <w:p>
+      <w:r>
+        <w:t>This report chooses to use all three estimators, MCP and KDE for comparability with pre-existing literature in the field, and BBMM to ensure the temporal nature of the tracking data is accounted for.</w:t>
+      </w:r>
+    </w:p>
     <w:p>
       <w:pPr>
         <w:pStyle w:val="Heading1"/>
       </w:pPr>
-      <w:bookmarkStart w:id="12" w:name="_Toc243393758"/>
+      <w:bookmarkStart w:id="12" w:name="_Toc243401147"/>
       <w:r>
         <w:t>3.</w:t>
       </w:r>
@@ -4852,7 +4819,7 @@
       <w:pPr>
         <w:pStyle w:val="Heading2"/>
       </w:pPr>
-      <w:bookmarkStart w:id="13" w:name="_Toc243393759"/>
+      <w:bookmarkStart w:id="13" w:name="_Toc243401148"/>
       <w:r>
         <w:t>3.</w:t>
       </w:r>
@@ -4863,14 +4830,18 @@
     </w:p>
     <w:p>
       <w:r>
-        <w:t>GPS tracking data were collected from a sample of 27 individual green tree snakes in northern Queensland. Animals were tracked over varying durations ranging from 17 to 448 days, with a mean study period of 146 days. Locations of animals were recorded at irregular intervals, resulting in 2,177 total relocations across all individuals and a mean of 81 locations per individual.</w:t>
+        <w:t xml:space="preserve">GPS tracking data were collected from a sample of 27 individual green tree snakes in northern Queensland. Animals were tracked over varying durations ranging from 17 to 448 days, with a mean </w:t>
+      </w:r>
+      <w:r>
+        <w:lastRenderedPageBreak/>
+        <w:t>study period of 146 days. Locations of animals were recorded at irregular intervals, resulting in 2,177 total relocations across all individuals and a mean of 81 locations per individual.</w:t>
       </w:r>
     </w:p>
     <w:p>
       <w:pPr>
         <w:pStyle w:val="Heading2"/>
       </w:pPr>
-      <w:bookmarkStart w:id="14" w:name="_Toc243393760"/>
+      <w:bookmarkStart w:id="14" w:name="_Toc243401149"/>
       <w:r>
         <w:t>3.</w:t>
       </w:r>
@@ -4918,7 +4889,7 @@
       <w:pPr>
         <w:pStyle w:val="Heading2"/>
       </w:pPr>
-      <w:bookmarkStart w:id="15" w:name="_Toc243393761"/>
+      <w:bookmarkStart w:id="15" w:name="_Toc243401150"/>
       <w:r>
         <w:t>3.</w:t>
       </w:r>
@@ -4927,12 +4898,16 @@
       </w:r>
       <w:bookmarkEnd w:id="15"/>
     </w:p>
-    <w:p/>
+    <w:p>
+      <w:r>
+        <w:t>Building upon methods used in previous studies, home range was estimated using two complementary methods:</w:t>
+      </w:r>
+    </w:p>
     <w:p>
       <w:pPr>
         <w:pStyle w:val="Heading3"/>
       </w:pPr>
-      <w:bookmarkStart w:id="16" w:name="_Toc243393762"/>
+      <w:bookmarkStart w:id="16" w:name="_Toc243401151"/>
       <w:r>
         <w:t>3.</w:t>
       </w:r>
@@ -4941,26 +4916,96 @@
       </w:r>
       <w:bookmarkEnd w:id="16"/>
     </w:p>
-    <w:p/>
+    <w:p>
+      <w:r>
+        <w:t>The MCP is the smallest convex polygon</w:t>
+      </w:r>
+      <w:r>
+        <w:t xml:space="preserve"> encompassing all relocated positions of an individual. Both 90% and 100% MCP were calculated to provide and conservative estimate and </w:t>
+      </w:r>
+      <w:r>
+        <w:t>document the full spatial extent of movement of individuals.</w:t>
+      </w:r>
+    </w:p>
     <w:p>
       <w:pPr>
         <w:pStyle w:val="Heading3"/>
       </w:pPr>
-      <w:bookmarkStart w:id="17" w:name="_Toc243393763"/>
+      <w:bookmarkStart w:id="17" w:name="_Toc243401152"/>
       <w:r>
         <w:t>3.</w:t>
       </w:r>
       <w:r>
-        <w:t>3.2 Kernel utilisation distribution (KUD)</w:t>
+        <w:t xml:space="preserve">3.2 Kernel </w:t>
+      </w:r>
+      <w:r>
+        <w:t>density</w:t>
+      </w:r>
+      <w:r>
+        <w:t xml:space="preserve"> </w:t>
+      </w:r>
+      <w:r>
+        <w:t>estimation</w:t>
+      </w:r>
+      <w:r>
+        <w:t xml:space="preserve"> (</w:t>
+      </w:r>
+      <w:r>
+        <w:t>KDE</w:t>
+      </w:r>
+      <w:r>
+        <w:t>)</w:t>
       </w:r>
       <w:bookmarkEnd w:id="17"/>
     </w:p>
-    <w:p/>
+    <w:p>
+      <w:r>
+        <w:t xml:space="preserve">KDE provides probabilistic home range estimates based on the density of relocations. This study calculated kernel utilization distributions using the </w:t>
+      </w:r>
+      <w:proofErr w:type="spellStart"/>
+      <w:r>
+        <w:t>adhoc</w:t>
+      </w:r>
+      <w:proofErr w:type="spellEnd"/>
+      <w:r>
+        <w:t xml:space="preserve"> method for the smoothing parameter, i.e. for a bivariate normal kernel: </w:t>
+      </w:r>
+      <w:r>
+        <w:t>h=σn</w:t>
+      </w:r>
+      <w:r>
+        <w:rPr>
+          <w:vertAlign w:val="superscript"/>
+        </w:rPr>
+        <w:t>-1/6</w:t>
+      </w:r>
+      <w:r>
+        <w:t xml:space="preserve"> where </w:t>
+      </w:r>
+      <w:r>
+        <w:t>σ</w:t>
+      </w:r>
+      <w:r>
+        <w:rPr>
+          <w:vertAlign w:val="superscript"/>
+        </w:rPr>
+        <w:t>2</w:t>
+      </w:r>
+      <w:r>
+        <w:t xml:space="preserve"> </w:t>
+      </w:r>
+      <w:r>
+        <w:t>=0.5(var(x)+var(y))</w:t>
+      </w:r>
+      <w:r>
+        <w:t xml:space="preserve"> (Worton, 1989). The 50%, 75% and 95% isopleths were extracted to identify core areas and overall home range boundaries.</w:t>
+      </w:r>
+    </w:p>
     <w:p>
       <w:pPr>
         <w:pStyle w:val="Heading2"/>
       </w:pPr>
-      <w:bookmarkStart w:id="18" w:name="_Toc243393764"/>
+      <w:bookmarkStart w:id="18" w:name="_Toc243401153"/>
       <w:r>
         <w:t>3.</w:t>
       </w:r>
@@ -4969,12 +5014,52 @@
       </w:r>
       <w:bookmarkEnd w:id="18"/>
     </w:p>
-    <w:p/>
+    <w:p>
+      <w:r>
+        <w:t>Movement metrics were calculated from step-by-step displacement vectors. This study quantifies:</w:t>
+      </w:r>
+    </w:p>
+    <w:p>
+      <w:pPr>
+        <w:pStyle w:val="ListParagraph"/>
+        <w:numPr>
+          <w:ilvl w:val="0"/>
+          <w:numId w:val="4"/>
+        </w:numPr>
+      </w:pPr>
+      <w:r>
+        <w:t>Step distance: straight-line distance between consecutive relocations</w:t>
+      </w:r>
+    </w:p>
+    <w:p>
+      <w:pPr>
+        <w:pStyle w:val="ListParagraph"/>
+        <w:numPr>
+          <w:ilvl w:val="0"/>
+          <w:numId w:val="4"/>
+        </w:numPr>
+      </w:pPr>
+      <w:r>
+        <w:t>Daily distance: cumulative distance travelled per 24-hour period</w:t>
+      </w:r>
+    </w:p>
+    <w:p>
+      <w:pPr>
+        <w:pStyle w:val="ListParagraph"/>
+        <w:numPr>
+          <w:ilvl w:val="0"/>
+          <w:numId w:val="4"/>
+        </w:numPr>
+      </w:pPr>
+      <w:r>
+        <w:t>Speed: distance per unit time (meters per second)</w:t>
+      </w:r>
+    </w:p>
     <w:p>
       <w:pPr>
         <w:pStyle w:val="Heading1"/>
       </w:pPr>
-      <w:bookmarkStart w:id="19" w:name="_Toc243393765"/>
+      <w:bookmarkStart w:id="19" w:name="_Toc243401154"/>
       <w:r>
         <w:t>4.</w:t>
       </w:r>
@@ -4987,7 +5072,7 @@
       <w:pPr>
         <w:pStyle w:val="Heading2"/>
       </w:pPr>
-      <w:bookmarkStart w:id="20" w:name="_Toc243393766"/>
+      <w:bookmarkStart w:id="20" w:name="_Toc243401155"/>
       <w:r>
         <w:t>4.</w:t>
       </w:r>
@@ -5001,9 +5086,8 @@
       <w:pPr>
         <w:pStyle w:val="Heading2"/>
       </w:pPr>
-      <w:bookmarkStart w:id="21" w:name="_Toc243393767"/>
-      <w:r>
-        <w:lastRenderedPageBreak/>
+      <w:bookmarkStart w:id="21" w:name="_Toc243401156"/>
+      <w:r>
         <w:t>4.</w:t>
       </w:r>
       <w:r>
@@ -5017,7 +5101,7 @@
         <w:pStyle w:val="Caption"/>
         <w:keepNext/>
       </w:pPr>
-      <w:bookmarkStart w:id="22" w:name="_Toc243393779"/>
+      <w:bookmarkStart w:id="22" w:name="_Toc243401168"/>
       <w:r>
         <w:t xml:space="preserve">Table </w:t>
       </w:r>
@@ -6981,6 +7065,7 @@
                 <w:rFonts w:ascii="Aptos Narrow" w:hAnsi="Aptos Narrow"/>
                 <w:color w:val="000000"/>
               </w:rPr>
+              <w:lastRenderedPageBreak/>
               <w:t>15</w:t>
             </w:r>
           </w:p>
@@ -8630,7 +8715,7 @@
       <w:pPr>
         <w:pStyle w:val="Heading2"/>
       </w:pPr>
-      <w:bookmarkStart w:id="23" w:name="_Toc243393768"/>
+      <w:bookmarkStart w:id="23" w:name="_Toc243401157"/>
       <w:r>
         <w:t>4.</w:t>
       </w:r>
@@ -8645,7 +8730,7 @@
         <w:pStyle w:val="Caption"/>
         <w:keepNext/>
       </w:pPr>
-      <w:bookmarkStart w:id="24" w:name="_Toc243393780"/>
+      <w:bookmarkStart w:id="24" w:name="_Toc243401169"/>
       <w:r>
         <w:t xml:space="preserve">Table </w:t>
       </w:r>
@@ -8723,7 +8808,14 @@
                 <w:rFonts w:ascii="Aptos Narrow" w:hAnsi="Aptos Narrow"/>
                 <w:color w:val="000000"/>
               </w:rPr>
-              <w:t>MCP (90ha)</w:t>
+              <w:t>MCP (90</w:t>
+            </w:r>
+            <w:r>
+              <w:rPr>
+                <w:rFonts w:ascii="Aptos Narrow" w:hAnsi="Aptos Narrow"/>
+                <w:color w:val="000000"/>
+              </w:rPr>
+              <w:t>%)</w:t>
             </w:r>
           </w:p>
         </w:tc>
@@ -8741,7 +8833,14 @@
                 <w:rFonts w:ascii="Aptos Narrow" w:hAnsi="Aptos Narrow"/>
                 <w:color w:val="000000"/>
               </w:rPr>
-              <w:t>MCP (100ha)</w:t>
+              <w:t>MCP (100</w:t>
+            </w:r>
+            <w:r>
+              <w:rPr>
+                <w:rFonts w:ascii="Aptos Narrow" w:hAnsi="Aptos Narrow"/>
+                <w:color w:val="000000"/>
+              </w:rPr>
+              <w:t>%)</w:t>
             </w:r>
           </w:p>
         </w:tc>
@@ -8759,7 +8858,14 @@
                 <w:rFonts w:ascii="Aptos Narrow" w:hAnsi="Aptos Narrow"/>
                 <w:color w:val="000000"/>
               </w:rPr>
-              <w:t>Core Area (50ha)</w:t>
+              <w:t>Core Area (50</w:t>
+            </w:r>
+            <w:r>
+              <w:rPr>
+                <w:rFonts w:ascii="Aptos Narrow" w:hAnsi="Aptos Narrow"/>
+                <w:color w:val="000000"/>
+              </w:rPr>
+              <w:t>%)</w:t>
             </w:r>
           </w:p>
         </w:tc>
@@ -8777,7 +8883,14 @@
                 <w:rFonts w:ascii="Aptos Narrow" w:hAnsi="Aptos Narrow"/>
                 <w:color w:val="000000"/>
               </w:rPr>
-              <w:t>Core Area (75ha)</w:t>
+              <w:t>Core Area (75</w:t>
+            </w:r>
+            <w:r>
+              <w:rPr>
+                <w:rFonts w:ascii="Aptos Narrow" w:hAnsi="Aptos Narrow"/>
+                <w:color w:val="000000"/>
+              </w:rPr>
+              <w:t>%)</w:t>
             </w:r>
           </w:p>
         </w:tc>
@@ -8795,7 +8908,14 @@
                 <w:rFonts w:ascii="Aptos Narrow" w:hAnsi="Aptos Narrow"/>
                 <w:color w:val="000000"/>
               </w:rPr>
-              <w:t>Home Range (95ha)</w:t>
+              <w:t>Home Range (95</w:t>
+            </w:r>
+            <w:r>
+              <w:rPr>
+                <w:rFonts w:ascii="Aptos Narrow" w:hAnsi="Aptos Narrow"/>
+                <w:color w:val="000000"/>
+              </w:rPr>
+              <w:t>%)</w:t>
             </w:r>
           </w:p>
         </w:tc>
@@ -10349,7 +10469,6 @@
                 <w:rFonts w:ascii="Aptos Narrow" w:hAnsi="Aptos Narrow"/>
                 <w:color w:val="000000"/>
               </w:rPr>
-              <w:lastRenderedPageBreak/>
               <w:t>15</w:t>
             </w:r>
           </w:p>
@@ -11765,7 +11884,7 @@
       <w:pPr>
         <w:pStyle w:val="Heading2"/>
       </w:pPr>
-      <w:bookmarkStart w:id="25" w:name="_Toc243393769"/>
+      <w:bookmarkStart w:id="25" w:name="_Toc243401158"/>
       <w:r>
         <w:t>4.</w:t>
       </w:r>
@@ -11779,7 +11898,7 @@
       <w:pPr>
         <w:pStyle w:val="Heading2"/>
       </w:pPr>
-      <w:bookmarkStart w:id="26" w:name="_Toc243393770"/>
+      <w:bookmarkStart w:id="26" w:name="_Toc243401159"/>
       <w:r>
         <w:t>4.</w:t>
       </w:r>
@@ -11793,8 +11912,9 @@
       <w:pPr>
         <w:pStyle w:val="Heading2"/>
       </w:pPr>
-      <w:bookmarkStart w:id="27" w:name="_Toc243393771"/>
-      <w:r>
+      <w:bookmarkStart w:id="27" w:name="_Toc243401160"/>
+      <w:r>
+        <w:lastRenderedPageBreak/>
         <w:t>4.</w:t>
       </w:r>
       <w:r>
@@ -11807,7 +11927,7 @@
       <w:pPr>
         <w:pStyle w:val="Heading1"/>
       </w:pPr>
-      <w:bookmarkStart w:id="28" w:name="_Toc243393772"/>
+      <w:bookmarkStart w:id="28" w:name="_Toc243401161"/>
       <w:r>
         <w:t>5.</w:t>
       </w:r>
@@ -11820,7 +11940,7 @@
       <w:pPr>
         <w:pStyle w:val="Heading2"/>
       </w:pPr>
-      <w:bookmarkStart w:id="29" w:name="_Toc243393773"/>
+      <w:bookmarkStart w:id="29" w:name="_Toc243401162"/>
       <w:r>
         <w:t>5.</w:t>
       </w:r>
@@ -11834,7 +11954,7 @@
       <w:pPr>
         <w:pStyle w:val="Heading2"/>
       </w:pPr>
-      <w:bookmarkStart w:id="30" w:name="_Toc243393774"/>
+      <w:bookmarkStart w:id="30" w:name="_Toc243401163"/>
       <w:r>
         <w:t>5.</w:t>
       </w:r>
@@ -11848,7 +11968,7 @@
       <w:pPr>
         <w:pStyle w:val="Heading2"/>
       </w:pPr>
-      <w:bookmarkStart w:id="31" w:name="_Toc243393775"/>
+      <w:bookmarkStart w:id="31" w:name="_Toc243401164"/>
       <w:r>
         <w:t>5.</w:t>
       </w:r>
@@ -11862,7 +11982,7 @@
       <w:pPr>
         <w:pStyle w:val="Heading2"/>
       </w:pPr>
-      <w:bookmarkStart w:id="32" w:name="_Toc243393776"/>
+      <w:bookmarkStart w:id="32" w:name="_Toc243401165"/>
       <w:r>
         <w:t>5.</w:t>
       </w:r>
@@ -11876,7 +11996,7 @@
       <w:pPr>
         <w:pStyle w:val="Heading1"/>
       </w:pPr>
-      <w:bookmarkStart w:id="33" w:name="_Toc243393777"/>
+      <w:bookmarkStart w:id="33" w:name="_Toc243401166"/>
       <w:r>
         <w:t>6.</w:t>
       </w:r>
@@ -11886,8 +12006,7 @@
       <w:bookmarkEnd w:id="33"/>
     </w:p>
     <w:p/>
-    <w:p/>
-    <w:bookmarkStart w:id="34" w:name="_Toc243393778" w:displacedByCustomXml="next"/>
+    <w:bookmarkStart w:id="34" w:name="_Toc243401167" w:displacedByCustomXml="next"/>
     <w:bookmarkStart w:id="35" w:name="_Toc242694108" w:displacedByCustomXml="next"/>
     <w:sdt>
       <w:sdtPr>
@@ -11917,15 +12036,12 @@
         </w:p>
         <w:p>
           <w:r>
-            <w:t xml:space="preserve">Crane, M., Silva, I., Marshall, B. M., &amp; Strine, C. T. (2021). Lots of movement, little progress: a review of reptile home range literature. </w:t>
+            <w:t>Burt, W. H. (1943). Territoriality and Home Range Concepts as Applied to Mammals. Journal of Mammalogy, 24(3), 346–352. https://doi.org/10.2307/1374834</w:t>
           </w:r>
-          <w:proofErr w:type="spellStart"/>
+        </w:p>
+        <w:p>
           <w:r>
-            <w:t>PeerJ</w:t>
-          </w:r>
-          <w:proofErr w:type="spellEnd"/>
-          <w:r>
-            <w:t>, 9, e11742. https://doi.org/10.7717/peerj.11742</w:t>
+            <w:t>Crane, M., Silva, I., Marshall, B. M., &amp; Strine, C. T. (2021). Lots of movement, little progress: a review of reptile home range literature. PeerJ, 9, e11742. https://doi.org/10.7717/peerj.11742</w:t>
           </w:r>
         </w:p>
         <w:sdt>
@@ -11939,44 +12055,7 @@
                 <w:spacing w:after="120"/>
               </w:pPr>
               <w:r>
-                <w:t xml:space="preserve">Hart, K.M., </w:t>
-              </w:r>
-              <w:proofErr w:type="spellStart"/>
-              <w:r>
-                <w:t>Cherkiss</w:t>
-              </w:r>
-              <w:proofErr w:type="spellEnd"/>
-              <w:r>
-                <w:t xml:space="preserve">, M.S., Smith, B.J. et al. </w:t>
-              </w:r>
-              <w:proofErr w:type="gramStart"/>
-              <w:r>
-                <w:t>Home</w:t>
-              </w:r>
-              <w:proofErr w:type="gramEnd"/>
-              <w:r>
-                <w:t xml:space="preserve"> range, habitat use, and movement patterns of non-native Burmese pythons in Everglades National Park, Florida, USA. Anim Biotelemetry 3, 8 (2015). https://doi.org/10.1186/s40317-015-0022-2</w:t>
-              </w:r>
-            </w:p>
-            <w:p>
-              <w:pPr>
-                <w:spacing w:after="120"/>
-              </w:pPr>
-              <w:proofErr w:type="spellStart"/>
-              <w:r>
-                <w:t>Kranstauber</w:t>
-              </w:r>
-              <w:proofErr w:type="spellEnd"/>
-              <w:r>
-                <w:t xml:space="preserve">, B., Kays, R., LaPoint, S.D., </w:t>
-              </w:r>
-              <w:proofErr w:type="spellStart"/>
-              <w:r>
-                <w:t>Wikelski</w:t>
-              </w:r>
-              <w:proofErr w:type="spellEnd"/>
-              <w:r>
-                <w:t>, M. and Safi, K. (2012), A dynamic Brownian bridge movement model to estimate utilization distributions for heterogeneous animal movement. Journal of Animal Ecology, 81: 738-746. https://doi.org/10.1111/j.1365-2656.2012.01955.x</w:t>
+                <w:t>Hart, K.M., Cherkiss, M.S., Smith, B.J. et al. Home range, habitat use, and movement patterns of non-native Burmese pythons in Everglades National Park, Florida, USA. Anim Biotelemetry 3, 8 (2015). https://doi.org/10.1186/s40317-015-0022-2</w:t>
               </w:r>
             </w:p>
             <w:p>
@@ -11984,32 +12063,65 @@
                 <w:spacing w:after="120"/>
               </w:pPr>
               <w:r>
-                <w:lastRenderedPageBreak/>
-                <w:t xml:space="preserve">Slip, D. J., &amp; Shine, R. (1988). Habitat use, movements and activity patterns of free-ranging diamond pythons, Morelia </w:t>
+                <w:t>Kranstauber, B., Kays, R., LaPoint, S.D., Wikelski, M. and Safi, K. (2012), A dynamic Brownian bridge movement model to estimate utilization distributions for heterogeneous animal movement. Journal of Animal Ecology, 81: 738-746. https://doi.org/10.1111/j.1365-2656.2012.01955.x</w:t>
               </w:r>
-              <w:proofErr w:type="spellStart"/>
+            </w:p>
+            <w:p>
+              <w:pPr>
+                <w:spacing w:after="120"/>
+              </w:pPr>
               <w:r>
-                <w:t>spilota</w:t>
+                <w:t xml:space="preserve">Slip, D. J., &amp; Shine, R. (1988). Habitat use, movements and activity patterns of free-ranging diamond pythons, Morelia spilota spilota (Serpentes: Boidae): a radiotelemetric study. Wildlife Research, 15(5), 515-531. </w:t>
               </w:r>
-              <w:proofErr w:type="spellEnd"/>
               <w:r>
-                <w:t xml:space="preserve"> </w:t>
+                <w:t>https://doi.org/10.1071/WR9880515</w:t>
               </w:r>
-              <w:proofErr w:type="spellStart"/>
+            </w:p>
+            <w:p>
+              <w:pPr>
+                <w:spacing w:after="120"/>
+              </w:pPr>
               <w:r>
-                <w:t>spilota</w:t>
+                <w:t>Wilson</w:t>
               </w:r>
-              <w:proofErr w:type="spellEnd"/>
               <w:r>
-                <w:t xml:space="preserve"> (Serpentes: Boidae): a </w:t>
+                <w:t xml:space="preserve">, D., </w:t>
               </w:r>
-              <w:proofErr w:type="spellStart"/>
               <w:r>
-                <w:t>radiotelemetric</w:t>
+                <w:t>Heinsohn</w:t>
               </w:r>
-              <w:proofErr w:type="spellEnd"/>
               <w:r>
-                <w:t xml:space="preserve"> study. Wildlife Research, 15(5), 515-531. https://doi.org/10.1071/WR9880515</w:t>
+                <w:t xml:space="preserve">, R. and </w:t>
+              </w:r>
+              <w:r>
+                <w:t>Legge</w:t>
+              </w:r>
+              <w:r>
+                <w:t>, S. (2006), Age- and sex-related differences in the spatial ecology of a dichromatic tropical python (</w:t>
+              </w:r>
+              <w:r>
+                <w:rPr>
+                  <w:i/>
+                  <w:iCs/>
+                </w:rPr>
+                <w:t>Morelia viridis</w:t>
+              </w:r>
+              <w:r>
+                <w:t xml:space="preserve">). Austral Ecology, 31: 577-587. </w:t>
+              </w:r>
+              <w:r>
+                <w:t>https://doi.org/10.1111/j.1442-9993.2006.01519.x</w:t>
+              </w:r>
+            </w:p>
+            <w:p>
+              <w:pPr>
+                <w:spacing w:after="120"/>
+              </w:pPr>
+              <w:r>
+                <w:t xml:space="preserve">Worton, B.J. (1989), Kernel Methods for Estimating the Utilization Distribution in Home-Range Studies. Ecology, 70: 164-168. </w:t>
+              </w:r>
+              <w:r>
+                <w:t>https://doi.org/10.2307/1938423</w:t>
               </w:r>
             </w:p>
             <w:p>
@@ -12233,6 +12345,119 @@
 <file path=word/numbering.xml><?xml version="1.0" encoding="utf-8"?>
 <w:numbering xmlns:wpc="http://schemas.microsoft.com/office/word/2010/wordprocessingCanvas" xmlns:cx="http://schemas.microsoft.com/office/drawing/2014/chartex" xmlns:cx1="http://schemas.microsoft.com/office/drawing/2015/9/8/chartex" xmlns:cx2="http://schemas.microsoft.com/office/drawing/2015/10/21/chartex" xmlns:cx3="http://schemas.microsoft.com/office/drawing/2016/5/9/chartex" xmlns:cx4="http://schemas.microsoft.com/office/drawing/2016/5/10/chartex" xmlns:cx5="http://schemas.microsoft.com/office/drawing/2016/5/11/chartex" xmlns:cx6="http://schemas.microsoft.com/office/drawing/2016/5/12/chartex" xmlns:cx7="http://schemas.microsoft.com/office/drawing/2016/5/13/chartex" xmlns:cx8="http://schemas.microsoft.com/office/drawing/2016/5/14/chartex" xmlns:mc="http://schemas.openxmlformats.org/markup-compatibility/2006" xmlns:m="http://schemas.openxmlformats.org/officeDocument/2006/math" xmlns:aink="http://schemas.microsoft.com/office/drawing/2016/ink" xmlns:am3d="http://schemas.microsoft.com/office/drawing/2017/model3d" xmlns:oel="http://schemas.microsoft.com/office/2019/extlst" xmlns:r="http://schemas.openxmlformats.org/officeDocument/2006/relationships" xmlns:wp14="http://schemas.microsoft.com/office/word/2010/wordprocessingDrawing" xmlns:wp="http://schemas.openxmlformats.org/drawingml/2006/wordprocessingDrawing" xmlns:wpg="http://schemas.microsoft.com/office/word/2010/wordprocessingGroup" xmlns:wpi="http://schemas.microsoft.com/office/word/2010/wordprocessingInk" xmlns:wps="http://schemas.microsoft.com/office/word/2010/wordprocessingShape" xmlns:o="urn:schemas-microsoft-com:office:office" xmlns:v="urn:schemas-microsoft-com:vml" xmlns:w10="urn:schemas-microsoft-com:office:word" xmlns:w="http://schemas.openxmlformats.org/wordprocessingml/2006/main" xmlns:w14="http://schemas.microsoft.com/office/word/2010/wordml" xmlns:w15="http://schemas.microsoft.com/office/word/2012/wordml" xmlns:w16cex="http://schemas.microsoft.com/office/word/2018/wordml/cex" xmlns:w16cid="http://schemas.microsoft.com/office/word/2016/wordml/cid" xmlns:w16="http://schemas.microsoft.com/office/word/2018/wordml" xmlns:w16sdtdh="http://schemas.microsoft.com/office/word/2020/wordml/sdtdatahash" xmlns:w16sdtfl="http://schemas.microsoft.com/office/word/2024/wordml/sdtformatlock" xmlns:w16se="http://schemas.microsoft.com/office/word/2015/wordml/symex" xmlns:w16du="http://schemas.microsoft.com/office/word/2023/wordml/word16du" xmlns:wne="http://schemas.microsoft.com/office/word/2006/wordml" mc:Ignorable="w14 w15 w16se w16cid w16 w16cex w16sdtdh w16sdtfl w16du wp14">
   <w:abstractNum w:abstractNumId="0" w15:restartNumberingAfterBreak="0">
+    <w:nsid w:val="3D62218C"/>
+    <w:multiLevelType w:val="hybridMultilevel"/>
+    <w:tmpl w:val="61C2AF6C"/>
+    <w:lvl w:ilvl="0" w:tplc="08090001">
+      <w:start w:val="1"/>
+      <w:numFmt w:val="bullet"/>
+      <w:lvlText w:val=""/>
+      <w:lvlJc w:val="left"/>
+      <w:pPr>
+        <w:ind w:left="720" w:hanging="360"/>
+      </w:pPr>
+      <w:rPr>
+        <w:rFonts w:ascii="Symbol" w:hAnsi="Symbol" w:hint="default"/>
+      </w:rPr>
+    </w:lvl>
+    <w:lvl w:ilvl="1" w:tplc="08090003" w:tentative="1">
+      <w:start w:val="1"/>
+      <w:numFmt w:val="bullet"/>
+      <w:lvlText w:val="o"/>
+      <w:lvlJc w:val="left"/>
+      <w:pPr>
+        <w:ind w:left="1440" w:hanging="360"/>
+      </w:pPr>
+      <w:rPr>
+        <w:rFonts w:ascii="Courier New" w:hAnsi="Courier New" w:cs="Courier New" w:hint="default"/>
+      </w:rPr>
+    </w:lvl>
+    <w:lvl w:ilvl="2" w:tplc="08090005" w:tentative="1">
+      <w:start w:val="1"/>
+      <w:numFmt w:val="bullet"/>
+      <w:lvlText w:val=""/>
+      <w:lvlJc w:val="left"/>
+      <w:pPr>
+        <w:ind w:left="2160" w:hanging="360"/>
+      </w:pPr>
+      <w:rPr>
+        <w:rFonts w:ascii="Wingdings" w:hAnsi="Wingdings" w:hint="default"/>
+      </w:rPr>
+    </w:lvl>
+    <w:lvl w:ilvl="3" w:tplc="08090001" w:tentative="1">
+      <w:start w:val="1"/>
+      <w:numFmt w:val="bullet"/>
+      <w:lvlText w:val=""/>
+      <w:lvlJc w:val="left"/>
+      <w:pPr>
+        <w:ind w:left="2880" w:hanging="360"/>
+      </w:pPr>
+      <w:rPr>
+        <w:rFonts w:ascii="Symbol" w:hAnsi="Symbol" w:hint="default"/>
+      </w:rPr>
+    </w:lvl>
+    <w:lvl w:ilvl="4" w:tplc="08090003" w:tentative="1">
+      <w:start w:val="1"/>
+      <w:numFmt w:val="bullet"/>
+      <w:lvlText w:val="o"/>
+      <w:lvlJc w:val="left"/>
+      <w:pPr>
+        <w:ind w:left="3600" w:hanging="360"/>
+      </w:pPr>
+      <w:rPr>
+        <w:rFonts w:ascii="Courier New" w:hAnsi="Courier New" w:cs="Courier New" w:hint="default"/>
+      </w:rPr>
+    </w:lvl>
+    <w:lvl w:ilvl="5" w:tplc="08090005" w:tentative="1">
+      <w:start w:val="1"/>
+      <w:numFmt w:val="bullet"/>
+      <w:lvlText w:val=""/>
+      <w:lvlJc w:val="left"/>
+      <w:pPr>
+        <w:ind w:left="4320" w:hanging="360"/>
+      </w:pPr>
+      <w:rPr>
+        <w:rFonts w:ascii="Wingdings" w:hAnsi="Wingdings" w:hint="default"/>
+      </w:rPr>
+    </w:lvl>
+    <w:lvl w:ilvl="6" w:tplc="08090001" w:tentative="1">
+      <w:start w:val="1"/>
+      <w:numFmt w:val="bullet"/>
+      <w:lvlText w:val=""/>
+      <w:lvlJc w:val="left"/>
+      <w:pPr>
+        <w:ind w:left="5040" w:hanging="360"/>
+      </w:pPr>
+      <w:rPr>
+        <w:rFonts w:ascii="Symbol" w:hAnsi="Symbol" w:hint="default"/>
+      </w:rPr>
+    </w:lvl>
+    <w:lvl w:ilvl="7" w:tplc="08090003" w:tentative="1">
+      <w:start w:val="1"/>
+      <w:numFmt w:val="bullet"/>
+      <w:lvlText w:val="o"/>
+      <w:lvlJc w:val="left"/>
+      <w:pPr>
+        <w:ind w:left="5760" w:hanging="360"/>
+      </w:pPr>
+      <w:rPr>
+        <w:rFonts w:ascii="Courier New" w:hAnsi="Courier New" w:cs="Courier New" w:hint="default"/>
+      </w:rPr>
+    </w:lvl>
+    <w:lvl w:ilvl="8" w:tplc="08090005" w:tentative="1">
+      <w:start w:val="1"/>
+      <w:numFmt w:val="bullet"/>
+      <w:lvlText w:val=""/>
+      <w:lvlJc w:val="left"/>
+      <w:pPr>
+        <w:ind w:left="6480" w:hanging="360"/>
+      </w:pPr>
+      <w:rPr>
+        <w:rFonts w:ascii="Wingdings" w:hAnsi="Wingdings" w:hint="default"/>
+      </w:rPr>
+    </w:lvl>
+  </w:abstractNum>
+  <w:abstractNum w:abstractNumId="1" w15:restartNumberingAfterBreak="0">
     <w:nsid w:val="3F52799F"/>
     <w:multiLevelType w:val="hybridMultilevel"/>
     <w:tmpl w:val="42C4EFD6"/>
@@ -12345,7 +12570,7 @@
       </w:rPr>
     </w:lvl>
   </w:abstractNum>
-  <w:abstractNum w:abstractNumId="1" w15:restartNumberingAfterBreak="0">
+  <w:abstractNum w:abstractNumId="2" w15:restartNumberingAfterBreak="0">
     <w:nsid w:val="6F34782C"/>
     <w:multiLevelType w:val="hybridMultilevel"/>
     <w:tmpl w:val="F3BE4322"/>
@@ -12434,7 +12659,7 @@
       </w:pPr>
     </w:lvl>
   </w:abstractNum>
-  <w:abstractNum w:abstractNumId="2" w15:restartNumberingAfterBreak="0">
+  <w:abstractNum w:abstractNumId="3" w15:restartNumberingAfterBreak="0">
     <w:nsid w:val="79911088"/>
     <w:multiLevelType w:val="hybridMultilevel"/>
     <w:tmpl w:val="B89254AA"/>
@@ -12548,12 +12773,15 @@
     </w:lvl>
   </w:abstractNum>
   <w:num w:numId="1" w16cid:durableId="1313942660">
+    <w:abstractNumId w:val="2"/>
+  </w:num>
+  <w:num w:numId="2" w16cid:durableId="319115929">
+    <w:abstractNumId w:val="3"/>
+  </w:num>
+  <w:num w:numId="3" w16cid:durableId="1488209061">
     <w:abstractNumId w:val="1"/>
   </w:num>
-  <w:num w:numId="2" w16cid:durableId="319115929">
-    <w:abstractNumId w:val="2"/>
-  </w:num>
-  <w:num w:numId="3" w16cid:durableId="1488209061">
+  <w:num w:numId="4" w16cid:durableId="1017266444">
     <w:abstractNumId w:val="0"/>
   </w:num>
 </w:numbering>

--- a/Green Tree Snake Movement and Home Range Analysis.docx
+++ b/Green Tree Snake Movement and Home Range Analysis.docx
@@ -5064,10 +5064,7 @@
     </w:p>
     <w:p>
       <w:r>
-        <w:t xml:space="preserve">In contrast to MCP and KDE, BBMM models incorporate the temporal structure of the tracking data, integrating the order of locations and the time between observations into the model. The model utilises a conditional random walk to model the path between pairs of observations, following a constant property to define the variance of the Brownian motion of the walk: </w:t>
-      </w:r>
-      <w:r>
-        <w:t>σ</w:t>
+        <w:t>In contrast to MCP and KDE, BBMM models incorporate the temporal structure of the tracking data, integrating the order of locations and the time between observations into the model. The model utilises a conditional random walk to model the path between pairs of observations, following a constant property to define the variance of the Brownian motion of the walk: σ</w:t>
       </w:r>
       <w:r>
         <w:rPr>
@@ -5177,6 +5174,43 @@
       </w:r>
       <w:bookmarkEnd w:id="21"/>
     </w:p>
+    <w:p>
+      <w:r>
+        <w:t xml:space="preserve">A summary of the tracking data for the snakes used in the study is provided in </w:t>
+      </w:r>
+      <w:r>
+        <w:fldChar w:fldCharType="begin"/>
+      </w:r>
+      <w:r>
+        <w:instrText xml:space="preserve"> REF _Ref243662179 \h </w:instrText>
+      </w:r>
+      <w:r>
+        <w:fldChar w:fldCharType="separate"/>
+      </w:r>
+      <w:r>
+        <w:t xml:space="preserve">Table </w:t>
+      </w:r>
+      <w:r>
+        <w:rPr>
+          <w:noProof/>
+        </w:rPr>
+        <w:t>1</w:t>
+      </w:r>
+      <w:r>
+        <w:fldChar w:fldCharType="end"/>
+      </w:r>
+      <w:r>
+        <w:t xml:space="preserve">. The sample included 27 individuals tracked for an average of 146 days, ranging from 17 to 448. Individuals had a </w:t>
+      </w:r>
+      <w:proofErr w:type="gramStart"/>
+      <w:r>
+        <w:t>mean total relocations</w:t>
+      </w:r>
+      <w:proofErr w:type="gramEnd"/>
+      <w:r>
+        <w:t xml:space="preserve"> of 81, ranging from 9 to 251, with a high variation possibly reflecting differences in the battery life of the tracking technology.</w:t>
+      </w:r>
+    </w:p>
     <w:p/>
     <w:p>
       <w:pPr>
@@ -5191,24 +5225,18 @@
       </w:r>
       <w:bookmarkEnd w:id="22"/>
     </w:p>
-    <w:p/>
     <w:p>
-      <w:pPr>
-        <w:pStyle w:val="Caption"/>
-        <w:keepNext/>
-      </w:pPr>
-      <w:bookmarkStart w:id="23" w:name="_Toc243562658"/>
-      <w:r>
-        <w:t xml:space="preserve">Table </w:t>
-      </w:r>
       <w:r>
         <w:fldChar w:fldCharType="begin"/>
       </w:r>
       <w:r>
-        <w:instrText xml:space="preserve"> SEQ Table \* ARABIC </w:instrText>
+        <w:instrText xml:space="preserve"> REF _Ref243662179 \h </w:instrText>
       </w:r>
       <w:r>
         <w:fldChar w:fldCharType="separate"/>
+      </w:r>
+      <w:r>
+        <w:t xml:space="preserve">Table </w:t>
       </w:r>
       <w:r>
         <w:rPr>
@@ -5217,11 +5245,48 @@
         <w:t>1</w:t>
       </w:r>
       <w:r>
-        <w:rPr>
-          <w:noProof/>
-        </w:rPr>
         <w:fldChar w:fldCharType="end"/>
       </w:r>
+      <w:r>
+        <w:t xml:space="preserve"> as includes individual-level movement statistics. The mean step distances varied among individuals, ranging from 3.66m to 44.55m, with a population mean </w:t>
+      </w:r>
+      <w:proofErr w:type="spellStart"/>
+      <w:r>
+        <w:t>of</w:t>
+      </w:r>
+      <w:proofErr w:type="spellEnd"/>
+      <w:r>
+        <w:t xml:space="preserve"> 16.35m. Maximum step distances were considerably larger, ranging from 18.03m to 490.90m, with a mean of 181.63m suggesting occasional long-distance movements. Daily movement statistics were </w:t>
+      </w:r>
+      <w:proofErr w:type="gramStart"/>
+      <w:r>
+        <w:t>similar to</w:t>
+      </w:r>
+      <w:proofErr w:type="gramEnd"/>
+      <w:r>
+        <w:t xml:space="preserve"> total movement statistics, indicating that individuals often only make a single movement (observation) in a day.</w:t>
+      </w:r>
+    </w:p>
+    <w:p>
+      <w:pPr>
+        <w:pStyle w:val="Caption"/>
+        <w:keepNext/>
+      </w:pPr>
+      <w:bookmarkStart w:id="23" w:name="_Toc243562658"/>
+      <w:bookmarkStart w:id="24" w:name="_Ref243662179"/>
+      <w:r>
+        <w:lastRenderedPageBreak/>
+        <w:t xml:space="preserve">Table </w:t>
+      </w:r>
+      <w:fldSimple w:instr=" SEQ Table \* ARABIC ">
+        <w:r>
+          <w:rPr>
+            <w:noProof/>
+          </w:rPr>
+          <w:t>1</w:t>
+        </w:r>
+      </w:fldSimple>
+      <w:bookmarkEnd w:id="24"/>
       <w:r>
         <w:t>. Movement characteristics</w:t>
       </w:r>
@@ -6052,7 +6117,6 @@
                 <w:rFonts w:ascii="Aptos Narrow" w:hAnsi="Aptos Narrow"/>
                 <w:color w:val="000000"/>
               </w:rPr>
-              <w:lastRenderedPageBreak/>
               <w:t>5</w:t>
             </w:r>
           </w:p>
@@ -9663,7 +9727,7 @@
       <w:pPr>
         <w:pStyle w:val="Heading2"/>
       </w:pPr>
-      <w:bookmarkStart w:id="24" w:name="_Toc243562647"/>
+      <w:bookmarkStart w:id="25" w:name="_Toc243562647"/>
     </w:p>
     <w:p>
       <w:pPr>
@@ -9675,26 +9739,23 @@
       <w:r>
         <w:t>3 Home range estimates</w:t>
       </w:r>
-      <w:bookmarkEnd w:id="24"/>
+      <w:bookmarkEnd w:id="25"/>
     </w:p>
-    <w:p/>
     <w:p>
-      <w:pPr>
-        <w:pStyle w:val="Caption"/>
-        <w:keepNext/>
-      </w:pPr>
-      <w:bookmarkStart w:id="25" w:name="_Toc243562659"/>
       <w:r>
-        <w:t xml:space="preserve">Table </w:t>
+        <w:t xml:space="preserve">Home range estimates calculated are provided in </w:t>
       </w:r>
       <w:r>
         <w:fldChar w:fldCharType="begin"/>
       </w:r>
       <w:r>
-        <w:instrText xml:space="preserve"> SEQ Table \* ARABIC </w:instrText>
+        <w:instrText xml:space="preserve"> REF _Ref243662676 \h </w:instrText>
       </w:r>
       <w:r>
         <w:fldChar w:fldCharType="separate"/>
+      </w:r>
+      <w:r>
+        <w:t xml:space="preserve">Table </w:t>
       </w:r>
       <w:r>
         <w:rPr>
@@ -9703,15 +9764,49 @@
         <w:t>2</w:t>
       </w:r>
       <w:r>
-        <w:rPr>
-          <w:noProof/>
-        </w:rPr>
         <w:fldChar w:fldCharType="end"/>
       </w:r>
       <w:r>
+        <w:t xml:space="preserve"> for MCP, KDE and BBMM methods. </w:t>
+      </w:r>
+      <w:r>
+        <w:t xml:space="preserve">As expected, the 100% MCP is consistently the largest of the estimates for </w:t>
+      </w:r>
+      <w:proofErr w:type="gramStart"/>
+      <w:r>
+        <w:t>each individual</w:t>
+      </w:r>
+      <w:proofErr w:type="gramEnd"/>
+      <w:r>
+        <w:t xml:space="preserve"> (min: 0.01, max: 26.49, mean: 6.49, as it encapsulates all observations of an individual. The BBMM estimates are </w:t>
+      </w:r>
+      <w:r>
+        <w:t>often the smallest estimate and as expected capture a more nuanced picture of the home range of individuals.</w:t>
+      </w:r>
+    </w:p>
+    <w:p>
+      <w:pPr>
+        <w:pStyle w:val="Caption"/>
+        <w:keepNext/>
+      </w:pPr>
+      <w:bookmarkStart w:id="26" w:name="_Toc243562659"/>
+      <w:bookmarkStart w:id="27" w:name="_Ref243662676"/>
+      <w:r>
+        <w:t xml:space="preserve">Table </w:t>
+      </w:r>
+      <w:fldSimple w:instr=" SEQ Table \* ARABIC ">
+        <w:r>
+          <w:rPr>
+            <w:noProof/>
+          </w:rPr>
+          <w:t>2</w:t>
+        </w:r>
+      </w:fldSimple>
+      <w:bookmarkEnd w:id="27"/>
+      <w:r>
         <w:t>. Home range estimates</w:t>
       </w:r>
-      <w:bookmarkEnd w:id="25"/>
+      <w:bookmarkEnd w:id="26"/>
     </w:p>
     <w:tbl>
       <w:tblPr>
@@ -11338,6 +11433,7 @@
                 <w:rFonts w:ascii="Aptos Narrow" w:hAnsi="Aptos Narrow"/>
                 <w:color w:val="000000"/>
               </w:rPr>
+              <w:lastRenderedPageBreak/>
               <w:t>9</w:t>
             </w:r>
           </w:p>
@@ -13795,7 +13891,6 @@
                 <w:rFonts w:ascii="Aptos Narrow" w:hAnsi="Aptos Narrow"/>
                 <w:color w:val="000000"/>
               </w:rPr>
-              <w:lastRenderedPageBreak/>
               <w:t>23</w:t>
             </w:r>
           </w:p>
@@ -14868,43 +14963,7064 @@
       <w:pPr>
         <w:pStyle w:val="Heading2"/>
       </w:pPr>
-      <w:bookmarkStart w:id="26" w:name="_Toc243562648"/>
+      <w:bookmarkStart w:id="28" w:name="_Toc243562648"/>
       <w:r>
         <w:t>4.</w:t>
       </w:r>
       <w:r>
-        <w:t>4 Temporal patterns in movement</w:t>
-      </w:r>
-      <w:bookmarkEnd w:id="26"/>
-    </w:p>
-    <w:p/>
-    <w:p>
-      <w:pPr>
-        <w:pStyle w:val="Heading2"/>
-      </w:pPr>
-      <w:bookmarkStart w:id="27" w:name="_Toc243562649"/>
-      <w:r>
-        <w:t>4.</w:t>
-      </w:r>
-      <w:r>
-        <w:t>5 Spatial distribution</w:t>
-      </w:r>
-      <w:bookmarkEnd w:id="27"/>
-    </w:p>
-    <w:p/>
-    <w:p>
-      <w:pPr>
-        <w:pStyle w:val="Heading2"/>
-      </w:pPr>
-      <w:bookmarkStart w:id="28" w:name="_Toc243562650"/>
-      <w:r>
-        <w:t>4.</w:t>
-      </w:r>
-      <w:r>
-        <w:t>6 Tracking and effort</w:t>
+        <w:t xml:space="preserve">4 </w:t>
       </w:r>
       <w:bookmarkEnd w:id="28"/>
+      <w:r>
+        <w:t>Common areas</w:t>
+      </w:r>
     </w:p>
+    <w:tbl>
+      <w:tblPr>
+        <w:tblStyle w:val="PlainTable5"/>
+        <w:tblW w:w="5000" w:type="pct"/>
+        <w:tblLook w:val="04A0" w:firstRow="1" w:lastRow="0" w:firstColumn="1" w:lastColumn="0" w:noHBand="0" w:noVBand="1"/>
+      </w:tblPr>
+      <w:tblGrid>
+        <w:gridCol w:w="2256"/>
+        <w:gridCol w:w="2256"/>
+        <w:gridCol w:w="2257"/>
+        <w:gridCol w:w="2257"/>
+      </w:tblGrid>
+      <w:tr>
+        <w:trPr>
+          <w:cnfStyle w:val="100000000000" w:firstRow="1" w:lastRow="0" w:firstColumn="0" w:lastColumn="0" w:oddVBand="0" w:evenVBand="0" w:oddHBand="0" w:evenHBand="0" w:firstRowFirstColumn="0" w:firstRowLastColumn="0" w:lastRowFirstColumn="0" w:lastRowLastColumn="0"/>
+        </w:trPr>
+        <w:tc>
+          <w:tcPr>
+            <w:cnfStyle w:val="001000000100" w:firstRow="0" w:lastRow="0" w:firstColumn="1" w:lastColumn="0" w:oddVBand="0" w:evenVBand="0" w:oddHBand="0" w:evenHBand="0" w:firstRowFirstColumn="1" w:firstRowLastColumn="0" w:lastRowFirstColumn="0" w:lastRowLastColumn="0"/>
+            <w:tcW w:w="1250" w:type="pct"/>
+          </w:tcPr>
+          <w:p>
+            <w:r>
+              <w:t>ID</w:t>
+            </w:r>
+          </w:p>
+        </w:tc>
+        <w:tc>
+          <w:tcPr>
+            <w:tcW w:w="1250" w:type="pct"/>
+          </w:tcPr>
+          <w:p>
+            <w:pPr>
+              <w:cnfStyle w:val="100000000000" w:firstRow="1" w:lastRow="0" w:firstColumn="0" w:lastColumn="0" w:oddVBand="0" w:evenVBand="0" w:oddHBand="0" w:evenHBand="0" w:firstRowFirstColumn="0" w:firstRowLastColumn="0" w:lastRowFirstColumn="0" w:lastRowLastColumn="0"/>
+            </w:pPr>
+            <w:r>
+              <w:t>N pythons</w:t>
+            </w:r>
+          </w:p>
+        </w:tc>
+        <w:tc>
+          <w:tcPr>
+            <w:tcW w:w="1250" w:type="pct"/>
+          </w:tcPr>
+          <w:p>
+            <w:pPr>
+              <w:cnfStyle w:val="100000000000" w:firstRow="1" w:lastRow="0" w:firstColumn="0" w:lastColumn="0" w:oddVBand="0" w:evenVBand="0" w:oddHBand="0" w:evenHBand="0" w:firstRowFirstColumn="0" w:firstRowLastColumn="0" w:lastRowFirstColumn="0" w:lastRowLastColumn="0"/>
+            </w:pPr>
+            <w:r>
+              <w:t>Python IDs</w:t>
+            </w:r>
+          </w:p>
+        </w:tc>
+        <w:tc>
+          <w:tcPr>
+            <w:tcW w:w="1250" w:type="pct"/>
+          </w:tcPr>
+          <w:p>
+            <w:pPr>
+              <w:cnfStyle w:val="100000000000" w:firstRow="1" w:lastRow="0" w:firstColumn="0" w:lastColumn="0" w:oddVBand="0" w:evenVBand="0" w:oddHBand="0" w:evenHBand="0" w:firstRowFirstColumn="0" w:firstRowLastColumn="0" w:lastRowFirstColumn="0" w:lastRowLastColumn="0"/>
+            </w:pPr>
+            <w:r>
+              <w:t>Area (ha)</w:t>
+            </w:r>
+          </w:p>
+        </w:tc>
+      </w:tr>
+      <w:tr>
+        <w:trPr>
+          <w:cnfStyle w:val="000000100000" w:firstRow="0" w:lastRow="0" w:firstColumn="0" w:lastColumn="0" w:oddVBand="0" w:evenVBand="0" w:oddHBand="1" w:evenHBand="0" w:firstRowFirstColumn="0" w:firstRowLastColumn="0" w:lastRowFirstColumn="0" w:lastRowLastColumn="0"/>
+        </w:trPr>
+        <w:tc>
+          <w:tcPr>
+            <w:cnfStyle w:val="001000000000" w:firstRow="0" w:lastRow="0" w:firstColumn="1" w:lastColumn="0" w:oddVBand="0" w:evenVBand="0" w:oddHBand="0" w:evenHBand="0" w:firstRowFirstColumn="0" w:firstRowLastColumn="0" w:lastRowFirstColumn="0" w:lastRowLastColumn="0"/>
+            <w:tcW w:w="1250" w:type="pct"/>
+            <w:vAlign w:val="bottom"/>
+          </w:tcPr>
+          <w:p>
+            <w:r>
+              <w:rPr>
+                <w:rFonts w:ascii="Aptos Narrow" w:hAnsi="Aptos Narrow"/>
+                <w:color w:val="000000"/>
+              </w:rPr>
+              <w:t>1</w:t>
+            </w:r>
+          </w:p>
+        </w:tc>
+        <w:tc>
+          <w:tcPr>
+            <w:tcW w:w="1250" w:type="pct"/>
+            <w:vAlign w:val="bottom"/>
+          </w:tcPr>
+          <w:p>
+            <w:pPr>
+              <w:cnfStyle w:val="000000100000" w:firstRow="0" w:lastRow="0" w:firstColumn="0" w:lastColumn="0" w:oddVBand="0" w:evenVBand="0" w:oddHBand="1" w:evenHBand="0" w:firstRowFirstColumn="0" w:firstRowLastColumn="0" w:lastRowFirstColumn="0" w:lastRowLastColumn="0"/>
+              <w:rPr>
+                <w:rFonts w:ascii="Aptos Narrow" w:hAnsi="Aptos Narrow"/>
+                <w:color w:val="000000"/>
+              </w:rPr>
+            </w:pPr>
+            <w:r>
+              <w:rPr>
+                <w:rFonts w:ascii="Aptos Narrow" w:hAnsi="Aptos Narrow"/>
+                <w:color w:val="000000"/>
+              </w:rPr>
+              <w:t>2</w:t>
+            </w:r>
+          </w:p>
+        </w:tc>
+        <w:tc>
+          <w:tcPr>
+            <w:tcW w:w="1250" w:type="pct"/>
+            <w:vAlign w:val="bottom"/>
+          </w:tcPr>
+          <w:p>
+            <w:pPr>
+              <w:cnfStyle w:val="000000100000" w:firstRow="0" w:lastRow="0" w:firstColumn="0" w:lastColumn="0" w:oddVBand="0" w:evenVBand="0" w:oddHBand="1" w:evenHBand="0" w:firstRowFirstColumn="0" w:firstRowLastColumn="0" w:lastRowFirstColumn="0" w:lastRowLastColumn="0"/>
+            </w:pPr>
+            <w:r>
+              <w:rPr>
+                <w:rFonts w:ascii="Aptos Narrow" w:hAnsi="Aptos Narrow"/>
+                <w:color w:val="000000"/>
+              </w:rPr>
+              <w:t>2,5</w:t>
+            </w:r>
+          </w:p>
+        </w:tc>
+        <w:tc>
+          <w:tcPr>
+            <w:tcW w:w="1250" w:type="pct"/>
+            <w:vAlign w:val="bottom"/>
+          </w:tcPr>
+          <w:p>
+            <w:pPr>
+              <w:cnfStyle w:val="000000100000" w:firstRow="0" w:lastRow="0" w:firstColumn="0" w:lastColumn="0" w:oddVBand="0" w:evenVBand="0" w:oddHBand="1" w:evenHBand="0" w:firstRowFirstColumn="0" w:firstRowLastColumn="0" w:lastRowFirstColumn="0" w:lastRowLastColumn="0"/>
+            </w:pPr>
+            <w:r>
+              <w:rPr>
+                <w:rFonts w:ascii="Aptos Narrow" w:hAnsi="Aptos Narrow"/>
+                <w:color w:val="000000"/>
+              </w:rPr>
+              <w:t>0.132</w:t>
+            </w:r>
+          </w:p>
+        </w:tc>
+      </w:tr>
+      <w:tr>
+        <w:tc>
+          <w:tcPr>
+            <w:cnfStyle w:val="001000000000" w:firstRow="0" w:lastRow="0" w:firstColumn="1" w:lastColumn="0" w:oddVBand="0" w:evenVBand="0" w:oddHBand="0" w:evenHBand="0" w:firstRowFirstColumn="0" w:firstRowLastColumn="0" w:lastRowFirstColumn="0" w:lastRowLastColumn="0"/>
+            <w:tcW w:w="1250" w:type="pct"/>
+            <w:vAlign w:val="bottom"/>
+          </w:tcPr>
+          <w:p>
+            <w:r>
+              <w:rPr>
+                <w:rFonts w:ascii="Aptos Narrow" w:hAnsi="Aptos Narrow"/>
+                <w:color w:val="000000"/>
+              </w:rPr>
+              <w:t>2</w:t>
+            </w:r>
+          </w:p>
+        </w:tc>
+        <w:tc>
+          <w:tcPr>
+            <w:tcW w:w="1250" w:type="pct"/>
+            <w:vAlign w:val="bottom"/>
+          </w:tcPr>
+          <w:p>
+            <w:pPr>
+              <w:cnfStyle w:val="000000000000" w:firstRow="0" w:lastRow="0" w:firstColumn="0" w:lastColumn="0" w:oddVBand="0" w:evenVBand="0" w:oddHBand="0" w:evenHBand="0" w:firstRowFirstColumn="0" w:firstRowLastColumn="0" w:lastRowFirstColumn="0" w:lastRowLastColumn="0"/>
+              <w:rPr>
+                <w:rFonts w:ascii="Aptos Narrow" w:hAnsi="Aptos Narrow"/>
+                <w:color w:val="000000"/>
+              </w:rPr>
+            </w:pPr>
+            <w:r>
+              <w:rPr>
+                <w:rFonts w:ascii="Aptos Narrow" w:hAnsi="Aptos Narrow"/>
+                <w:color w:val="000000"/>
+              </w:rPr>
+              <w:t>2</w:t>
+            </w:r>
+          </w:p>
+        </w:tc>
+        <w:tc>
+          <w:tcPr>
+            <w:tcW w:w="1250" w:type="pct"/>
+            <w:vAlign w:val="bottom"/>
+          </w:tcPr>
+          <w:p>
+            <w:pPr>
+              <w:cnfStyle w:val="000000000000" w:firstRow="0" w:lastRow="0" w:firstColumn="0" w:lastColumn="0" w:oddVBand="0" w:evenVBand="0" w:oddHBand="0" w:evenHBand="0" w:firstRowFirstColumn="0" w:firstRowLastColumn="0" w:lastRowFirstColumn="0" w:lastRowLastColumn="0"/>
+            </w:pPr>
+            <w:r>
+              <w:rPr>
+                <w:rFonts w:ascii="Aptos Narrow" w:hAnsi="Aptos Narrow"/>
+                <w:color w:val="000000"/>
+              </w:rPr>
+              <w:t>2,5</w:t>
+            </w:r>
+          </w:p>
+        </w:tc>
+        <w:tc>
+          <w:tcPr>
+            <w:tcW w:w="1250" w:type="pct"/>
+            <w:vAlign w:val="bottom"/>
+          </w:tcPr>
+          <w:p>
+            <w:pPr>
+              <w:cnfStyle w:val="000000000000" w:firstRow="0" w:lastRow="0" w:firstColumn="0" w:lastColumn="0" w:oddVBand="0" w:evenVBand="0" w:oddHBand="0" w:evenHBand="0" w:firstRowFirstColumn="0" w:firstRowLastColumn="0" w:lastRowFirstColumn="0" w:lastRowLastColumn="0"/>
+            </w:pPr>
+            <w:r>
+              <w:rPr>
+                <w:rFonts w:ascii="Aptos Narrow" w:hAnsi="Aptos Narrow"/>
+                <w:color w:val="000000"/>
+              </w:rPr>
+              <w:t>0.011</w:t>
+            </w:r>
+          </w:p>
+        </w:tc>
+      </w:tr>
+      <w:tr>
+        <w:trPr>
+          <w:cnfStyle w:val="000000100000" w:firstRow="0" w:lastRow="0" w:firstColumn="0" w:lastColumn="0" w:oddVBand="0" w:evenVBand="0" w:oddHBand="1" w:evenHBand="0" w:firstRowFirstColumn="0" w:firstRowLastColumn="0" w:lastRowFirstColumn="0" w:lastRowLastColumn="0"/>
+        </w:trPr>
+        <w:tc>
+          <w:tcPr>
+            <w:cnfStyle w:val="001000000000" w:firstRow="0" w:lastRow="0" w:firstColumn="1" w:lastColumn="0" w:oddVBand="0" w:evenVBand="0" w:oddHBand="0" w:evenHBand="0" w:firstRowFirstColumn="0" w:firstRowLastColumn="0" w:lastRowFirstColumn="0" w:lastRowLastColumn="0"/>
+            <w:tcW w:w="1250" w:type="pct"/>
+            <w:vAlign w:val="bottom"/>
+          </w:tcPr>
+          <w:p>
+            <w:r>
+              <w:rPr>
+                <w:rFonts w:ascii="Aptos Narrow" w:hAnsi="Aptos Narrow"/>
+                <w:color w:val="000000"/>
+              </w:rPr>
+              <w:t>3</w:t>
+            </w:r>
+          </w:p>
+        </w:tc>
+        <w:tc>
+          <w:tcPr>
+            <w:tcW w:w="1250" w:type="pct"/>
+            <w:vAlign w:val="bottom"/>
+          </w:tcPr>
+          <w:p>
+            <w:pPr>
+              <w:cnfStyle w:val="000000100000" w:firstRow="0" w:lastRow="0" w:firstColumn="0" w:lastColumn="0" w:oddVBand="0" w:evenVBand="0" w:oddHBand="1" w:evenHBand="0" w:firstRowFirstColumn="0" w:firstRowLastColumn="0" w:lastRowFirstColumn="0" w:lastRowLastColumn="0"/>
+              <w:rPr>
+                <w:rFonts w:ascii="Aptos Narrow" w:hAnsi="Aptos Narrow"/>
+                <w:color w:val="000000"/>
+              </w:rPr>
+            </w:pPr>
+            <w:r>
+              <w:rPr>
+                <w:rFonts w:ascii="Aptos Narrow" w:hAnsi="Aptos Narrow"/>
+                <w:color w:val="000000"/>
+              </w:rPr>
+              <w:t>2</w:t>
+            </w:r>
+          </w:p>
+        </w:tc>
+        <w:tc>
+          <w:tcPr>
+            <w:tcW w:w="1250" w:type="pct"/>
+            <w:vAlign w:val="bottom"/>
+          </w:tcPr>
+          <w:p>
+            <w:pPr>
+              <w:cnfStyle w:val="000000100000" w:firstRow="0" w:lastRow="0" w:firstColumn="0" w:lastColumn="0" w:oddVBand="0" w:evenVBand="0" w:oddHBand="1" w:evenHBand="0" w:firstRowFirstColumn="0" w:firstRowLastColumn="0" w:lastRowFirstColumn="0" w:lastRowLastColumn="0"/>
+            </w:pPr>
+            <w:r>
+              <w:rPr>
+                <w:rFonts w:ascii="Aptos Narrow" w:hAnsi="Aptos Narrow"/>
+                <w:color w:val="000000"/>
+              </w:rPr>
+              <w:t>5,6</w:t>
+            </w:r>
+          </w:p>
+        </w:tc>
+        <w:tc>
+          <w:tcPr>
+            <w:tcW w:w="1250" w:type="pct"/>
+            <w:vAlign w:val="bottom"/>
+          </w:tcPr>
+          <w:p>
+            <w:pPr>
+              <w:cnfStyle w:val="000000100000" w:firstRow="0" w:lastRow="0" w:firstColumn="0" w:lastColumn="0" w:oddVBand="0" w:evenVBand="0" w:oddHBand="1" w:evenHBand="0" w:firstRowFirstColumn="0" w:firstRowLastColumn="0" w:lastRowFirstColumn="0" w:lastRowLastColumn="0"/>
+            </w:pPr>
+            <w:r>
+              <w:rPr>
+                <w:rFonts w:ascii="Aptos Narrow" w:hAnsi="Aptos Narrow"/>
+                <w:color w:val="000000"/>
+              </w:rPr>
+              <w:t>0.356</w:t>
+            </w:r>
+          </w:p>
+        </w:tc>
+      </w:tr>
+      <w:tr>
+        <w:tc>
+          <w:tcPr>
+            <w:cnfStyle w:val="001000000000" w:firstRow="0" w:lastRow="0" w:firstColumn="1" w:lastColumn="0" w:oddVBand="0" w:evenVBand="0" w:oddHBand="0" w:evenHBand="0" w:firstRowFirstColumn="0" w:firstRowLastColumn="0" w:lastRowFirstColumn="0" w:lastRowLastColumn="0"/>
+            <w:tcW w:w="1250" w:type="pct"/>
+            <w:vAlign w:val="bottom"/>
+          </w:tcPr>
+          <w:p>
+            <w:r>
+              <w:rPr>
+                <w:rFonts w:ascii="Aptos Narrow" w:hAnsi="Aptos Narrow"/>
+                <w:color w:val="000000"/>
+              </w:rPr>
+              <w:t>4</w:t>
+            </w:r>
+          </w:p>
+        </w:tc>
+        <w:tc>
+          <w:tcPr>
+            <w:tcW w:w="1250" w:type="pct"/>
+            <w:vAlign w:val="bottom"/>
+          </w:tcPr>
+          <w:p>
+            <w:pPr>
+              <w:cnfStyle w:val="000000000000" w:firstRow="0" w:lastRow="0" w:firstColumn="0" w:lastColumn="0" w:oddVBand="0" w:evenVBand="0" w:oddHBand="0" w:evenHBand="0" w:firstRowFirstColumn="0" w:firstRowLastColumn="0" w:lastRowFirstColumn="0" w:lastRowLastColumn="0"/>
+              <w:rPr>
+                <w:rFonts w:ascii="Aptos Narrow" w:hAnsi="Aptos Narrow"/>
+                <w:color w:val="000000"/>
+              </w:rPr>
+            </w:pPr>
+            <w:r>
+              <w:rPr>
+                <w:rFonts w:ascii="Aptos Narrow" w:hAnsi="Aptos Narrow"/>
+                <w:color w:val="000000"/>
+              </w:rPr>
+              <w:t>2</w:t>
+            </w:r>
+          </w:p>
+        </w:tc>
+        <w:tc>
+          <w:tcPr>
+            <w:tcW w:w="1250" w:type="pct"/>
+            <w:vAlign w:val="bottom"/>
+          </w:tcPr>
+          <w:p>
+            <w:pPr>
+              <w:cnfStyle w:val="000000000000" w:firstRow="0" w:lastRow="0" w:firstColumn="0" w:lastColumn="0" w:oddVBand="0" w:evenVBand="0" w:oddHBand="0" w:evenHBand="0" w:firstRowFirstColumn="0" w:firstRowLastColumn="0" w:lastRowFirstColumn="0" w:lastRowLastColumn="0"/>
+            </w:pPr>
+            <w:r>
+              <w:rPr>
+                <w:rFonts w:ascii="Aptos Narrow" w:hAnsi="Aptos Narrow"/>
+                <w:color w:val="000000"/>
+              </w:rPr>
+              <w:t>2,9</w:t>
+            </w:r>
+          </w:p>
+        </w:tc>
+        <w:tc>
+          <w:tcPr>
+            <w:tcW w:w="1250" w:type="pct"/>
+            <w:vAlign w:val="bottom"/>
+          </w:tcPr>
+          <w:p>
+            <w:pPr>
+              <w:cnfStyle w:val="000000000000" w:firstRow="0" w:lastRow="0" w:firstColumn="0" w:lastColumn="0" w:oddVBand="0" w:evenVBand="0" w:oddHBand="0" w:evenHBand="0" w:firstRowFirstColumn="0" w:firstRowLastColumn="0" w:lastRowFirstColumn="0" w:lastRowLastColumn="0"/>
+            </w:pPr>
+            <w:r>
+              <w:rPr>
+                <w:rFonts w:ascii="Aptos Narrow" w:hAnsi="Aptos Narrow"/>
+                <w:color w:val="000000"/>
+              </w:rPr>
+              <w:t>0.22</w:t>
+            </w:r>
+          </w:p>
+        </w:tc>
+      </w:tr>
+      <w:tr>
+        <w:trPr>
+          <w:cnfStyle w:val="000000100000" w:firstRow="0" w:lastRow="0" w:firstColumn="0" w:lastColumn="0" w:oddVBand="0" w:evenVBand="0" w:oddHBand="1" w:evenHBand="0" w:firstRowFirstColumn="0" w:firstRowLastColumn="0" w:lastRowFirstColumn="0" w:lastRowLastColumn="0"/>
+        </w:trPr>
+        <w:tc>
+          <w:tcPr>
+            <w:cnfStyle w:val="001000000000" w:firstRow="0" w:lastRow="0" w:firstColumn="1" w:lastColumn="0" w:oddVBand="0" w:evenVBand="0" w:oddHBand="0" w:evenHBand="0" w:firstRowFirstColumn="0" w:firstRowLastColumn="0" w:lastRowFirstColumn="0" w:lastRowLastColumn="0"/>
+            <w:tcW w:w="1250" w:type="pct"/>
+            <w:vAlign w:val="bottom"/>
+          </w:tcPr>
+          <w:p>
+            <w:r>
+              <w:rPr>
+                <w:rFonts w:ascii="Aptos Narrow" w:hAnsi="Aptos Narrow"/>
+                <w:color w:val="000000"/>
+              </w:rPr>
+              <w:t>5</w:t>
+            </w:r>
+          </w:p>
+        </w:tc>
+        <w:tc>
+          <w:tcPr>
+            <w:tcW w:w="1250" w:type="pct"/>
+            <w:vAlign w:val="bottom"/>
+          </w:tcPr>
+          <w:p>
+            <w:pPr>
+              <w:cnfStyle w:val="000000100000" w:firstRow="0" w:lastRow="0" w:firstColumn="0" w:lastColumn="0" w:oddVBand="0" w:evenVBand="0" w:oddHBand="1" w:evenHBand="0" w:firstRowFirstColumn="0" w:firstRowLastColumn="0" w:lastRowFirstColumn="0" w:lastRowLastColumn="0"/>
+              <w:rPr>
+                <w:rFonts w:ascii="Aptos Narrow" w:hAnsi="Aptos Narrow"/>
+                <w:color w:val="000000"/>
+              </w:rPr>
+            </w:pPr>
+            <w:r>
+              <w:rPr>
+                <w:rFonts w:ascii="Aptos Narrow" w:hAnsi="Aptos Narrow"/>
+                <w:color w:val="000000"/>
+              </w:rPr>
+              <w:t>2</w:t>
+            </w:r>
+          </w:p>
+        </w:tc>
+        <w:tc>
+          <w:tcPr>
+            <w:tcW w:w="1250" w:type="pct"/>
+            <w:vAlign w:val="bottom"/>
+          </w:tcPr>
+          <w:p>
+            <w:pPr>
+              <w:cnfStyle w:val="000000100000" w:firstRow="0" w:lastRow="0" w:firstColumn="0" w:lastColumn="0" w:oddVBand="0" w:evenVBand="0" w:oddHBand="1" w:evenHBand="0" w:firstRowFirstColumn="0" w:firstRowLastColumn="0" w:lastRowFirstColumn="0" w:lastRowLastColumn="0"/>
+            </w:pPr>
+            <w:r>
+              <w:rPr>
+                <w:rFonts w:ascii="Aptos Narrow" w:hAnsi="Aptos Narrow"/>
+                <w:color w:val="000000"/>
+              </w:rPr>
+              <w:t>2,9</w:t>
+            </w:r>
+          </w:p>
+        </w:tc>
+        <w:tc>
+          <w:tcPr>
+            <w:tcW w:w="1250" w:type="pct"/>
+            <w:vAlign w:val="bottom"/>
+          </w:tcPr>
+          <w:p>
+            <w:pPr>
+              <w:cnfStyle w:val="000000100000" w:firstRow="0" w:lastRow="0" w:firstColumn="0" w:lastColumn="0" w:oddVBand="0" w:evenVBand="0" w:oddHBand="1" w:evenHBand="0" w:firstRowFirstColumn="0" w:firstRowLastColumn="0" w:lastRowFirstColumn="0" w:lastRowLastColumn="0"/>
+            </w:pPr>
+            <w:r>
+              <w:rPr>
+                <w:rFonts w:ascii="Aptos Narrow" w:hAnsi="Aptos Narrow"/>
+                <w:color w:val="000000"/>
+              </w:rPr>
+              <w:t>0.03</w:t>
+            </w:r>
+          </w:p>
+        </w:tc>
+      </w:tr>
+      <w:tr>
+        <w:tc>
+          <w:tcPr>
+            <w:cnfStyle w:val="001000000000" w:firstRow="0" w:lastRow="0" w:firstColumn="1" w:lastColumn="0" w:oddVBand="0" w:evenVBand="0" w:oddHBand="0" w:evenHBand="0" w:firstRowFirstColumn="0" w:firstRowLastColumn="0" w:lastRowFirstColumn="0" w:lastRowLastColumn="0"/>
+            <w:tcW w:w="1250" w:type="pct"/>
+            <w:vAlign w:val="bottom"/>
+          </w:tcPr>
+          <w:p>
+            <w:r>
+              <w:rPr>
+                <w:rFonts w:ascii="Aptos Narrow" w:hAnsi="Aptos Narrow"/>
+                <w:color w:val="000000"/>
+              </w:rPr>
+              <w:t>6</w:t>
+            </w:r>
+          </w:p>
+        </w:tc>
+        <w:tc>
+          <w:tcPr>
+            <w:tcW w:w="1250" w:type="pct"/>
+            <w:vAlign w:val="bottom"/>
+          </w:tcPr>
+          <w:p>
+            <w:pPr>
+              <w:cnfStyle w:val="000000000000" w:firstRow="0" w:lastRow="0" w:firstColumn="0" w:lastColumn="0" w:oddVBand="0" w:evenVBand="0" w:oddHBand="0" w:evenHBand="0" w:firstRowFirstColumn="0" w:firstRowLastColumn="0" w:lastRowFirstColumn="0" w:lastRowLastColumn="0"/>
+              <w:rPr>
+                <w:rFonts w:ascii="Aptos Narrow" w:hAnsi="Aptos Narrow"/>
+                <w:color w:val="000000"/>
+              </w:rPr>
+            </w:pPr>
+            <w:r>
+              <w:rPr>
+                <w:rFonts w:ascii="Aptos Narrow" w:hAnsi="Aptos Narrow"/>
+                <w:color w:val="000000"/>
+              </w:rPr>
+              <w:t>2</w:t>
+            </w:r>
+          </w:p>
+        </w:tc>
+        <w:tc>
+          <w:tcPr>
+            <w:tcW w:w="1250" w:type="pct"/>
+            <w:vAlign w:val="bottom"/>
+          </w:tcPr>
+          <w:p>
+            <w:pPr>
+              <w:cnfStyle w:val="000000000000" w:firstRow="0" w:lastRow="0" w:firstColumn="0" w:lastColumn="0" w:oddVBand="0" w:evenVBand="0" w:oddHBand="0" w:evenHBand="0" w:firstRowFirstColumn="0" w:firstRowLastColumn="0" w:lastRowFirstColumn="0" w:lastRowLastColumn="0"/>
+            </w:pPr>
+            <w:r>
+              <w:rPr>
+                <w:rFonts w:ascii="Aptos Narrow" w:hAnsi="Aptos Narrow"/>
+                <w:color w:val="000000"/>
+              </w:rPr>
+              <w:t>10,12</w:t>
+            </w:r>
+          </w:p>
+        </w:tc>
+        <w:tc>
+          <w:tcPr>
+            <w:tcW w:w="1250" w:type="pct"/>
+            <w:vAlign w:val="bottom"/>
+          </w:tcPr>
+          <w:p>
+            <w:pPr>
+              <w:cnfStyle w:val="000000000000" w:firstRow="0" w:lastRow="0" w:firstColumn="0" w:lastColumn="0" w:oddVBand="0" w:evenVBand="0" w:oddHBand="0" w:evenHBand="0" w:firstRowFirstColumn="0" w:firstRowLastColumn="0" w:lastRowFirstColumn="0" w:lastRowLastColumn="0"/>
+            </w:pPr>
+            <w:r>
+              <w:rPr>
+                <w:rFonts w:ascii="Aptos Narrow" w:hAnsi="Aptos Narrow"/>
+                <w:color w:val="000000"/>
+              </w:rPr>
+              <w:t>0.173</w:t>
+            </w:r>
+          </w:p>
+        </w:tc>
+      </w:tr>
+      <w:tr>
+        <w:trPr>
+          <w:cnfStyle w:val="000000100000" w:firstRow="0" w:lastRow="0" w:firstColumn="0" w:lastColumn="0" w:oddVBand="0" w:evenVBand="0" w:oddHBand="1" w:evenHBand="0" w:firstRowFirstColumn="0" w:firstRowLastColumn="0" w:lastRowFirstColumn="0" w:lastRowLastColumn="0"/>
+        </w:trPr>
+        <w:tc>
+          <w:tcPr>
+            <w:cnfStyle w:val="001000000000" w:firstRow="0" w:lastRow="0" w:firstColumn="1" w:lastColumn="0" w:oddVBand="0" w:evenVBand="0" w:oddHBand="0" w:evenHBand="0" w:firstRowFirstColumn="0" w:firstRowLastColumn="0" w:lastRowFirstColumn="0" w:lastRowLastColumn="0"/>
+            <w:tcW w:w="1250" w:type="pct"/>
+            <w:vAlign w:val="bottom"/>
+          </w:tcPr>
+          <w:p>
+            <w:r>
+              <w:rPr>
+                <w:rFonts w:ascii="Aptos Narrow" w:hAnsi="Aptos Narrow"/>
+                <w:color w:val="000000"/>
+              </w:rPr>
+              <w:t>7</w:t>
+            </w:r>
+          </w:p>
+        </w:tc>
+        <w:tc>
+          <w:tcPr>
+            <w:tcW w:w="1250" w:type="pct"/>
+            <w:vAlign w:val="bottom"/>
+          </w:tcPr>
+          <w:p>
+            <w:pPr>
+              <w:cnfStyle w:val="000000100000" w:firstRow="0" w:lastRow="0" w:firstColumn="0" w:lastColumn="0" w:oddVBand="0" w:evenVBand="0" w:oddHBand="1" w:evenHBand="0" w:firstRowFirstColumn="0" w:firstRowLastColumn="0" w:lastRowFirstColumn="0" w:lastRowLastColumn="0"/>
+              <w:rPr>
+                <w:rFonts w:ascii="Aptos Narrow" w:hAnsi="Aptos Narrow"/>
+                <w:color w:val="000000"/>
+              </w:rPr>
+            </w:pPr>
+            <w:r>
+              <w:rPr>
+                <w:rFonts w:ascii="Aptos Narrow" w:hAnsi="Aptos Narrow"/>
+                <w:color w:val="000000"/>
+              </w:rPr>
+              <w:t>2</w:t>
+            </w:r>
+          </w:p>
+        </w:tc>
+        <w:tc>
+          <w:tcPr>
+            <w:tcW w:w="1250" w:type="pct"/>
+            <w:vAlign w:val="bottom"/>
+          </w:tcPr>
+          <w:p>
+            <w:pPr>
+              <w:cnfStyle w:val="000000100000" w:firstRow="0" w:lastRow="0" w:firstColumn="0" w:lastColumn="0" w:oddVBand="0" w:evenVBand="0" w:oddHBand="1" w:evenHBand="0" w:firstRowFirstColumn="0" w:firstRowLastColumn="0" w:lastRowFirstColumn="0" w:lastRowLastColumn="0"/>
+            </w:pPr>
+            <w:r>
+              <w:rPr>
+                <w:rFonts w:ascii="Aptos Narrow" w:hAnsi="Aptos Narrow"/>
+                <w:color w:val="000000"/>
+              </w:rPr>
+              <w:t>2,12</w:t>
+            </w:r>
+          </w:p>
+        </w:tc>
+        <w:tc>
+          <w:tcPr>
+            <w:tcW w:w="1250" w:type="pct"/>
+            <w:vAlign w:val="bottom"/>
+          </w:tcPr>
+          <w:p>
+            <w:pPr>
+              <w:cnfStyle w:val="000000100000" w:firstRow="0" w:lastRow="0" w:firstColumn="0" w:lastColumn="0" w:oddVBand="0" w:evenVBand="0" w:oddHBand="1" w:evenHBand="0" w:firstRowFirstColumn="0" w:firstRowLastColumn="0" w:lastRowFirstColumn="0" w:lastRowLastColumn="0"/>
+            </w:pPr>
+            <w:r>
+              <w:rPr>
+                <w:rFonts w:ascii="Aptos Narrow" w:hAnsi="Aptos Narrow"/>
+                <w:color w:val="000000"/>
+              </w:rPr>
+              <w:t>0.473</w:t>
+            </w:r>
+          </w:p>
+        </w:tc>
+      </w:tr>
+      <w:tr>
+        <w:tc>
+          <w:tcPr>
+            <w:cnfStyle w:val="001000000000" w:firstRow="0" w:lastRow="0" w:firstColumn="1" w:lastColumn="0" w:oddVBand="0" w:evenVBand="0" w:oddHBand="0" w:evenHBand="0" w:firstRowFirstColumn="0" w:firstRowLastColumn="0" w:lastRowFirstColumn="0" w:lastRowLastColumn="0"/>
+            <w:tcW w:w="1250" w:type="pct"/>
+            <w:vAlign w:val="bottom"/>
+          </w:tcPr>
+          <w:p>
+            <w:r>
+              <w:rPr>
+                <w:rFonts w:ascii="Aptos Narrow" w:hAnsi="Aptos Narrow"/>
+                <w:color w:val="000000"/>
+              </w:rPr>
+              <w:t>8</w:t>
+            </w:r>
+          </w:p>
+        </w:tc>
+        <w:tc>
+          <w:tcPr>
+            <w:tcW w:w="1250" w:type="pct"/>
+            <w:vAlign w:val="bottom"/>
+          </w:tcPr>
+          <w:p>
+            <w:pPr>
+              <w:cnfStyle w:val="000000000000" w:firstRow="0" w:lastRow="0" w:firstColumn="0" w:lastColumn="0" w:oddVBand="0" w:evenVBand="0" w:oddHBand="0" w:evenHBand="0" w:firstRowFirstColumn="0" w:firstRowLastColumn="0" w:lastRowFirstColumn="0" w:lastRowLastColumn="0"/>
+              <w:rPr>
+                <w:rFonts w:ascii="Aptos Narrow" w:hAnsi="Aptos Narrow"/>
+                <w:color w:val="000000"/>
+              </w:rPr>
+            </w:pPr>
+            <w:r>
+              <w:rPr>
+                <w:rFonts w:ascii="Aptos Narrow" w:hAnsi="Aptos Narrow"/>
+                <w:color w:val="000000"/>
+              </w:rPr>
+              <w:t>3</w:t>
+            </w:r>
+          </w:p>
+        </w:tc>
+        <w:tc>
+          <w:tcPr>
+            <w:tcW w:w="1250" w:type="pct"/>
+            <w:vAlign w:val="bottom"/>
+          </w:tcPr>
+          <w:p>
+            <w:pPr>
+              <w:cnfStyle w:val="000000000000" w:firstRow="0" w:lastRow="0" w:firstColumn="0" w:lastColumn="0" w:oddVBand="0" w:evenVBand="0" w:oddHBand="0" w:evenHBand="0" w:firstRowFirstColumn="0" w:firstRowLastColumn="0" w:lastRowFirstColumn="0" w:lastRowLastColumn="0"/>
+            </w:pPr>
+            <w:r>
+              <w:rPr>
+                <w:rFonts w:ascii="Aptos Narrow" w:hAnsi="Aptos Narrow"/>
+                <w:color w:val="000000"/>
+              </w:rPr>
+              <w:t>2,5,12</w:t>
+            </w:r>
+          </w:p>
+        </w:tc>
+        <w:tc>
+          <w:tcPr>
+            <w:tcW w:w="1250" w:type="pct"/>
+            <w:vAlign w:val="bottom"/>
+          </w:tcPr>
+          <w:p>
+            <w:pPr>
+              <w:cnfStyle w:val="000000000000" w:firstRow="0" w:lastRow="0" w:firstColumn="0" w:lastColumn="0" w:oddVBand="0" w:evenVBand="0" w:oddHBand="0" w:evenHBand="0" w:firstRowFirstColumn="0" w:firstRowLastColumn="0" w:lastRowFirstColumn="0" w:lastRowLastColumn="0"/>
+            </w:pPr>
+            <w:r>
+              <w:rPr>
+                <w:rFonts w:ascii="Aptos Narrow" w:hAnsi="Aptos Narrow"/>
+                <w:color w:val="000000"/>
+              </w:rPr>
+              <w:t>0.207</w:t>
+            </w:r>
+          </w:p>
+        </w:tc>
+      </w:tr>
+      <w:tr>
+        <w:trPr>
+          <w:cnfStyle w:val="000000100000" w:firstRow="0" w:lastRow="0" w:firstColumn="0" w:lastColumn="0" w:oddVBand="0" w:evenVBand="0" w:oddHBand="1" w:evenHBand="0" w:firstRowFirstColumn="0" w:firstRowLastColumn="0" w:lastRowFirstColumn="0" w:lastRowLastColumn="0"/>
+        </w:trPr>
+        <w:tc>
+          <w:tcPr>
+            <w:cnfStyle w:val="001000000000" w:firstRow="0" w:lastRow="0" w:firstColumn="1" w:lastColumn="0" w:oddVBand="0" w:evenVBand="0" w:oddHBand="0" w:evenHBand="0" w:firstRowFirstColumn="0" w:firstRowLastColumn="0" w:lastRowFirstColumn="0" w:lastRowLastColumn="0"/>
+            <w:tcW w:w="1250" w:type="pct"/>
+            <w:vAlign w:val="bottom"/>
+          </w:tcPr>
+          <w:p>
+            <w:r>
+              <w:rPr>
+                <w:rFonts w:ascii="Aptos Narrow" w:hAnsi="Aptos Narrow"/>
+                <w:color w:val="000000"/>
+              </w:rPr>
+              <w:t>9</w:t>
+            </w:r>
+          </w:p>
+        </w:tc>
+        <w:tc>
+          <w:tcPr>
+            <w:tcW w:w="1250" w:type="pct"/>
+            <w:vAlign w:val="bottom"/>
+          </w:tcPr>
+          <w:p>
+            <w:pPr>
+              <w:cnfStyle w:val="000000100000" w:firstRow="0" w:lastRow="0" w:firstColumn="0" w:lastColumn="0" w:oddVBand="0" w:evenVBand="0" w:oddHBand="1" w:evenHBand="0" w:firstRowFirstColumn="0" w:firstRowLastColumn="0" w:lastRowFirstColumn="0" w:lastRowLastColumn="0"/>
+              <w:rPr>
+                <w:rFonts w:ascii="Aptos Narrow" w:hAnsi="Aptos Narrow"/>
+                <w:color w:val="000000"/>
+              </w:rPr>
+            </w:pPr>
+            <w:r>
+              <w:rPr>
+                <w:rFonts w:ascii="Aptos Narrow" w:hAnsi="Aptos Narrow"/>
+                <w:color w:val="000000"/>
+              </w:rPr>
+              <w:t>2</w:t>
+            </w:r>
+          </w:p>
+        </w:tc>
+        <w:tc>
+          <w:tcPr>
+            <w:tcW w:w="1250" w:type="pct"/>
+            <w:vAlign w:val="bottom"/>
+          </w:tcPr>
+          <w:p>
+            <w:pPr>
+              <w:cnfStyle w:val="000000100000" w:firstRow="0" w:lastRow="0" w:firstColumn="0" w:lastColumn="0" w:oddVBand="0" w:evenVBand="0" w:oddHBand="1" w:evenHBand="0" w:firstRowFirstColumn="0" w:firstRowLastColumn="0" w:lastRowFirstColumn="0" w:lastRowLastColumn="0"/>
+            </w:pPr>
+            <w:r>
+              <w:rPr>
+                <w:rFonts w:ascii="Aptos Narrow" w:hAnsi="Aptos Narrow"/>
+                <w:color w:val="000000"/>
+              </w:rPr>
+              <w:t>6,12</w:t>
+            </w:r>
+          </w:p>
+        </w:tc>
+        <w:tc>
+          <w:tcPr>
+            <w:tcW w:w="1250" w:type="pct"/>
+            <w:vAlign w:val="bottom"/>
+          </w:tcPr>
+          <w:p>
+            <w:pPr>
+              <w:cnfStyle w:val="000000100000" w:firstRow="0" w:lastRow="0" w:firstColumn="0" w:lastColumn="0" w:oddVBand="0" w:evenVBand="0" w:oddHBand="1" w:evenHBand="0" w:firstRowFirstColumn="0" w:firstRowLastColumn="0" w:lastRowFirstColumn="0" w:lastRowLastColumn="0"/>
+            </w:pPr>
+            <w:r>
+              <w:rPr>
+                <w:rFonts w:ascii="Aptos Narrow" w:hAnsi="Aptos Narrow"/>
+                <w:color w:val="000000"/>
+              </w:rPr>
+              <w:t>0</w:t>
+            </w:r>
+          </w:p>
+        </w:tc>
+      </w:tr>
+      <w:tr>
+        <w:tc>
+          <w:tcPr>
+            <w:cnfStyle w:val="001000000000" w:firstRow="0" w:lastRow="0" w:firstColumn="1" w:lastColumn="0" w:oddVBand="0" w:evenVBand="0" w:oddHBand="0" w:evenHBand="0" w:firstRowFirstColumn="0" w:firstRowLastColumn="0" w:lastRowFirstColumn="0" w:lastRowLastColumn="0"/>
+            <w:tcW w:w="1250" w:type="pct"/>
+            <w:vAlign w:val="bottom"/>
+          </w:tcPr>
+          <w:p>
+            <w:r>
+              <w:rPr>
+                <w:rFonts w:ascii="Aptos Narrow" w:hAnsi="Aptos Narrow"/>
+                <w:color w:val="000000"/>
+              </w:rPr>
+              <w:t>10</w:t>
+            </w:r>
+          </w:p>
+        </w:tc>
+        <w:tc>
+          <w:tcPr>
+            <w:tcW w:w="1250" w:type="pct"/>
+            <w:vAlign w:val="bottom"/>
+          </w:tcPr>
+          <w:p>
+            <w:pPr>
+              <w:cnfStyle w:val="000000000000" w:firstRow="0" w:lastRow="0" w:firstColumn="0" w:lastColumn="0" w:oddVBand="0" w:evenVBand="0" w:oddHBand="0" w:evenHBand="0" w:firstRowFirstColumn="0" w:firstRowLastColumn="0" w:lastRowFirstColumn="0" w:lastRowLastColumn="0"/>
+              <w:rPr>
+                <w:rFonts w:ascii="Aptos Narrow" w:hAnsi="Aptos Narrow"/>
+                <w:color w:val="000000"/>
+              </w:rPr>
+            </w:pPr>
+            <w:r>
+              <w:rPr>
+                <w:rFonts w:ascii="Aptos Narrow" w:hAnsi="Aptos Narrow"/>
+                <w:color w:val="000000"/>
+              </w:rPr>
+              <w:t>4</w:t>
+            </w:r>
+          </w:p>
+        </w:tc>
+        <w:tc>
+          <w:tcPr>
+            <w:tcW w:w="1250" w:type="pct"/>
+            <w:vAlign w:val="bottom"/>
+          </w:tcPr>
+          <w:p>
+            <w:pPr>
+              <w:cnfStyle w:val="000000000000" w:firstRow="0" w:lastRow="0" w:firstColumn="0" w:lastColumn="0" w:oddVBand="0" w:evenVBand="0" w:oddHBand="0" w:evenHBand="0" w:firstRowFirstColumn="0" w:firstRowLastColumn="0" w:lastRowFirstColumn="0" w:lastRowLastColumn="0"/>
+            </w:pPr>
+            <w:r>
+              <w:rPr>
+                <w:rFonts w:ascii="Aptos Narrow" w:hAnsi="Aptos Narrow"/>
+                <w:color w:val="000000"/>
+              </w:rPr>
+              <w:t>2,5,6,12</w:t>
+            </w:r>
+          </w:p>
+        </w:tc>
+        <w:tc>
+          <w:tcPr>
+            <w:tcW w:w="1250" w:type="pct"/>
+            <w:vAlign w:val="bottom"/>
+          </w:tcPr>
+          <w:p>
+            <w:pPr>
+              <w:cnfStyle w:val="000000000000" w:firstRow="0" w:lastRow="0" w:firstColumn="0" w:lastColumn="0" w:oddVBand="0" w:evenVBand="0" w:oddHBand="0" w:evenHBand="0" w:firstRowFirstColumn="0" w:firstRowLastColumn="0" w:lastRowFirstColumn="0" w:lastRowLastColumn="0"/>
+            </w:pPr>
+            <w:r>
+              <w:rPr>
+                <w:rFonts w:ascii="Aptos Narrow" w:hAnsi="Aptos Narrow"/>
+                <w:color w:val="000000"/>
+              </w:rPr>
+              <w:t>0.019</w:t>
+            </w:r>
+          </w:p>
+        </w:tc>
+      </w:tr>
+      <w:tr>
+        <w:trPr>
+          <w:cnfStyle w:val="000000100000" w:firstRow="0" w:lastRow="0" w:firstColumn="0" w:lastColumn="0" w:oddVBand="0" w:evenVBand="0" w:oddHBand="1" w:evenHBand="0" w:firstRowFirstColumn="0" w:firstRowLastColumn="0" w:lastRowFirstColumn="0" w:lastRowLastColumn="0"/>
+        </w:trPr>
+        <w:tc>
+          <w:tcPr>
+            <w:cnfStyle w:val="001000000000" w:firstRow="0" w:lastRow="0" w:firstColumn="1" w:lastColumn="0" w:oddVBand="0" w:evenVBand="0" w:oddHBand="0" w:evenHBand="0" w:firstRowFirstColumn="0" w:firstRowLastColumn="0" w:lastRowFirstColumn="0" w:lastRowLastColumn="0"/>
+            <w:tcW w:w="1250" w:type="pct"/>
+            <w:vAlign w:val="bottom"/>
+          </w:tcPr>
+          <w:p>
+            <w:r>
+              <w:rPr>
+                <w:rFonts w:ascii="Aptos Narrow" w:hAnsi="Aptos Narrow"/>
+                <w:color w:val="000000"/>
+              </w:rPr>
+              <w:t>11</w:t>
+            </w:r>
+          </w:p>
+        </w:tc>
+        <w:tc>
+          <w:tcPr>
+            <w:tcW w:w="1250" w:type="pct"/>
+            <w:vAlign w:val="bottom"/>
+          </w:tcPr>
+          <w:p>
+            <w:pPr>
+              <w:cnfStyle w:val="000000100000" w:firstRow="0" w:lastRow="0" w:firstColumn="0" w:lastColumn="0" w:oddVBand="0" w:evenVBand="0" w:oddHBand="1" w:evenHBand="0" w:firstRowFirstColumn="0" w:firstRowLastColumn="0" w:lastRowFirstColumn="0" w:lastRowLastColumn="0"/>
+              <w:rPr>
+                <w:rFonts w:ascii="Aptos Narrow" w:hAnsi="Aptos Narrow"/>
+                <w:color w:val="000000"/>
+              </w:rPr>
+            </w:pPr>
+            <w:r>
+              <w:rPr>
+                <w:rFonts w:ascii="Aptos Narrow" w:hAnsi="Aptos Narrow"/>
+                <w:color w:val="000000"/>
+              </w:rPr>
+              <w:t>3</w:t>
+            </w:r>
+          </w:p>
+        </w:tc>
+        <w:tc>
+          <w:tcPr>
+            <w:tcW w:w="1250" w:type="pct"/>
+            <w:vAlign w:val="bottom"/>
+          </w:tcPr>
+          <w:p>
+            <w:pPr>
+              <w:cnfStyle w:val="000000100000" w:firstRow="0" w:lastRow="0" w:firstColumn="0" w:lastColumn="0" w:oddVBand="0" w:evenVBand="0" w:oddHBand="1" w:evenHBand="0" w:firstRowFirstColumn="0" w:firstRowLastColumn="0" w:lastRowFirstColumn="0" w:lastRowLastColumn="0"/>
+            </w:pPr>
+            <w:r>
+              <w:rPr>
+                <w:rFonts w:ascii="Aptos Narrow" w:hAnsi="Aptos Narrow"/>
+                <w:color w:val="000000"/>
+              </w:rPr>
+              <w:t>5,6,12</w:t>
+            </w:r>
+          </w:p>
+        </w:tc>
+        <w:tc>
+          <w:tcPr>
+            <w:tcW w:w="1250" w:type="pct"/>
+            <w:vAlign w:val="bottom"/>
+          </w:tcPr>
+          <w:p>
+            <w:pPr>
+              <w:cnfStyle w:val="000000100000" w:firstRow="0" w:lastRow="0" w:firstColumn="0" w:lastColumn="0" w:oddVBand="0" w:evenVBand="0" w:oddHBand="1" w:evenHBand="0" w:firstRowFirstColumn="0" w:firstRowLastColumn="0" w:lastRowFirstColumn="0" w:lastRowLastColumn="0"/>
+            </w:pPr>
+            <w:r>
+              <w:rPr>
+                <w:rFonts w:ascii="Aptos Narrow" w:hAnsi="Aptos Narrow"/>
+                <w:color w:val="000000"/>
+              </w:rPr>
+              <w:t>0.423</w:t>
+            </w:r>
+          </w:p>
+        </w:tc>
+      </w:tr>
+      <w:tr>
+        <w:tc>
+          <w:tcPr>
+            <w:cnfStyle w:val="001000000000" w:firstRow="0" w:lastRow="0" w:firstColumn="1" w:lastColumn="0" w:oddVBand="0" w:evenVBand="0" w:oddHBand="0" w:evenHBand="0" w:firstRowFirstColumn="0" w:firstRowLastColumn="0" w:lastRowFirstColumn="0" w:lastRowLastColumn="0"/>
+            <w:tcW w:w="1250" w:type="pct"/>
+            <w:vAlign w:val="bottom"/>
+          </w:tcPr>
+          <w:p>
+            <w:r>
+              <w:rPr>
+                <w:rFonts w:ascii="Aptos Narrow" w:hAnsi="Aptos Narrow"/>
+                <w:color w:val="000000"/>
+              </w:rPr>
+              <w:t>12</w:t>
+            </w:r>
+          </w:p>
+        </w:tc>
+        <w:tc>
+          <w:tcPr>
+            <w:tcW w:w="1250" w:type="pct"/>
+            <w:vAlign w:val="bottom"/>
+          </w:tcPr>
+          <w:p>
+            <w:pPr>
+              <w:cnfStyle w:val="000000000000" w:firstRow="0" w:lastRow="0" w:firstColumn="0" w:lastColumn="0" w:oddVBand="0" w:evenVBand="0" w:oddHBand="0" w:evenHBand="0" w:firstRowFirstColumn="0" w:firstRowLastColumn="0" w:lastRowFirstColumn="0" w:lastRowLastColumn="0"/>
+              <w:rPr>
+                <w:rFonts w:ascii="Aptos Narrow" w:hAnsi="Aptos Narrow"/>
+                <w:color w:val="000000"/>
+              </w:rPr>
+            </w:pPr>
+            <w:r>
+              <w:rPr>
+                <w:rFonts w:ascii="Aptos Narrow" w:hAnsi="Aptos Narrow"/>
+                <w:color w:val="000000"/>
+              </w:rPr>
+              <w:t>2</w:t>
+            </w:r>
+          </w:p>
+        </w:tc>
+        <w:tc>
+          <w:tcPr>
+            <w:tcW w:w="1250" w:type="pct"/>
+            <w:vAlign w:val="bottom"/>
+          </w:tcPr>
+          <w:p>
+            <w:pPr>
+              <w:cnfStyle w:val="000000000000" w:firstRow="0" w:lastRow="0" w:firstColumn="0" w:lastColumn="0" w:oddVBand="0" w:evenVBand="0" w:oddHBand="0" w:evenHBand="0" w:firstRowFirstColumn="0" w:firstRowLastColumn="0" w:lastRowFirstColumn="0" w:lastRowLastColumn="0"/>
+            </w:pPr>
+            <w:r>
+              <w:rPr>
+                <w:rFonts w:ascii="Aptos Narrow" w:hAnsi="Aptos Narrow"/>
+                <w:color w:val="000000"/>
+              </w:rPr>
+              <w:t>5,12</w:t>
+            </w:r>
+          </w:p>
+        </w:tc>
+        <w:tc>
+          <w:tcPr>
+            <w:tcW w:w="1250" w:type="pct"/>
+            <w:vAlign w:val="bottom"/>
+          </w:tcPr>
+          <w:p>
+            <w:pPr>
+              <w:cnfStyle w:val="000000000000" w:firstRow="0" w:lastRow="0" w:firstColumn="0" w:lastColumn="0" w:oddVBand="0" w:evenVBand="0" w:oddHBand="0" w:evenHBand="0" w:firstRowFirstColumn="0" w:firstRowLastColumn="0" w:lastRowFirstColumn="0" w:lastRowLastColumn="0"/>
+            </w:pPr>
+            <w:r>
+              <w:rPr>
+                <w:rFonts w:ascii="Aptos Narrow" w:hAnsi="Aptos Narrow"/>
+                <w:color w:val="000000"/>
+              </w:rPr>
+              <w:t>0.29</w:t>
+            </w:r>
+          </w:p>
+        </w:tc>
+      </w:tr>
+      <w:tr>
+        <w:trPr>
+          <w:cnfStyle w:val="000000100000" w:firstRow="0" w:lastRow="0" w:firstColumn="0" w:lastColumn="0" w:oddVBand="0" w:evenVBand="0" w:oddHBand="1" w:evenHBand="0" w:firstRowFirstColumn="0" w:firstRowLastColumn="0" w:lastRowFirstColumn="0" w:lastRowLastColumn="0"/>
+        </w:trPr>
+        <w:tc>
+          <w:tcPr>
+            <w:cnfStyle w:val="001000000000" w:firstRow="0" w:lastRow="0" w:firstColumn="1" w:lastColumn="0" w:oddVBand="0" w:evenVBand="0" w:oddHBand="0" w:evenHBand="0" w:firstRowFirstColumn="0" w:firstRowLastColumn="0" w:lastRowFirstColumn="0" w:lastRowLastColumn="0"/>
+            <w:tcW w:w="1250" w:type="pct"/>
+            <w:vAlign w:val="bottom"/>
+          </w:tcPr>
+          <w:p>
+            <w:r>
+              <w:rPr>
+                <w:rFonts w:ascii="Aptos Narrow" w:hAnsi="Aptos Narrow"/>
+                <w:color w:val="000000"/>
+              </w:rPr>
+              <w:t>13</w:t>
+            </w:r>
+          </w:p>
+        </w:tc>
+        <w:tc>
+          <w:tcPr>
+            <w:tcW w:w="1250" w:type="pct"/>
+            <w:vAlign w:val="bottom"/>
+          </w:tcPr>
+          <w:p>
+            <w:pPr>
+              <w:cnfStyle w:val="000000100000" w:firstRow="0" w:lastRow="0" w:firstColumn="0" w:lastColumn="0" w:oddVBand="0" w:evenVBand="0" w:oddHBand="1" w:evenHBand="0" w:firstRowFirstColumn="0" w:firstRowLastColumn="0" w:lastRowFirstColumn="0" w:lastRowLastColumn="0"/>
+              <w:rPr>
+                <w:rFonts w:ascii="Aptos Narrow" w:hAnsi="Aptos Narrow"/>
+                <w:color w:val="000000"/>
+              </w:rPr>
+            </w:pPr>
+            <w:r>
+              <w:rPr>
+                <w:rFonts w:ascii="Aptos Narrow" w:hAnsi="Aptos Narrow"/>
+                <w:color w:val="000000"/>
+              </w:rPr>
+              <w:t>2</w:t>
+            </w:r>
+          </w:p>
+        </w:tc>
+        <w:tc>
+          <w:tcPr>
+            <w:tcW w:w="1250" w:type="pct"/>
+            <w:vAlign w:val="bottom"/>
+          </w:tcPr>
+          <w:p>
+            <w:pPr>
+              <w:cnfStyle w:val="000000100000" w:firstRow="0" w:lastRow="0" w:firstColumn="0" w:lastColumn="0" w:oddVBand="0" w:evenVBand="0" w:oddHBand="1" w:evenHBand="0" w:firstRowFirstColumn="0" w:firstRowLastColumn="0" w:lastRowFirstColumn="0" w:lastRowLastColumn="0"/>
+            </w:pPr>
+            <w:r>
+              <w:rPr>
+                <w:rFonts w:ascii="Aptos Narrow" w:hAnsi="Aptos Narrow"/>
+                <w:color w:val="000000"/>
+              </w:rPr>
+              <w:t>5,12</w:t>
+            </w:r>
+          </w:p>
+        </w:tc>
+        <w:tc>
+          <w:tcPr>
+            <w:tcW w:w="1250" w:type="pct"/>
+            <w:vAlign w:val="bottom"/>
+          </w:tcPr>
+          <w:p>
+            <w:pPr>
+              <w:cnfStyle w:val="000000100000" w:firstRow="0" w:lastRow="0" w:firstColumn="0" w:lastColumn="0" w:oddVBand="0" w:evenVBand="0" w:oddHBand="1" w:evenHBand="0" w:firstRowFirstColumn="0" w:firstRowLastColumn="0" w:lastRowFirstColumn="0" w:lastRowLastColumn="0"/>
+            </w:pPr>
+            <w:r>
+              <w:rPr>
+                <w:rFonts w:ascii="Aptos Narrow" w:hAnsi="Aptos Narrow"/>
+                <w:color w:val="000000"/>
+              </w:rPr>
+              <w:t>0.29</w:t>
+            </w:r>
+          </w:p>
+        </w:tc>
+      </w:tr>
+      <w:tr>
+        <w:tc>
+          <w:tcPr>
+            <w:cnfStyle w:val="001000000000" w:firstRow="0" w:lastRow="0" w:firstColumn="1" w:lastColumn="0" w:oddVBand="0" w:evenVBand="0" w:oddHBand="0" w:evenHBand="0" w:firstRowFirstColumn="0" w:firstRowLastColumn="0" w:lastRowFirstColumn="0" w:lastRowLastColumn="0"/>
+            <w:tcW w:w="1250" w:type="pct"/>
+            <w:vAlign w:val="bottom"/>
+          </w:tcPr>
+          <w:p>
+            <w:r>
+              <w:rPr>
+                <w:rFonts w:ascii="Aptos Narrow" w:hAnsi="Aptos Narrow"/>
+                <w:color w:val="000000"/>
+              </w:rPr>
+              <w:t>14</w:t>
+            </w:r>
+          </w:p>
+        </w:tc>
+        <w:tc>
+          <w:tcPr>
+            <w:tcW w:w="1250" w:type="pct"/>
+            <w:vAlign w:val="bottom"/>
+          </w:tcPr>
+          <w:p>
+            <w:pPr>
+              <w:cnfStyle w:val="000000000000" w:firstRow="0" w:lastRow="0" w:firstColumn="0" w:lastColumn="0" w:oddVBand="0" w:evenVBand="0" w:oddHBand="0" w:evenHBand="0" w:firstRowFirstColumn="0" w:firstRowLastColumn="0" w:lastRowFirstColumn="0" w:lastRowLastColumn="0"/>
+              <w:rPr>
+                <w:rFonts w:ascii="Aptos Narrow" w:hAnsi="Aptos Narrow"/>
+                <w:color w:val="000000"/>
+              </w:rPr>
+            </w:pPr>
+            <w:r>
+              <w:rPr>
+                <w:rFonts w:ascii="Aptos Narrow" w:hAnsi="Aptos Narrow"/>
+                <w:color w:val="000000"/>
+              </w:rPr>
+              <w:t>2</w:t>
+            </w:r>
+          </w:p>
+        </w:tc>
+        <w:tc>
+          <w:tcPr>
+            <w:tcW w:w="1250" w:type="pct"/>
+            <w:vAlign w:val="bottom"/>
+          </w:tcPr>
+          <w:p>
+            <w:pPr>
+              <w:cnfStyle w:val="000000000000" w:firstRow="0" w:lastRow="0" w:firstColumn="0" w:lastColumn="0" w:oddVBand="0" w:evenVBand="0" w:oddHBand="0" w:evenHBand="0" w:firstRowFirstColumn="0" w:firstRowLastColumn="0" w:lastRowFirstColumn="0" w:lastRowLastColumn="0"/>
+            </w:pPr>
+            <w:r>
+              <w:rPr>
+                <w:rFonts w:ascii="Aptos Narrow" w:hAnsi="Aptos Narrow"/>
+                <w:color w:val="000000"/>
+              </w:rPr>
+              <w:t>9,13</w:t>
+            </w:r>
+          </w:p>
+        </w:tc>
+        <w:tc>
+          <w:tcPr>
+            <w:tcW w:w="1250" w:type="pct"/>
+            <w:vAlign w:val="bottom"/>
+          </w:tcPr>
+          <w:p>
+            <w:pPr>
+              <w:cnfStyle w:val="000000000000" w:firstRow="0" w:lastRow="0" w:firstColumn="0" w:lastColumn="0" w:oddVBand="0" w:evenVBand="0" w:oddHBand="0" w:evenHBand="0" w:firstRowFirstColumn="0" w:firstRowLastColumn="0" w:lastRowFirstColumn="0" w:lastRowLastColumn="0"/>
+            </w:pPr>
+            <w:r>
+              <w:rPr>
+                <w:rFonts w:ascii="Aptos Narrow" w:hAnsi="Aptos Narrow"/>
+                <w:color w:val="000000"/>
+              </w:rPr>
+              <w:t>0</w:t>
+            </w:r>
+          </w:p>
+        </w:tc>
+      </w:tr>
+      <w:tr>
+        <w:trPr>
+          <w:cnfStyle w:val="000000100000" w:firstRow="0" w:lastRow="0" w:firstColumn="0" w:lastColumn="0" w:oddVBand="0" w:evenVBand="0" w:oddHBand="1" w:evenHBand="0" w:firstRowFirstColumn="0" w:firstRowLastColumn="0" w:lastRowFirstColumn="0" w:lastRowLastColumn="0"/>
+        </w:trPr>
+        <w:tc>
+          <w:tcPr>
+            <w:cnfStyle w:val="001000000000" w:firstRow="0" w:lastRow="0" w:firstColumn="1" w:lastColumn="0" w:oddVBand="0" w:evenVBand="0" w:oddHBand="0" w:evenHBand="0" w:firstRowFirstColumn="0" w:firstRowLastColumn="0" w:lastRowFirstColumn="0" w:lastRowLastColumn="0"/>
+            <w:tcW w:w="1250" w:type="pct"/>
+            <w:vAlign w:val="bottom"/>
+          </w:tcPr>
+          <w:p>
+            <w:r>
+              <w:rPr>
+                <w:rFonts w:ascii="Aptos Narrow" w:hAnsi="Aptos Narrow"/>
+                <w:color w:val="000000"/>
+              </w:rPr>
+              <w:t>15</w:t>
+            </w:r>
+          </w:p>
+        </w:tc>
+        <w:tc>
+          <w:tcPr>
+            <w:tcW w:w="1250" w:type="pct"/>
+            <w:vAlign w:val="bottom"/>
+          </w:tcPr>
+          <w:p>
+            <w:pPr>
+              <w:cnfStyle w:val="000000100000" w:firstRow="0" w:lastRow="0" w:firstColumn="0" w:lastColumn="0" w:oddVBand="0" w:evenVBand="0" w:oddHBand="1" w:evenHBand="0" w:firstRowFirstColumn="0" w:firstRowLastColumn="0" w:lastRowFirstColumn="0" w:lastRowLastColumn="0"/>
+              <w:rPr>
+                <w:rFonts w:ascii="Aptos Narrow" w:hAnsi="Aptos Narrow"/>
+                <w:color w:val="000000"/>
+              </w:rPr>
+            </w:pPr>
+            <w:r>
+              <w:rPr>
+                <w:rFonts w:ascii="Aptos Narrow" w:hAnsi="Aptos Narrow"/>
+                <w:color w:val="000000"/>
+              </w:rPr>
+              <w:t>3</w:t>
+            </w:r>
+          </w:p>
+        </w:tc>
+        <w:tc>
+          <w:tcPr>
+            <w:tcW w:w="1250" w:type="pct"/>
+            <w:vAlign w:val="bottom"/>
+          </w:tcPr>
+          <w:p>
+            <w:pPr>
+              <w:cnfStyle w:val="000000100000" w:firstRow="0" w:lastRow="0" w:firstColumn="0" w:lastColumn="0" w:oddVBand="0" w:evenVBand="0" w:oddHBand="1" w:evenHBand="0" w:firstRowFirstColumn="0" w:firstRowLastColumn="0" w:lastRowFirstColumn="0" w:lastRowLastColumn="0"/>
+            </w:pPr>
+            <w:r>
+              <w:rPr>
+                <w:rFonts w:ascii="Aptos Narrow" w:hAnsi="Aptos Narrow"/>
+                <w:color w:val="000000"/>
+              </w:rPr>
+              <w:t>2,9,13</w:t>
+            </w:r>
+          </w:p>
+        </w:tc>
+        <w:tc>
+          <w:tcPr>
+            <w:tcW w:w="1250" w:type="pct"/>
+            <w:vAlign w:val="bottom"/>
+          </w:tcPr>
+          <w:p>
+            <w:pPr>
+              <w:cnfStyle w:val="000000100000" w:firstRow="0" w:lastRow="0" w:firstColumn="0" w:lastColumn="0" w:oddVBand="0" w:evenVBand="0" w:oddHBand="1" w:evenHBand="0" w:firstRowFirstColumn="0" w:firstRowLastColumn="0" w:lastRowFirstColumn="0" w:lastRowLastColumn="0"/>
+            </w:pPr>
+            <w:r>
+              <w:rPr>
+                <w:rFonts w:ascii="Aptos Narrow" w:hAnsi="Aptos Narrow"/>
+                <w:color w:val="000000"/>
+              </w:rPr>
+              <w:t>0</w:t>
+            </w:r>
+          </w:p>
+        </w:tc>
+      </w:tr>
+      <w:tr>
+        <w:tc>
+          <w:tcPr>
+            <w:cnfStyle w:val="001000000000" w:firstRow="0" w:lastRow="0" w:firstColumn="1" w:lastColumn="0" w:oddVBand="0" w:evenVBand="0" w:oddHBand="0" w:evenHBand="0" w:firstRowFirstColumn="0" w:firstRowLastColumn="0" w:lastRowFirstColumn="0" w:lastRowLastColumn="0"/>
+            <w:tcW w:w="1250" w:type="pct"/>
+            <w:vAlign w:val="bottom"/>
+          </w:tcPr>
+          <w:p>
+            <w:r>
+              <w:rPr>
+                <w:rFonts w:ascii="Aptos Narrow" w:hAnsi="Aptos Narrow"/>
+                <w:color w:val="000000"/>
+              </w:rPr>
+              <w:t>16</w:t>
+            </w:r>
+          </w:p>
+        </w:tc>
+        <w:tc>
+          <w:tcPr>
+            <w:tcW w:w="1250" w:type="pct"/>
+            <w:vAlign w:val="bottom"/>
+          </w:tcPr>
+          <w:p>
+            <w:pPr>
+              <w:cnfStyle w:val="000000000000" w:firstRow="0" w:lastRow="0" w:firstColumn="0" w:lastColumn="0" w:oddVBand="0" w:evenVBand="0" w:oddHBand="0" w:evenHBand="0" w:firstRowFirstColumn="0" w:firstRowLastColumn="0" w:lastRowFirstColumn="0" w:lastRowLastColumn="0"/>
+              <w:rPr>
+                <w:rFonts w:ascii="Aptos Narrow" w:hAnsi="Aptos Narrow"/>
+                <w:color w:val="000000"/>
+              </w:rPr>
+            </w:pPr>
+            <w:r>
+              <w:rPr>
+                <w:rFonts w:ascii="Aptos Narrow" w:hAnsi="Aptos Narrow"/>
+                <w:color w:val="000000"/>
+              </w:rPr>
+              <w:t>2</w:t>
+            </w:r>
+          </w:p>
+        </w:tc>
+        <w:tc>
+          <w:tcPr>
+            <w:tcW w:w="1250" w:type="pct"/>
+            <w:vAlign w:val="bottom"/>
+          </w:tcPr>
+          <w:p>
+            <w:pPr>
+              <w:cnfStyle w:val="000000000000" w:firstRow="0" w:lastRow="0" w:firstColumn="0" w:lastColumn="0" w:oddVBand="0" w:evenVBand="0" w:oddHBand="0" w:evenHBand="0" w:firstRowFirstColumn="0" w:firstRowLastColumn="0" w:lastRowFirstColumn="0" w:lastRowLastColumn="0"/>
+            </w:pPr>
+            <w:r>
+              <w:rPr>
+                <w:rFonts w:ascii="Aptos Narrow" w:hAnsi="Aptos Narrow"/>
+                <w:color w:val="000000"/>
+              </w:rPr>
+              <w:t>5,13</w:t>
+            </w:r>
+          </w:p>
+        </w:tc>
+        <w:tc>
+          <w:tcPr>
+            <w:tcW w:w="1250" w:type="pct"/>
+            <w:vAlign w:val="bottom"/>
+          </w:tcPr>
+          <w:p>
+            <w:pPr>
+              <w:cnfStyle w:val="000000000000" w:firstRow="0" w:lastRow="0" w:firstColumn="0" w:lastColumn="0" w:oddVBand="0" w:evenVBand="0" w:oddHBand="0" w:evenHBand="0" w:firstRowFirstColumn="0" w:firstRowLastColumn="0" w:lastRowFirstColumn="0" w:lastRowLastColumn="0"/>
+            </w:pPr>
+            <w:r>
+              <w:rPr>
+                <w:rFonts w:ascii="Aptos Narrow" w:hAnsi="Aptos Narrow"/>
+                <w:color w:val="000000"/>
+              </w:rPr>
+              <w:t>0.012</w:t>
+            </w:r>
+          </w:p>
+        </w:tc>
+      </w:tr>
+      <w:tr>
+        <w:trPr>
+          <w:cnfStyle w:val="000000100000" w:firstRow="0" w:lastRow="0" w:firstColumn="0" w:lastColumn="0" w:oddVBand="0" w:evenVBand="0" w:oddHBand="1" w:evenHBand="0" w:firstRowFirstColumn="0" w:firstRowLastColumn="0" w:lastRowFirstColumn="0" w:lastRowLastColumn="0"/>
+        </w:trPr>
+        <w:tc>
+          <w:tcPr>
+            <w:cnfStyle w:val="001000000000" w:firstRow="0" w:lastRow="0" w:firstColumn="1" w:lastColumn="0" w:oddVBand="0" w:evenVBand="0" w:oddHBand="0" w:evenHBand="0" w:firstRowFirstColumn="0" w:firstRowLastColumn="0" w:lastRowFirstColumn="0" w:lastRowLastColumn="0"/>
+            <w:tcW w:w="1250" w:type="pct"/>
+            <w:vAlign w:val="bottom"/>
+          </w:tcPr>
+          <w:p>
+            <w:r>
+              <w:rPr>
+                <w:rFonts w:ascii="Aptos Narrow" w:hAnsi="Aptos Narrow"/>
+                <w:color w:val="000000"/>
+              </w:rPr>
+              <w:t>17</w:t>
+            </w:r>
+          </w:p>
+        </w:tc>
+        <w:tc>
+          <w:tcPr>
+            <w:tcW w:w="1250" w:type="pct"/>
+            <w:vAlign w:val="bottom"/>
+          </w:tcPr>
+          <w:p>
+            <w:pPr>
+              <w:cnfStyle w:val="000000100000" w:firstRow="0" w:lastRow="0" w:firstColumn="0" w:lastColumn="0" w:oddVBand="0" w:evenVBand="0" w:oddHBand="1" w:evenHBand="0" w:firstRowFirstColumn="0" w:firstRowLastColumn="0" w:lastRowFirstColumn="0" w:lastRowLastColumn="0"/>
+              <w:rPr>
+                <w:rFonts w:ascii="Aptos Narrow" w:hAnsi="Aptos Narrow"/>
+                <w:color w:val="000000"/>
+              </w:rPr>
+            </w:pPr>
+            <w:r>
+              <w:rPr>
+                <w:rFonts w:ascii="Aptos Narrow" w:hAnsi="Aptos Narrow"/>
+                <w:color w:val="000000"/>
+              </w:rPr>
+              <w:t>3</w:t>
+            </w:r>
+          </w:p>
+        </w:tc>
+        <w:tc>
+          <w:tcPr>
+            <w:tcW w:w="1250" w:type="pct"/>
+            <w:vAlign w:val="bottom"/>
+          </w:tcPr>
+          <w:p>
+            <w:pPr>
+              <w:cnfStyle w:val="000000100000" w:firstRow="0" w:lastRow="0" w:firstColumn="0" w:lastColumn="0" w:oddVBand="0" w:evenVBand="0" w:oddHBand="1" w:evenHBand="0" w:firstRowFirstColumn="0" w:firstRowLastColumn="0" w:lastRowFirstColumn="0" w:lastRowLastColumn="0"/>
+            </w:pPr>
+            <w:r>
+              <w:rPr>
+                <w:rFonts w:ascii="Aptos Narrow" w:hAnsi="Aptos Narrow"/>
+                <w:color w:val="000000"/>
+              </w:rPr>
+              <w:t>2,5,13</w:t>
+            </w:r>
+          </w:p>
+        </w:tc>
+        <w:tc>
+          <w:tcPr>
+            <w:tcW w:w="1250" w:type="pct"/>
+            <w:vAlign w:val="bottom"/>
+          </w:tcPr>
+          <w:p>
+            <w:pPr>
+              <w:cnfStyle w:val="000000100000" w:firstRow="0" w:lastRow="0" w:firstColumn="0" w:lastColumn="0" w:oddVBand="0" w:evenVBand="0" w:oddHBand="1" w:evenHBand="0" w:firstRowFirstColumn="0" w:firstRowLastColumn="0" w:lastRowFirstColumn="0" w:lastRowLastColumn="0"/>
+            </w:pPr>
+            <w:r>
+              <w:rPr>
+                <w:rFonts w:ascii="Aptos Narrow" w:hAnsi="Aptos Narrow"/>
+                <w:color w:val="000000"/>
+              </w:rPr>
+              <w:t>0.152</w:t>
+            </w:r>
+          </w:p>
+        </w:tc>
+      </w:tr>
+      <w:tr>
+        <w:tc>
+          <w:tcPr>
+            <w:cnfStyle w:val="001000000000" w:firstRow="0" w:lastRow="0" w:firstColumn="1" w:lastColumn="0" w:oddVBand="0" w:evenVBand="0" w:oddHBand="0" w:evenHBand="0" w:firstRowFirstColumn="0" w:firstRowLastColumn="0" w:lastRowFirstColumn="0" w:lastRowLastColumn="0"/>
+            <w:tcW w:w="1250" w:type="pct"/>
+            <w:vAlign w:val="bottom"/>
+          </w:tcPr>
+          <w:p>
+            <w:r>
+              <w:rPr>
+                <w:rFonts w:ascii="Aptos Narrow" w:hAnsi="Aptos Narrow"/>
+                <w:color w:val="000000"/>
+              </w:rPr>
+              <w:t>18</w:t>
+            </w:r>
+          </w:p>
+        </w:tc>
+        <w:tc>
+          <w:tcPr>
+            <w:tcW w:w="1250" w:type="pct"/>
+            <w:vAlign w:val="bottom"/>
+          </w:tcPr>
+          <w:p>
+            <w:pPr>
+              <w:cnfStyle w:val="000000000000" w:firstRow="0" w:lastRow="0" w:firstColumn="0" w:lastColumn="0" w:oddVBand="0" w:evenVBand="0" w:oddHBand="0" w:evenHBand="0" w:firstRowFirstColumn="0" w:firstRowLastColumn="0" w:lastRowFirstColumn="0" w:lastRowLastColumn="0"/>
+              <w:rPr>
+                <w:rFonts w:ascii="Aptos Narrow" w:hAnsi="Aptos Narrow"/>
+                <w:color w:val="000000"/>
+              </w:rPr>
+            </w:pPr>
+            <w:r>
+              <w:rPr>
+                <w:rFonts w:ascii="Aptos Narrow" w:hAnsi="Aptos Narrow"/>
+                <w:color w:val="000000"/>
+              </w:rPr>
+              <w:t>2</w:t>
+            </w:r>
+          </w:p>
+        </w:tc>
+        <w:tc>
+          <w:tcPr>
+            <w:tcW w:w="1250" w:type="pct"/>
+            <w:vAlign w:val="bottom"/>
+          </w:tcPr>
+          <w:p>
+            <w:pPr>
+              <w:cnfStyle w:val="000000000000" w:firstRow="0" w:lastRow="0" w:firstColumn="0" w:lastColumn="0" w:oddVBand="0" w:evenVBand="0" w:oddHBand="0" w:evenHBand="0" w:firstRowFirstColumn="0" w:firstRowLastColumn="0" w:lastRowFirstColumn="0" w:lastRowLastColumn="0"/>
+            </w:pPr>
+            <w:r>
+              <w:rPr>
+                <w:rFonts w:ascii="Aptos Narrow" w:hAnsi="Aptos Narrow"/>
+                <w:color w:val="000000"/>
+              </w:rPr>
+              <w:t>2,13</w:t>
+            </w:r>
+          </w:p>
+        </w:tc>
+        <w:tc>
+          <w:tcPr>
+            <w:tcW w:w="1250" w:type="pct"/>
+            <w:vAlign w:val="bottom"/>
+          </w:tcPr>
+          <w:p>
+            <w:pPr>
+              <w:cnfStyle w:val="000000000000" w:firstRow="0" w:lastRow="0" w:firstColumn="0" w:lastColumn="0" w:oddVBand="0" w:evenVBand="0" w:oddHBand="0" w:evenHBand="0" w:firstRowFirstColumn="0" w:firstRowLastColumn="0" w:lastRowFirstColumn="0" w:lastRowLastColumn="0"/>
+            </w:pPr>
+            <w:r>
+              <w:rPr>
+                <w:rFonts w:ascii="Aptos Narrow" w:hAnsi="Aptos Narrow"/>
+                <w:color w:val="000000"/>
+              </w:rPr>
+              <w:t>0.236</w:t>
+            </w:r>
+          </w:p>
+        </w:tc>
+      </w:tr>
+      <w:tr>
+        <w:trPr>
+          <w:cnfStyle w:val="000000100000" w:firstRow="0" w:lastRow="0" w:firstColumn="0" w:lastColumn="0" w:oddVBand="0" w:evenVBand="0" w:oddHBand="1" w:evenHBand="0" w:firstRowFirstColumn="0" w:firstRowLastColumn="0" w:lastRowFirstColumn="0" w:lastRowLastColumn="0"/>
+        </w:trPr>
+        <w:tc>
+          <w:tcPr>
+            <w:cnfStyle w:val="001000000000" w:firstRow="0" w:lastRow="0" w:firstColumn="1" w:lastColumn="0" w:oddVBand="0" w:evenVBand="0" w:oddHBand="0" w:evenHBand="0" w:firstRowFirstColumn="0" w:firstRowLastColumn="0" w:lastRowFirstColumn="0" w:lastRowLastColumn="0"/>
+            <w:tcW w:w="1250" w:type="pct"/>
+            <w:vAlign w:val="bottom"/>
+          </w:tcPr>
+          <w:p>
+            <w:r>
+              <w:rPr>
+                <w:rFonts w:ascii="Aptos Narrow" w:hAnsi="Aptos Narrow"/>
+                <w:color w:val="000000"/>
+              </w:rPr>
+              <w:t>19</w:t>
+            </w:r>
+          </w:p>
+        </w:tc>
+        <w:tc>
+          <w:tcPr>
+            <w:tcW w:w="1250" w:type="pct"/>
+            <w:vAlign w:val="bottom"/>
+          </w:tcPr>
+          <w:p>
+            <w:pPr>
+              <w:cnfStyle w:val="000000100000" w:firstRow="0" w:lastRow="0" w:firstColumn="0" w:lastColumn="0" w:oddVBand="0" w:evenVBand="0" w:oddHBand="1" w:evenHBand="0" w:firstRowFirstColumn="0" w:firstRowLastColumn="0" w:lastRowFirstColumn="0" w:lastRowLastColumn="0"/>
+              <w:rPr>
+                <w:rFonts w:ascii="Aptos Narrow" w:hAnsi="Aptos Narrow"/>
+                <w:color w:val="000000"/>
+              </w:rPr>
+            </w:pPr>
+            <w:r>
+              <w:rPr>
+                <w:rFonts w:ascii="Aptos Narrow" w:hAnsi="Aptos Narrow"/>
+                <w:color w:val="000000"/>
+              </w:rPr>
+              <w:t>2</w:t>
+            </w:r>
+          </w:p>
+        </w:tc>
+        <w:tc>
+          <w:tcPr>
+            <w:tcW w:w="1250" w:type="pct"/>
+            <w:vAlign w:val="bottom"/>
+          </w:tcPr>
+          <w:p>
+            <w:pPr>
+              <w:cnfStyle w:val="000000100000" w:firstRow="0" w:lastRow="0" w:firstColumn="0" w:lastColumn="0" w:oddVBand="0" w:evenVBand="0" w:oddHBand="1" w:evenHBand="0" w:firstRowFirstColumn="0" w:firstRowLastColumn="0" w:lastRowFirstColumn="0" w:lastRowLastColumn="0"/>
+            </w:pPr>
+            <w:r>
+              <w:rPr>
+                <w:rFonts w:ascii="Aptos Narrow" w:hAnsi="Aptos Narrow"/>
+                <w:color w:val="000000"/>
+              </w:rPr>
+              <w:t>14,15</w:t>
+            </w:r>
+          </w:p>
+        </w:tc>
+        <w:tc>
+          <w:tcPr>
+            <w:tcW w:w="1250" w:type="pct"/>
+            <w:vAlign w:val="bottom"/>
+          </w:tcPr>
+          <w:p>
+            <w:pPr>
+              <w:cnfStyle w:val="000000100000" w:firstRow="0" w:lastRow="0" w:firstColumn="0" w:lastColumn="0" w:oddVBand="0" w:evenVBand="0" w:oddHBand="1" w:evenHBand="0" w:firstRowFirstColumn="0" w:firstRowLastColumn="0" w:lastRowFirstColumn="0" w:lastRowLastColumn="0"/>
+            </w:pPr>
+            <w:r>
+              <w:rPr>
+                <w:rFonts w:ascii="Aptos Narrow" w:hAnsi="Aptos Narrow"/>
+                <w:color w:val="000000"/>
+              </w:rPr>
+              <w:t>0.066</w:t>
+            </w:r>
+          </w:p>
+        </w:tc>
+      </w:tr>
+      <w:tr>
+        <w:tc>
+          <w:tcPr>
+            <w:cnfStyle w:val="001000000000" w:firstRow="0" w:lastRow="0" w:firstColumn="1" w:lastColumn="0" w:oddVBand="0" w:evenVBand="0" w:oddHBand="0" w:evenHBand="0" w:firstRowFirstColumn="0" w:firstRowLastColumn="0" w:lastRowFirstColumn="0" w:lastRowLastColumn="0"/>
+            <w:tcW w:w="1250" w:type="pct"/>
+            <w:vAlign w:val="bottom"/>
+          </w:tcPr>
+          <w:p>
+            <w:r>
+              <w:rPr>
+                <w:rFonts w:ascii="Aptos Narrow" w:hAnsi="Aptos Narrow"/>
+                <w:color w:val="000000"/>
+              </w:rPr>
+              <w:t>20</w:t>
+            </w:r>
+          </w:p>
+        </w:tc>
+        <w:tc>
+          <w:tcPr>
+            <w:tcW w:w="1250" w:type="pct"/>
+            <w:vAlign w:val="bottom"/>
+          </w:tcPr>
+          <w:p>
+            <w:pPr>
+              <w:cnfStyle w:val="000000000000" w:firstRow="0" w:lastRow="0" w:firstColumn="0" w:lastColumn="0" w:oddVBand="0" w:evenVBand="0" w:oddHBand="0" w:evenHBand="0" w:firstRowFirstColumn="0" w:firstRowLastColumn="0" w:lastRowFirstColumn="0" w:lastRowLastColumn="0"/>
+              <w:rPr>
+                <w:rFonts w:ascii="Aptos Narrow" w:hAnsi="Aptos Narrow"/>
+                <w:color w:val="000000"/>
+              </w:rPr>
+            </w:pPr>
+            <w:r>
+              <w:rPr>
+                <w:rFonts w:ascii="Aptos Narrow" w:hAnsi="Aptos Narrow"/>
+                <w:color w:val="000000"/>
+              </w:rPr>
+              <w:t>2</w:t>
+            </w:r>
+          </w:p>
+        </w:tc>
+        <w:tc>
+          <w:tcPr>
+            <w:tcW w:w="1250" w:type="pct"/>
+            <w:vAlign w:val="bottom"/>
+          </w:tcPr>
+          <w:p>
+            <w:pPr>
+              <w:cnfStyle w:val="000000000000" w:firstRow="0" w:lastRow="0" w:firstColumn="0" w:lastColumn="0" w:oddVBand="0" w:evenVBand="0" w:oddHBand="0" w:evenHBand="0" w:firstRowFirstColumn="0" w:firstRowLastColumn="0" w:lastRowFirstColumn="0" w:lastRowLastColumn="0"/>
+            </w:pPr>
+            <w:r>
+              <w:rPr>
+                <w:rFonts w:ascii="Aptos Narrow" w:hAnsi="Aptos Narrow"/>
+                <w:color w:val="000000"/>
+              </w:rPr>
+              <w:t>10,17</w:t>
+            </w:r>
+          </w:p>
+        </w:tc>
+        <w:tc>
+          <w:tcPr>
+            <w:tcW w:w="1250" w:type="pct"/>
+            <w:vAlign w:val="bottom"/>
+          </w:tcPr>
+          <w:p>
+            <w:pPr>
+              <w:cnfStyle w:val="000000000000" w:firstRow="0" w:lastRow="0" w:firstColumn="0" w:lastColumn="0" w:oddVBand="0" w:evenVBand="0" w:oddHBand="0" w:evenHBand="0" w:firstRowFirstColumn="0" w:firstRowLastColumn="0" w:lastRowFirstColumn="0" w:lastRowLastColumn="0"/>
+            </w:pPr>
+            <w:r>
+              <w:rPr>
+                <w:rFonts w:ascii="Aptos Narrow" w:hAnsi="Aptos Narrow"/>
+                <w:color w:val="000000"/>
+              </w:rPr>
+              <w:t>0.507</w:t>
+            </w:r>
+          </w:p>
+        </w:tc>
+      </w:tr>
+      <w:tr>
+        <w:trPr>
+          <w:cnfStyle w:val="000000100000" w:firstRow="0" w:lastRow="0" w:firstColumn="0" w:lastColumn="0" w:oddVBand="0" w:evenVBand="0" w:oddHBand="1" w:evenHBand="0" w:firstRowFirstColumn="0" w:firstRowLastColumn="0" w:lastRowFirstColumn="0" w:lastRowLastColumn="0"/>
+        </w:trPr>
+        <w:tc>
+          <w:tcPr>
+            <w:cnfStyle w:val="001000000000" w:firstRow="0" w:lastRow="0" w:firstColumn="1" w:lastColumn="0" w:oddVBand="0" w:evenVBand="0" w:oddHBand="0" w:evenHBand="0" w:firstRowFirstColumn="0" w:firstRowLastColumn="0" w:lastRowFirstColumn="0" w:lastRowLastColumn="0"/>
+            <w:tcW w:w="1250" w:type="pct"/>
+            <w:vAlign w:val="bottom"/>
+          </w:tcPr>
+          <w:p>
+            <w:r>
+              <w:rPr>
+                <w:rFonts w:ascii="Aptos Narrow" w:hAnsi="Aptos Narrow"/>
+                <w:color w:val="000000"/>
+              </w:rPr>
+              <w:t>21</w:t>
+            </w:r>
+          </w:p>
+        </w:tc>
+        <w:tc>
+          <w:tcPr>
+            <w:tcW w:w="1250" w:type="pct"/>
+            <w:vAlign w:val="bottom"/>
+          </w:tcPr>
+          <w:p>
+            <w:pPr>
+              <w:cnfStyle w:val="000000100000" w:firstRow="0" w:lastRow="0" w:firstColumn="0" w:lastColumn="0" w:oddVBand="0" w:evenVBand="0" w:oddHBand="1" w:evenHBand="0" w:firstRowFirstColumn="0" w:firstRowLastColumn="0" w:lastRowFirstColumn="0" w:lastRowLastColumn="0"/>
+              <w:rPr>
+                <w:rFonts w:ascii="Aptos Narrow" w:hAnsi="Aptos Narrow"/>
+                <w:color w:val="000000"/>
+              </w:rPr>
+            </w:pPr>
+            <w:r>
+              <w:rPr>
+                <w:rFonts w:ascii="Aptos Narrow" w:hAnsi="Aptos Narrow"/>
+                <w:color w:val="000000"/>
+              </w:rPr>
+              <w:t>2</w:t>
+            </w:r>
+          </w:p>
+        </w:tc>
+        <w:tc>
+          <w:tcPr>
+            <w:tcW w:w="1250" w:type="pct"/>
+            <w:vAlign w:val="bottom"/>
+          </w:tcPr>
+          <w:p>
+            <w:pPr>
+              <w:cnfStyle w:val="000000100000" w:firstRow="0" w:lastRow="0" w:firstColumn="0" w:lastColumn="0" w:oddVBand="0" w:evenVBand="0" w:oddHBand="1" w:evenHBand="0" w:firstRowFirstColumn="0" w:firstRowLastColumn="0" w:lastRowFirstColumn="0" w:lastRowLastColumn="0"/>
+            </w:pPr>
+            <w:r>
+              <w:rPr>
+                <w:rFonts w:ascii="Aptos Narrow" w:hAnsi="Aptos Narrow"/>
+                <w:color w:val="000000"/>
+              </w:rPr>
+              <w:t>5,17</w:t>
+            </w:r>
+          </w:p>
+        </w:tc>
+        <w:tc>
+          <w:tcPr>
+            <w:tcW w:w="1250" w:type="pct"/>
+            <w:vAlign w:val="bottom"/>
+          </w:tcPr>
+          <w:p>
+            <w:pPr>
+              <w:cnfStyle w:val="000000100000" w:firstRow="0" w:lastRow="0" w:firstColumn="0" w:lastColumn="0" w:oddVBand="0" w:evenVBand="0" w:oddHBand="1" w:evenHBand="0" w:firstRowFirstColumn="0" w:firstRowLastColumn="0" w:lastRowFirstColumn="0" w:lastRowLastColumn="0"/>
+            </w:pPr>
+            <w:r>
+              <w:rPr>
+                <w:rFonts w:ascii="Aptos Narrow" w:hAnsi="Aptos Narrow"/>
+                <w:color w:val="000000"/>
+              </w:rPr>
+              <w:t>0.401</w:t>
+            </w:r>
+          </w:p>
+        </w:tc>
+      </w:tr>
+      <w:tr>
+        <w:tc>
+          <w:tcPr>
+            <w:cnfStyle w:val="001000000000" w:firstRow="0" w:lastRow="0" w:firstColumn="1" w:lastColumn="0" w:oddVBand="0" w:evenVBand="0" w:oddHBand="0" w:evenHBand="0" w:firstRowFirstColumn="0" w:firstRowLastColumn="0" w:lastRowFirstColumn="0" w:lastRowLastColumn="0"/>
+            <w:tcW w:w="1250" w:type="pct"/>
+            <w:vAlign w:val="bottom"/>
+          </w:tcPr>
+          <w:p>
+            <w:r>
+              <w:rPr>
+                <w:rFonts w:ascii="Aptos Narrow" w:hAnsi="Aptos Narrow"/>
+                <w:color w:val="000000"/>
+              </w:rPr>
+              <w:t>22</w:t>
+            </w:r>
+          </w:p>
+        </w:tc>
+        <w:tc>
+          <w:tcPr>
+            <w:tcW w:w="1250" w:type="pct"/>
+            <w:vAlign w:val="bottom"/>
+          </w:tcPr>
+          <w:p>
+            <w:pPr>
+              <w:cnfStyle w:val="000000000000" w:firstRow="0" w:lastRow="0" w:firstColumn="0" w:lastColumn="0" w:oddVBand="0" w:evenVBand="0" w:oddHBand="0" w:evenHBand="0" w:firstRowFirstColumn="0" w:firstRowLastColumn="0" w:lastRowFirstColumn="0" w:lastRowLastColumn="0"/>
+              <w:rPr>
+                <w:rFonts w:ascii="Aptos Narrow" w:hAnsi="Aptos Narrow"/>
+                <w:color w:val="000000"/>
+              </w:rPr>
+            </w:pPr>
+            <w:r>
+              <w:rPr>
+                <w:rFonts w:ascii="Aptos Narrow" w:hAnsi="Aptos Narrow"/>
+                <w:color w:val="000000"/>
+              </w:rPr>
+              <w:t>2</w:t>
+            </w:r>
+          </w:p>
+        </w:tc>
+        <w:tc>
+          <w:tcPr>
+            <w:tcW w:w="1250" w:type="pct"/>
+            <w:vAlign w:val="bottom"/>
+          </w:tcPr>
+          <w:p>
+            <w:pPr>
+              <w:cnfStyle w:val="000000000000" w:firstRow="0" w:lastRow="0" w:firstColumn="0" w:lastColumn="0" w:oddVBand="0" w:evenVBand="0" w:oddHBand="0" w:evenHBand="0" w:firstRowFirstColumn="0" w:firstRowLastColumn="0" w:lastRowFirstColumn="0" w:lastRowLastColumn="0"/>
+            </w:pPr>
+            <w:r>
+              <w:rPr>
+                <w:rFonts w:ascii="Aptos Narrow" w:hAnsi="Aptos Narrow"/>
+                <w:color w:val="000000"/>
+              </w:rPr>
+              <w:t>10,17</w:t>
+            </w:r>
+          </w:p>
+        </w:tc>
+        <w:tc>
+          <w:tcPr>
+            <w:tcW w:w="1250" w:type="pct"/>
+            <w:vAlign w:val="bottom"/>
+          </w:tcPr>
+          <w:p>
+            <w:pPr>
+              <w:cnfStyle w:val="000000000000" w:firstRow="0" w:lastRow="0" w:firstColumn="0" w:lastColumn="0" w:oddVBand="0" w:evenVBand="0" w:oddHBand="0" w:evenHBand="0" w:firstRowFirstColumn="0" w:firstRowLastColumn="0" w:lastRowFirstColumn="0" w:lastRowLastColumn="0"/>
+            </w:pPr>
+            <w:r>
+              <w:rPr>
+                <w:rFonts w:ascii="Aptos Narrow" w:hAnsi="Aptos Narrow"/>
+                <w:color w:val="000000"/>
+              </w:rPr>
+              <w:t>0.718</w:t>
+            </w:r>
+          </w:p>
+        </w:tc>
+      </w:tr>
+      <w:tr>
+        <w:trPr>
+          <w:cnfStyle w:val="000000100000" w:firstRow="0" w:lastRow="0" w:firstColumn="0" w:lastColumn="0" w:oddVBand="0" w:evenVBand="0" w:oddHBand="1" w:evenHBand="0" w:firstRowFirstColumn="0" w:firstRowLastColumn="0" w:lastRowFirstColumn="0" w:lastRowLastColumn="0"/>
+        </w:trPr>
+        <w:tc>
+          <w:tcPr>
+            <w:cnfStyle w:val="001000000000" w:firstRow="0" w:lastRow="0" w:firstColumn="1" w:lastColumn="0" w:oddVBand="0" w:evenVBand="0" w:oddHBand="0" w:evenHBand="0" w:firstRowFirstColumn="0" w:firstRowLastColumn="0" w:lastRowFirstColumn="0" w:lastRowLastColumn="0"/>
+            <w:tcW w:w="1250" w:type="pct"/>
+            <w:vAlign w:val="bottom"/>
+          </w:tcPr>
+          <w:p>
+            <w:r>
+              <w:rPr>
+                <w:rFonts w:ascii="Aptos Narrow" w:hAnsi="Aptos Narrow"/>
+                <w:color w:val="000000"/>
+              </w:rPr>
+              <w:t>23</w:t>
+            </w:r>
+          </w:p>
+        </w:tc>
+        <w:tc>
+          <w:tcPr>
+            <w:tcW w:w="1250" w:type="pct"/>
+            <w:vAlign w:val="bottom"/>
+          </w:tcPr>
+          <w:p>
+            <w:pPr>
+              <w:cnfStyle w:val="000000100000" w:firstRow="0" w:lastRow="0" w:firstColumn="0" w:lastColumn="0" w:oddVBand="0" w:evenVBand="0" w:oddHBand="1" w:evenHBand="0" w:firstRowFirstColumn="0" w:firstRowLastColumn="0" w:lastRowFirstColumn="0" w:lastRowLastColumn="0"/>
+              <w:rPr>
+                <w:rFonts w:ascii="Aptos Narrow" w:hAnsi="Aptos Narrow"/>
+                <w:color w:val="000000"/>
+              </w:rPr>
+            </w:pPr>
+            <w:r>
+              <w:rPr>
+                <w:rFonts w:ascii="Aptos Narrow" w:hAnsi="Aptos Narrow"/>
+                <w:color w:val="000000"/>
+              </w:rPr>
+              <w:t>3</w:t>
+            </w:r>
+          </w:p>
+        </w:tc>
+        <w:tc>
+          <w:tcPr>
+            <w:tcW w:w="1250" w:type="pct"/>
+            <w:vAlign w:val="bottom"/>
+          </w:tcPr>
+          <w:p>
+            <w:pPr>
+              <w:cnfStyle w:val="000000100000" w:firstRow="0" w:lastRow="0" w:firstColumn="0" w:lastColumn="0" w:oddVBand="0" w:evenVBand="0" w:oddHBand="1" w:evenHBand="0" w:firstRowFirstColumn="0" w:firstRowLastColumn="0" w:lastRowFirstColumn="0" w:lastRowLastColumn="0"/>
+            </w:pPr>
+            <w:r>
+              <w:rPr>
+                <w:rFonts w:ascii="Aptos Narrow" w:hAnsi="Aptos Narrow"/>
+                <w:color w:val="000000"/>
+              </w:rPr>
+              <w:t>10,17,20</w:t>
+            </w:r>
+          </w:p>
+        </w:tc>
+        <w:tc>
+          <w:tcPr>
+            <w:tcW w:w="1250" w:type="pct"/>
+            <w:vAlign w:val="bottom"/>
+          </w:tcPr>
+          <w:p>
+            <w:pPr>
+              <w:cnfStyle w:val="000000100000" w:firstRow="0" w:lastRow="0" w:firstColumn="0" w:lastColumn="0" w:oddVBand="0" w:evenVBand="0" w:oddHBand="1" w:evenHBand="0" w:firstRowFirstColumn="0" w:firstRowLastColumn="0" w:lastRowFirstColumn="0" w:lastRowLastColumn="0"/>
+            </w:pPr>
+            <w:r>
+              <w:rPr>
+                <w:rFonts w:ascii="Aptos Narrow" w:hAnsi="Aptos Narrow"/>
+                <w:color w:val="000000"/>
+              </w:rPr>
+              <w:t>0.154</w:t>
+            </w:r>
+          </w:p>
+        </w:tc>
+      </w:tr>
+      <w:tr>
+        <w:tc>
+          <w:tcPr>
+            <w:cnfStyle w:val="001000000000" w:firstRow="0" w:lastRow="0" w:firstColumn="1" w:lastColumn="0" w:oddVBand="0" w:evenVBand="0" w:oddHBand="0" w:evenHBand="0" w:firstRowFirstColumn="0" w:firstRowLastColumn="0" w:lastRowFirstColumn="0" w:lastRowLastColumn="0"/>
+            <w:tcW w:w="1250" w:type="pct"/>
+            <w:vAlign w:val="bottom"/>
+          </w:tcPr>
+          <w:p>
+            <w:r>
+              <w:rPr>
+                <w:rFonts w:ascii="Aptos Narrow" w:hAnsi="Aptos Narrow"/>
+                <w:color w:val="000000"/>
+              </w:rPr>
+              <w:t>24</w:t>
+            </w:r>
+          </w:p>
+        </w:tc>
+        <w:tc>
+          <w:tcPr>
+            <w:tcW w:w="1250" w:type="pct"/>
+            <w:vAlign w:val="bottom"/>
+          </w:tcPr>
+          <w:p>
+            <w:pPr>
+              <w:cnfStyle w:val="000000000000" w:firstRow="0" w:lastRow="0" w:firstColumn="0" w:lastColumn="0" w:oddVBand="0" w:evenVBand="0" w:oddHBand="0" w:evenHBand="0" w:firstRowFirstColumn="0" w:firstRowLastColumn="0" w:lastRowFirstColumn="0" w:lastRowLastColumn="0"/>
+              <w:rPr>
+                <w:rFonts w:ascii="Aptos Narrow" w:hAnsi="Aptos Narrow"/>
+                <w:color w:val="000000"/>
+              </w:rPr>
+            </w:pPr>
+            <w:r>
+              <w:rPr>
+                <w:rFonts w:ascii="Aptos Narrow" w:hAnsi="Aptos Narrow"/>
+                <w:color w:val="000000"/>
+              </w:rPr>
+              <w:t>3</w:t>
+            </w:r>
+          </w:p>
+        </w:tc>
+        <w:tc>
+          <w:tcPr>
+            <w:tcW w:w="1250" w:type="pct"/>
+            <w:vAlign w:val="bottom"/>
+          </w:tcPr>
+          <w:p>
+            <w:pPr>
+              <w:cnfStyle w:val="000000000000" w:firstRow="0" w:lastRow="0" w:firstColumn="0" w:lastColumn="0" w:oddVBand="0" w:evenVBand="0" w:oddHBand="0" w:evenHBand="0" w:firstRowFirstColumn="0" w:firstRowLastColumn="0" w:lastRowFirstColumn="0" w:lastRowLastColumn="0"/>
+            </w:pPr>
+            <w:r>
+              <w:rPr>
+                <w:rFonts w:ascii="Aptos Narrow" w:hAnsi="Aptos Narrow"/>
+                <w:color w:val="000000"/>
+              </w:rPr>
+              <w:t>10,17,20</w:t>
+            </w:r>
+          </w:p>
+        </w:tc>
+        <w:tc>
+          <w:tcPr>
+            <w:tcW w:w="1250" w:type="pct"/>
+            <w:vAlign w:val="bottom"/>
+          </w:tcPr>
+          <w:p>
+            <w:pPr>
+              <w:cnfStyle w:val="000000000000" w:firstRow="0" w:lastRow="0" w:firstColumn="0" w:lastColumn="0" w:oddVBand="0" w:evenVBand="0" w:oddHBand="0" w:evenHBand="0" w:firstRowFirstColumn="0" w:firstRowLastColumn="0" w:lastRowFirstColumn="0" w:lastRowLastColumn="0"/>
+            </w:pPr>
+            <w:r>
+              <w:rPr>
+                <w:rFonts w:ascii="Aptos Narrow" w:hAnsi="Aptos Narrow"/>
+                <w:color w:val="000000"/>
+              </w:rPr>
+              <w:t>0.339</w:t>
+            </w:r>
+          </w:p>
+        </w:tc>
+      </w:tr>
+      <w:tr>
+        <w:trPr>
+          <w:cnfStyle w:val="000000100000" w:firstRow="0" w:lastRow="0" w:firstColumn="0" w:lastColumn="0" w:oddVBand="0" w:evenVBand="0" w:oddHBand="1" w:evenHBand="0" w:firstRowFirstColumn="0" w:firstRowLastColumn="0" w:lastRowFirstColumn="0" w:lastRowLastColumn="0"/>
+        </w:trPr>
+        <w:tc>
+          <w:tcPr>
+            <w:cnfStyle w:val="001000000000" w:firstRow="0" w:lastRow="0" w:firstColumn="1" w:lastColumn="0" w:oddVBand="0" w:evenVBand="0" w:oddHBand="0" w:evenHBand="0" w:firstRowFirstColumn="0" w:firstRowLastColumn="0" w:lastRowFirstColumn="0" w:lastRowLastColumn="0"/>
+            <w:tcW w:w="1250" w:type="pct"/>
+            <w:vAlign w:val="bottom"/>
+          </w:tcPr>
+          <w:p>
+            <w:r>
+              <w:rPr>
+                <w:rFonts w:ascii="Aptos Narrow" w:hAnsi="Aptos Narrow"/>
+                <w:color w:val="000000"/>
+              </w:rPr>
+              <w:t>25</w:t>
+            </w:r>
+          </w:p>
+        </w:tc>
+        <w:tc>
+          <w:tcPr>
+            <w:tcW w:w="1250" w:type="pct"/>
+            <w:vAlign w:val="bottom"/>
+          </w:tcPr>
+          <w:p>
+            <w:pPr>
+              <w:cnfStyle w:val="000000100000" w:firstRow="0" w:lastRow="0" w:firstColumn="0" w:lastColumn="0" w:oddVBand="0" w:evenVBand="0" w:oddHBand="1" w:evenHBand="0" w:firstRowFirstColumn="0" w:firstRowLastColumn="0" w:lastRowFirstColumn="0" w:lastRowLastColumn="0"/>
+              <w:rPr>
+                <w:rFonts w:ascii="Aptos Narrow" w:hAnsi="Aptos Narrow"/>
+                <w:color w:val="000000"/>
+              </w:rPr>
+            </w:pPr>
+            <w:r>
+              <w:rPr>
+                <w:rFonts w:ascii="Aptos Narrow" w:hAnsi="Aptos Narrow"/>
+                <w:color w:val="000000"/>
+              </w:rPr>
+              <w:t>2</w:t>
+            </w:r>
+          </w:p>
+        </w:tc>
+        <w:tc>
+          <w:tcPr>
+            <w:tcW w:w="1250" w:type="pct"/>
+            <w:vAlign w:val="bottom"/>
+          </w:tcPr>
+          <w:p>
+            <w:pPr>
+              <w:cnfStyle w:val="000000100000" w:firstRow="0" w:lastRow="0" w:firstColumn="0" w:lastColumn="0" w:oddVBand="0" w:evenVBand="0" w:oddHBand="1" w:evenHBand="0" w:firstRowFirstColumn="0" w:firstRowLastColumn="0" w:lastRowFirstColumn="0" w:lastRowLastColumn="0"/>
+            </w:pPr>
+            <w:r>
+              <w:rPr>
+                <w:rFonts w:ascii="Aptos Narrow" w:hAnsi="Aptos Narrow"/>
+                <w:color w:val="000000"/>
+              </w:rPr>
+              <w:t>17,20</w:t>
+            </w:r>
+          </w:p>
+        </w:tc>
+        <w:tc>
+          <w:tcPr>
+            <w:tcW w:w="1250" w:type="pct"/>
+            <w:vAlign w:val="bottom"/>
+          </w:tcPr>
+          <w:p>
+            <w:pPr>
+              <w:cnfStyle w:val="000000100000" w:firstRow="0" w:lastRow="0" w:firstColumn="0" w:lastColumn="0" w:oddVBand="0" w:evenVBand="0" w:oddHBand="1" w:evenHBand="0" w:firstRowFirstColumn="0" w:firstRowLastColumn="0" w:lastRowFirstColumn="0" w:lastRowLastColumn="0"/>
+            </w:pPr>
+            <w:r>
+              <w:rPr>
+                <w:rFonts w:ascii="Aptos Narrow" w:hAnsi="Aptos Narrow"/>
+                <w:color w:val="000000"/>
+              </w:rPr>
+              <w:t>0.126</w:t>
+            </w:r>
+          </w:p>
+        </w:tc>
+      </w:tr>
+      <w:tr>
+        <w:tc>
+          <w:tcPr>
+            <w:cnfStyle w:val="001000000000" w:firstRow="0" w:lastRow="0" w:firstColumn="1" w:lastColumn="0" w:oddVBand="0" w:evenVBand="0" w:oddHBand="0" w:evenHBand="0" w:firstRowFirstColumn="0" w:firstRowLastColumn="0" w:lastRowFirstColumn="0" w:lastRowLastColumn="0"/>
+            <w:tcW w:w="1250" w:type="pct"/>
+            <w:vAlign w:val="bottom"/>
+          </w:tcPr>
+          <w:p>
+            <w:r>
+              <w:rPr>
+                <w:rFonts w:ascii="Aptos Narrow" w:hAnsi="Aptos Narrow"/>
+                <w:color w:val="000000"/>
+              </w:rPr>
+              <w:t>26</w:t>
+            </w:r>
+          </w:p>
+        </w:tc>
+        <w:tc>
+          <w:tcPr>
+            <w:tcW w:w="1250" w:type="pct"/>
+            <w:vAlign w:val="bottom"/>
+          </w:tcPr>
+          <w:p>
+            <w:pPr>
+              <w:cnfStyle w:val="000000000000" w:firstRow="0" w:lastRow="0" w:firstColumn="0" w:lastColumn="0" w:oddVBand="0" w:evenVBand="0" w:oddHBand="0" w:evenHBand="0" w:firstRowFirstColumn="0" w:firstRowLastColumn="0" w:lastRowFirstColumn="0" w:lastRowLastColumn="0"/>
+              <w:rPr>
+                <w:rFonts w:ascii="Aptos Narrow" w:hAnsi="Aptos Narrow"/>
+                <w:color w:val="000000"/>
+              </w:rPr>
+            </w:pPr>
+            <w:r>
+              <w:rPr>
+                <w:rFonts w:ascii="Aptos Narrow" w:hAnsi="Aptos Narrow"/>
+                <w:color w:val="000000"/>
+              </w:rPr>
+              <w:t>2</w:t>
+            </w:r>
+          </w:p>
+        </w:tc>
+        <w:tc>
+          <w:tcPr>
+            <w:tcW w:w="1250" w:type="pct"/>
+            <w:vAlign w:val="bottom"/>
+          </w:tcPr>
+          <w:p>
+            <w:pPr>
+              <w:cnfStyle w:val="000000000000" w:firstRow="0" w:lastRow="0" w:firstColumn="0" w:lastColumn="0" w:oddVBand="0" w:evenVBand="0" w:oddHBand="0" w:evenHBand="0" w:firstRowFirstColumn="0" w:firstRowLastColumn="0" w:lastRowFirstColumn="0" w:lastRowLastColumn="0"/>
+            </w:pPr>
+            <w:r>
+              <w:rPr>
+                <w:rFonts w:ascii="Aptos Narrow" w:hAnsi="Aptos Narrow"/>
+                <w:color w:val="000000"/>
+              </w:rPr>
+              <w:t>17,20</w:t>
+            </w:r>
+          </w:p>
+        </w:tc>
+        <w:tc>
+          <w:tcPr>
+            <w:tcW w:w="1250" w:type="pct"/>
+            <w:vAlign w:val="bottom"/>
+          </w:tcPr>
+          <w:p>
+            <w:pPr>
+              <w:cnfStyle w:val="000000000000" w:firstRow="0" w:lastRow="0" w:firstColumn="0" w:lastColumn="0" w:oddVBand="0" w:evenVBand="0" w:oddHBand="0" w:evenHBand="0" w:firstRowFirstColumn="0" w:firstRowLastColumn="0" w:lastRowFirstColumn="0" w:lastRowLastColumn="0"/>
+            </w:pPr>
+            <w:r>
+              <w:rPr>
+                <w:rFonts w:ascii="Aptos Narrow" w:hAnsi="Aptos Narrow"/>
+                <w:color w:val="000000"/>
+              </w:rPr>
+              <w:t>0.162</w:t>
+            </w:r>
+          </w:p>
+        </w:tc>
+      </w:tr>
+      <w:tr>
+        <w:trPr>
+          <w:cnfStyle w:val="000000100000" w:firstRow="0" w:lastRow="0" w:firstColumn="0" w:lastColumn="0" w:oddVBand="0" w:evenVBand="0" w:oddHBand="1" w:evenHBand="0" w:firstRowFirstColumn="0" w:firstRowLastColumn="0" w:lastRowFirstColumn="0" w:lastRowLastColumn="0"/>
+        </w:trPr>
+        <w:tc>
+          <w:tcPr>
+            <w:cnfStyle w:val="001000000000" w:firstRow="0" w:lastRow="0" w:firstColumn="1" w:lastColumn="0" w:oddVBand="0" w:evenVBand="0" w:oddHBand="0" w:evenHBand="0" w:firstRowFirstColumn="0" w:firstRowLastColumn="0" w:lastRowFirstColumn="0" w:lastRowLastColumn="0"/>
+            <w:tcW w:w="1250" w:type="pct"/>
+            <w:vAlign w:val="bottom"/>
+          </w:tcPr>
+          <w:p>
+            <w:r>
+              <w:rPr>
+                <w:rFonts w:ascii="Aptos Narrow" w:hAnsi="Aptos Narrow"/>
+                <w:color w:val="000000"/>
+              </w:rPr>
+              <w:t>27</w:t>
+            </w:r>
+          </w:p>
+        </w:tc>
+        <w:tc>
+          <w:tcPr>
+            <w:tcW w:w="1250" w:type="pct"/>
+            <w:vAlign w:val="bottom"/>
+          </w:tcPr>
+          <w:p>
+            <w:pPr>
+              <w:cnfStyle w:val="000000100000" w:firstRow="0" w:lastRow="0" w:firstColumn="0" w:lastColumn="0" w:oddVBand="0" w:evenVBand="0" w:oddHBand="1" w:evenHBand="0" w:firstRowFirstColumn="0" w:firstRowLastColumn="0" w:lastRowFirstColumn="0" w:lastRowLastColumn="0"/>
+              <w:rPr>
+                <w:rFonts w:ascii="Aptos Narrow" w:hAnsi="Aptos Narrow"/>
+                <w:color w:val="000000"/>
+              </w:rPr>
+            </w:pPr>
+            <w:r>
+              <w:rPr>
+                <w:rFonts w:ascii="Aptos Narrow" w:hAnsi="Aptos Narrow"/>
+                <w:color w:val="000000"/>
+              </w:rPr>
+              <w:t>3</w:t>
+            </w:r>
+          </w:p>
+        </w:tc>
+        <w:tc>
+          <w:tcPr>
+            <w:tcW w:w="1250" w:type="pct"/>
+            <w:vAlign w:val="bottom"/>
+          </w:tcPr>
+          <w:p>
+            <w:pPr>
+              <w:cnfStyle w:val="000000100000" w:firstRow="0" w:lastRow="0" w:firstColumn="0" w:lastColumn="0" w:oddVBand="0" w:evenVBand="0" w:oddHBand="1" w:evenHBand="0" w:firstRowFirstColumn="0" w:firstRowLastColumn="0" w:lastRowFirstColumn="0" w:lastRowLastColumn="0"/>
+            </w:pPr>
+            <w:r>
+              <w:rPr>
+                <w:rFonts w:ascii="Aptos Narrow" w:hAnsi="Aptos Narrow"/>
+                <w:color w:val="000000"/>
+              </w:rPr>
+              <w:t>5,17,20</w:t>
+            </w:r>
+          </w:p>
+        </w:tc>
+        <w:tc>
+          <w:tcPr>
+            <w:tcW w:w="1250" w:type="pct"/>
+            <w:vAlign w:val="bottom"/>
+          </w:tcPr>
+          <w:p>
+            <w:pPr>
+              <w:cnfStyle w:val="000000100000" w:firstRow="0" w:lastRow="0" w:firstColumn="0" w:lastColumn="0" w:oddVBand="0" w:evenVBand="0" w:oddHBand="1" w:evenHBand="0" w:firstRowFirstColumn="0" w:firstRowLastColumn="0" w:lastRowFirstColumn="0" w:lastRowLastColumn="0"/>
+            </w:pPr>
+            <w:r>
+              <w:rPr>
+                <w:rFonts w:ascii="Aptos Narrow" w:hAnsi="Aptos Narrow"/>
+                <w:color w:val="000000"/>
+              </w:rPr>
+              <w:t>0.463</w:t>
+            </w:r>
+          </w:p>
+        </w:tc>
+      </w:tr>
+      <w:tr>
+        <w:tc>
+          <w:tcPr>
+            <w:cnfStyle w:val="001000000000" w:firstRow="0" w:lastRow="0" w:firstColumn="1" w:lastColumn="0" w:oddVBand="0" w:evenVBand="0" w:oddHBand="0" w:evenHBand="0" w:firstRowFirstColumn="0" w:firstRowLastColumn="0" w:lastRowFirstColumn="0" w:lastRowLastColumn="0"/>
+            <w:tcW w:w="1250" w:type="pct"/>
+            <w:vAlign w:val="bottom"/>
+          </w:tcPr>
+          <w:p>
+            <w:r>
+              <w:rPr>
+                <w:rFonts w:ascii="Aptos Narrow" w:hAnsi="Aptos Narrow"/>
+                <w:color w:val="000000"/>
+              </w:rPr>
+              <w:t>28</w:t>
+            </w:r>
+          </w:p>
+        </w:tc>
+        <w:tc>
+          <w:tcPr>
+            <w:tcW w:w="1250" w:type="pct"/>
+            <w:vAlign w:val="bottom"/>
+          </w:tcPr>
+          <w:p>
+            <w:pPr>
+              <w:cnfStyle w:val="000000000000" w:firstRow="0" w:lastRow="0" w:firstColumn="0" w:lastColumn="0" w:oddVBand="0" w:evenVBand="0" w:oddHBand="0" w:evenHBand="0" w:firstRowFirstColumn="0" w:firstRowLastColumn="0" w:lastRowFirstColumn="0" w:lastRowLastColumn="0"/>
+              <w:rPr>
+                <w:rFonts w:ascii="Aptos Narrow" w:hAnsi="Aptos Narrow"/>
+                <w:color w:val="000000"/>
+              </w:rPr>
+            </w:pPr>
+            <w:r>
+              <w:rPr>
+                <w:rFonts w:ascii="Aptos Narrow" w:hAnsi="Aptos Narrow"/>
+                <w:color w:val="000000"/>
+              </w:rPr>
+              <w:t>2</w:t>
+            </w:r>
+          </w:p>
+        </w:tc>
+        <w:tc>
+          <w:tcPr>
+            <w:tcW w:w="1250" w:type="pct"/>
+            <w:vAlign w:val="bottom"/>
+          </w:tcPr>
+          <w:p>
+            <w:pPr>
+              <w:cnfStyle w:val="000000000000" w:firstRow="0" w:lastRow="0" w:firstColumn="0" w:lastColumn="0" w:oddVBand="0" w:evenVBand="0" w:oddHBand="0" w:evenHBand="0" w:firstRowFirstColumn="0" w:firstRowLastColumn="0" w:lastRowFirstColumn="0" w:lastRowLastColumn="0"/>
+            </w:pPr>
+            <w:r>
+              <w:rPr>
+                <w:rFonts w:ascii="Aptos Narrow" w:hAnsi="Aptos Narrow"/>
+                <w:color w:val="000000"/>
+              </w:rPr>
+              <w:t>10,20</w:t>
+            </w:r>
+          </w:p>
+        </w:tc>
+        <w:tc>
+          <w:tcPr>
+            <w:tcW w:w="1250" w:type="pct"/>
+            <w:vAlign w:val="bottom"/>
+          </w:tcPr>
+          <w:p>
+            <w:pPr>
+              <w:cnfStyle w:val="000000000000" w:firstRow="0" w:lastRow="0" w:firstColumn="0" w:lastColumn="0" w:oddVBand="0" w:evenVBand="0" w:oddHBand="0" w:evenHBand="0" w:firstRowFirstColumn="0" w:firstRowLastColumn="0" w:lastRowFirstColumn="0" w:lastRowLastColumn="0"/>
+            </w:pPr>
+            <w:r>
+              <w:rPr>
+                <w:rFonts w:ascii="Aptos Narrow" w:hAnsi="Aptos Narrow"/>
+                <w:color w:val="000000"/>
+              </w:rPr>
+              <w:t>1.478</w:t>
+            </w:r>
+          </w:p>
+        </w:tc>
+      </w:tr>
+      <w:tr>
+        <w:trPr>
+          <w:cnfStyle w:val="000000100000" w:firstRow="0" w:lastRow="0" w:firstColumn="0" w:lastColumn="0" w:oddVBand="0" w:evenVBand="0" w:oddHBand="1" w:evenHBand="0" w:firstRowFirstColumn="0" w:firstRowLastColumn="0" w:lastRowFirstColumn="0" w:lastRowLastColumn="0"/>
+        </w:trPr>
+        <w:tc>
+          <w:tcPr>
+            <w:cnfStyle w:val="001000000000" w:firstRow="0" w:lastRow="0" w:firstColumn="1" w:lastColumn="0" w:oddVBand="0" w:evenVBand="0" w:oddHBand="0" w:evenHBand="0" w:firstRowFirstColumn="0" w:firstRowLastColumn="0" w:lastRowFirstColumn="0" w:lastRowLastColumn="0"/>
+            <w:tcW w:w="1250" w:type="pct"/>
+            <w:vAlign w:val="bottom"/>
+          </w:tcPr>
+          <w:p>
+            <w:r>
+              <w:rPr>
+                <w:rFonts w:ascii="Aptos Narrow" w:hAnsi="Aptos Narrow"/>
+                <w:color w:val="000000"/>
+              </w:rPr>
+              <w:t>29</w:t>
+            </w:r>
+          </w:p>
+        </w:tc>
+        <w:tc>
+          <w:tcPr>
+            <w:tcW w:w="1250" w:type="pct"/>
+            <w:vAlign w:val="bottom"/>
+          </w:tcPr>
+          <w:p>
+            <w:pPr>
+              <w:cnfStyle w:val="000000100000" w:firstRow="0" w:lastRow="0" w:firstColumn="0" w:lastColumn="0" w:oddVBand="0" w:evenVBand="0" w:oddHBand="1" w:evenHBand="0" w:firstRowFirstColumn="0" w:firstRowLastColumn="0" w:lastRowFirstColumn="0" w:lastRowLastColumn="0"/>
+              <w:rPr>
+                <w:rFonts w:ascii="Aptos Narrow" w:hAnsi="Aptos Narrow"/>
+                <w:color w:val="000000"/>
+              </w:rPr>
+            </w:pPr>
+            <w:r>
+              <w:rPr>
+                <w:rFonts w:ascii="Aptos Narrow" w:hAnsi="Aptos Narrow"/>
+                <w:color w:val="000000"/>
+              </w:rPr>
+              <w:t>2</w:t>
+            </w:r>
+          </w:p>
+        </w:tc>
+        <w:tc>
+          <w:tcPr>
+            <w:tcW w:w="1250" w:type="pct"/>
+            <w:vAlign w:val="bottom"/>
+          </w:tcPr>
+          <w:p>
+            <w:pPr>
+              <w:cnfStyle w:val="000000100000" w:firstRow="0" w:lastRow="0" w:firstColumn="0" w:lastColumn="0" w:oddVBand="0" w:evenVBand="0" w:oddHBand="1" w:evenHBand="0" w:firstRowFirstColumn="0" w:firstRowLastColumn="0" w:lastRowFirstColumn="0" w:lastRowLastColumn="0"/>
+            </w:pPr>
+            <w:r>
+              <w:rPr>
+                <w:rFonts w:ascii="Aptos Narrow" w:hAnsi="Aptos Narrow"/>
+                <w:color w:val="000000"/>
+              </w:rPr>
+              <w:t>5,21</w:t>
+            </w:r>
+          </w:p>
+        </w:tc>
+        <w:tc>
+          <w:tcPr>
+            <w:tcW w:w="1250" w:type="pct"/>
+            <w:vAlign w:val="bottom"/>
+          </w:tcPr>
+          <w:p>
+            <w:pPr>
+              <w:cnfStyle w:val="000000100000" w:firstRow="0" w:lastRow="0" w:firstColumn="0" w:lastColumn="0" w:oddVBand="0" w:evenVBand="0" w:oddHBand="1" w:evenHBand="0" w:firstRowFirstColumn="0" w:firstRowLastColumn="0" w:lastRowFirstColumn="0" w:lastRowLastColumn="0"/>
+            </w:pPr>
+            <w:r>
+              <w:rPr>
+                <w:rFonts w:ascii="Aptos Narrow" w:hAnsi="Aptos Narrow"/>
+                <w:color w:val="000000"/>
+              </w:rPr>
+              <w:t>0.013</w:t>
+            </w:r>
+          </w:p>
+        </w:tc>
+      </w:tr>
+      <w:tr>
+        <w:tc>
+          <w:tcPr>
+            <w:cnfStyle w:val="001000000000" w:firstRow="0" w:lastRow="0" w:firstColumn="1" w:lastColumn="0" w:oddVBand="0" w:evenVBand="0" w:oddHBand="0" w:evenHBand="0" w:firstRowFirstColumn="0" w:firstRowLastColumn="0" w:lastRowFirstColumn="0" w:lastRowLastColumn="0"/>
+            <w:tcW w:w="1250" w:type="pct"/>
+            <w:vAlign w:val="bottom"/>
+          </w:tcPr>
+          <w:p>
+            <w:r>
+              <w:rPr>
+                <w:rFonts w:ascii="Aptos Narrow" w:hAnsi="Aptos Narrow"/>
+                <w:color w:val="000000"/>
+              </w:rPr>
+              <w:t>30</w:t>
+            </w:r>
+          </w:p>
+        </w:tc>
+        <w:tc>
+          <w:tcPr>
+            <w:tcW w:w="1250" w:type="pct"/>
+            <w:vAlign w:val="bottom"/>
+          </w:tcPr>
+          <w:p>
+            <w:pPr>
+              <w:cnfStyle w:val="000000000000" w:firstRow="0" w:lastRow="0" w:firstColumn="0" w:lastColumn="0" w:oddVBand="0" w:evenVBand="0" w:oddHBand="0" w:evenHBand="0" w:firstRowFirstColumn="0" w:firstRowLastColumn="0" w:lastRowFirstColumn="0" w:lastRowLastColumn="0"/>
+              <w:rPr>
+                <w:rFonts w:ascii="Aptos Narrow" w:hAnsi="Aptos Narrow"/>
+                <w:color w:val="000000"/>
+              </w:rPr>
+            </w:pPr>
+            <w:r>
+              <w:rPr>
+                <w:rFonts w:ascii="Aptos Narrow" w:hAnsi="Aptos Narrow"/>
+                <w:color w:val="000000"/>
+              </w:rPr>
+              <w:t>3</w:t>
+            </w:r>
+          </w:p>
+        </w:tc>
+        <w:tc>
+          <w:tcPr>
+            <w:tcW w:w="1250" w:type="pct"/>
+            <w:vAlign w:val="bottom"/>
+          </w:tcPr>
+          <w:p>
+            <w:pPr>
+              <w:cnfStyle w:val="000000000000" w:firstRow="0" w:lastRow="0" w:firstColumn="0" w:lastColumn="0" w:oddVBand="0" w:evenVBand="0" w:oddHBand="0" w:evenHBand="0" w:firstRowFirstColumn="0" w:firstRowLastColumn="0" w:lastRowFirstColumn="0" w:lastRowLastColumn="0"/>
+            </w:pPr>
+            <w:r>
+              <w:rPr>
+                <w:rFonts w:ascii="Aptos Narrow" w:hAnsi="Aptos Narrow"/>
+                <w:color w:val="000000"/>
+              </w:rPr>
+              <w:t>2,5,21</w:t>
+            </w:r>
+          </w:p>
+        </w:tc>
+        <w:tc>
+          <w:tcPr>
+            <w:tcW w:w="1250" w:type="pct"/>
+            <w:vAlign w:val="bottom"/>
+          </w:tcPr>
+          <w:p>
+            <w:pPr>
+              <w:cnfStyle w:val="000000000000" w:firstRow="0" w:lastRow="0" w:firstColumn="0" w:lastColumn="0" w:oddVBand="0" w:evenVBand="0" w:oddHBand="0" w:evenHBand="0" w:firstRowFirstColumn="0" w:firstRowLastColumn="0" w:lastRowFirstColumn="0" w:lastRowLastColumn="0"/>
+            </w:pPr>
+            <w:r>
+              <w:rPr>
+                <w:rFonts w:ascii="Aptos Narrow" w:hAnsi="Aptos Narrow"/>
+                <w:color w:val="000000"/>
+              </w:rPr>
+              <w:t>0.034</w:t>
+            </w:r>
+          </w:p>
+        </w:tc>
+      </w:tr>
+      <w:tr>
+        <w:trPr>
+          <w:cnfStyle w:val="000000100000" w:firstRow="0" w:lastRow="0" w:firstColumn="0" w:lastColumn="0" w:oddVBand="0" w:evenVBand="0" w:oddHBand="1" w:evenHBand="0" w:firstRowFirstColumn="0" w:firstRowLastColumn="0" w:lastRowFirstColumn="0" w:lastRowLastColumn="0"/>
+        </w:trPr>
+        <w:tc>
+          <w:tcPr>
+            <w:cnfStyle w:val="001000000000" w:firstRow="0" w:lastRow="0" w:firstColumn="1" w:lastColumn="0" w:oddVBand="0" w:evenVBand="0" w:oddHBand="0" w:evenHBand="0" w:firstRowFirstColumn="0" w:firstRowLastColumn="0" w:lastRowFirstColumn="0" w:lastRowLastColumn="0"/>
+            <w:tcW w:w="1250" w:type="pct"/>
+            <w:vAlign w:val="bottom"/>
+          </w:tcPr>
+          <w:p>
+            <w:r>
+              <w:rPr>
+                <w:rFonts w:ascii="Aptos Narrow" w:hAnsi="Aptos Narrow"/>
+                <w:color w:val="000000"/>
+              </w:rPr>
+              <w:lastRenderedPageBreak/>
+              <w:t>31</w:t>
+            </w:r>
+          </w:p>
+        </w:tc>
+        <w:tc>
+          <w:tcPr>
+            <w:tcW w:w="1250" w:type="pct"/>
+            <w:vAlign w:val="bottom"/>
+          </w:tcPr>
+          <w:p>
+            <w:pPr>
+              <w:cnfStyle w:val="000000100000" w:firstRow="0" w:lastRow="0" w:firstColumn="0" w:lastColumn="0" w:oddVBand="0" w:evenVBand="0" w:oddHBand="1" w:evenHBand="0" w:firstRowFirstColumn="0" w:firstRowLastColumn="0" w:lastRowFirstColumn="0" w:lastRowLastColumn="0"/>
+              <w:rPr>
+                <w:rFonts w:ascii="Aptos Narrow" w:hAnsi="Aptos Narrow"/>
+                <w:color w:val="000000"/>
+              </w:rPr>
+            </w:pPr>
+            <w:r>
+              <w:rPr>
+                <w:rFonts w:ascii="Aptos Narrow" w:hAnsi="Aptos Narrow"/>
+                <w:color w:val="000000"/>
+              </w:rPr>
+              <w:t>2</w:t>
+            </w:r>
+          </w:p>
+        </w:tc>
+        <w:tc>
+          <w:tcPr>
+            <w:tcW w:w="1250" w:type="pct"/>
+            <w:vAlign w:val="bottom"/>
+          </w:tcPr>
+          <w:p>
+            <w:pPr>
+              <w:cnfStyle w:val="000000100000" w:firstRow="0" w:lastRow="0" w:firstColumn="0" w:lastColumn="0" w:oddVBand="0" w:evenVBand="0" w:oddHBand="1" w:evenHBand="0" w:firstRowFirstColumn="0" w:firstRowLastColumn="0" w:lastRowFirstColumn="0" w:lastRowLastColumn="0"/>
+            </w:pPr>
+            <w:r>
+              <w:rPr>
+                <w:rFonts w:ascii="Aptos Narrow" w:hAnsi="Aptos Narrow"/>
+                <w:color w:val="000000"/>
+              </w:rPr>
+              <w:t>12,21</w:t>
+            </w:r>
+          </w:p>
+        </w:tc>
+        <w:tc>
+          <w:tcPr>
+            <w:tcW w:w="1250" w:type="pct"/>
+            <w:vAlign w:val="bottom"/>
+          </w:tcPr>
+          <w:p>
+            <w:pPr>
+              <w:cnfStyle w:val="000000100000" w:firstRow="0" w:lastRow="0" w:firstColumn="0" w:lastColumn="0" w:oddVBand="0" w:evenVBand="0" w:oddHBand="1" w:evenHBand="0" w:firstRowFirstColumn="0" w:firstRowLastColumn="0" w:lastRowFirstColumn="0" w:lastRowLastColumn="0"/>
+            </w:pPr>
+            <w:r>
+              <w:rPr>
+                <w:rFonts w:ascii="Aptos Narrow" w:hAnsi="Aptos Narrow"/>
+                <w:color w:val="000000"/>
+              </w:rPr>
+              <w:t>0.16</w:t>
+            </w:r>
+          </w:p>
+        </w:tc>
+      </w:tr>
+      <w:tr>
+        <w:tc>
+          <w:tcPr>
+            <w:cnfStyle w:val="001000000000" w:firstRow="0" w:lastRow="0" w:firstColumn="1" w:lastColumn="0" w:oddVBand="0" w:evenVBand="0" w:oddHBand="0" w:evenHBand="0" w:firstRowFirstColumn="0" w:firstRowLastColumn="0" w:lastRowFirstColumn="0" w:lastRowLastColumn="0"/>
+            <w:tcW w:w="1250" w:type="pct"/>
+            <w:vAlign w:val="bottom"/>
+          </w:tcPr>
+          <w:p>
+            <w:r>
+              <w:rPr>
+                <w:rFonts w:ascii="Aptos Narrow" w:hAnsi="Aptos Narrow"/>
+                <w:color w:val="000000"/>
+              </w:rPr>
+              <w:t>32</w:t>
+            </w:r>
+          </w:p>
+        </w:tc>
+        <w:tc>
+          <w:tcPr>
+            <w:tcW w:w="1250" w:type="pct"/>
+            <w:vAlign w:val="bottom"/>
+          </w:tcPr>
+          <w:p>
+            <w:pPr>
+              <w:cnfStyle w:val="000000000000" w:firstRow="0" w:lastRow="0" w:firstColumn="0" w:lastColumn="0" w:oddVBand="0" w:evenVBand="0" w:oddHBand="0" w:evenHBand="0" w:firstRowFirstColumn="0" w:firstRowLastColumn="0" w:lastRowFirstColumn="0" w:lastRowLastColumn="0"/>
+              <w:rPr>
+                <w:rFonts w:ascii="Aptos Narrow" w:hAnsi="Aptos Narrow"/>
+                <w:color w:val="000000"/>
+              </w:rPr>
+            </w:pPr>
+            <w:r>
+              <w:rPr>
+                <w:rFonts w:ascii="Aptos Narrow" w:hAnsi="Aptos Narrow"/>
+                <w:color w:val="000000"/>
+              </w:rPr>
+              <w:t>2</w:t>
+            </w:r>
+          </w:p>
+        </w:tc>
+        <w:tc>
+          <w:tcPr>
+            <w:tcW w:w="1250" w:type="pct"/>
+            <w:vAlign w:val="bottom"/>
+          </w:tcPr>
+          <w:p>
+            <w:pPr>
+              <w:cnfStyle w:val="000000000000" w:firstRow="0" w:lastRow="0" w:firstColumn="0" w:lastColumn="0" w:oddVBand="0" w:evenVBand="0" w:oddHBand="0" w:evenHBand="0" w:firstRowFirstColumn="0" w:firstRowLastColumn="0" w:lastRowFirstColumn="0" w:lastRowLastColumn="0"/>
+            </w:pPr>
+            <w:r>
+              <w:rPr>
+                <w:rFonts w:ascii="Aptos Narrow" w:hAnsi="Aptos Narrow"/>
+                <w:color w:val="000000"/>
+              </w:rPr>
+              <w:t>2,21</w:t>
+            </w:r>
+          </w:p>
+        </w:tc>
+        <w:tc>
+          <w:tcPr>
+            <w:tcW w:w="1250" w:type="pct"/>
+            <w:vAlign w:val="bottom"/>
+          </w:tcPr>
+          <w:p>
+            <w:pPr>
+              <w:cnfStyle w:val="000000000000" w:firstRow="0" w:lastRow="0" w:firstColumn="0" w:lastColumn="0" w:oddVBand="0" w:evenVBand="0" w:oddHBand="0" w:evenHBand="0" w:firstRowFirstColumn="0" w:firstRowLastColumn="0" w:lastRowFirstColumn="0" w:lastRowLastColumn="0"/>
+            </w:pPr>
+            <w:r>
+              <w:rPr>
+                <w:rFonts w:ascii="Aptos Narrow" w:hAnsi="Aptos Narrow"/>
+                <w:color w:val="000000"/>
+              </w:rPr>
+              <w:t>0.308</w:t>
+            </w:r>
+          </w:p>
+        </w:tc>
+      </w:tr>
+      <w:tr>
+        <w:trPr>
+          <w:cnfStyle w:val="000000100000" w:firstRow="0" w:lastRow="0" w:firstColumn="0" w:lastColumn="0" w:oddVBand="0" w:evenVBand="0" w:oddHBand="1" w:evenHBand="0" w:firstRowFirstColumn="0" w:firstRowLastColumn="0" w:lastRowFirstColumn="0" w:lastRowLastColumn="0"/>
+        </w:trPr>
+        <w:tc>
+          <w:tcPr>
+            <w:cnfStyle w:val="001000000000" w:firstRow="0" w:lastRow="0" w:firstColumn="1" w:lastColumn="0" w:oddVBand="0" w:evenVBand="0" w:oddHBand="0" w:evenHBand="0" w:firstRowFirstColumn="0" w:firstRowLastColumn="0" w:lastRowFirstColumn="0" w:lastRowLastColumn="0"/>
+            <w:tcW w:w="1250" w:type="pct"/>
+            <w:vAlign w:val="bottom"/>
+          </w:tcPr>
+          <w:p>
+            <w:r>
+              <w:rPr>
+                <w:rFonts w:ascii="Aptos Narrow" w:hAnsi="Aptos Narrow"/>
+                <w:color w:val="000000"/>
+              </w:rPr>
+              <w:t>33</w:t>
+            </w:r>
+          </w:p>
+        </w:tc>
+        <w:tc>
+          <w:tcPr>
+            <w:tcW w:w="1250" w:type="pct"/>
+            <w:vAlign w:val="bottom"/>
+          </w:tcPr>
+          <w:p>
+            <w:pPr>
+              <w:cnfStyle w:val="000000100000" w:firstRow="0" w:lastRow="0" w:firstColumn="0" w:lastColumn="0" w:oddVBand="0" w:evenVBand="0" w:oddHBand="1" w:evenHBand="0" w:firstRowFirstColumn="0" w:firstRowLastColumn="0" w:lastRowFirstColumn="0" w:lastRowLastColumn="0"/>
+              <w:rPr>
+                <w:rFonts w:ascii="Aptos Narrow" w:hAnsi="Aptos Narrow"/>
+                <w:color w:val="000000"/>
+              </w:rPr>
+            </w:pPr>
+            <w:r>
+              <w:rPr>
+                <w:rFonts w:ascii="Aptos Narrow" w:hAnsi="Aptos Narrow"/>
+                <w:color w:val="000000"/>
+              </w:rPr>
+              <w:t>2</w:t>
+            </w:r>
+          </w:p>
+        </w:tc>
+        <w:tc>
+          <w:tcPr>
+            <w:tcW w:w="1250" w:type="pct"/>
+            <w:vAlign w:val="bottom"/>
+          </w:tcPr>
+          <w:p>
+            <w:pPr>
+              <w:cnfStyle w:val="000000100000" w:firstRow="0" w:lastRow="0" w:firstColumn="0" w:lastColumn="0" w:oddVBand="0" w:evenVBand="0" w:oddHBand="1" w:evenHBand="0" w:firstRowFirstColumn="0" w:firstRowLastColumn="0" w:lastRowFirstColumn="0" w:lastRowLastColumn="0"/>
+            </w:pPr>
+            <w:r>
+              <w:rPr>
+                <w:rFonts w:ascii="Aptos Narrow" w:hAnsi="Aptos Narrow"/>
+                <w:color w:val="000000"/>
+              </w:rPr>
+              <w:t>2,21</w:t>
+            </w:r>
+          </w:p>
+        </w:tc>
+        <w:tc>
+          <w:tcPr>
+            <w:tcW w:w="1250" w:type="pct"/>
+            <w:vAlign w:val="bottom"/>
+          </w:tcPr>
+          <w:p>
+            <w:pPr>
+              <w:cnfStyle w:val="000000100000" w:firstRow="0" w:lastRow="0" w:firstColumn="0" w:lastColumn="0" w:oddVBand="0" w:evenVBand="0" w:oddHBand="1" w:evenHBand="0" w:firstRowFirstColumn="0" w:firstRowLastColumn="0" w:lastRowFirstColumn="0" w:lastRowLastColumn="0"/>
+            </w:pPr>
+            <w:r>
+              <w:rPr>
+                <w:rFonts w:ascii="Aptos Narrow" w:hAnsi="Aptos Narrow"/>
+                <w:color w:val="000000"/>
+              </w:rPr>
+              <w:t>0.391</w:t>
+            </w:r>
+          </w:p>
+        </w:tc>
+      </w:tr>
+      <w:tr>
+        <w:tc>
+          <w:tcPr>
+            <w:cnfStyle w:val="001000000000" w:firstRow="0" w:lastRow="0" w:firstColumn="1" w:lastColumn="0" w:oddVBand="0" w:evenVBand="0" w:oddHBand="0" w:evenHBand="0" w:firstRowFirstColumn="0" w:firstRowLastColumn="0" w:lastRowFirstColumn="0" w:lastRowLastColumn="0"/>
+            <w:tcW w:w="1250" w:type="pct"/>
+            <w:vAlign w:val="bottom"/>
+          </w:tcPr>
+          <w:p>
+            <w:r>
+              <w:rPr>
+                <w:rFonts w:ascii="Aptos Narrow" w:hAnsi="Aptos Narrow"/>
+                <w:color w:val="000000"/>
+              </w:rPr>
+              <w:t>34</w:t>
+            </w:r>
+          </w:p>
+        </w:tc>
+        <w:tc>
+          <w:tcPr>
+            <w:tcW w:w="1250" w:type="pct"/>
+            <w:vAlign w:val="bottom"/>
+          </w:tcPr>
+          <w:p>
+            <w:pPr>
+              <w:cnfStyle w:val="000000000000" w:firstRow="0" w:lastRow="0" w:firstColumn="0" w:lastColumn="0" w:oddVBand="0" w:evenVBand="0" w:oddHBand="0" w:evenHBand="0" w:firstRowFirstColumn="0" w:firstRowLastColumn="0" w:lastRowFirstColumn="0" w:lastRowLastColumn="0"/>
+              <w:rPr>
+                <w:rFonts w:ascii="Aptos Narrow" w:hAnsi="Aptos Narrow"/>
+                <w:color w:val="000000"/>
+              </w:rPr>
+            </w:pPr>
+            <w:r>
+              <w:rPr>
+                <w:rFonts w:ascii="Aptos Narrow" w:hAnsi="Aptos Narrow"/>
+                <w:color w:val="000000"/>
+              </w:rPr>
+              <w:t>3</w:t>
+            </w:r>
+          </w:p>
+        </w:tc>
+        <w:tc>
+          <w:tcPr>
+            <w:tcW w:w="1250" w:type="pct"/>
+            <w:vAlign w:val="bottom"/>
+          </w:tcPr>
+          <w:p>
+            <w:pPr>
+              <w:cnfStyle w:val="000000000000" w:firstRow="0" w:lastRow="0" w:firstColumn="0" w:lastColumn="0" w:oddVBand="0" w:evenVBand="0" w:oddHBand="0" w:evenHBand="0" w:firstRowFirstColumn="0" w:firstRowLastColumn="0" w:lastRowFirstColumn="0" w:lastRowLastColumn="0"/>
+            </w:pPr>
+            <w:r>
+              <w:rPr>
+                <w:rFonts w:ascii="Aptos Narrow" w:hAnsi="Aptos Narrow"/>
+                <w:color w:val="000000"/>
+              </w:rPr>
+              <w:t>2,12,21</w:t>
+            </w:r>
+          </w:p>
+        </w:tc>
+        <w:tc>
+          <w:tcPr>
+            <w:tcW w:w="1250" w:type="pct"/>
+            <w:vAlign w:val="bottom"/>
+          </w:tcPr>
+          <w:p>
+            <w:pPr>
+              <w:cnfStyle w:val="000000000000" w:firstRow="0" w:lastRow="0" w:firstColumn="0" w:lastColumn="0" w:oddVBand="0" w:evenVBand="0" w:oddHBand="0" w:evenHBand="0" w:firstRowFirstColumn="0" w:firstRowLastColumn="0" w:lastRowFirstColumn="0" w:lastRowLastColumn="0"/>
+            </w:pPr>
+            <w:r>
+              <w:rPr>
+                <w:rFonts w:ascii="Aptos Narrow" w:hAnsi="Aptos Narrow"/>
+                <w:color w:val="000000"/>
+              </w:rPr>
+              <w:t>0.313</w:t>
+            </w:r>
+          </w:p>
+        </w:tc>
+      </w:tr>
+      <w:tr>
+        <w:trPr>
+          <w:cnfStyle w:val="000000100000" w:firstRow="0" w:lastRow="0" w:firstColumn="0" w:lastColumn="0" w:oddVBand="0" w:evenVBand="0" w:oddHBand="1" w:evenHBand="0" w:firstRowFirstColumn="0" w:firstRowLastColumn="0" w:lastRowFirstColumn="0" w:lastRowLastColumn="0"/>
+        </w:trPr>
+        <w:tc>
+          <w:tcPr>
+            <w:cnfStyle w:val="001000000000" w:firstRow="0" w:lastRow="0" w:firstColumn="1" w:lastColumn="0" w:oddVBand="0" w:evenVBand="0" w:oddHBand="0" w:evenHBand="0" w:firstRowFirstColumn="0" w:firstRowLastColumn="0" w:lastRowFirstColumn="0" w:lastRowLastColumn="0"/>
+            <w:tcW w:w="1250" w:type="pct"/>
+            <w:vAlign w:val="bottom"/>
+          </w:tcPr>
+          <w:p>
+            <w:r>
+              <w:rPr>
+                <w:rFonts w:ascii="Aptos Narrow" w:hAnsi="Aptos Narrow"/>
+                <w:color w:val="000000"/>
+              </w:rPr>
+              <w:t>35</w:t>
+            </w:r>
+          </w:p>
+        </w:tc>
+        <w:tc>
+          <w:tcPr>
+            <w:tcW w:w="1250" w:type="pct"/>
+            <w:vAlign w:val="bottom"/>
+          </w:tcPr>
+          <w:p>
+            <w:pPr>
+              <w:cnfStyle w:val="000000100000" w:firstRow="0" w:lastRow="0" w:firstColumn="0" w:lastColumn="0" w:oddVBand="0" w:evenVBand="0" w:oddHBand="1" w:evenHBand="0" w:firstRowFirstColumn="0" w:firstRowLastColumn="0" w:lastRowFirstColumn="0" w:lastRowLastColumn="0"/>
+              <w:rPr>
+                <w:rFonts w:ascii="Aptos Narrow" w:hAnsi="Aptos Narrow"/>
+                <w:color w:val="000000"/>
+              </w:rPr>
+            </w:pPr>
+            <w:r>
+              <w:rPr>
+                <w:rFonts w:ascii="Aptos Narrow" w:hAnsi="Aptos Narrow"/>
+                <w:color w:val="000000"/>
+              </w:rPr>
+              <w:t>3</w:t>
+            </w:r>
+          </w:p>
+        </w:tc>
+        <w:tc>
+          <w:tcPr>
+            <w:tcW w:w="1250" w:type="pct"/>
+            <w:vAlign w:val="bottom"/>
+          </w:tcPr>
+          <w:p>
+            <w:pPr>
+              <w:cnfStyle w:val="000000100000" w:firstRow="0" w:lastRow="0" w:firstColumn="0" w:lastColumn="0" w:oddVBand="0" w:evenVBand="0" w:oddHBand="1" w:evenHBand="0" w:firstRowFirstColumn="0" w:firstRowLastColumn="0" w:lastRowFirstColumn="0" w:lastRowLastColumn="0"/>
+            </w:pPr>
+            <w:r>
+              <w:rPr>
+                <w:rFonts w:ascii="Aptos Narrow" w:hAnsi="Aptos Narrow"/>
+                <w:color w:val="000000"/>
+              </w:rPr>
+              <w:t>2,5,21</w:t>
+            </w:r>
+          </w:p>
+        </w:tc>
+        <w:tc>
+          <w:tcPr>
+            <w:tcW w:w="1250" w:type="pct"/>
+            <w:vAlign w:val="bottom"/>
+          </w:tcPr>
+          <w:p>
+            <w:pPr>
+              <w:cnfStyle w:val="000000100000" w:firstRow="0" w:lastRow="0" w:firstColumn="0" w:lastColumn="0" w:oddVBand="0" w:evenVBand="0" w:oddHBand="1" w:evenHBand="0" w:firstRowFirstColumn="0" w:firstRowLastColumn="0" w:lastRowFirstColumn="0" w:lastRowLastColumn="0"/>
+            </w:pPr>
+            <w:r>
+              <w:rPr>
+                <w:rFonts w:ascii="Aptos Narrow" w:hAnsi="Aptos Narrow"/>
+                <w:color w:val="000000"/>
+              </w:rPr>
+              <w:t>0.01</w:t>
+            </w:r>
+          </w:p>
+        </w:tc>
+      </w:tr>
+      <w:tr>
+        <w:tc>
+          <w:tcPr>
+            <w:cnfStyle w:val="001000000000" w:firstRow="0" w:lastRow="0" w:firstColumn="1" w:lastColumn="0" w:oddVBand="0" w:evenVBand="0" w:oddHBand="0" w:evenHBand="0" w:firstRowFirstColumn="0" w:firstRowLastColumn="0" w:lastRowFirstColumn="0" w:lastRowLastColumn="0"/>
+            <w:tcW w:w="1250" w:type="pct"/>
+            <w:vAlign w:val="bottom"/>
+          </w:tcPr>
+          <w:p>
+            <w:r>
+              <w:rPr>
+                <w:rFonts w:ascii="Aptos Narrow" w:hAnsi="Aptos Narrow"/>
+                <w:color w:val="000000"/>
+              </w:rPr>
+              <w:t>36</w:t>
+            </w:r>
+          </w:p>
+        </w:tc>
+        <w:tc>
+          <w:tcPr>
+            <w:tcW w:w="1250" w:type="pct"/>
+            <w:vAlign w:val="bottom"/>
+          </w:tcPr>
+          <w:p>
+            <w:pPr>
+              <w:cnfStyle w:val="000000000000" w:firstRow="0" w:lastRow="0" w:firstColumn="0" w:lastColumn="0" w:oddVBand="0" w:evenVBand="0" w:oddHBand="0" w:evenHBand="0" w:firstRowFirstColumn="0" w:firstRowLastColumn="0" w:lastRowFirstColumn="0" w:lastRowLastColumn="0"/>
+              <w:rPr>
+                <w:rFonts w:ascii="Aptos Narrow" w:hAnsi="Aptos Narrow"/>
+                <w:color w:val="000000"/>
+              </w:rPr>
+            </w:pPr>
+            <w:r>
+              <w:rPr>
+                <w:rFonts w:ascii="Aptos Narrow" w:hAnsi="Aptos Narrow"/>
+                <w:color w:val="000000"/>
+              </w:rPr>
+              <w:t>4</w:t>
+            </w:r>
+          </w:p>
+        </w:tc>
+        <w:tc>
+          <w:tcPr>
+            <w:tcW w:w="1250" w:type="pct"/>
+            <w:vAlign w:val="bottom"/>
+          </w:tcPr>
+          <w:p>
+            <w:pPr>
+              <w:cnfStyle w:val="000000000000" w:firstRow="0" w:lastRow="0" w:firstColumn="0" w:lastColumn="0" w:oddVBand="0" w:evenVBand="0" w:oddHBand="0" w:evenHBand="0" w:firstRowFirstColumn="0" w:firstRowLastColumn="0" w:lastRowFirstColumn="0" w:lastRowLastColumn="0"/>
+            </w:pPr>
+            <w:r>
+              <w:rPr>
+                <w:rFonts w:ascii="Aptos Narrow" w:hAnsi="Aptos Narrow"/>
+                <w:color w:val="000000"/>
+              </w:rPr>
+              <w:t>2,5,12,21</w:t>
+            </w:r>
+          </w:p>
+        </w:tc>
+        <w:tc>
+          <w:tcPr>
+            <w:tcW w:w="1250" w:type="pct"/>
+            <w:vAlign w:val="bottom"/>
+          </w:tcPr>
+          <w:p>
+            <w:pPr>
+              <w:cnfStyle w:val="000000000000" w:firstRow="0" w:lastRow="0" w:firstColumn="0" w:lastColumn="0" w:oddVBand="0" w:evenVBand="0" w:oddHBand="0" w:evenHBand="0" w:firstRowFirstColumn="0" w:firstRowLastColumn="0" w:lastRowFirstColumn="0" w:lastRowLastColumn="0"/>
+            </w:pPr>
+            <w:r>
+              <w:rPr>
+                <w:rFonts w:ascii="Aptos Narrow" w:hAnsi="Aptos Narrow"/>
+                <w:color w:val="000000"/>
+              </w:rPr>
+              <w:t>0.04</w:t>
+            </w:r>
+          </w:p>
+        </w:tc>
+      </w:tr>
+      <w:tr>
+        <w:trPr>
+          <w:cnfStyle w:val="000000100000" w:firstRow="0" w:lastRow="0" w:firstColumn="0" w:lastColumn="0" w:oddVBand="0" w:evenVBand="0" w:oddHBand="1" w:evenHBand="0" w:firstRowFirstColumn="0" w:firstRowLastColumn="0" w:lastRowFirstColumn="0" w:lastRowLastColumn="0"/>
+        </w:trPr>
+        <w:tc>
+          <w:tcPr>
+            <w:cnfStyle w:val="001000000000" w:firstRow="0" w:lastRow="0" w:firstColumn="1" w:lastColumn="0" w:oddVBand="0" w:evenVBand="0" w:oddHBand="0" w:evenHBand="0" w:firstRowFirstColumn="0" w:firstRowLastColumn="0" w:lastRowFirstColumn="0" w:lastRowLastColumn="0"/>
+            <w:tcW w:w="1250" w:type="pct"/>
+            <w:vAlign w:val="bottom"/>
+          </w:tcPr>
+          <w:p>
+            <w:r>
+              <w:rPr>
+                <w:rFonts w:ascii="Aptos Narrow" w:hAnsi="Aptos Narrow"/>
+                <w:color w:val="000000"/>
+              </w:rPr>
+              <w:t>37</w:t>
+            </w:r>
+          </w:p>
+        </w:tc>
+        <w:tc>
+          <w:tcPr>
+            <w:tcW w:w="1250" w:type="pct"/>
+            <w:vAlign w:val="bottom"/>
+          </w:tcPr>
+          <w:p>
+            <w:pPr>
+              <w:cnfStyle w:val="000000100000" w:firstRow="0" w:lastRow="0" w:firstColumn="0" w:lastColumn="0" w:oddVBand="0" w:evenVBand="0" w:oddHBand="1" w:evenHBand="0" w:firstRowFirstColumn="0" w:firstRowLastColumn="0" w:lastRowFirstColumn="0" w:lastRowLastColumn="0"/>
+              <w:rPr>
+                <w:rFonts w:ascii="Aptos Narrow" w:hAnsi="Aptos Narrow"/>
+                <w:color w:val="000000"/>
+              </w:rPr>
+            </w:pPr>
+            <w:r>
+              <w:rPr>
+                <w:rFonts w:ascii="Aptos Narrow" w:hAnsi="Aptos Narrow"/>
+                <w:color w:val="000000"/>
+              </w:rPr>
+              <w:t>2</w:t>
+            </w:r>
+          </w:p>
+        </w:tc>
+        <w:tc>
+          <w:tcPr>
+            <w:tcW w:w="1250" w:type="pct"/>
+            <w:vAlign w:val="bottom"/>
+          </w:tcPr>
+          <w:p>
+            <w:pPr>
+              <w:cnfStyle w:val="000000100000" w:firstRow="0" w:lastRow="0" w:firstColumn="0" w:lastColumn="0" w:oddVBand="0" w:evenVBand="0" w:oddHBand="1" w:evenHBand="0" w:firstRowFirstColumn="0" w:firstRowLastColumn="0" w:lastRowFirstColumn="0" w:lastRowLastColumn="0"/>
+            </w:pPr>
+            <w:r>
+              <w:rPr>
+                <w:rFonts w:ascii="Aptos Narrow" w:hAnsi="Aptos Narrow"/>
+                <w:color w:val="000000"/>
+              </w:rPr>
+              <w:t>12,21</w:t>
+            </w:r>
+          </w:p>
+        </w:tc>
+        <w:tc>
+          <w:tcPr>
+            <w:tcW w:w="1250" w:type="pct"/>
+            <w:vAlign w:val="bottom"/>
+          </w:tcPr>
+          <w:p>
+            <w:pPr>
+              <w:cnfStyle w:val="000000100000" w:firstRow="0" w:lastRow="0" w:firstColumn="0" w:lastColumn="0" w:oddVBand="0" w:evenVBand="0" w:oddHBand="1" w:evenHBand="0" w:firstRowFirstColumn="0" w:firstRowLastColumn="0" w:lastRowFirstColumn="0" w:lastRowLastColumn="0"/>
+            </w:pPr>
+            <w:r>
+              <w:rPr>
+                <w:rFonts w:ascii="Aptos Narrow" w:hAnsi="Aptos Narrow"/>
+                <w:color w:val="000000"/>
+              </w:rPr>
+              <w:t>0.182</w:t>
+            </w:r>
+          </w:p>
+        </w:tc>
+      </w:tr>
+      <w:tr>
+        <w:tc>
+          <w:tcPr>
+            <w:cnfStyle w:val="001000000000" w:firstRow="0" w:lastRow="0" w:firstColumn="1" w:lastColumn="0" w:oddVBand="0" w:evenVBand="0" w:oddHBand="0" w:evenHBand="0" w:firstRowFirstColumn="0" w:firstRowLastColumn="0" w:lastRowFirstColumn="0" w:lastRowLastColumn="0"/>
+            <w:tcW w:w="1250" w:type="pct"/>
+            <w:vAlign w:val="bottom"/>
+          </w:tcPr>
+          <w:p>
+            <w:r>
+              <w:rPr>
+                <w:rFonts w:ascii="Aptos Narrow" w:hAnsi="Aptos Narrow"/>
+                <w:color w:val="000000"/>
+              </w:rPr>
+              <w:t>38</w:t>
+            </w:r>
+          </w:p>
+        </w:tc>
+        <w:tc>
+          <w:tcPr>
+            <w:tcW w:w="1250" w:type="pct"/>
+            <w:vAlign w:val="bottom"/>
+          </w:tcPr>
+          <w:p>
+            <w:pPr>
+              <w:cnfStyle w:val="000000000000" w:firstRow="0" w:lastRow="0" w:firstColumn="0" w:lastColumn="0" w:oddVBand="0" w:evenVBand="0" w:oddHBand="0" w:evenHBand="0" w:firstRowFirstColumn="0" w:firstRowLastColumn="0" w:lastRowFirstColumn="0" w:lastRowLastColumn="0"/>
+              <w:rPr>
+                <w:rFonts w:ascii="Aptos Narrow" w:hAnsi="Aptos Narrow"/>
+                <w:color w:val="000000"/>
+              </w:rPr>
+            </w:pPr>
+            <w:r>
+              <w:rPr>
+                <w:rFonts w:ascii="Aptos Narrow" w:hAnsi="Aptos Narrow"/>
+                <w:color w:val="000000"/>
+              </w:rPr>
+              <w:t>2</w:t>
+            </w:r>
+          </w:p>
+        </w:tc>
+        <w:tc>
+          <w:tcPr>
+            <w:tcW w:w="1250" w:type="pct"/>
+            <w:vAlign w:val="bottom"/>
+          </w:tcPr>
+          <w:p>
+            <w:pPr>
+              <w:cnfStyle w:val="000000000000" w:firstRow="0" w:lastRow="0" w:firstColumn="0" w:lastColumn="0" w:oddVBand="0" w:evenVBand="0" w:oddHBand="0" w:evenHBand="0" w:firstRowFirstColumn="0" w:firstRowLastColumn="0" w:lastRowFirstColumn="0" w:lastRowLastColumn="0"/>
+            </w:pPr>
+            <w:r>
+              <w:rPr>
+                <w:rFonts w:ascii="Aptos Narrow" w:hAnsi="Aptos Narrow"/>
+                <w:color w:val="000000"/>
+              </w:rPr>
+              <w:t>12,21</w:t>
+            </w:r>
+          </w:p>
+        </w:tc>
+        <w:tc>
+          <w:tcPr>
+            <w:tcW w:w="1250" w:type="pct"/>
+            <w:vAlign w:val="bottom"/>
+          </w:tcPr>
+          <w:p>
+            <w:pPr>
+              <w:cnfStyle w:val="000000000000" w:firstRow="0" w:lastRow="0" w:firstColumn="0" w:lastColumn="0" w:oddVBand="0" w:evenVBand="0" w:oddHBand="0" w:evenHBand="0" w:firstRowFirstColumn="0" w:firstRowLastColumn="0" w:lastRowFirstColumn="0" w:lastRowLastColumn="0"/>
+            </w:pPr>
+            <w:r>
+              <w:rPr>
+                <w:rFonts w:ascii="Aptos Narrow" w:hAnsi="Aptos Narrow"/>
+                <w:color w:val="000000"/>
+              </w:rPr>
+              <w:t>0.182</w:t>
+            </w:r>
+          </w:p>
+        </w:tc>
+      </w:tr>
+      <w:tr>
+        <w:trPr>
+          <w:cnfStyle w:val="000000100000" w:firstRow="0" w:lastRow="0" w:firstColumn="0" w:lastColumn="0" w:oddVBand="0" w:evenVBand="0" w:oddHBand="1" w:evenHBand="0" w:firstRowFirstColumn="0" w:firstRowLastColumn="0" w:lastRowFirstColumn="0" w:lastRowLastColumn="0"/>
+        </w:trPr>
+        <w:tc>
+          <w:tcPr>
+            <w:cnfStyle w:val="001000000000" w:firstRow="0" w:lastRow="0" w:firstColumn="1" w:lastColumn="0" w:oddVBand="0" w:evenVBand="0" w:oddHBand="0" w:evenHBand="0" w:firstRowFirstColumn="0" w:firstRowLastColumn="0" w:lastRowFirstColumn="0" w:lastRowLastColumn="0"/>
+            <w:tcW w:w="1250" w:type="pct"/>
+            <w:vAlign w:val="bottom"/>
+          </w:tcPr>
+          <w:p>
+            <w:r>
+              <w:rPr>
+                <w:rFonts w:ascii="Aptos Narrow" w:hAnsi="Aptos Narrow"/>
+                <w:color w:val="000000"/>
+              </w:rPr>
+              <w:t>39</w:t>
+            </w:r>
+          </w:p>
+        </w:tc>
+        <w:tc>
+          <w:tcPr>
+            <w:tcW w:w="1250" w:type="pct"/>
+            <w:vAlign w:val="bottom"/>
+          </w:tcPr>
+          <w:p>
+            <w:pPr>
+              <w:cnfStyle w:val="000000100000" w:firstRow="0" w:lastRow="0" w:firstColumn="0" w:lastColumn="0" w:oddVBand="0" w:evenVBand="0" w:oddHBand="1" w:evenHBand="0" w:firstRowFirstColumn="0" w:firstRowLastColumn="0" w:lastRowFirstColumn="0" w:lastRowLastColumn="0"/>
+              <w:rPr>
+                <w:rFonts w:ascii="Aptos Narrow" w:hAnsi="Aptos Narrow"/>
+                <w:color w:val="000000"/>
+              </w:rPr>
+            </w:pPr>
+            <w:r>
+              <w:rPr>
+                <w:rFonts w:ascii="Aptos Narrow" w:hAnsi="Aptos Narrow"/>
+                <w:color w:val="000000"/>
+              </w:rPr>
+              <w:t>3</w:t>
+            </w:r>
+          </w:p>
+        </w:tc>
+        <w:tc>
+          <w:tcPr>
+            <w:tcW w:w="1250" w:type="pct"/>
+            <w:vAlign w:val="bottom"/>
+          </w:tcPr>
+          <w:p>
+            <w:pPr>
+              <w:cnfStyle w:val="000000100000" w:firstRow="0" w:lastRow="0" w:firstColumn="0" w:lastColumn="0" w:oddVBand="0" w:evenVBand="0" w:oddHBand="1" w:evenHBand="0" w:firstRowFirstColumn="0" w:firstRowLastColumn="0" w:lastRowFirstColumn="0" w:lastRowLastColumn="0"/>
+            </w:pPr>
+            <w:r>
+              <w:rPr>
+                <w:rFonts w:ascii="Aptos Narrow" w:hAnsi="Aptos Narrow"/>
+                <w:color w:val="000000"/>
+              </w:rPr>
+              <w:t>5,12,21</w:t>
+            </w:r>
+          </w:p>
+        </w:tc>
+        <w:tc>
+          <w:tcPr>
+            <w:tcW w:w="1250" w:type="pct"/>
+            <w:vAlign w:val="bottom"/>
+          </w:tcPr>
+          <w:p>
+            <w:pPr>
+              <w:cnfStyle w:val="000000100000" w:firstRow="0" w:lastRow="0" w:firstColumn="0" w:lastColumn="0" w:oddVBand="0" w:evenVBand="0" w:oddHBand="1" w:evenHBand="0" w:firstRowFirstColumn="0" w:firstRowLastColumn="0" w:lastRowFirstColumn="0" w:lastRowLastColumn="0"/>
+            </w:pPr>
+            <w:r>
+              <w:rPr>
+                <w:rFonts w:ascii="Aptos Narrow" w:hAnsi="Aptos Narrow"/>
+                <w:color w:val="000000"/>
+              </w:rPr>
+              <w:t>0.004</w:t>
+            </w:r>
+          </w:p>
+        </w:tc>
+      </w:tr>
+      <w:tr>
+        <w:tc>
+          <w:tcPr>
+            <w:cnfStyle w:val="001000000000" w:firstRow="0" w:lastRow="0" w:firstColumn="1" w:lastColumn="0" w:oddVBand="0" w:evenVBand="0" w:oddHBand="0" w:evenHBand="0" w:firstRowFirstColumn="0" w:firstRowLastColumn="0" w:lastRowFirstColumn="0" w:lastRowLastColumn="0"/>
+            <w:tcW w:w="1250" w:type="pct"/>
+            <w:vAlign w:val="bottom"/>
+          </w:tcPr>
+          <w:p>
+            <w:r>
+              <w:rPr>
+                <w:rFonts w:ascii="Aptos Narrow" w:hAnsi="Aptos Narrow"/>
+                <w:color w:val="000000"/>
+              </w:rPr>
+              <w:t>40</w:t>
+            </w:r>
+          </w:p>
+        </w:tc>
+        <w:tc>
+          <w:tcPr>
+            <w:tcW w:w="1250" w:type="pct"/>
+            <w:vAlign w:val="bottom"/>
+          </w:tcPr>
+          <w:p>
+            <w:pPr>
+              <w:cnfStyle w:val="000000000000" w:firstRow="0" w:lastRow="0" w:firstColumn="0" w:lastColumn="0" w:oddVBand="0" w:evenVBand="0" w:oddHBand="0" w:evenHBand="0" w:firstRowFirstColumn="0" w:firstRowLastColumn="0" w:lastRowFirstColumn="0" w:lastRowLastColumn="0"/>
+              <w:rPr>
+                <w:rFonts w:ascii="Aptos Narrow" w:hAnsi="Aptos Narrow"/>
+                <w:color w:val="000000"/>
+              </w:rPr>
+            </w:pPr>
+            <w:r>
+              <w:rPr>
+                <w:rFonts w:ascii="Aptos Narrow" w:hAnsi="Aptos Narrow"/>
+                <w:color w:val="000000"/>
+              </w:rPr>
+              <w:t>2</w:t>
+            </w:r>
+          </w:p>
+        </w:tc>
+        <w:tc>
+          <w:tcPr>
+            <w:tcW w:w="1250" w:type="pct"/>
+            <w:vAlign w:val="bottom"/>
+          </w:tcPr>
+          <w:p>
+            <w:pPr>
+              <w:cnfStyle w:val="000000000000" w:firstRow="0" w:lastRow="0" w:firstColumn="0" w:lastColumn="0" w:oddVBand="0" w:evenVBand="0" w:oddHBand="0" w:evenHBand="0" w:firstRowFirstColumn="0" w:firstRowLastColumn="0" w:lastRowFirstColumn="0" w:lastRowLastColumn="0"/>
+            </w:pPr>
+            <w:r>
+              <w:rPr>
+                <w:rFonts w:ascii="Aptos Narrow" w:hAnsi="Aptos Narrow"/>
+                <w:color w:val="000000"/>
+              </w:rPr>
+              <w:t>12,21</w:t>
+            </w:r>
+          </w:p>
+        </w:tc>
+        <w:tc>
+          <w:tcPr>
+            <w:tcW w:w="1250" w:type="pct"/>
+            <w:vAlign w:val="bottom"/>
+          </w:tcPr>
+          <w:p>
+            <w:pPr>
+              <w:cnfStyle w:val="000000000000" w:firstRow="0" w:lastRow="0" w:firstColumn="0" w:lastColumn="0" w:oddVBand="0" w:evenVBand="0" w:oddHBand="0" w:evenHBand="0" w:firstRowFirstColumn="0" w:firstRowLastColumn="0" w:lastRowFirstColumn="0" w:lastRowLastColumn="0"/>
+            </w:pPr>
+            <w:r>
+              <w:rPr>
+                <w:rFonts w:ascii="Aptos Narrow" w:hAnsi="Aptos Narrow"/>
+                <w:color w:val="000000"/>
+              </w:rPr>
+              <w:t>0.093</w:t>
+            </w:r>
+          </w:p>
+        </w:tc>
+      </w:tr>
+      <w:tr>
+        <w:trPr>
+          <w:cnfStyle w:val="000000100000" w:firstRow="0" w:lastRow="0" w:firstColumn="0" w:lastColumn="0" w:oddVBand="0" w:evenVBand="0" w:oddHBand="1" w:evenHBand="0" w:firstRowFirstColumn="0" w:firstRowLastColumn="0" w:lastRowFirstColumn="0" w:lastRowLastColumn="0"/>
+        </w:trPr>
+        <w:tc>
+          <w:tcPr>
+            <w:cnfStyle w:val="001000000000" w:firstRow="0" w:lastRow="0" w:firstColumn="1" w:lastColumn="0" w:oddVBand="0" w:evenVBand="0" w:oddHBand="0" w:evenHBand="0" w:firstRowFirstColumn="0" w:firstRowLastColumn="0" w:lastRowFirstColumn="0" w:lastRowLastColumn="0"/>
+            <w:tcW w:w="1250" w:type="pct"/>
+            <w:vAlign w:val="bottom"/>
+          </w:tcPr>
+          <w:p>
+            <w:r>
+              <w:rPr>
+                <w:rFonts w:ascii="Aptos Narrow" w:hAnsi="Aptos Narrow"/>
+                <w:color w:val="000000"/>
+              </w:rPr>
+              <w:t>41</w:t>
+            </w:r>
+          </w:p>
+        </w:tc>
+        <w:tc>
+          <w:tcPr>
+            <w:tcW w:w="1250" w:type="pct"/>
+            <w:vAlign w:val="bottom"/>
+          </w:tcPr>
+          <w:p>
+            <w:pPr>
+              <w:cnfStyle w:val="000000100000" w:firstRow="0" w:lastRow="0" w:firstColumn="0" w:lastColumn="0" w:oddVBand="0" w:evenVBand="0" w:oddHBand="1" w:evenHBand="0" w:firstRowFirstColumn="0" w:firstRowLastColumn="0" w:lastRowFirstColumn="0" w:lastRowLastColumn="0"/>
+              <w:rPr>
+                <w:rFonts w:ascii="Aptos Narrow" w:hAnsi="Aptos Narrow"/>
+                <w:color w:val="000000"/>
+              </w:rPr>
+            </w:pPr>
+            <w:r>
+              <w:rPr>
+                <w:rFonts w:ascii="Aptos Narrow" w:hAnsi="Aptos Narrow"/>
+                <w:color w:val="000000"/>
+              </w:rPr>
+              <w:t>2</w:t>
+            </w:r>
+          </w:p>
+        </w:tc>
+        <w:tc>
+          <w:tcPr>
+            <w:tcW w:w="1250" w:type="pct"/>
+            <w:vAlign w:val="bottom"/>
+          </w:tcPr>
+          <w:p>
+            <w:pPr>
+              <w:cnfStyle w:val="000000100000" w:firstRow="0" w:lastRow="0" w:firstColumn="0" w:lastColumn="0" w:oddVBand="0" w:evenVBand="0" w:oddHBand="1" w:evenHBand="0" w:firstRowFirstColumn="0" w:firstRowLastColumn="0" w:lastRowFirstColumn="0" w:lastRowLastColumn="0"/>
+            </w:pPr>
+            <w:r>
+              <w:rPr>
+                <w:rFonts w:ascii="Aptos Narrow" w:hAnsi="Aptos Narrow"/>
+                <w:color w:val="000000"/>
+              </w:rPr>
+              <w:t>21,21</w:t>
+            </w:r>
+          </w:p>
+        </w:tc>
+        <w:tc>
+          <w:tcPr>
+            <w:tcW w:w="1250" w:type="pct"/>
+            <w:vAlign w:val="bottom"/>
+          </w:tcPr>
+          <w:p>
+            <w:pPr>
+              <w:cnfStyle w:val="000000100000" w:firstRow="0" w:lastRow="0" w:firstColumn="0" w:lastColumn="0" w:oddVBand="0" w:evenVBand="0" w:oddHBand="1" w:evenHBand="0" w:firstRowFirstColumn="0" w:firstRowLastColumn="0" w:lastRowFirstColumn="0" w:lastRowLastColumn="0"/>
+            </w:pPr>
+            <w:r>
+              <w:rPr>
+                <w:rFonts w:ascii="Aptos Narrow" w:hAnsi="Aptos Narrow"/>
+                <w:color w:val="000000"/>
+              </w:rPr>
+              <w:t>0</w:t>
+            </w:r>
+          </w:p>
+        </w:tc>
+      </w:tr>
+      <w:tr>
+        <w:tc>
+          <w:tcPr>
+            <w:cnfStyle w:val="001000000000" w:firstRow="0" w:lastRow="0" w:firstColumn="1" w:lastColumn="0" w:oddVBand="0" w:evenVBand="0" w:oddHBand="0" w:evenHBand="0" w:firstRowFirstColumn="0" w:firstRowLastColumn="0" w:lastRowFirstColumn="0" w:lastRowLastColumn="0"/>
+            <w:tcW w:w="1250" w:type="pct"/>
+            <w:vAlign w:val="bottom"/>
+          </w:tcPr>
+          <w:p>
+            <w:r>
+              <w:rPr>
+                <w:rFonts w:ascii="Aptos Narrow" w:hAnsi="Aptos Narrow"/>
+                <w:color w:val="000000"/>
+              </w:rPr>
+              <w:t>42</w:t>
+            </w:r>
+          </w:p>
+        </w:tc>
+        <w:tc>
+          <w:tcPr>
+            <w:tcW w:w="1250" w:type="pct"/>
+            <w:vAlign w:val="bottom"/>
+          </w:tcPr>
+          <w:p>
+            <w:pPr>
+              <w:cnfStyle w:val="000000000000" w:firstRow="0" w:lastRow="0" w:firstColumn="0" w:lastColumn="0" w:oddVBand="0" w:evenVBand="0" w:oddHBand="0" w:evenHBand="0" w:firstRowFirstColumn="0" w:firstRowLastColumn="0" w:lastRowFirstColumn="0" w:lastRowLastColumn="0"/>
+              <w:rPr>
+                <w:rFonts w:ascii="Aptos Narrow" w:hAnsi="Aptos Narrow"/>
+                <w:color w:val="000000"/>
+              </w:rPr>
+            </w:pPr>
+            <w:r>
+              <w:rPr>
+                <w:rFonts w:ascii="Aptos Narrow" w:hAnsi="Aptos Narrow"/>
+                <w:color w:val="000000"/>
+              </w:rPr>
+              <w:t>2</w:t>
+            </w:r>
+          </w:p>
+        </w:tc>
+        <w:tc>
+          <w:tcPr>
+            <w:tcW w:w="1250" w:type="pct"/>
+            <w:vAlign w:val="bottom"/>
+          </w:tcPr>
+          <w:p>
+            <w:pPr>
+              <w:cnfStyle w:val="000000000000" w:firstRow="0" w:lastRow="0" w:firstColumn="0" w:lastColumn="0" w:oddVBand="0" w:evenVBand="0" w:oddHBand="0" w:evenHBand="0" w:firstRowFirstColumn="0" w:firstRowLastColumn="0" w:lastRowFirstColumn="0" w:lastRowLastColumn="0"/>
+            </w:pPr>
+            <w:r>
+              <w:rPr>
+                <w:rFonts w:ascii="Aptos Narrow" w:hAnsi="Aptos Narrow"/>
+                <w:color w:val="000000"/>
+              </w:rPr>
+              <w:t>21,21</w:t>
+            </w:r>
+          </w:p>
+        </w:tc>
+        <w:tc>
+          <w:tcPr>
+            <w:tcW w:w="1250" w:type="pct"/>
+            <w:vAlign w:val="bottom"/>
+          </w:tcPr>
+          <w:p>
+            <w:pPr>
+              <w:cnfStyle w:val="000000000000" w:firstRow="0" w:lastRow="0" w:firstColumn="0" w:lastColumn="0" w:oddVBand="0" w:evenVBand="0" w:oddHBand="0" w:evenHBand="0" w:firstRowFirstColumn="0" w:firstRowLastColumn="0" w:lastRowFirstColumn="0" w:lastRowLastColumn="0"/>
+            </w:pPr>
+            <w:r>
+              <w:rPr>
+                <w:rFonts w:ascii="Aptos Narrow" w:hAnsi="Aptos Narrow"/>
+                <w:color w:val="000000"/>
+              </w:rPr>
+              <w:t>0</w:t>
+            </w:r>
+          </w:p>
+        </w:tc>
+      </w:tr>
+      <w:tr>
+        <w:trPr>
+          <w:cnfStyle w:val="000000100000" w:firstRow="0" w:lastRow="0" w:firstColumn="0" w:lastColumn="0" w:oddVBand="0" w:evenVBand="0" w:oddHBand="1" w:evenHBand="0" w:firstRowFirstColumn="0" w:firstRowLastColumn="0" w:lastRowFirstColumn="0" w:lastRowLastColumn="0"/>
+        </w:trPr>
+        <w:tc>
+          <w:tcPr>
+            <w:cnfStyle w:val="001000000000" w:firstRow="0" w:lastRow="0" w:firstColumn="1" w:lastColumn="0" w:oddVBand="0" w:evenVBand="0" w:oddHBand="0" w:evenHBand="0" w:firstRowFirstColumn="0" w:firstRowLastColumn="0" w:lastRowFirstColumn="0" w:lastRowLastColumn="0"/>
+            <w:tcW w:w="1250" w:type="pct"/>
+            <w:vAlign w:val="bottom"/>
+          </w:tcPr>
+          <w:p>
+            <w:r>
+              <w:rPr>
+                <w:rFonts w:ascii="Aptos Narrow" w:hAnsi="Aptos Narrow"/>
+                <w:color w:val="000000"/>
+              </w:rPr>
+              <w:t>43</w:t>
+            </w:r>
+          </w:p>
+        </w:tc>
+        <w:tc>
+          <w:tcPr>
+            <w:tcW w:w="1250" w:type="pct"/>
+            <w:vAlign w:val="bottom"/>
+          </w:tcPr>
+          <w:p>
+            <w:pPr>
+              <w:cnfStyle w:val="000000100000" w:firstRow="0" w:lastRow="0" w:firstColumn="0" w:lastColumn="0" w:oddVBand="0" w:evenVBand="0" w:oddHBand="1" w:evenHBand="0" w:firstRowFirstColumn="0" w:firstRowLastColumn="0" w:lastRowFirstColumn="0" w:lastRowLastColumn="0"/>
+              <w:rPr>
+                <w:rFonts w:ascii="Aptos Narrow" w:hAnsi="Aptos Narrow"/>
+                <w:color w:val="000000"/>
+              </w:rPr>
+            </w:pPr>
+            <w:r>
+              <w:rPr>
+                <w:rFonts w:ascii="Aptos Narrow" w:hAnsi="Aptos Narrow"/>
+                <w:color w:val="000000"/>
+              </w:rPr>
+              <w:t>2</w:t>
+            </w:r>
+          </w:p>
+        </w:tc>
+        <w:tc>
+          <w:tcPr>
+            <w:tcW w:w="1250" w:type="pct"/>
+            <w:vAlign w:val="bottom"/>
+          </w:tcPr>
+          <w:p>
+            <w:pPr>
+              <w:cnfStyle w:val="000000100000" w:firstRow="0" w:lastRow="0" w:firstColumn="0" w:lastColumn="0" w:oddVBand="0" w:evenVBand="0" w:oddHBand="1" w:evenHBand="0" w:firstRowFirstColumn="0" w:firstRowLastColumn="0" w:lastRowFirstColumn="0" w:lastRowLastColumn="0"/>
+            </w:pPr>
+            <w:r>
+              <w:rPr>
+                <w:rFonts w:ascii="Aptos Narrow" w:hAnsi="Aptos Narrow"/>
+                <w:color w:val="000000"/>
+              </w:rPr>
+              <w:t>2,21</w:t>
+            </w:r>
+          </w:p>
+        </w:tc>
+        <w:tc>
+          <w:tcPr>
+            <w:tcW w:w="1250" w:type="pct"/>
+            <w:vAlign w:val="bottom"/>
+          </w:tcPr>
+          <w:p>
+            <w:pPr>
+              <w:cnfStyle w:val="000000100000" w:firstRow="0" w:lastRow="0" w:firstColumn="0" w:lastColumn="0" w:oddVBand="0" w:evenVBand="0" w:oddHBand="1" w:evenHBand="0" w:firstRowFirstColumn="0" w:firstRowLastColumn="0" w:lastRowFirstColumn="0" w:lastRowLastColumn="0"/>
+            </w:pPr>
+            <w:r>
+              <w:rPr>
+                <w:rFonts w:ascii="Aptos Narrow" w:hAnsi="Aptos Narrow"/>
+                <w:color w:val="000000"/>
+              </w:rPr>
+              <w:t>0</w:t>
+            </w:r>
+          </w:p>
+        </w:tc>
+      </w:tr>
+      <w:tr>
+        <w:tc>
+          <w:tcPr>
+            <w:cnfStyle w:val="001000000000" w:firstRow="0" w:lastRow="0" w:firstColumn="1" w:lastColumn="0" w:oddVBand="0" w:evenVBand="0" w:oddHBand="0" w:evenHBand="0" w:firstRowFirstColumn="0" w:firstRowLastColumn="0" w:lastRowFirstColumn="0" w:lastRowLastColumn="0"/>
+            <w:tcW w:w="1250" w:type="pct"/>
+            <w:vAlign w:val="bottom"/>
+          </w:tcPr>
+          <w:p>
+            <w:r>
+              <w:rPr>
+                <w:rFonts w:ascii="Aptos Narrow" w:hAnsi="Aptos Narrow"/>
+                <w:color w:val="000000"/>
+              </w:rPr>
+              <w:t>44</w:t>
+            </w:r>
+          </w:p>
+        </w:tc>
+        <w:tc>
+          <w:tcPr>
+            <w:tcW w:w="1250" w:type="pct"/>
+            <w:vAlign w:val="bottom"/>
+          </w:tcPr>
+          <w:p>
+            <w:pPr>
+              <w:cnfStyle w:val="000000000000" w:firstRow="0" w:lastRow="0" w:firstColumn="0" w:lastColumn="0" w:oddVBand="0" w:evenVBand="0" w:oddHBand="0" w:evenHBand="0" w:firstRowFirstColumn="0" w:firstRowLastColumn="0" w:lastRowFirstColumn="0" w:lastRowLastColumn="0"/>
+              <w:rPr>
+                <w:rFonts w:ascii="Aptos Narrow" w:hAnsi="Aptos Narrow"/>
+                <w:color w:val="000000"/>
+              </w:rPr>
+            </w:pPr>
+            <w:r>
+              <w:rPr>
+                <w:rFonts w:ascii="Aptos Narrow" w:hAnsi="Aptos Narrow"/>
+                <w:color w:val="000000"/>
+              </w:rPr>
+              <w:t>3</w:t>
+            </w:r>
+          </w:p>
+        </w:tc>
+        <w:tc>
+          <w:tcPr>
+            <w:tcW w:w="1250" w:type="pct"/>
+            <w:vAlign w:val="bottom"/>
+          </w:tcPr>
+          <w:p>
+            <w:pPr>
+              <w:cnfStyle w:val="000000000000" w:firstRow="0" w:lastRow="0" w:firstColumn="0" w:lastColumn="0" w:oddVBand="0" w:evenVBand="0" w:oddHBand="0" w:evenHBand="0" w:firstRowFirstColumn="0" w:firstRowLastColumn="0" w:lastRowFirstColumn="0" w:lastRowLastColumn="0"/>
+            </w:pPr>
+            <w:r>
+              <w:rPr>
+                <w:rFonts w:ascii="Aptos Narrow" w:hAnsi="Aptos Narrow"/>
+                <w:color w:val="000000"/>
+              </w:rPr>
+              <w:t>2,9,21</w:t>
+            </w:r>
+          </w:p>
+        </w:tc>
+        <w:tc>
+          <w:tcPr>
+            <w:tcW w:w="1250" w:type="pct"/>
+            <w:vAlign w:val="bottom"/>
+          </w:tcPr>
+          <w:p>
+            <w:pPr>
+              <w:cnfStyle w:val="000000000000" w:firstRow="0" w:lastRow="0" w:firstColumn="0" w:lastColumn="0" w:oddVBand="0" w:evenVBand="0" w:oddHBand="0" w:evenHBand="0" w:firstRowFirstColumn="0" w:firstRowLastColumn="0" w:lastRowFirstColumn="0" w:lastRowLastColumn="0"/>
+            </w:pPr>
+            <w:r>
+              <w:rPr>
+                <w:rFonts w:ascii="Aptos Narrow" w:hAnsi="Aptos Narrow"/>
+                <w:color w:val="000000"/>
+              </w:rPr>
+              <w:t>0.008</w:t>
+            </w:r>
+          </w:p>
+        </w:tc>
+      </w:tr>
+      <w:tr>
+        <w:trPr>
+          <w:cnfStyle w:val="000000100000" w:firstRow="0" w:lastRow="0" w:firstColumn="0" w:lastColumn="0" w:oddVBand="0" w:evenVBand="0" w:oddHBand="1" w:evenHBand="0" w:firstRowFirstColumn="0" w:firstRowLastColumn="0" w:lastRowFirstColumn="0" w:lastRowLastColumn="0"/>
+        </w:trPr>
+        <w:tc>
+          <w:tcPr>
+            <w:cnfStyle w:val="001000000000" w:firstRow="0" w:lastRow="0" w:firstColumn="1" w:lastColumn="0" w:oddVBand="0" w:evenVBand="0" w:oddHBand="0" w:evenHBand="0" w:firstRowFirstColumn="0" w:firstRowLastColumn="0" w:lastRowFirstColumn="0" w:lastRowLastColumn="0"/>
+            <w:tcW w:w="1250" w:type="pct"/>
+            <w:vAlign w:val="bottom"/>
+          </w:tcPr>
+          <w:p>
+            <w:r>
+              <w:rPr>
+                <w:rFonts w:ascii="Aptos Narrow" w:hAnsi="Aptos Narrow"/>
+                <w:color w:val="000000"/>
+              </w:rPr>
+              <w:t>45</w:t>
+            </w:r>
+          </w:p>
+        </w:tc>
+        <w:tc>
+          <w:tcPr>
+            <w:tcW w:w="1250" w:type="pct"/>
+            <w:vAlign w:val="bottom"/>
+          </w:tcPr>
+          <w:p>
+            <w:pPr>
+              <w:cnfStyle w:val="000000100000" w:firstRow="0" w:lastRow="0" w:firstColumn="0" w:lastColumn="0" w:oddVBand="0" w:evenVBand="0" w:oddHBand="1" w:evenHBand="0" w:firstRowFirstColumn="0" w:firstRowLastColumn="0" w:lastRowFirstColumn="0" w:lastRowLastColumn="0"/>
+              <w:rPr>
+                <w:rFonts w:ascii="Aptos Narrow" w:hAnsi="Aptos Narrow"/>
+                <w:color w:val="000000"/>
+              </w:rPr>
+            </w:pPr>
+            <w:r>
+              <w:rPr>
+                <w:rFonts w:ascii="Aptos Narrow" w:hAnsi="Aptos Narrow"/>
+                <w:color w:val="000000"/>
+              </w:rPr>
+              <w:t>2</w:t>
+            </w:r>
+          </w:p>
+        </w:tc>
+        <w:tc>
+          <w:tcPr>
+            <w:tcW w:w="1250" w:type="pct"/>
+            <w:vAlign w:val="bottom"/>
+          </w:tcPr>
+          <w:p>
+            <w:pPr>
+              <w:cnfStyle w:val="000000100000" w:firstRow="0" w:lastRow="0" w:firstColumn="0" w:lastColumn="0" w:oddVBand="0" w:evenVBand="0" w:oddHBand="1" w:evenHBand="0" w:firstRowFirstColumn="0" w:firstRowLastColumn="0" w:lastRowFirstColumn="0" w:lastRowLastColumn="0"/>
+            </w:pPr>
+            <w:r>
+              <w:rPr>
+                <w:rFonts w:ascii="Aptos Narrow" w:hAnsi="Aptos Narrow"/>
+                <w:color w:val="000000"/>
+              </w:rPr>
+              <w:t>2,21</w:t>
+            </w:r>
+          </w:p>
+        </w:tc>
+        <w:tc>
+          <w:tcPr>
+            <w:tcW w:w="1250" w:type="pct"/>
+            <w:vAlign w:val="bottom"/>
+          </w:tcPr>
+          <w:p>
+            <w:pPr>
+              <w:cnfStyle w:val="000000100000" w:firstRow="0" w:lastRow="0" w:firstColumn="0" w:lastColumn="0" w:oddVBand="0" w:evenVBand="0" w:oddHBand="1" w:evenHBand="0" w:firstRowFirstColumn="0" w:firstRowLastColumn="0" w:lastRowFirstColumn="0" w:lastRowLastColumn="0"/>
+            </w:pPr>
+            <w:r>
+              <w:rPr>
+                <w:rFonts w:ascii="Aptos Narrow" w:hAnsi="Aptos Narrow"/>
+                <w:color w:val="000000"/>
+              </w:rPr>
+              <w:t>0.009</w:t>
+            </w:r>
+          </w:p>
+        </w:tc>
+      </w:tr>
+      <w:tr>
+        <w:tc>
+          <w:tcPr>
+            <w:cnfStyle w:val="001000000000" w:firstRow="0" w:lastRow="0" w:firstColumn="1" w:lastColumn="0" w:oddVBand="0" w:evenVBand="0" w:oddHBand="0" w:evenHBand="0" w:firstRowFirstColumn="0" w:firstRowLastColumn="0" w:lastRowFirstColumn="0" w:lastRowLastColumn="0"/>
+            <w:tcW w:w="1250" w:type="pct"/>
+            <w:vAlign w:val="bottom"/>
+          </w:tcPr>
+          <w:p>
+            <w:r>
+              <w:rPr>
+                <w:rFonts w:ascii="Aptos Narrow" w:hAnsi="Aptos Narrow"/>
+                <w:color w:val="000000"/>
+              </w:rPr>
+              <w:t>46</w:t>
+            </w:r>
+          </w:p>
+        </w:tc>
+        <w:tc>
+          <w:tcPr>
+            <w:tcW w:w="1250" w:type="pct"/>
+            <w:vAlign w:val="bottom"/>
+          </w:tcPr>
+          <w:p>
+            <w:pPr>
+              <w:cnfStyle w:val="000000000000" w:firstRow="0" w:lastRow="0" w:firstColumn="0" w:lastColumn="0" w:oddVBand="0" w:evenVBand="0" w:oddHBand="0" w:evenHBand="0" w:firstRowFirstColumn="0" w:firstRowLastColumn="0" w:lastRowFirstColumn="0" w:lastRowLastColumn="0"/>
+              <w:rPr>
+                <w:rFonts w:ascii="Aptos Narrow" w:hAnsi="Aptos Narrow"/>
+                <w:color w:val="000000"/>
+              </w:rPr>
+            </w:pPr>
+            <w:r>
+              <w:rPr>
+                <w:rFonts w:ascii="Aptos Narrow" w:hAnsi="Aptos Narrow"/>
+                <w:color w:val="000000"/>
+              </w:rPr>
+              <w:t>2</w:t>
+            </w:r>
+          </w:p>
+        </w:tc>
+        <w:tc>
+          <w:tcPr>
+            <w:tcW w:w="1250" w:type="pct"/>
+            <w:vAlign w:val="bottom"/>
+          </w:tcPr>
+          <w:p>
+            <w:pPr>
+              <w:cnfStyle w:val="000000000000" w:firstRow="0" w:lastRow="0" w:firstColumn="0" w:lastColumn="0" w:oddVBand="0" w:evenVBand="0" w:oddHBand="0" w:evenHBand="0" w:firstRowFirstColumn="0" w:firstRowLastColumn="0" w:lastRowFirstColumn="0" w:lastRowLastColumn="0"/>
+            </w:pPr>
+            <w:r>
+              <w:rPr>
+                <w:rFonts w:ascii="Aptos Narrow" w:hAnsi="Aptos Narrow"/>
+                <w:color w:val="000000"/>
+              </w:rPr>
+              <w:t>2,21</w:t>
+            </w:r>
+          </w:p>
+        </w:tc>
+        <w:tc>
+          <w:tcPr>
+            <w:tcW w:w="1250" w:type="pct"/>
+            <w:vAlign w:val="bottom"/>
+          </w:tcPr>
+          <w:p>
+            <w:pPr>
+              <w:cnfStyle w:val="000000000000" w:firstRow="0" w:lastRow="0" w:firstColumn="0" w:lastColumn="0" w:oddVBand="0" w:evenVBand="0" w:oddHBand="0" w:evenHBand="0" w:firstRowFirstColumn="0" w:firstRowLastColumn="0" w:lastRowFirstColumn="0" w:lastRowLastColumn="0"/>
+            </w:pPr>
+            <w:r>
+              <w:rPr>
+                <w:rFonts w:ascii="Aptos Narrow" w:hAnsi="Aptos Narrow"/>
+                <w:color w:val="000000"/>
+              </w:rPr>
+              <w:t>0.755</w:t>
+            </w:r>
+          </w:p>
+        </w:tc>
+      </w:tr>
+      <w:tr>
+        <w:trPr>
+          <w:cnfStyle w:val="000000100000" w:firstRow="0" w:lastRow="0" w:firstColumn="0" w:lastColumn="0" w:oddVBand="0" w:evenVBand="0" w:oddHBand="1" w:evenHBand="0" w:firstRowFirstColumn="0" w:firstRowLastColumn="0" w:lastRowFirstColumn="0" w:lastRowLastColumn="0"/>
+        </w:trPr>
+        <w:tc>
+          <w:tcPr>
+            <w:cnfStyle w:val="001000000000" w:firstRow="0" w:lastRow="0" w:firstColumn="1" w:lastColumn="0" w:oddVBand="0" w:evenVBand="0" w:oddHBand="0" w:evenHBand="0" w:firstRowFirstColumn="0" w:firstRowLastColumn="0" w:lastRowFirstColumn="0" w:lastRowLastColumn="0"/>
+            <w:tcW w:w="1250" w:type="pct"/>
+            <w:vAlign w:val="bottom"/>
+          </w:tcPr>
+          <w:p>
+            <w:r>
+              <w:rPr>
+                <w:rFonts w:ascii="Aptos Narrow" w:hAnsi="Aptos Narrow"/>
+                <w:color w:val="000000"/>
+              </w:rPr>
+              <w:t>47</w:t>
+            </w:r>
+          </w:p>
+        </w:tc>
+        <w:tc>
+          <w:tcPr>
+            <w:tcW w:w="1250" w:type="pct"/>
+            <w:vAlign w:val="bottom"/>
+          </w:tcPr>
+          <w:p>
+            <w:pPr>
+              <w:cnfStyle w:val="000000100000" w:firstRow="0" w:lastRow="0" w:firstColumn="0" w:lastColumn="0" w:oddVBand="0" w:evenVBand="0" w:oddHBand="1" w:evenHBand="0" w:firstRowFirstColumn="0" w:firstRowLastColumn="0" w:lastRowFirstColumn="0" w:lastRowLastColumn="0"/>
+              <w:rPr>
+                <w:rFonts w:ascii="Aptos Narrow" w:hAnsi="Aptos Narrow"/>
+                <w:color w:val="000000"/>
+              </w:rPr>
+            </w:pPr>
+            <w:r>
+              <w:rPr>
+                <w:rFonts w:ascii="Aptos Narrow" w:hAnsi="Aptos Narrow"/>
+                <w:color w:val="000000"/>
+              </w:rPr>
+              <w:t>3</w:t>
+            </w:r>
+          </w:p>
+        </w:tc>
+        <w:tc>
+          <w:tcPr>
+            <w:tcW w:w="1250" w:type="pct"/>
+            <w:vAlign w:val="bottom"/>
+          </w:tcPr>
+          <w:p>
+            <w:pPr>
+              <w:cnfStyle w:val="000000100000" w:firstRow="0" w:lastRow="0" w:firstColumn="0" w:lastColumn="0" w:oddVBand="0" w:evenVBand="0" w:oddHBand="1" w:evenHBand="0" w:firstRowFirstColumn="0" w:firstRowLastColumn="0" w:lastRowFirstColumn="0" w:lastRowLastColumn="0"/>
+            </w:pPr>
+            <w:r>
+              <w:rPr>
+                <w:rFonts w:ascii="Aptos Narrow" w:hAnsi="Aptos Narrow"/>
+                <w:color w:val="000000"/>
+              </w:rPr>
+              <w:t>2,9,21</w:t>
+            </w:r>
+          </w:p>
+        </w:tc>
+        <w:tc>
+          <w:tcPr>
+            <w:tcW w:w="1250" w:type="pct"/>
+            <w:vAlign w:val="bottom"/>
+          </w:tcPr>
+          <w:p>
+            <w:pPr>
+              <w:cnfStyle w:val="000000100000" w:firstRow="0" w:lastRow="0" w:firstColumn="0" w:lastColumn="0" w:oddVBand="0" w:evenVBand="0" w:oddHBand="1" w:evenHBand="0" w:firstRowFirstColumn="0" w:firstRowLastColumn="0" w:lastRowFirstColumn="0" w:lastRowLastColumn="0"/>
+            </w:pPr>
+            <w:r>
+              <w:rPr>
+                <w:rFonts w:ascii="Aptos Narrow" w:hAnsi="Aptos Narrow"/>
+                <w:color w:val="000000"/>
+              </w:rPr>
+              <w:t>0.043</w:t>
+            </w:r>
+          </w:p>
+        </w:tc>
+      </w:tr>
+      <w:tr>
+        <w:tc>
+          <w:tcPr>
+            <w:cnfStyle w:val="001000000000" w:firstRow="0" w:lastRow="0" w:firstColumn="1" w:lastColumn="0" w:oddVBand="0" w:evenVBand="0" w:oddHBand="0" w:evenHBand="0" w:firstRowFirstColumn="0" w:firstRowLastColumn="0" w:lastRowFirstColumn="0" w:lastRowLastColumn="0"/>
+            <w:tcW w:w="1250" w:type="pct"/>
+            <w:vAlign w:val="bottom"/>
+          </w:tcPr>
+          <w:p>
+            <w:r>
+              <w:rPr>
+                <w:rFonts w:ascii="Aptos Narrow" w:hAnsi="Aptos Narrow"/>
+                <w:color w:val="000000"/>
+              </w:rPr>
+              <w:t>48</w:t>
+            </w:r>
+          </w:p>
+        </w:tc>
+        <w:tc>
+          <w:tcPr>
+            <w:tcW w:w="1250" w:type="pct"/>
+            <w:vAlign w:val="bottom"/>
+          </w:tcPr>
+          <w:p>
+            <w:pPr>
+              <w:cnfStyle w:val="000000000000" w:firstRow="0" w:lastRow="0" w:firstColumn="0" w:lastColumn="0" w:oddVBand="0" w:evenVBand="0" w:oddHBand="0" w:evenHBand="0" w:firstRowFirstColumn="0" w:firstRowLastColumn="0" w:lastRowFirstColumn="0" w:lastRowLastColumn="0"/>
+              <w:rPr>
+                <w:rFonts w:ascii="Aptos Narrow" w:hAnsi="Aptos Narrow"/>
+                <w:color w:val="000000"/>
+              </w:rPr>
+            </w:pPr>
+            <w:r>
+              <w:rPr>
+                <w:rFonts w:ascii="Aptos Narrow" w:hAnsi="Aptos Narrow"/>
+                <w:color w:val="000000"/>
+              </w:rPr>
+              <w:t>2</w:t>
+            </w:r>
+          </w:p>
+        </w:tc>
+        <w:tc>
+          <w:tcPr>
+            <w:tcW w:w="1250" w:type="pct"/>
+            <w:vAlign w:val="bottom"/>
+          </w:tcPr>
+          <w:p>
+            <w:pPr>
+              <w:cnfStyle w:val="000000000000" w:firstRow="0" w:lastRow="0" w:firstColumn="0" w:lastColumn="0" w:oddVBand="0" w:evenVBand="0" w:oddHBand="0" w:evenHBand="0" w:firstRowFirstColumn="0" w:firstRowLastColumn="0" w:lastRowFirstColumn="0" w:lastRowLastColumn="0"/>
+            </w:pPr>
+            <w:r>
+              <w:rPr>
+                <w:rFonts w:ascii="Aptos Narrow" w:hAnsi="Aptos Narrow"/>
+                <w:color w:val="000000"/>
+              </w:rPr>
+              <w:t>11,23</w:t>
+            </w:r>
+          </w:p>
+        </w:tc>
+        <w:tc>
+          <w:tcPr>
+            <w:tcW w:w="1250" w:type="pct"/>
+            <w:vAlign w:val="bottom"/>
+          </w:tcPr>
+          <w:p>
+            <w:pPr>
+              <w:cnfStyle w:val="000000000000" w:firstRow="0" w:lastRow="0" w:firstColumn="0" w:lastColumn="0" w:oddVBand="0" w:evenVBand="0" w:oddHBand="0" w:evenHBand="0" w:firstRowFirstColumn="0" w:firstRowLastColumn="0" w:lastRowFirstColumn="0" w:lastRowLastColumn="0"/>
+            </w:pPr>
+            <w:r>
+              <w:rPr>
+                <w:rFonts w:ascii="Aptos Narrow" w:hAnsi="Aptos Narrow"/>
+                <w:color w:val="000000"/>
+              </w:rPr>
+              <w:t>0.576</w:t>
+            </w:r>
+          </w:p>
+        </w:tc>
+      </w:tr>
+      <w:tr>
+        <w:trPr>
+          <w:cnfStyle w:val="000000100000" w:firstRow="0" w:lastRow="0" w:firstColumn="0" w:lastColumn="0" w:oddVBand="0" w:evenVBand="0" w:oddHBand="1" w:evenHBand="0" w:firstRowFirstColumn="0" w:firstRowLastColumn="0" w:lastRowFirstColumn="0" w:lastRowLastColumn="0"/>
+        </w:trPr>
+        <w:tc>
+          <w:tcPr>
+            <w:cnfStyle w:val="001000000000" w:firstRow="0" w:lastRow="0" w:firstColumn="1" w:lastColumn="0" w:oddVBand="0" w:evenVBand="0" w:oddHBand="0" w:evenHBand="0" w:firstRowFirstColumn="0" w:firstRowLastColumn="0" w:lastRowFirstColumn="0" w:lastRowLastColumn="0"/>
+            <w:tcW w:w="1250" w:type="pct"/>
+            <w:vAlign w:val="bottom"/>
+          </w:tcPr>
+          <w:p>
+            <w:r>
+              <w:rPr>
+                <w:rFonts w:ascii="Aptos Narrow" w:hAnsi="Aptos Narrow"/>
+                <w:color w:val="000000"/>
+              </w:rPr>
+              <w:t>49</w:t>
+            </w:r>
+          </w:p>
+        </w:tc>
+        <w:tc>
+          <w:tcPr>
+            <w:tcW w:w="1250" w:type="pct"/>
+            <w:vAlign w:val="bottom"/>
+          </w:tcPr>
+          <w:p>
+            <w:pPr>
+              <w:cnfStyle w:val="000000100000" w:firstRow="0" w:lastRow="0" w:firstColumn="0" w:lastColumn="0" w:oddVBand="0" w:evenVBand="0" w:oddHBand="1" w:evenHBand="0" w:firstRowFirstColumn="0" w:firstRowLastColumn="0" w:lastRowFirstColumn="0" w:lastRowLastColumn="0"/>
+              <w:rPr>
+                <w:rFonts w:ascii="Aptos Narrow" w:hAnsi="Aptos Narrow"/>
+                <w:color w:val="000000"/>
+              </w:rPr>
+            </w:pPr>
+            <w:r>
+              <w:rPr>
+                <w:rFonts w:ascii="Aptos Narrow" w:hAnsi="Aptos Narrow"/>
+                <w:color w:val="000000"/>
+              </w:rPr>
+              <w:t>2</w:t>
+            </w:r>
+          </w:p>
+        </w:tc>
+        <w:tc>
+          <w:tcPr>
+            <w:tcW w:w="1250" w:type="pct"/>
+            <w:vAlign w:val="bottom"/>
+          </w:tcPr>
+          <w:p>
+            <w:pPr>
+              <w:cnfStyle w:val="000000100000" w:firstRow="0" w:lastRow="0" w:firstColumn="0" w:lastColumn="0" w:oddVBand="0" w:evenVBand="0" w:oddHBand="1" w:evenHBand="0" w:firstRowFirstColumn="0" w:firstRowLastColumn="0" w:lastRowFirstColumn="0" w:lastRowLastColumn="0"/>
+            </w:pPr>
+            <w:r>
+              <w:rPr>
+                <w:rFonts w:ascii="Aptos Narrow" w:hAnsi="Aptos Narrow"/>
+                <w:color w:val="000000"/>
+              </w:rPr>
+              <w:t>21,25</w:t>
+            </w:r>
+          </w:p>
+        </w:tc>
+        <w:tc>
+          <w:tcPr>
+            <w:tcW w:w="1250" w:type="pct"/>
+            <w:vAlign w:val="bottom"/>
+          </w:tcPr>
+          <w:p>
+            <w:pPr>
+              <w:cnfStyle w:val="000000100000" w:firstRow="0" w:lastRow="0" w:firstColumn="0" w:lastColumn="0" w:oddVBand="0" w:evenVBand="0" w:oddHBand="1" w:evenHBand="0" w:firstRowFirstColumn="0" w:firstRowLastColumn="0" w:lastRowFirstColumn="0" w:lastRowLastColumn="0"/>
+            </w:pPr>
+            <w:r>
+              <w:rPr>
+                <w:rFonts w:ascii="Aptos Narrow" w:hAnsi="Aptos Narrow"/>
+                <w:color w:val="000000"/>
+              </w:rPr>
+              <w:t>0.047</w:t>
+            </w:r>
+          </w:p>
+        </w:tc>
+      </w:tr>
+      <w:tr>
+        <w:tc>
+          <w:tcPr>
+            <w:cnfStyle w:val="001000000000" w:firstRow="0" w:lastRow="0" w:firstColumn="1" w:lastColumn="0" w:oddVBand="0" w:evenVBand="0" w:oddHBand="0" w:evenHBand="0" w:firstRowFirstColumn="0" w:firstRowLastColumn="0" w:lastRowFirstColumn="0" w:lastRowLastColumn="0"/>
+            <w:tcW w:w="1250" w:type="pct"/>
+            <w:vAlign w:val="bottom"/>
+          </w:tcPr>
+          <w:p>
+            <w:r>
+              <w:rPr>
+                <w:rFonts w:ascii="Aptos Narrow" w:hAnsi="Aptos Narrow"/>
+                <w:color w:val="000000"/>
+              </w:rPr>
+              <w:t>50</w:t>
+            </w:r>
+          </w:p>
+        </w:tc>
+        <w:tc>
+          <w:tcPr>
+            <w:tcW w:w="1250" w:type="pct"/>
+            <w:vAlign w:val="bottom"/>
+          </w:tcPr>
+          <w:p>
+            <w:pPr>
+              <w:cnfStyle w:val="000000000000" w:firstRow="0" w:lastRow="0" w:firstColumn="0" w:lastColumn="0" w:oddVBand="0" w:evenVBand="0" w:oddHBand="0" w:evenHBand="0" w:firstRowFirstColumn="0" w:firstRowLastColumn="0" w:lastRowFirstColumn="0" w:lastRowLastColumn="0"/>
+              <w:rPr>
+                <w:rFonts w:ascii="Aptos Narrow" w:hAnsi="Aptos Narrow"/>
+                <w:color w:val="000000"/>
+              </w:rPr>
+            </w:pPr>
+            <w:r>
+              <w:rPr>
+                <w:rFonts w:ascii="Aptos Narrow" w:hAnsi="Aptos Narrow"/>
+                <w:color w:val="000000"/>
+              </w:rPr>
+              <w:t>2</w:t>
+            </w:r>
+          </w:p>
+        </w:tc>
+        <w:tc>
+          <w:tcPr>
+            <w:tcW w:w="1250" w:type="pct"/>
+            <w:vAlign w:val="bottom"/>
+          </w:tcPr>
+          <w:p>
+            <w:pPr>
+              <w:cnfStyle w:val="000000000000" w:firstRow="0" w:lastRow="0" w:firstColumn="0" w:lastColumn="0" w:oddVBand="0" w:evenVBand="0" w:oddHBand="0" w:evenHBand="0" w:firstRowFirstColumn="0" w:firstRowLastColumn="0" w:lastRowFirstColumn="0" w:lastRowLastColumn="0"/>
+            </w:pPr>
+            <w:r>
+              <w:rPr>
+                <w:rFonts w:ascii="Aptos Narrow" w:hAnsi="Aptos Narrow"/>
+                <w:color w:val="000000"/>
+              </w:rPr>
+              <w:t>21,25</w:t>
+            </w:r>
+          </w:p>
+        </w:tc>
+        <w:tc>
+          <w:tcPr>
+            <w:tcW w:w="1250" w:type="pct"/>
+            <w:vAlign w:val="bottom"/>
+          </w:tcPr>
+          <w:p>
+            <w:pPr>
+              <w:cnfStyle w:val="000000000000" w:firstRow="0" w:lastRow="0" w:firstColumn="0" w:lastColumn="0" w:oddVBand="0" w:evenVBand="0" w:oddHBand="0" w:evenHBand="0" w:firstRowFirstColumn="0" w:firstRowLastColumn="0" w:lastRowFirstColumn="0" w:lastRowLastColumn="0"/>
+            </w:pPr>
+            <w:r>
+              <w:rPr>
+                <w:rFonts w:ascii="Aptos Narrow" w:hAnsi="Aptos Narrow"/>
+                <w:color w:val="000000"/>
+              </w:rPr>
+              <w:t>1.441</w:t>
+            </w:r>
+          </w:p>
+        </w:tc>
+      </w:tr>
+      <w:tr>
+        <w:trPr>
+          <w:cnfStyle w:val="000000100000" w:firstRow="0" w:lastRow="0" w:firstColumn="0" w:lastColumn="0" w:oddVBand="0" w:evenVBand="0" w:oddHBand="1" w:evenHBand="0" w:firstRowFirstColumn="0" w:firstRowLastColumn="0" w:lastRowFirstColumn="0" w:lastRowLastColumn="0"/>
+        </w:trPr>
+        <w:tc>
+          <w:tcPr>
+            <w:cnfStyle w:val="001000000000" w:firstRow="0" w:lastRow="0" w:firstColumn="1" w:lastColumn="0" w:oddVBand="0" w:evenVBand="0" w:oddHBand="0" w:evenHBand="0" w:firstRowFirstColumn="0" w:firstRowLastColumn="0" w:lastRowFirstColumn="0" w:lastRowLastColumn="0"/>
+            <w:tcW w:w="1250" w:type="pct"/>
+            <w:vAlign w:val="bottom"/>
+          </w:tcPr>
+          <w:p>
+            <w:r>
+              <w:rPr>
+                <w:rFonts w:ascii="Aptos Narrow" w:hAnsi="Aptos Narrow"/>
+                <w:color w:val="000000"/>
+              </w:rPr>
+              <w:t>51</w:t>
+            </w:r>
+          </w:p>
+        </w:tc>
+        <w:tc>
+          <w:tcPr>
+            <w:tcW w:w="1250" w:type="pct"/>
+            <w:vAlign w:val="bottom"/>
+          </w:tcPr>
+          <w:p>
+            <w:pPr>
+              <w:cnfStyle w:val="000000100000" w:firstRow="0" w:lastRow="0" w:firstColumn="0" w:lastColumn="0" w:oddVBand="0" w:evenVBand="0" w:oddHBand="1" w:evenHBand="0" w:firstRowFirstColumn="0" w:firstRowLastColumn="0" w:lastRowFirstColumn="0" w:lastRowLastColumn="0"/>
+              <w:rPr>
+                <w:rFonts w:ascii="Aptos Narrow" w:hAnsi="Aptos Narrow"/>
+                <w:color w:val="000000"/>
+              </w:rPr>
+            </w:pPr>
+            <w:r>
+              <w:rPr>
+                <w:rFonts w:ascii="Aptos Narrow" w:hAnsi="Aptos Narrow"/>
+                <w:color w:val="000000"/>
+              </w:rPr>
+              <w:t>2</w:t>
+            </w:r>
+          </w:p>
+        </w:tc>
+        <w:tc>
+          <w:tcPr>
+            <w:tcW w:w="1250" w:type="pct"/>
+            <w:vAlign w:val="bottom"/>
+          </w:tcPr>
+          <w:p>
+            <w:pPr>
+              <w:cnfStyle w:val="000000100000" w:firstRow="0" w:lastRow="0" w:firstColumn="0" w:lastColumn="0" w:oddVBand="0" w:evenVBand="0" w:oddHBand="1" w:evenHBand="0" w:firstRowFirstColumn="0" w:firstRowLastColumn="0" w:lastRowFirstColumn="0" w:lastRowLastColumn="0"/>
+            </w:pPr>
+            <w:r>
+              <w:rPr>
+                <w:rFonts w:ascii="Aptos Narrow" w:hAnsi="Aptos Narrow"/>
+                <w:color w:val="000000"/>
+              </w:rPr>
+              <w:t>21,25</w:t>
+            </w:r>
+          </w:p>
+        </w:tc>
+        <w:tc>
+          <w:tcPr>
+            <w:tcW w:w="1250" w:type="pct"/>
+            <w:vAlign w:val="bottom"/>
+          </w:tcPr>
+          <w:p>
+            <w:pPr>
+              <w:cnfStyle w:val="000000100000" w:firstRow="0" w:lastRow="0" w:firstColumn="0" w:lastColumn="0" w:oddVBand="0" w:evenVBand="0" w:oddHBand="1" w:evenHBand="0" w:firstRowFirstColumn="0" w:firstRowLastColumn="0" w:lastRowFirstColumn="0" w:lastRowLastColumn="0"/>
+            </w:pPr>
+            <w:r>
+              <w:rPr>
+                <w:rFonts w:ascii="Aptos Narrow" w:hAnsi="Aptos Narrow"/>
+                <w:color w:val="000000"/>
+              </w:rPr>
+              <w:t>1.441</w:t>
+            </w:r>
+          </w:p>
+        </w:tc>
+      </w:tr>
+      <w:tr>
+        <w:tc>
+          <w:tcPr>
+            <w:cnfStyle w:val="001000000000" w:firstRow="0" w:lastRow="0" w:firstColumn="1" w:lastColumn="0" w:oddVBand="0" w:evenVBand="0" w:oddHBand="0" w:evenHBand="0" w:firstRowFirstColumn="0" w:firstRowLastColumn="0" w:lastRowFirstColumn="0" w:lastRowLastColumn="0"/>
+            <w:tcW w:w="1250" w:type="pct"/>
+            <w:vAlign w:val="bottom"/>
+          </w:tcPr>
+          <w:p>
+            <w:r>
+              <w:rPr>
+                <w:rFonts w:ascii="Aptos Narrow" w:hAnsi="Aptos Narrow"/>
+                <w:color w:val="000000"/>
+              </w:rPr>
+              <w:t>52</w:t>
+            </w:r>
+          </w:p>
+        </w:tc>
+        <w:tc>
+          <w:tcPr>
+            <w:tcW w:w="1250" w:type="pct"/>
+            <w:vAlign w:val="bottom"/>
+          </w:tcPr>
+          <w:p>
+            <w:pPr>
+              <w:cnfStyle w:val="000000000000" w:firstRow="0" w:lastRow="0" w:firstColumn="0" w:lastColumn="0" w:oddVBand="0" w:evenVBand="0" w:oddHBand="0" w:evenHBand="0" w:firstRowFirstColumn="0" w:firstRowLastColumn="0" w:lastRowFirstColumn="0" w:lastRowLastColumn="0"/>
+              <w:rPr>
+                <w:rFonts w:ascii="Aptos Narrow" w:hAnsi="Aptos Narrow"/>
+                <w:color w:val="000000"/>
+              </w:rPr>
+            </w:pPr>
+            <w:r>
+              <w:rPr>
+                <w:rFonts w:ascii="Aptos Narrow" w:hAnsi="Aptos Narrow"/>
+                <w:color w:val="000000"/>
+              </w:rPr>
+              <w:t>2</w:t>
+            </w:r>
+          </w:p>
+        </w:tc>
+        <w:tc>
+          <w:tcPr>
+            <w:tcW w:w="1250" w:type="pct"/>
+            <w:vAlign w:val="bottom"/>
+          </w:tcPr>
+          <w:p>
+            <w:pPr>
+              <w:cnfStyle w:val="000000000000" w:firstRow="0" w:lastRow="0" w:firstColumn="0" w:lastColumn="0" w:oddVBand="0" w:evenVBand="0" w:oddHBand="0" w:evenHBand="0" w:firstRowFirstColumn="0" w:firstRowLastColumn="0" w:lastRowFirstColumn="0" w:lastRowLastColumn="0"/>
+            </w:pPr>
+            <w:r>
+              <w:rPr>
+                <w:rFonts w:ascii="Aptos Narrow" w:hAnsi="Aptos Narrow"/>
+                <w:color w:val="000000"/>
+              </w:rPr>
+              <w:t>21,25</w:t>
+            </w:r>
+          </w:p>
+        </w:tc>
+        <w:tc>
+          <w:tcPr>
+            <w:tcW w:w="1250" w:type="pct"/>
+            <w:vAlign w:val="bottom"/>
+          </w:tcPr>
+          <w:p>
+            <w:pPr>
+              <w:cnfStyle w:val="000000000000" w:firstRow="0" w:lastRow="0" w:firstColumn="0" w:lastColumn="0" w:oddVBand="0" w:evenVBand="0" w:oddHBand="0" w:evenHBand="0" w:firstRowFirstColumn="0" w:firstRowLastColumn="0" w:lastRowFirstColumn="0" w:lastRowLastColumn="0"/>
+            </w:pPr>
+            <w:r>
+              <w:rPr>
+                <w:rFonts w:ascii="Aptos Narrow" w:hAnsi="Aptos Narrow"/>
+                <w:color w:val="000000"/>
+              </w:rPr>
+              <w:t>1.441</w:t>
+            </w:r>
+          </w:p>
+        </w:tc>
+      </w:tr>
+      <w:tr>
+        <w:trPr>
+          <w:cnfStyle w:val="000000100000" w:firstRow="0" w:lastRow="0" w:firstColumn="0" w:lastColumn="0" w:oddVBand="0" w:evenVBand="0" w:oddHBand="1" w:evenHBand="0" w:firstRowFirstColumn="0" w:firstRowLastColumn="0" w:lastRowFirstColumn="0" w:lastRowLastColumn="0"/>
+        </w:trPr>
+        <w:tc>
+          <w:tcPr>
+            <w:cnfStyle w:val="001000000000" w:firstRow="0" w:lastRow="0" w:firstColumn="1" w:lastColumn="0" w:oddVBand="0" w:evenVBand="0" w:oddHBand="0" w:evenHBand="0" w:firstRowFirstColumn="0" w:firstRowLastColumn="0" w:lastRowFirstColumn="0" w:lastRowLastColumn="0"/>
+            <w:tcW w:w="1250" w:type="pct"/>
+            <w:vAlign w:val="bottom"/>
+          </w:tcPr>
+          <w:p>
+            <w:r>
+              <w:rPr>
+                <w:rFonts w:ascii="Aptos Narrow" w:hAnsi="Aptos Narrow"/>
+                <w:color w:val="000000"/>
+              </w:rPr>
+              <w:t>53</w:t>
+            </w:r>
+          </w:p>
+        </w:tc>
+        <w:tc>
+          <w:tcPr>
+            <w:tcW w:w="1250" w:type="pct"/>
+            <w:vAlign w:val="bottom"/>
+          </w:tcPr>
+          <w:p>
+            <w:pPr>
+              <w:cnfStyle w:val="000000100000" w:firstRow="0" w:lastRow="0" w:firstColumn="0" w:lastColumn="0" w:oddVBand="0" w:evenVBand="0" w:oddHBand="1" w:evenHBand="0" w:firstRowFirstColumn="0" w:firstRowLastColumn="0" w:lastRowFirstColumn="0" w:lastRowLastColumn="0"/>
+              <w:rPr>
+                <w:rFonts w:ascii="Aptos Narrow" w:hAnsi="Aptos Narrow"/>
+                <w:color w:val="000000"/>
+              </w:rPr>
+            </w:pPr>
+            <w:r>
+              <w:rPr>
+                <w:rFonts w:ascii="Aptos Narrow" w:hAnsi="Aptos Narrow"/>
+                <w:color w:val="000000"/>
+              </w:rPr>
+              <w:t>3</w:t>
+            </w:r>
+          </w:p>
+        </w:tc>
+        <w:tc>
+          <w:tcPr>
+            <w:tcW w:w="1250" w:type="pct"/>
+            <w:vAlign w:val="bottom"/>
+          </w:tcPr>
+          <w:p>
+            <w:pPr>
+              <w:cnfStyle w:val="000000100000" w:firstRow="0" w:lastRow="0" w:firstColumn="0" w:lastColumn="0" w:oddVBand="0" w:evenVBand="0" w:oddHBand="1" w:evenHBand="0" w:firstRowFirstColumn="0" w:firstRowLastColumn="0" w:lastRowFirstColumn="0" w:lastRowLastColumn="0"/>
+            </w:pPr>
+            <w:r>
+              <w:rPr>
+                <w:rFonts w:ascii="Aptos Narrow" w:hAnsi="Aptos Narrow"/>
+                <w:color w:val="000000"/>
+              </w:rPr>
+              <w:t>12,21,25</w:t>
+            </w:r>
+          </w:p>
+        </w:tc>
+        <w:tc>
+          <w:tcPr>
+            <w:tcW w:w="1250" w:type="pct"/>
+            <w:vAlign w:val="bottom"/>
+          </w:tcPr>
+          <w:p>
+            <w:pPr>
+              <w:cnfStyle w:val="000000100000" w:firstRow="0" w:lastRow="0" w:firstColumn="0" w:lastColumn="0" w:oddVBand="0" w:evenVBand="0" w:oddHBand="1" w:evenHBand="0" w:firstRowFirstColumn="0" w:firstRowLastColumn="0" w:lastRowFirstColumn="0" w:lastRowLastColumn="0"/>
+            </w:pPr>
+            <w:r>
+              <w:rPr>
+                <w:rFonts w:ascii="Aptos Narrow" w:hAnsi="Aptos Narrow"/>
+                <w:color w:val="000000"/>
+              </w:rPr>
+              <w:t>0.095</w:t>
+            </w:r>
+          </w:p>
+        </w:tc>
+      </w:tr>
+      <w:tr>
+        <w:tc>
+          <w:tcPr>
+            <w:cnfStyle w:val="001000000000" w:firstRow="0" w:lastRow="0" w:firstColumn="1" w:lastColumn="0" w:oddVBand="0" w:evenVBand="0" w:oddHBand="0" w:evenHBand="0" w:firstRowFirstColumn="0" w:firstRowLastColumn="0" w:lastRowFirstColumn="0" w:lastRowLastColumn="0"/>
+            <w:tcW w:w="1250" w:type="pct"/>
+            <w:vAlign w:val="bottom"/>
+          </w:tcPr>
+          <w:p>
+            <w:r>
+              <w:rPr>
+                <w:rFonts w:ascii="Aptos Narrow" w:hAnsi="Aptos Narrow"/>
+                <w:color w:val="000000"/>
+              </w:rPr>
+              <w:t>54</w:t>
+            </w:r>
+          </w:p>
+        </w:tc>
+        <w:tc>
+          <w:tcPr>
+            <w:tcW w:w="1250" w:type="pct"/>
+            <w:vAlign w:val="bottom"/>
+          </w:tcPr>
+          <w:p>
+            <w:pPr>
+              <w:cnfStyle w:val="000000000000" w:firstRow="0" w:lastRow="0" w:firstColumn="0" w:lastColumn="0" w:oddVBand="0" w:evenVBand="0" w:oddHBand="0" w:evenHBand="0" w:firstRowFirstColumn="0" w:firstRowLastColumn="0" w:lastRowFirstColumn="0" w:lastRowLastColumn="0"/>
+              <w:rPr>
+                <w:rFonts w:ascii="Aptos Narrow" w:hAnsi="Aptos Narrow"/>
+                <w:color w:val="000000"/>
+              </w:rPr>
+            </w:pPr>
+            <w:r>
+              <w:rPr>
+                <w:rFonts w:ascii="Aptos Narrow" w:hAnsi="Aptos Narrow"/>
+                <w:color w:val="000000"/>
+              </w:rPr>
+              <w:t>3</w:t>
+            </w:r>
+          </w:p>
+        </w:tc>
+        <w:tc>
+          <w:tcPr>
+            <w:tcW w:w="1250" w:type="pct"/>
+            <w:vAlign w:val="bottom"/>
+          </w:tcPr>
+          <w:p>
+            <w:pPr>
+              <w:cnfStyle w:val="000000000000" w:firstRow="0" w:lastRow="0" w:firstColumn="0" w:lastColumn="0" w:oddVBand="0" w:evenVBand="0" w:oddHBand="0" w:evenHBand="0" w:firstRowFirstColumn="0" w:firstRowLastColumn="0" w:lastRowFirstColumn="0" w:lastRowLastColumn="0"/>
+            </w:pPr>
+            <w:r>
+              <w:rPr>
+                <w:rFonts w:ascii="Aptos Narrow" w:hAnsi="Aptos Narrow"/>
+                <w:color w:val="000000"/>
+              </w:rPr>
+              <w:t>2,21,25</w:t>
+            </w:r>
+          </w:p>
+        </w:tc>
+        <w:tc>
+          <w:tcPr>
+            <w:tcW w:w="1250" w:type="pct"/>
+            <w:vAlign w:val="bottom"/>
+          </w:tcPr>
+          <w:p>
+            <w:pPr>
+              <w:cnfStyle w:val="000000000000" w:firstRow="0" w:lastRow="0" w:firstColumn="0" w:lastColumn="0" w:oddVBand="0" w:evenVBand="0" w:oddHBand="0" w:evenHBand="0" w:firstRowFirstColumn="0" w:firstRowLastColumn="0" w:lastRowFirstColumn="0" w:lastRowLastColumn="0"/>
+            </w:pPr>
+            <w:r>
+              <w:rPr>
+                <w:rFonts w:ascii="Aptos Narrow" w:hAnsi="Aptos Narrow"/>
+                <w:color w:val="000000"/>
+              </w:rPr>
+              <w:t>0.014</w:t>
+            </w:r>
+          </w:p>
+        </w:tc>
+      </w:tr>
+      <w:tr>
+        <w:trPr>
+          <w:cnfStyle w:val="000000100000" w:firstRow="0" w:lastRow="0" w:firstColumn="0" w:lastColumn="0" w:oddVBand="0" w:evenVBand="0" w:oddHBand="1" w:evenHBand="0" w:firstRowFirstColumn="0" w:firstRowLastColumn="0" w:lastRowFirstColumn="0" w:lastRowLastColumn="0"/>
+        </w:trPr>
+        <w:tc>
+          <w:tcPr>
+            <w:cnfStyle w:val="001000000000" w:firstRow="0" w:lastRow="0" w:firstColumn="1" w:lastColumn="0" w:oddVBand="0" w:evenVBand="0" w:oddHBand="0" w:evenHBand="0" w:firstRowFirstColumn="0" w:firstRowLastColumn="0" w:lastRowFirstColumn="0" w:lastRowLastColumn="0"/>
+            <w:tcW w:w="1250" w:type="pct"/>
+            <w:vAlign w:val="bottom"/>
+          </w:tcPr>
+          <w:p>
+            <w:r>
+              <w:rPr>
+                <w:rFonts w:ascii="Aptos Narrow" w:hAnsi="Aptos Narrow"/>
+                <w:color w:val="000000"/>
+              </w:rPr>
+              <w:t>55</w:t>
+            </w:r>
+          </w:p>
+        </w:tc>
+        <w:tc>
+          <w:tcPr>
+            <w:tcW w:w="1250" w:type="pct"/>
+            <w:vAlign w:val="bottom"/>
+          </w:tcPr>
+          <w:p>
+            <w:pPr>
+              <w:cnfStyle w:val="000000100000" w:firstRow="0" w:lastRow="0" w:firstColumn="0" w:lastColumn="0" w:oddVBand="0" w:evenVBand="0" w:oddHBand="1" w:evenHBand="0" w:firstRowFirstColumn="0" w:firstRowLastColumn="0" w:lastRowFirstColumn="0" w:lastRowLastColumn="0"/>
+              <w:rPr>
+                <w:rFonts w:ascii="Aptos Narrow" w:hAnsi="Aptos Narrow"/>
+                <w:color w:val="000000"/>
+              </w:rPr>
+            </w:pPr>
+            <w:r>
+              <w:rPr>
+                <w:rFonts w:ascii="Aptos Narrow" w:hAnsi="Aptos Narrow"/>
+                <w:color w:val="000000"/>
+              </w:rPr>
+              <w:t>3</w:t>
+            </w:r>
+          </w:p>
+        </w:tc>
+        <w:tc>
+          <w:tcPr>
+            <w:tcW w:w="1250" w:type="pct"/>
+            <w:vAlign w:val="bottom"/>
+          </w:tcPr>
+          <w:p>
+            <w:pPr>
+              <w:cnfStyle w:val="000000100000" w:firstRow="0" w:lastRow="0" w:firstColumn="0" w:lastColumn="0" w:oddVBand="0" w:evenVBand="0" w:oddHBand="1" w:evenHBand="0" w:firstRowFirstColumn="0" w:firstRowLastColumn="0" w:lastRowFirstColumn="0" w:lastRowLastColumn="0"/>
+            </w:pPr>
+            <w:r>
+              <w:rPr>
+                <w:rFonts w:ascii="Aptos Narrow" w:hAnsi="Aptos Narrow"/>
+                <w:color w:val="000000"/>
+              </w:rPr>
+              <w:t>2,12,25</w:t>
+            </w:r>
+          </w:p>
+        </w:tc>
+        <w:tc>
+          <w:tcPr>
+            <w:tcW w:w="1250" w:type="pct"/>
+            <w:vAlign w:val="bottom"/>
+          </w:tcPr>
+          <w:p>
+            <w:pPr>
+              <w:cnfStyle w:val="000000100000" w:firstRow="0" w:lastRow="0" w:firstColumn="0" w:lastColumn="0" w:oddVBand="0" w:evenVBand="0" w:oddHBand="1" w:evenHBand="0" w:firstRowFirstColumn="0" w:firstRowLastColumn="0" w:lastRowFirstColumn="0" w:lastRowLastColumn="0"/>
+            </w:pPr>
+            <w:r>
+              <w:rPr>
+                <w:rFonts w:ascii="Aptos Narrow" w:hAnsi="Aptos Narrow"/>
+                <w:color w:val="000000"/>
+              </w:rPr>
+              <w:t>0.001</w:t>
+            </w:r>
+          </w:p>
+        </w:tc>
+      </w:tr>
+      <w:tr>
+        <w:tc>
+          <w:tcPr>
+            <w:cnfStyle w:val="001000000000" w:firstRow="0" w:lastRow="0" w:firstColumn="1" w:lastColumn="0" w:oddVBand="0" w:evenVBand="0" w:oddHBand="0" w:evenHBand="0" w:firstRowFirstColumn="0" w:firstRowLastColumn="0" w:lastRowFirstColumn="0" w:lastRowLastColumn="0"/>
+            <w:tcW w:w="1250" w:type="pct"/>
+            <w:vAlign w:val="bottom"/>
+          </w:tcPr>
+          <w:p>
+            <w:r>
+              <w:rPr>
+                <w:rFonts w:ascii="Aptos Narrow" w:hAnsi="Aptos Narrow"/>
+                <w:color w:val="000000"/>
+              </w:rPr>
+              <w:t>56</w:t>
+            </w:r>
+          </w:p>
+        </w:tc>
+        <w:tc>
+          <w:tcPr>
+            <w:tcW w:w="1250" w:type="pct"/>
+            <w:vAlign w:val="bottom"/>
+          </w:tcPr>
+          <w:p>
+            <w:pPr>
+              <w:cnfStyle w:val="000000000000" w:firstRow="0" w:lastRow="0" w:firstColumn="0" w:lastColumn="0" w:oddVBand="0" w:evenVBand="0" w:oddHBand="0" w:evenHBand="0" w:firstRowFirstColumn="0" w:firstRowLastColumn="0" w:lastRowFirstColumn="0" w:lastRowLastColumn="0"/>
+              <w:rPr>
+                <w:rFonts w:ascii="Aptos Narrow" w:hAnsi="Aptos Narrow"/>
+                <w:color w:val="000000"/>
+              </w:rPr>
+            </w:pPr>
+            <w:r>
+              <w:rPr>
+                <w:rFonts w:ascii="Aptos Narrow" w:hAnsi="Aptos Narrow"/>
+                <w:color w:val="000000"/>
+              </w:rPr>
+              <w:t>2</w:t>
+            </w:r>
+          </w:p>
+        </w:tc>
+        <w:tc>
+          <w:tcPr>
+            <w:tcW w:w="1250" w:type="pct"/>
+            <w:vAlign w:val="bottom"/>
+          </w:tcPr>
+          <w:p>
+            <w:pPr>
+              <w:cnfStyle w:val="000000000000" w:firstRow="0" w:lastRow="0" w:firstColumn="0" w:lastColumn="0" w:oddVBand="0" w:evenVBand="0" w:oddHBand="0" w:evenHBand="0" w:firstRowFirstColumn="0" w:firstRowLastColumn="0" w:lastRowFirstColumn="0" w:lastRowLastColumn="0"/>
+            </w:pPr>
+            <w:r>
+              <w:rPr>
+                <w:rFonts w:ascii="Aptos Narrow" w:hAnsi="Aptos Narrow"/>
+                <w:color w:val="000000"/>
+              </w:rPr>
+              <w:t>2,25</w:t>
+            </w:r>
+          </w:p>
+        </w:tc>
+        <w:tc>
+          <w:tcPr>
+            <w:tcW w:w="1250" w:type="pct"/>
+            <w:vAlign w:val="bottom"/>
+          </w:tcPr>
+          <w:p>
+            <w:pPr>
+              <w:cnfStyle w:val="000000000000" w:firstRow="0" w:lastRow="0" w:firstColumn="0" w:lastColumn="0" w:oddVBand="0" w:evenVBand="0" w:oddHBand="0" w:evenHBand="0" w:firstRowFirstColumn="0" w:firstRowLastColumn="0" w:lastRowFirstColumn="0" w:lastRowLastColumn="0"/>
+            </w:pPr>
+            <w:r>
+              <w:rPr>
+                <w:rFonts w:ascii="Aptos Narrow" w:hAnsi="Aptos Narrow"/>
+                <w:color w:val="000000"/>
+              </w:rPr>
+              <w:t>1.188</w:t>
+            </w:r>
+          </w:p>
+        </w:tc>
+      </w:tr>
+      <w:tr>
+        <w:trPr>
+          <w:cnfStyle w:val="000000100000" w:firstRow="0" w:lastRow="0" w:firstColumn="0" w:lastColumn="0" w:oddVBand="0" w:evenVBand="0" w:oddHBand="1" w:evenHBand="0" w:firstRowFirstColumn="0" w:firstRowLastColumn="0" w:lastRowFirstColumn="0" w:lastRowLastColumn="0"/>
+        </w:trPr>
+        <w:tc>
+          <w:tcPr>
+            <w:cnfStyle w:val="001000000000" w:firstRow="0" w:lastRow="0" w:firstColumn="1" w:lastColumn="0" w:oddVBand="0" w:evenVBand="0" w:oddHBand="0" w:evenHBand="0" w:firstRowFirstColumn="0" w:firstRowLastColumn="0" w:lastRowFirstColumn="0" w:lastRowLastColumn="0"/>
+            <w:tcW w:w="1250" w:type="pct"/>
+            <w:vAlign w:val="bottom"/>
+          </w:tcPr>
+          <w:p>
+            <w:r>
+              <w:rPr>
+                <w:rFonts w:ascii="Aptos Narrow" w:hAnsi="Aptos Narrow"/>
+                <w:color w:val="000000"/>
+              </w:rPr>
+              <w:t>57</w:t>
+            </w:r>
+          </w:p>
+        </w:tc>
+        <w:tc>
+          <w:tcPr>
+            <w:tcW w:w="1250" w:type="pct"/>
+            <w:vAlign w:val="bottom"/>
+          </w:tcPr>
+          <w:p>
+            <w:pPr>
+              <w:cnfStyle w:val="000000100000" w:firstRow="0" w:lastRow="0" w:firstColumn="0" w:lastColumn="0" w:oddVBand="0" w:evenVBand="0" w:oddHBand="1" w:evenHBand="0" w:firstRowFirstColumn="0" w:firstRowLastColumn="0" w:lastRowFirstColumn="0" w:lastRowLastColumn="0"/>
+              <w:rPr>
+                <w:rFonts w:ascii="Aptos Narrow" w:hAnsi="Aptos Narrow"/>
+                <w:color w:val="000000"/>
+              </w:rPr>
+            </w:pPr>
+            <w:r>
+              <w:rPr>
+                <w:rFonts w:ascii="Aptos Narrow" w:hAnsi="Aptos Narrow"/>
+                <w:color w:val="000000"/>
+              </w:rPr>
+              <w:t>2</w:t>
+            </w:r>
+          </w:p>
+        </w:tc>
+        <w:tc>
+          <w:tcPr>
+            <w:tcW w:w="1250" w:type="pct"/>
+            <w:vAlign w:val="bottom"/>
+          </w:tcPr>
+          <w:p>
+            <w:pPr>
+              <w:cnfStyle w:val="000000100000" w:firstRow="0" w:lastRow="0" w:firstColumn="0" w:lastColumn="0" w:oddVBand="0" w:evenVBand="0" w:oddHBand="1" w:evenHBand="0" w:firstRowFirstColumn="0" w:firstRowLastColumn="0" w:lastRowFirstColumn="0" w:lastRowLastColumn="0"/>
+            </w:pPr>
+            <w:r>
+              <w:rPr>
+                <w:rFonts w:ascii="Aptos Narrow" w:hAnsi="Aptos Narrow"/>
+                <w:color w:val="000000"/>
+              </w:rPr>
+              <w:t>2,25</w:t>
+            </w:r>
+          </w:p>
+        </w:tc>
+        <w:tc>
+          <w:tcPr>
+            <w:tcW w:w="1250" w:type="pct"/>
+            <w:vAlign w:val="bottom"/>
+          </w:tcPr>
+          <w:p>
+            <w:pPr>
+              <w:cnfStyle w:val="000000100000" w:firstRow="0" w:lastRow="0" w:firstColumn="0" w:lastColumn="0" w:oddVBand="0" w:evenVBand="0" w:oddHBand="1" w:evenHBand="0" w:firstRowFirstColumn="0" w:firstRowLastColumn="0" w:lastRowFirstColumn="0" w:lastRowLastColumn="0"/>
+            </w:pPr>
+            <w:r>
+              <w:rPr>
+                <w:rFonts w:ascii="Aptos Narrow" w:hAnsi="Aptos Narrow"/>
+                <w:color w:val="000000"/>
+              </w:rPr>
+              <w:t>1.188</w:t>
+            </w:r>
+          </w:p>
+        </w:tc>
+      </w:tr>
+      <w:tr>
+        <w:tc>
+          <w:tcPr>
+            <w:cnfStyle w:val="001000000000" w:firstRow="0" w:lastRow="0" w:firstColumn="1" w:lastColumn="0" w:oddVBand="0" w:evenVBand="0" w:oddHBand="0" w:evenHBand="0" w:firstRowFirstColumn="0" w:firstRowLastColumn="0" w:lastRowFirstColumn="0" w:lastRowLastColumn="0"/>
+            <w:tcW w:w="1250" w:type="pct"/>
+            <w:vAlign w:val="bottom"/>
+          </w:tcPr>
+          <w:p>
+            <w:r>
+              <w:rPr>
+                <w:rFonts w:ascii="Aptos Narrow" w:hAnsi="Aptos Narrow"/>
+                <w:color w:val="000000"/>
+              </w:rPr>
+              <w:t>58</w:t>
+            </w:r>
+          </w:p>
+        </w:tc>
+        <w:tc>
+          <w:tcPr>
+            <w:tcW w:w="1250" w:type="pct"/>
+            <w:vAlign w:val="bottom"/>
+          </w:tcPr>
+          <w:p>
+            <w:pPr>
+              <w:cnfStyle w:val="000000000000" w:firstRow="0" w:lastRow="0" w:firstColumn="0" w:lastColumn="0" w:oddVBand="0" w:evenVBand="0" w:oddHBand="0" w:evenHBand="0" w:firstRowFirstColumn="0" w:firstRowLastColumn="0" w:lastRowFirstColumn="0" w:lastRowLastColumn="0"/>
+              <w:rPr>
+                <w:rFonts w:ascii="Aptos Narrow" w:hAnsi="Aptos Narrow"/>
+                <w:color w:val="000000"/>
+              </w:rPr>
+            </w:pPr>
+            <w:r>
+              <w:rPr>
+                <w:rFonts w:ascii="Aptos Narrow" w:hAnsi="Aptos Narrow"/>
+                <w:color w:val="000000"/>
+              </w:rPr>
+              <w:t>2</w:t>
+            </w:r>
+          </w:p>
+        </w:tc>
+        <w:tc>
+          <w:tcPr>
+            <w:tcW w:w="1250" w:type="pct"/>
+            <w:vAlign w:val="bottom"/>
+          </w:tcPr>
+          <w:p>
+            <w:pPr>
+              <w:cnfStyle w:val="000000000000" w:firstRow="0" w:lastRow="0" w:firstColumn="0" w:lastColumn="0" w:oddVBand="0" w:evenVBand="0" w:oddHBand="0" w:evenHBand="0" w:firstRowFirstColumn="0" w:firstRowLastColumn="0" w:lastRowFirstColumn="0" w:lastRowLastColumn="0"/>
+            </w:pPr>
+            <w:r>
+              <w:rPr>
+                <w:rFonts w:ascii="Aptos Narrow" w:hAnsi="Aptos Narrow"/>
+                <w:color w:val="000000"/>
+              </w:rPr>
+              <w:t>2,25</w:t>
+            </w:r>
+          </w:p>
+        </w:tc>
+        <w:tc>
+          <w:tcPr>
+            <w:tcW w:w="1250" w:type="pct"/>
+            <w:vAlign w:val="bottom"/>
+          </w:tcPr>
+          <w:p>
+            <w:pPr>
+              <w:cnfStyle w:val="000000000000" w:firstRow="0" w:lastRow="0" w:firstColumn="0" w:lastColumn="0" w:oddVBand="0" w:evenVBand="0" w:oddHBand="0" w:evenHBand="0" w:firstRowFirstColumn="0" w:firstRowLastColumn="0" w:lastRowFirstColumn="0" w:lastRowLastColumn="0"/>
+            </w:pPr>
+            <w:r>
+              <w:rPr>
+                <w:rFonts w:ascii="Aptos Narrow" w:hAnsi="Aptos Narrow"/>
+                <w:color w:val="000000"/>
+              </w:rPr>
+              <w:t>1.188</w:t>
+            </w:r>
+          </w:p>
+        </w:tc>
+      </w:tr>
+      <w:tr>
+        <w:trPr>
+          <w:cnfStyle w:val="000000100000" w:firstRow="0" w:lastRow="0" w:firstColumn="0" w:lastColumn="0" w:oddVBand="0" w:evenVBand="0" w:oddHBand="1" w:evenHBand="0" w:firstRowFirstColumn="0" w:firstRowLastColumn="0" w:lastRowFirstColumn="0" w:lastRowLastColumn="0"/>
+        </w:trPr>
+        <w:tc>
+          <w:tcPr>
+            <w:cnfStyle w:val="001000000000" w:firstRow="0" w:lastRow="0" w:firstColumn="1" w:lastColumn="0" w:oddVBand="0" w:evenVBand="0" w:oddHBand="0" w:evenHBand="0" w:firstRowFirstColumn="0" w:firstRowLastColumn="0" w:lastRowFirstColumn="0" w:lastRowLastColumn="0"/>
+            <w:tcW w:w="1250" w:type="pct"/>
+            <w:vAlign w:val="bottom"/>
+          </w:tcPr>
+          <w:p>
+            <w:r>
+              <w:rPr>
+                <w:rFonts w:ascii="Aptos Narrow" w:hAnsi="Aptos Narrow"/>
+                <w:color w:val="000000"/>
+              </w:rPr>
+              <w:t>59</w:t>
+            </w:r>
+          </w:p>
+        </w:tc>
+        <w:tc>
+          <w:tcPr>
+            <w:tcW w:w="1250" w:type="pct"/>
+            <w:vAlign w:val="bottom"/>
+          </w:tcPr>
+          <w:p>
+            <w:pPr>
+              <w:cnfStyle w:val="000000100000" w:firstRow="0" w:lastRow="0" w:firstColumn="0" w:lastColumn="0" w:oddVBand="0" w:evenVBand="0" w:oddHBand="1" w:evenHBand="0" w:firstRowFirstColumn="0" w:firstRowLastColumn="0" w:lastRowFirstColumn="0" w:lastRowLastColumn="0"/>
+              <w:rPr>
+                <w:rFonts w:ascii="Aptos Narrow" w:hAnsi="Aptos Narrow"/>
+                <w:color w:val="000000"/>
+              </w:rPr>
+            </w:pPr>
+            <w:r>
+              <w:rPr>
+                <w:rFonts w:ascii="Aptos Narrow" w:hAnsi="Aptos Narrow"/>
+                <w:color w:val="000000"/>
+              </w:rPr>
+              <w:t>3</w:t>
+            </w:r>
+          </w:p>
+        </w:tc>
+        <w:tc>
+          <w:tcPr>
+            <w:tcW w:w="1250" w:type="pct"/>
+            <w:vAlign w:val="bottom"/>
+          </w:tcPr>
+          <w:p>
+            <w:pPr>
+              <w:cnfStyle w:val="000000100000" w:firstRow="0" w:lastRow="0" w:firstColumn="0" w:lastColumn="0" w:oddVBand="0" w:evenVBand="0" w:oddHBand="1" w:evenHBand="0" w:firstRowFirstColumn="0" w:firstRowLastColumn="0" w:lastRowFirstColumn="0" w:lastRowLastColumn="0"/>
+            </w:pPr>
+            <w:r>
+              <w:rPr>
+                <w:rFonts w:ascii="Aptos Narrow" w:hAnsi="Aptos Narrow"/>
+                <w:color w:val="000000"/>
+              </w:rPr>
+              <w:t>2,21,25</w:t>
+            </w:r>
+          </w:p>
+        </w:tc>
+        <w:tc>
+          <w:tcPr>
+            <w:tcW w:w="1250" w:type="pct"/>
+            <w:vAlign w:val="bottom"/>
+          </w:tcPr>
+          <w:p>
+            <w:pPr>
+              <w:cnfStyle w:val="000000100000" w:firstRow="0" w:lastRow="0" w:firstColumn="0" w:lastColumn="0" w:oddVBand="0" w:evenVBand="0" w:oddHBand="1" w:evenHBand="0" w:firstRowFirstColumn="0" w:firstRowLastColumn="0" w:lastRowFirstColumn="0" w:lastRowLastColumn="0"/>
+            </w:pPr>
+            <w:r>
+              <w:rPr>
+                <w:rFonts w:ascii="Aptos Narrow" w:hAnsi="Aptos Narrow"/>
+                <w:color w:val="000000"/>
+              </w:rPr>
+              <w:t>0.571</w:t>
+            </w:r>
+          </w:p>
+        </w:tc>
+      </w:tr>
+      <w:tr>
+        <w:tc>
+          <w:tcPr>
+            <w:cnfStyle w:val="001000000000" w:firstRow="0" w:lastRow="0" w:firstColumn="1" w:lastColumn="0" w:oddVBand="0" w:evenVBand="0" w:oddHBand="0" w:evenHBand="0" w:firstRowFirstColumn="0" w:firstRowLastColumn="0" w:lastRowFirstColumn="0" w:lastRowLastColumn="0"/>
+            <w:tcW w:w="1250" w:type="pct"/>
+            <w:vAlign w:val="bottom"/>
+          </w:tcPr>
+          <w:p>
+            <w:r>
+              <w:rPr>
+                <w:rFonts w:ascii="Aptos Narrow" w:hAnsi="Aptos Narrow"/>
+                <w:color w:val="000000"/>
+              </w:rPr>
+              <w:t>60</w:t>
+            </w:r>
+          </w:p>
+        </w:tc>
+        <w:tc>
+          <w:tcPr>
+            <w:tcW w:w="1250" w:type="pct"/>
+            <w:vAlign w:val="bottom"/>
+          </w:tcPr>
+          <w:p>
+            <w:pPr>
+              <w:cnfStyle w:val="000000000000" w:firstRow="0" w:lastRow="0" w:firstColumn="0" w:lastColumn="0" w:oddVBand="0" w:evenVBand="0" w:oddHBand="0" w:evenHBand="0" w:firstRowFirstColumn="0" w:firstRowLastColumn="0" w:lastRowFirstColumn="0" w:lastRowLastColumn="0"/>
+              <w:rPr>
+                <w:rFonts w:ascii="Aptos Narrow" w:hAnsi="Aptos Narrow"/>
+                <w:color w:val="000000"/>
+              </w:rPr>
+            </w:pPr>
+            <w:r>
+              <w:rPr>
+                <w:rFonts w:ascii="Aptos Narrow" w:hAnsi="Aptos Narrow"/>
+                <w:color w:val="000000"/>
+              </w:rPr>
+              <w:t>3</w:t>
+            </w:r>
+          </w:p>
+        </w:tc>
+        <w:tc>
+          <w:tcPr>
+            <w:tcW w:w="1250" w:type="pct"/>
+            <w:vAlign w:val="bottom"/>
+          </w:tcPr>
+          <w:p>
+            <w:pPr>
+              <w:cnfStyle w:val="000000000000" w:firstRow="0" w:lastRow="0" w:firstColumn="0" w:lastColumn="0" w:oddVBand="0" w:evenVBand="0" w:oddHBand="0" w:evenHBand="0" w:firstRowFirstColumn="0" w:firstRowLastColumn="0" w:lastRowFirstColumn="0" w:lastRowLastColumn="0"/>
+            </w:pPr>
+            <w:r>
+              <w:rPr>
+                <w:rFonts w:ascii="Aptos Narrow" w:hAnsi="Aptos Narrow"/>
+                <w:color w:val="000000"/>
+              </w:rPr>
+              <w:t>2,12,25</w:t>
+            </w:r>
+          </w:p>
+        </w:tc>
+        <w:tc>
+          <w:tcPr>
+            <w:tcW w:w="1250" w:type="pct"/>
+            <w:vAlign w:val="bottom"/>
+          </w:tcPr>
+          <w:p>
+            <w:pPr>
+              <w:cnfStyle w:val="000000000000" w:firstRow="0" w:lastRow="0" w:firstColumn="0" w:lastColumn="0" w:oddVBand="0" w:evenVBand="0" w:oddHBand="0" w:evenHBand="0" w:firstRowFirstColumn="0" w:firstRowLastColumn="0" w:lastRowFirstColumn="0" w:lastRowLastColumn="0"/>
+            </w:pPr>
+            <w:r>
+              <w:rPr>
+                <w:rFonts w:ascii="Aptos Narrow" w:hAnsi="Aptos Narrow"/>
+                <w:color w:val="000000"/>
+              </w:rPr>
+              <w:t>1.026</w:t>
+            </w:r>
+          </w:p>
+        </w:tc>
+      </w:tr>
+      <w:tr>
+        <w:trPr>
+          <w:cnfStyle w:val="000000100000" w:firstRow="0" w:lastRow="0" w:firstColumn="0" w:lastColumn="0" w:oddVBand="0" w:evenVBand="0" w:oddHBand="1" w:evenHBand="0" w:firstRowFirstColumn="0" w:firstRowLastColumn="0" w:lastRowFirstColumn="0" w:lastRowLastColumn="0"/>
+        </w:trPr>
+        <w:tc>
+          <w:tcPr>
+            <w:cnfStyle w:val="001000000000" w:firstRow="0" w:lastRow="0" w:firstColumn="1" w:lastColumn="0" w:oddVBand="0" w:evenVBand="0" w:oddHBand="0" w:evenHBand="0" w:firstRowFirstColumn="0" w:firstRowLastColumn="0" w:lastRowFirstColumn="0" w:lastRowLastColumn="0"/>
+            <w:tcW w:w="1250" w:type="pct"/>
+            <w:vAlign w:val="bottom"/>
+          </w:tcPr>
+          <w:p>
+            <w:r>
+              <w:rPr>
+                <w:rFonts w:ascii="Aptos Narrow" w:hAnsi="Aptos Narrow"/>
+                <w:color w:val="000000"/>
+              </w:rPr>
+              <w:t>61</w:t>
+            </w:r>
+          </w:p>
+        </w:tc>
+        <w:tc>
+          <w:tcPr>
+            <w:tcW w:w="1250" w:type="pct"/>
+            <w:vAlign w:val="bottom"/>
+          </w:tcPr>
+          <w:p>
+            <w:pPr>
+              <w:cnfStyle w:val="000000100000" w:firstRow="0" w:lastRow="0" w:firstColumn="0" w:lastColumn="0" w:oddVBand="0" w:evenVBand="0" w:oddHBand="1" w:evenHBand="0" w:firstRowFirstColumn="0" w:firstRowLastColumn="0" w:lastRowFirstColumn="0" w:lastRowLastColumn="0"/>
+              <w:rPr>
+                <w:rFonts w:ascii="Aptos Narrow" w:hAnsi="Aptos Narrow"/>
+                <w:color w:val="000000"/>
+              </w:rPr>
+            </w:pPr>
+            <w:r>
+              <w:rPr>
+                <w:rFonts w:ascii="Aptos Narrow" w:hAnsi="Aptos Narrow"/>
+                <w:color w:val="000000"/>
+              </w:rPr>
+              <w:t>3</w:t>
+            </w:r>
+          </w:p>
+        </w:tc>
+        <w:tc>
+          <w:tcPr>
+            <w:tcW w:w="1250" w:type="pct"/>
+            <w:vAlign w:val="bottom"/>
+          </w:tcPr>
+          <w:p>
+            <w:pPr>
+              <w:cnfStyle w:val="000000100000" w:firstRow="0" w:lastRow="0" w:firstColumn="0" w:lastColumn="0" w:oddVBand="0" w:evenVBand="0" w:oddHBand="1" w:evenHBand="0" w:firstRowFirstColumn="0" w:firstRowLastColumn="0" w:lastRowFirstColumn="0" w:lastRowLastColumn="0"/>
+            </w:pPr>
+            <w:r>
+              <w:rPr>
+                <w:rFonts w:ascii="Aptos Narrow" w:hAnsi="Aptos Narrow"/>
+                <w:color w:val="000000"/>
+              </w:rPr>
+              <w:t>2,12,25</w:t>
+            </w:r>
+          </w:p>
+        </w:tc>
+        <w:tc>
+          <w:tcPr>
+            <w:tcW w:w="1250" w:type="pct"/>
+            <w:vAlign w:val="bottom"/>
+          </w:tcPr>
+          <w:p>
+            <w:pPr>
+              <w:cnfStyle w:val="000000100000" w:firstRow="0" w:lastRow="0" w:firstColumn="0" w:lastColumn="0" w:oddVBand="0" w:evenVBand="0" w:oddHBand="1" w:evenHBand="0" w:firstRowFirstColumn="0" w:firstRowLastColumn="0" w:lastRowFirstColumn="0" w:lastRowLastColumn="0"/>
+            </w:pPr>
+            <w:r>
+              <w:rPr>
+                <w:rFonts w:ascii="Aptos Narrow" w:hAnsi="Aptos Narrow"/>
+                <w:color w:val="000000"/>
+              </w:rPr>
+              <w:t>1.026</w:t>
+            </w:r>
+          </w:p>
+        </w:tc>
+      </w:tr>
+      <w:tr>
+        <w:tc>
+          <w:tcPr>
+            <w:cnfStyle w:val="001000000000" w:firstRow="0" w:lastRow="0" w:firstColumn="1" w:lastColumn="0" w:oddVBand="0" w:evenVBand="0" w:oddHBand="0" w:evenHBand="0" w:firstRowFirstColumn="0" w:firstRowLastColumn="0" w:lastRowFirstColumn="0" w:lastRowLastColumn="0"/>
+            <w:tcW w:w="1250" w:type="pct"/>
+            <w:vAlign w:val="bottom"/>
+          </w:tcPr>
+          <w:p>
+            <w:r>
+              <w:rPr>
+                <w:rFonts w:ascii="Aptos Narrow" w:hAnsi="Aptos Narrow"/>
+                <w:color w:val="000000"/>
+              </w:rPr>
+              <w:t>62</w:t>
+            </w:r>
+          </w:p>
+        </w:tc>
+        <w:tc>
+          <w:tcPr>
+            <w:tcW w:w="1250" w:type="pct"/>
+            <w:vAlign w:val="bottom"/>
+          </w:tcPr>
+          <w:p>
+            <w:pPr>
+              <w:cnfStyle w:val="000000000000" w:firstRow="0" w:lastRow="0" w:firstColumn="0" w:lastColumn="0" w:oddVBand="0" w:evenVBand="0" w:oddHBand="0" w:evenHBand="0" w:firstRowFirstColumn="0" w:firstRowLastColumn="0" w:lastRowFirstColumn="0" w:lastRowLastColumn="0"/>
+              <w:rPr>
+                <w:rFonts w:ascii="Aptos Narrow" w:hAnsi="Aptos Narrow"/>
+                <w:color w:val="000000"/>
+              </w:rPr>
+            </w:pPr>
+            <w:r>
+              <w:rPr>
+                <w:rFonts w:ascii="Aptos Narrow" w:hAnsi="Aptos Narrow"/>
+                <w:color w:val="000000"/>
+              </w:rPr>
+              <w:t>4</w:t>
+            </w:r>
+          </w:p>
+        </w:tc>
+        <w:tc>
+          <w:tcPr>
+            <w:tcW w:w="1250" w:type="pct"/>
+            <w:vAlign w:val="bottom"/>
+          </w:tcPr>
+          <w:p>
+            <w:pPr>
+              <w:cnfStyle w:val="000000000000" w:firstRow="0" w:lastRow="0" w:firstColumn="0" w:lastColumn="0" w:oddVBand="0" w:evenVBand="0" w:oddHBand="0" w:evenHBand="0" w:firstRowFirstColumn="0" w:firstRowLastColumn="0" w:lastRowFirstColumn="0" w:lastRowLastColumn="0"/>
+            </w:pPr>
+            <w:r>
+              <w:rPr>
+                <w:rFonts w:ascii="Aptos Narrow" w:hAnsi="Aptos Narrow"/>
+                <w:color w:val="000000"/>
+              </w:rPr>
+              <w:t>2,12,21,25</w:t>
+            </w:r>
+          </w:p>
+        </w:tc>
+        <w:tc>
+          <w:tcPr>
+            <w:tcW w:w="1250" w:type="pct"/>
+            <w:vAlign w:val="bottom"/>
+          </w:tcPr>
+          <w:p>
+            <w:pPr>
+              <w:cnfStyle w:val="000000000000" w:firstRow="0" w:lastRow="0" w:firstColumn="0" w:lastColumn="0" w:oddVBand="0" w:evenVBand="0" w:oddHBand="0" w:evenHBand="0" w:firstRowFirstColumn="0" w:firstRowLastColumn="0" w:lastRowFirstColumn="0" w:lastRowLastColumn="0"/>
+            </w:pPr>
+            <w:r>
+              <w:rPr>
+                <w:rFonts w:ascii="Aptos Narrow" w:hAnsi="Aptos Narrow"/>
+                <w:color w:val="000000"/>
+              </w:rPr>
+              <w:t>0.033</w:t>
+            </w:r>
+          </w:p>
+        </w:tc>
+      </w:tr>
+      <w:tr>
+        <w:trPr>
+          <w:cnfStyle w:val="000000100000" w:firstRow="0" w:lastRow="0" w:firstColumn="0" w:lastColumn="0" w:oddVBand="0" w:evenVBand="0" w:oddHBand="1" w:evenHBand="0" w:firstRowFirstColumn="0" w:firstRowLastColumn="0" w:lastRowFirstColumn="0" w:lastRowLastColumn="0"/>
+        </w:trPr>
+        <w:tc>
+          <w:tcPr>
+            <w:cnfStyle w:val="001000000000" w:firstRow="0" w:lastRow="0" w:firstColumn="1" w:lastColumn="0" w:oddVBand="0" w:evenVBand="0" w:oddHBand="0" w:evenHBand="0" w:firstRowFirstColumn="0" w:firstRowLastColumn="0" w:lastRowFirstColumn="0" w:lastRowLastColumn="0"/>
+            <w:tcW w:w="1250" w:type="pct"/>
+            <w:vAlign w:val="bottom"/>
+          </w:tcPr>
+          <w:p>
+            <w:r>
+              <w:rPr>
+                <w:rFonts w:ascii="Aptos Narrow" w:hAnsi="Aptos Narrow"/>
+                <w:color w:val="000000"/>
+              </w:rPr>
+              <w:t>63</w:t>
+            </w:r>
+          </w:p>
+        </w:tc>
+        <w:tc>
+          <w:tcPr>
+            <w:tcW w:w="1250" w:type="pct"/>
+            <w:vAlign w:val="bottom"/>
+          </w:tcPr>
+          <w:p>
+            <w:pPr>
+              <w:cnfStyle w:val="000000100000" w:firstRow="0" w:lastRow="0" w:firstColumn="0" w:lastColumn="0" w:oddVBand="0" w:evenVBand="0" w:oddHBand="1" w:evenHBand="0" w:firstRowFirstColumn="0" w:firstRowLastColumn="0" w:lastRowFirstColumn="0" w:lastRowLastColumn="0"/>
+              <w:rPr>
+                <w:rFonts w:ascii="Aptos Narrow" w:hAnsi="Aptos Narrow"/>
+                <w:color w:val="000000"/>
+              </w:rPr>
+            </w:pPr>
+            <w:r>
+              <w:rPr>
+                <w:rFonts w:ascii="Aptos Narrow" w:hAnsi="Aptos Narrow"/>
+                <w:color w:val="000000"/>
+              </w:rPr>
+              <w:t>4</w:t>
+            </w:r>
+          </w:p>
+        </w:tc>
+        <w:tc>
+          <w:tcPr>
+            <w:tcW w:w="1250" w:type="pct"/>
+            <w:vAlign w:val="bottom"/>
+          </w:tcPr>
+          <w:p>
+            <w:pPr>
+              <w:cnfStyle w:val="000000100000" w:firstRow="0" w:lastRow="0" w:firstColumn="0" w:lastColumn="0" w:oddVBand="0" w:evenVBand="0" w:oddHBand="1" w:evenHBand="0" w:firstRowFirstColumn="0" w:firstRowLastColumn="0" w:lastRowFirstColumn="0" w:lastRowLastColumn="0"/>
+            </w:pPr>
+            <w:r>
+              <w:rPr>
+                <w:rFonts w:ascii="Aptos Narrow" w:hAnsi="Aptos Narrow"/>
+                <w:color w:val="000000"/>
+              </w:rPr>
+              <w:t>2,5,21,25</w:t>
+            </w:r>
+          </w:p>
+        </w:tc>
+        <w:tc>
+          <w:tcPr>
+            <w:tcW w:w="1250" w:type="pct"/>
+            <w:vAlign w:val="bottom"/>
+          </w:tcPr>
+          <w:p>
+            <w:pPr>
+              <w:cnfStyle w:val="000000100000" w:firstRow="0" w:lastRow="0" w:firstColumn="0" w:lastColumn="0" w:oddVBand="0" w:evenVBand="0" w:oddHBand="1" w:evenHBand="0" w:firstRowFirstColumn="0" w:firstRowLastColumn="0" w:lastRowFirstColumn="0" w:lastRowLastColumn="0"/>
+            </w:pPr>
+            <w:r>
+              <w:rPr>
+                <w:rFonts w:ascii="Aptos Narrow" w:hAnsi="Aptos Narrow"/>
+                <w:color w:val="000000"/>
+              </w:rPr>
+              <w:t>0.005</w:t>
+            </w:r>
+          </w:p>
+        </w:tc>
+      </w:tr>
+      <w:tr>
+        <w:tc>
+          <w:tcPr>
+            <w:cnfStyle w:val="001000000000" w:firstRow="0" w:lastRow="0" w:firstColumn="1" w:lastColumn="0" w:oddVBand="0" w:evenVBand="0" w:oddHBand="0" w:evenHBand="0" w:firstRowFirstColumn="0" w:firstRowLastColumn="0" w:lastRowFirstColumn="0" w:lastRowLastColumn="0"/>
+            <w:tcW w:w="1250" w:type="pct"/>
+            <w:vAlign w:val="bottom"/>
+          </w:tcPr>
+          <w:p>
+            <w:r>
+              <w:rPr>
+                <w:rFonts w:ascii="Aptos Narrow" w:hAnsi="Aptos Narrow"/>
+                <w:color w:val="000000"/>
+              </w:rPr>
+              <w:t>64</w:t>
+            </w:r>
+          </w:p>
+        </w:tc>
+        <w:tc>
+          <w:tcPr>
+            <w:tcW w:w="1250" w:type="pct"/>
+            <w:vAlign w:val="bottom"/>
+          </w:tcPr>
+          <w:p>
+            <w:pPr>
+              <w:cnfStyle w:val="000000000000" w:firstRow="0" w:lastRow="0" w:firstColumn="0" w:lastColumn="0" w:oddVBand="0" w:evenVBand="0" w:oddHBand="0" w:evenHBand="0" w:firstRowFirstColumn="0" w:firstRowLastColumn="0" w:lastRowFirstColumn="0" w:lastRowLastColumn="0"/>
+              <w:rPr>
+                <w:rFonts w:ascii="Aptos Narrow" w:hAnsi="Aptos Narrow"/>
+                <w:color w:val="000000"/>
+              </w:rPr>
+            </w:pPr>
+            <w:r>
+              <w:rPr>
+                <w:rFonts w:ascii="Aptos Narrow" w:hAnsi="Aptos Narrow"/>
+                <w:color w:val="000000"/>
+              </w:rPr>
+              <w:t>3</w:t>
+            </w:r>
+          </w:p>
+        </w:tc>
+        <w:tc>
+          <w:tcPr>
+            <w:tcW w:w="1250" w:type="pct"/>
+            <w:vAlign w:val="bottom"/>
+          </w:tcPr>
+          <w:p>
+            <w:pPr>
+              <w:cnfStyle w:val="000000000000" w:firstRow="0" w:lastRow="0" w:firstColumn="0" w:lastColumn="0" w:oddVBand="0" w:evenVBand="0" w:oddHBand="0" w:evenHBand="0" w:firstRowFirstColumn="0" w:firstRowLastColumn="0" w:lastRowFirstColumn="0" w:lastRowLastColumn="0"/>
+            </w:pPr>
+            <w:r>
+              <w:rPr>
+                <w:rFonts w:ascii="Aptos Narrow" w:hAnsi="Aptos Narrow"/>
+                <w:color w:val="000000"/>
+              </w:rPr>
+              <w:t>2,5,25</w:t>
+            </w:r>
+          </w:p>
+        </w:tc>
+        <w:tc>
+          <w:tcPr>
+            <w:tcW w:w="1250" w:type="pct"/>
+            <w:vAlign w:val="bottom"/>
+          </w:tcPr>
+          <w:p>
+            <w:pPr>
+              <w:cnfStyle w:val="000000000000" w:firstRow="0" w:lastRow="0" w:firstColumn="0" w:lastColumn="0" w:oddVBand="0" w:evenVBand="0" w:oddHBand="0" w:evenHBand="0" w:firstRowFirstColumn="0" w:firstRowLastColumn="0" w:lastRowFirstColumn="0" w:lastRowLastColumn="0"/>
+            </w:pPr>
+            <w:r>
+              <w:rPr>
+                <w:rFonts w:ascii="Aptos Narrow" w:hAnsi="Aptos Narrow"/>
+                <w:color w:val="000000"/>
+              </w:rPr>
+              <w:t>0.121</w:t>
+            </w:r>
+          </w:p>
+        </w:tc>
+      </w:tr>
+      <w:tr>
+        <w:trPr>
+          <w:cnfStyle w:val="000000100000" w:firstRow="0" w:lastRow="0" w:firstColumn="0" w:lastColumn="0" w:oddVBand="0" w:evenVBand="0" w:oddHBand="1" w:evenHBand="0" w:firstRowFirstColumn="0" w:firstRowLastColumn="0" w:lastRowFirstColumn="0" w:lastRowLastColumn="0"/>
+        </w:trPr>
+        <w:tc>
+          <w:tcPr>
+            <w:cnfStyle w:val="001000000000" w:firstRow="0" w:lastRow="0" w:firstColumn="1" w:lastColumn="0" w:oddVBand="0" w:evenVBand="0" w:oddHBand="0" w:evenHBand="0" w:firstRowFirstColumn="0" w:firstRowLastColumn="0" w:lastRowFirstColumn="0" w:lastRowLastColumn="0"/>
+            <w:tcW w:w="1250" w:type="pct"/>
+            <w:vAlign w:val="bottom"/>
+          </w:tcPr>
+          <w:p>
+            <w:r>
+              <w:rPr>
+                <w:rFonts w:ascii="Aptos Narrow" w:hAnsi="Aptos Narrow"/>
+                <w:color w:val="000000"/>
+              </w:rPr>
+              <w:t>65</w:t>
+            </w:r>
+          </w:p>
+        </w:tc>
+        <w:tc>
+          <w:tcPr>
+            <w:tcW w:w="1250" w:type="pct"/>
+            <w:vAlign w:val="bottom"/>
+          </w:tcPr>
+          <w:p>
+            <w:pPr>
+              <w:cnfStyle w:val="000000100000" w:firstRow="0" w:lastRow="0" w:firstColumn="0" w:lastColumn="0" w:oddVBand="0" w:evenVBand="0" w:oddHBand="1" w:evenHBand="0" w:firstRowFirstColumn="0" w:firstRowLastColumn="0" w:lastRowFirstColumn="0" w:lastRowLastColumn="0"/>
+              <w:rPr>
+                <w:rFonts w:ascii="Aptos Narrow" w:hAnsi="Aptos Narrow"/>
+                <w:color w:val="000000"/>
+              </w:rPr>
+            </w:pPr>
+            <w:r>
+              <w:rPr>
+                <w:rFonts w:ascii="Aptos Narrow" w:hAnsi="Aptos Narrow"/>
+                <w:color w:val="000000"/>
+              </w:rPr>
+              <w:t>4</w:t>
+            </w:r>
+          </w:p>
+        </w:tc>
+        <w:tc>
+          <w:tcPr>
+            <w:tcW w:w="1250" w:type="pct"/>
+            <w:vAlign w:val="bottom"/>
+          </w:tcPr>
+          <w:p>
+            <w:pPr>
+              <w:cnfStyle w:val="000000100000" w:firstRow="0" w:lastRow="0" w:firstColumn="0" w:lastColumn="0" w:oddVBand="0" w:evenVBand="0" w:oddHBand="1" w:evenHBand="0" w:firstRowFirstColumn="0" w:firstRowLastColumn="0" w:lastRowFirstColumn="0" w:lastRowLastColumn="0"/>
+            </w:pPr>
+            <w:r>
+              <w:rPr>
+                <w:rFonts w:ascii="Aptos Narrow" w:hAnsi="Aptos Narrow"/>
+                <w:color w:val="000000"/>
+              </w:rPr>
+              <w:t>2,5,12,25</w:t>
+            </w:r>
+          </w:p>
+        </w:tc>
+        <w:tc>
+          <w:tcPr>
+            <w:tcW w:w="1250" w:type="pct"/>
+            <w:vAlign w:val="bottom"/>
+          </w:tcPr>
+          <w:p>
+            <w:pPr>
+              <w:cnfStyle w:val="000000100000" w:firstRow="0" w:lastRow="0" w:firstColumn="0" w:lastColumn="0" w:oddVBand="0" w:evenVBand="0" w:oddHBand="1" w:evenHBand="0" w:firstRowFirstColumn="0" w:firstRowLastColumn="0" w:lastRowFirstColumn="0" w:lastRowLastColumn="0"/>
+            </w:pPr>
+            <w:r>
+              <w:rPr>
+                <w:rFonts w:ascii="Aptos Narrow" w:hAnsi="Aptos Narrow"/>
+                <w:color w:val="000000"/>
+              </w:rPr>
+              <w:t>0.738</w:t>
+            </w:r>
+          </w:p>
+        </w:tc>
+      </w:tr>
+      <w:tr>
+        <w:tc>
+          <w:tcPr>
+            <w:cnfStyle w:val="001000000000" w:firstRow="0" w:lastRow="0" w:firstColumn="1" w:lastColumn="0" w:oddVBand="0" w:evenVBand="0" w:oddHBand="0" w:evenHBand="0" w:firstRowFirstColumn="0" w:firstRowLastColumn="0" w:lastRowFirstColumn="0" w:lastRowLastColumn="0"/>
+            <w:tcW w:w="1250" w:type="pct"/>
+            <w:vAlign w:val="bottom"/>
+          </w:tcPr>
+          <w:p>
+            <w:r>
+              <w:rPr>
+                <w:rFonts w:ascii="Aptos Narrow" w:hAnsi="Aptos Narrow"/>
+                <w:color w:val="000000"/>
+              </w:rPr>
+              <w:t>66</w:t>
+            </w:r>
+          </w:p>
+        </w:tc>
+        <w:tc>
+          <w:tcPr>
+            <w:tcW w:w="1250" w:type="pct"/>
+            <w:vAlign w:val="bottom"/>
+          </w:tcPr>
+          <w:p>
+            <w:pPr>
+              <w:cnfStyle w:val="000000000000" w:firstRow="0" w:lastRow="0" w:firstColumn="0" w:lastColumn="0" w:oddVBand="0" w:evenVBand="0" w:oddHBand="0" w:evenHBand="0" w:firstRowFirstColumn="0" w:firstRowLastColumn="0" w:lastRowFirstColumn="0" w:lastRowLastColumn="0"/>
+              <w:rPr>
+                <w:rFonts w:ascii="Aptos Narrow" w:hAnsi="Aptos Narrow"/>
+                <w:color w:val="000000"/>
+              </w:rPr>
+            </w:pPr>
+            <w:r>
+              <w:rPr>
+                <w:rFonts w:ascii="Aptos Narrow" w:hAnsi="Aptos Narrow"/>
+                <w:color w:val="000000"/>
+              </w:rPr>
+              <w:t>5</w:t>
+            </w:r>
+          </w:p>
+        </w:tc>
+        <w:tc>
+          <w:tcPr>
+            <w:tcW w:w="1250" w:type="pct"/>
+            <w:vAlign w:val="bottom"/>
+          </w:tcPr>
+          <w:p>
+            <w:pPr>
+              <w:cnfStyle w:val="000000000000" w:firstRow="0" w:lastRow="0" w:firstColumn="0" w:lastColumn="0" w:oddVBand="0" w:evenVBand="0" w:oddHBand="0" w:evenHBand="0" w:firstRowFirstColumn="0" w:firstRowLastColumn="0" w:lastRowFirstColumn="0" w:lastRowLastColumn="0"/>
+            </w:pPr>
+            <w:r>
+              <w:rPr>
+                <w:rFonts w:ascii="Aptos Narrow" w:hAnsi="Aptos Narrow"/>
+                <w:color w:val="000000"/>
+              </w:rPr>
+              <w:t>2,5,6,12,25</w:t>
+            </w:r>
+          </w:p>
+        </w:tc>
+        <w:tc>
+          <w:tcPr>
+            <w:tcW w:w="1250" w:type="pct"/>
+            <w:vAlign w:val="bottom"/>
+          </w:tcPr>
+          <w:p>
+            <w:pPr>
+              <w:cnfStyle w:val="000000000000" w:firstRow="0" w:lastRow="0" w:firstColumn="0" w:lastColumn="0" w:oddVBand="0" w:evenVBand="0" w:oddHBand="0" w:evenHBand="0" w:firstRowFirstColumn="0" w:firstRowLastColumn="0" w:lastRowFirstColumn="0" w:lastRowLastColumn="0"/>
+            </w:pPr>
+            <w:r>
+              <w:rPr>
+                <w:rFonts w:ascii="Aptos Narrow" w:hAnsi="Aptos Narrow"/>
+                <w:color w:val="000000"/>
+              </w:rPr>
+              <w:t>0.008</w:t>
+            </w:r>
+          </w:p>
+        </w:tc>
+      </w:tr>
+      <w:tr>
+        <w:trPr>
+          <w:cnfStyle w:val="000000100000" w:firstRow="0" w:lastRow="0" w:firstColumn="0" w:lastColumn="0" w:oddVBand="0" w:evenVBand="0" w:oddHBand="1" w:evenHBand="0" w:firstRowFirstColumn="0" w:firstRowLastColumn="0" w:lastRowFirstColumn="0" w:lastRowLastColumn="0"/>
+        </w:trPr>
+        <w:tc>
+          <w:tcPr>
+            <w:cnfStyle w:val="001000000000" w:firstRow="0" w:lastRow="0" w:firstColumn="1" w:lastColumn="0" w:oddVBand="0" w:evenVBand="0" w:oddHBand="0" w:evenHBand="0" w:firstRowFirstColumn="0" w:firstRowLastColumn="0" w:lastRowFirstColumn="0" w:lastRowLastColumn="0"/>
+            <w:tcW w:w="1250" w:type="pct"/>
+            <w:vAlign w:val="bottom"/>
+          </w:tcPr>
+          <w:p>
+            <w:r>
+              <w:rPr>
+                <w:rFonts w:ascii="Aptos Narrow" w:hAnsi="Aptos Narrow"/>
+                <w:color w:val="000000"/>
+              </w:rPr>
+              <w:t>67</w:t>
+            </w:r>
+          </w:p>
+        </w:tc>
+        <w:tc>
+          <w:tcPr>
+            <w:tcW w:w="1250" w:type="pct"/>
+            <w:vAlign w:val="bottom"/>
+          </w:tcPr>
+          <w:p>
+            <w:pPr>
+              <w:cnfStyle w:val="000000100000" w:firstRow="0" w:lastRow="0" w:firstColumn="0" w:lastColumn="0" w:oddVBand="0" w:evenVBand="0" w:oddHBand="1" w:evenHBand="0" w:firstRowFirstColumn="0" w:firstRowLastColumn="0" w:lastRowFirstColumn="0" w:lastRowLastColumn="0"/>
+              <w:rPr>
+                <w:rFonts w:ascii="Aptos Narrow" w:hAnsi="Aptos Narrow"/>
+                <w:color w:val="000000"/>
+              </w:rPr>
+            </w:pPr>
+            <w:r>
+              <w:rPr>
+                <w:rFonts w:ascii="Aptos Narrow" w:hAnsi="Aptos Narrow"/>
+                <w:color w:val="000000"/>
+              </w:rPr>
+              <w:t>2</w:t>
+            </w:r>
+          </w:p>
+        </w:tc>
+        <w:tc>
+          <w:tcPr>
+            <w:tcW w:w="1250" w:type="pct"/>
+            <w:vAlign w:val="bottom"/>
+          </w:tcPr>
+          <w:p>
+            <w:pPr>
+              <w:cnfStyle w:val="000000100000" w:firstRow="0" w:lastRow="0" w:firstColumn="0" w:lastColumn="0" w:oddVBand="0" w:evenVBand="0" w:oddHBand="1" w:evenHBand="0" w:firstRowFirstColumn="0" w:firstRowLastColumn="0" w:lastRowFirstColumn="0" w:lastRowLastColumn="0"/>
+            </w:pPr>
+            <w:r>
+              <w:rPr>
+                <w:rFonts w:ascii="Aptos Narrow" w:hAnsi="Aptos Narrow"/>
+                <w:color w:val="000000"/>
+              </w:rPr>
+              <w:t>12,25</w:t>
+            </w:r>
+          </w:p>
+        </w:tc>
+        <w:tc>
+          <w:tcPr>
+            <w:tcW w:w="1250" w:type="pct"/>
+            <w:vAlign w:val="bottom"/>
+          </w:tcPr>
+          <w:p>
+            <w:pPr>
+              <w:cnfStyle w:val="000000100000" w:firstRow="0" w:lastRow="0" w:firstColumn="0" w:lastColumn="0" w:oddVBand="0" w:evenVBand="0" w:oddHBand="1" w:evenHBand="0" w:firstRowFirstColumn="0" w:firstRowLastColumn="0" w:lastRowFirstColumn="0" w:lastRowLastColumn="0"/>
+            </w:pPr>
+            <w:r>
+              <w:rPr>
+                <w:rFonts w:ascii="Aptos Narrow" w:hAnsi="Aptos Narrow"/>
+                <w:color w:val="000000"/>
+              </w:rPr>
+              <w:t>0.173</w:t>
+            </w:r>
+          </w:p>
+        </w:tc>
+      </w:tr>
+      <w:tr>
+        <w:tc>
+          <w:tcPr>
+            <w:cnfStyle w:val="001000000000" w:firstRow="0" w:lastRow="0" w:firstColumn="1" w:lastColumn="0" w:oddVBand="0" w:evenVBand="0" w:oddHBand="0" w:evenHBand="0" w:firstRowFirstColumn="0" w:firstRowLastColumn="0" w:lastRowFirstColumn="0" w:lastRowLastColumn="0"/>
+            <w:tcW w:w="1250" w:type="pct"/>
+            <w:vAlign w:val="bottom"/>
+          </w:tcPr>
+          <w:p>
+            <w:r>
+              <w:rPr>
+                <w:rFonts w:ascii="Aptos Narrow" w:hAnsi="Aptos Narrow"/>
+                <w:color w:val="000000"/>
+              </w:rPr>
+              <w:t>68</w:t>
+            </w:r>
+          </w:p>
+        </w:tc>
+        <w:tc>
+          <w:tcPr>
+            <w:tcW w:w="1250" w:type="pct"/>
+            <w:vAlign w:val="bottom"/>
+          </w:tcPr>
+          <w:p>
+            <w:pPr>
+              <w:cnfStyle w:val="000000000000" w:firstRow="0" w:lastRow="0" w:firstColumn="0" w:lastColumn="0" w:oddVBand="0" w:evenVBand="0" w:oddHBand="0" w:evenHBand="0" w:firstRowFirstColumn="0" w:firstRowLastColumn="0" w:lastRowFirstColumn="0" w:lastRowLastColumn="0"/>
+              <w:rPr>
+                <w:rFonts w:ascii="Aptos Narrow" w:hAnsi="Aptos Narrow"/>
+                <w:color w:val="000000"/>
+              </w:rPr>
+            </w:pPr>
+            <w:r>
+              <w:rPr>
+                <w:rFonts w:ascii="Aptos Narrow" w:hAnsi="Aptos Narrow"/>
+                <w:color w:val="000000"/>
+              </w:rPr>
+              <w:t>2</w:t>
+            </w:r>
+          </w:p>
+        </w:tc>
+        <w:tc>
+          <w:tcPr>
+            <w:tcW w:w="1250" w:type="pct"/>
+            <w:vAlign w:val="bottom"/>
+          </w:tcPr>
+          <w:p>
+            <w:pPr>
+              <w:cnfStyle w:val="000000000000" w:firstRow="0" w:lastRow="0" w:firstColumn="0" w:lastColumn="0" w:oddVBand="0" w:evenVBand="0" w:oddHBand="0" w:evenHBand="0" w:firstRowFirstColumn="0" w:firstRowLastColumn="0" w:lastRowFirstColumn="0" w:lastRowLastColumn="0"/>
+            </w:pPr>
+            <w:r>
+              <w:rPr>
+                <w:rFonts w:ascii="Aptos Narrow" w:hAnsi="Aptos Narrow"/>
+                <w:color w:val="000000"/>
+              </w:rPr>
+              <w:t>12,25</w:t>
+            </w:r>
+          </w:p>
+        </w:tc>
+        <w:tc>
+          <w:tcPr>
+            <w:tcW w:w="1250" w:type="pct"/>
+            <w:vAlign w:val="bottom"/>
+          </w:tcPr>
+          <w:p>
+            <w:pPr>
+              <w:cnfStyle w:val="000000000000" w:firstRow="0" w:lastRow="0" w:firstColumn="0" w:lastColumn="0" w:oddVBand="0" w:evenVBand="0" w:oddHBand="0" w:evenHBand="0" w:firstRowFirstColumn="0" w:firstRowLastColumn="0" w:lastRowFirstColumn="0" w:lastRowLastColumn="0"/>
+            </w:pPr>
+            <w:r>
+              <w:rPr>
+                <w:rFonts w:ascii="Aptos Narrow" w:hAnsi="Aptos Narrow"/>
+                <w:color w:val="000000"/>
+              </w:rPr>
+              <w:t>0.173</w:t>
+            </w:r>
+          </w:p>
+        </w:tc>
+      </w:tr>
+      <w:tr>
+        <w:trPr>
+          <w:cnfStyle w:val="000000100000" w:firstRow="0" w:lastRow="0" w:firstColumn="0" w:lastColumn="0" w:oddVBand="0" w:evenVBand="0" w:oddHBand="1" w:evenHBand="0" w:firstRowFirstColumn="0" w:firstRowLastColumn="0" w:lastRowFirstColumn="0" w:lastRowLastColumn="0"/>
+        </w:trPr>
+        <w:tc>
+          <w:tcPr>
+            <w:cnfStyle w:val="001000000000" w:firstRow="0" w:lastRow="0" w:firstColumn="1" w:lastColumn="0" w:oddVBand="0" w:evenVBand="0" w:oddHBand="0" w:evenHBand="0" w:firstRowFirstColumn="0" w:firstRowLastColumn="0" w:lastRowFirstColumn="0" w:lastRowLastColumn="0"/>
+            <w:tcW w:w="1250" w:type="pct"/>
+            <w:vAlign w:val="bottom"/>
+          </w:tcPr>
+          <w:p>
+            <w:r>
+              <w:rPr>
+                <w:rFonts w:ascii="Aptos Narrow" w:hAnsi="Aptos Narrow"/>
+                <w:color w:val="000000"/>
+              </w:rPr>
+              <w:t>69</w:t>
+            </w:r>
+          </w:p>
+        </w:tc>
+        <w:tc>
+          <w:tcPr>
+            <w:tcW w:w="1250" w:type="pct"/>
+            <w:vAlign w:val="bottom"/>
+          </w:tcPr>
+          <w:p>
+            <w:pPr>
+              <w:cnfStyle w:val="000000100000" w:firstRow="0" w:lastRow="0" w:firstColumn="0" w:lastColumn="0" w:oddVBand="0" w:evenVBand="0" w:oddHBand="1" w:evenHBand="0" w:firstRowFirstColumn="0" w:firstRowLastColumn="0" w:lastRowFirstColumn="0" w:lastRowLastColumn="0"/>
+              <w:rPr>
+                <w:rFonts w:ascii="Aptos Narrow" w:hAnsi="Aptos Narrow"/>
+                <w:color w:val="000000"/>
+              </w:rPr>
+            </w:pPr>
+            <w:r>
+              <w:rPr>
+                <w:rFonts w:ascii="Aptos Narrow" w:hAnsi="Aptos Narrow"/>
+                <w:color w:val="000000"/>
+              </w:rPr>
+              <w:t>4</w:t>
+            </w:r>
+          </w:p>
+        </w:tc>
+        <w:tc>
+          <w:tcPr>
+            <w:tcW w:w="1250" w:type="pct"/>
+            <w:vAlign w:val="bottom"/>
+          </w:tcPr>
+          <w:p>
+            <w:pPr>
+              <w:cnfStyle w:val="000000100000" w:firstRow="0" w:lastRow="0" w:firstColumn="0" w:lastColumn="0" w:oddVBand="0" w:evenVBand="0" w:oddHBand="1" w:evenHBand="0" w:firstRowFirstColumn="0" w:firstRowLastColumn="0" w:lastRowFirstColumn="0" w:lastRowLastColumn="0"/>
+            </w:pPr>
+            <w:r>
+              <w:rPr>
+                <w:rFonts w:ascii="Aptos Narrow" w:hAnsi="Aptos Narrow"/>
+                <w:color w:val="000000"/>
+              </w:rPr>
+              <w:t>5,6,12,25</w:t>
+            </w:r>
+          </w:p>
+        </w:tc>
+        <w:tc>
+          <w:tcPr>
+            <w:tcW w:w="1250" w:type="pct"/>
+            <w:vAlign w:val="bottom"/>
+          </w:tcPr>
+          <w:p>
+            <w:pPr>
+              <w:cnfStyle w:val="000000100000" w:firstRow="0" w:lastRow="0" w:firstColumn="0" w:lastColumn="0" w:oddVBand="0" w:evenVBand="0" w:oddHBand="1" w:evenHBand="0" w:firstRowFirstColumn="0" w:firstRowLastColumn="0" w:lastRowFirstColumn="0" w:lastRowLastColumn="0"/>
+            </w:pPr>
+            <w:r>
+              <w:rPr>
+                <w:rFonts w:ascii="Aptos Narrow" w:hAnsi="Aptos Narrow"/>
+                <w:color w:val="000000"/>
+              </w:rPr>
+              <w:t>0</w:t>
+            </w:r>
+          </w:p>
+        </w:tc>
+      </w:tr>
+      <w:tr>
+        <w:tc>
+          <w:tcPr>
+            <w:cnfStyle w:val="001000000000" w:firstRow="0" w:lastRow="0" w:firstColumn="1" w:lastColumn="0" w:oddVBand="0" w:evenVBand="0" w:oddHBand="0" w:evenHBand="0" w:firstRowFirstColumn="0" w:firstRowLastColumn="0" w:lastRowFirstColumn="0" w:lastRowLastColumn="0"/>
+            <w:tcW w:w="1250" w:type="pct"/>
+            <w:vAlign w:val="bottom"/>
+          </w:tcPr>
+          <w:p>
+            <w:r>
+              <w:rPr>
+                <w:rFonts w:ascii="Aptos Narrow" w:hAnsi="Aptos Narrow"/>
+                <w:color w:val="000000"/>
+              </w:rPr>
+              <w:t>70</w:t>
+            </w:r>
+          </w:p>
+        </w:tc>
+        <w:tc>
+          <w:tcPr>
+            <w:tcW w:w="1250" w:type="pct"/>
+            <w:vAlign w:val="bottom"/>
+          </w:tcPr>
+          <w:p>
+            <w:pPr>
+              <w:cnfStyle w:val="000000000000" w:firstRow="0" w:lastRow="0" w:firstColumn="0" w:lastColumn="0" w:oddVBand="0" w:evenVBand="0" w:oddHBand="0" w:evenHBand="0" w:firstRowFirstColumn="0" w:firstRowLastColumn="0" w:lastRowFirstColumn="0" w:lastRowLastColumn="0"/>
+              <w:rPr>
+                <w:rFonts w:ascii="Aptos Narrow" w:hAnsi="Aptos Narrow"/>
+                <w:color w:val="000000"/>
+              </w:rPr>
+            </w:pPr>
+            <w:r>
+              <w:rPr>
+                <w:rFonts w:ascii="Aptos Narrow" w:hAnsi="Aptos Narrow"/>
+                <w:color w:val="000000"/>
+              </w:rPr>
+              <w:t>3</w:t>
+            </w:r>
+          </w:p>
+        </w:tc>
+        <w:tc>
+          <w:tcPr>
+            <w:tcW w:w="1250" w:type="pct"/>
+            <w:vAlign w:val="bottom"/>
+          </w:tcPr>
+          <w:p>
+            <w:pPr>
+              <w:cnfStyle w:val="000000000000" w:firstRow="0" w:lastRow="0" w:firstColumn="0" w:lastColumn="0" w:oddVBand="0" w:evenVBand="0" w:oddHBand="0" w:evenHBand="0" w:firstRowFirstColumn="0" w:firstRowLastColumn="0" w:lastRowFirstColumn="0" w:lastRowLastColumn="0"/>
+            </w:pPr>
+            <w:r>
+              <w:rPr>
+                <w:rFonts w:ascii="Aptos Narrow" w:hAnsi="Aptos Narrow"/>
+                <w:color w:val="000000"/>
+              </w:rPr>
+              <w:t>5,12,25</w:t>
+            </w:r>
+          </w:p>
+        </w:tc>
+        <w:tc>
+          <w:tcPr>
+            <w:tcW w:w="1250" w:type="pct"/>
+            <w:vAlign w:val="bottom"/>
+          </w:tcPr>
+          <w:p>
+            <w:pPr>
+              <w:cnfStyle w:val="000000000000" w:firstRow="0" w:lastRow="0" w:firstColumn="0" w:lastColumn="0" w:oddVBand="0" w:evenVBand="0" w:oddHBand="0" w:evenHBand="0" w:firstRowFirstColumn="0" w:firstRowLastColumn="0" w:lastRowFirstColumn="0" w:lastRowLastColumn="0"/>
+            </w:pPr>
+            <w:r>
+              <w:rPr>
+                <w:rFonts w:ascii="Aptos Narrow" w:hAnsi="Aptos Narrow"/>
+                <w:color w:val="000000"/>
+              </w:rPr>
+              <w:t>0.005</w:t>
+            </w:r>
+          </w:p>
+        </w:tc>
+      </w:tr>
+      <w:tr>
+        <w:trPr>
+          <w:cnfStyle w:val="000000100000" w:firstRow="0" w:lastRow="0" w:firstColumn="0" w:lastColumn="0" w:oddVBand="0" w:evenVBand="0" w:oddHBand="1" w:evenHBand="0" w:firstRowFirstColumn="0" w:firstRowLastColumn="0" w:lastRowFirstColumn="0" w:lastRowLastColumn="0"/>
+        </w:trPr>
+        <w:tc>
+          <w:tcPr>
+            <w:cnfStyle w:val="001000000000" w:firstRow="0" w:lastRow="0" w:firstColumn="1" w:lastColumn="0" w:oddVBand="0" w:evenVBand="0" w:oddHBand="0" w:evenHBand="0" w:firstRowFirstColumn="0" w:firstRowLastColumn="0" w:lastRowFirstColumn="0" w:lastRowLastColumn="0"/>
+            <w:tcW w:w="1250" w:type="pct"/>
+            <w:vAlign w:val="bottom"/>
+          </w:tcPr>
+          <w:p>
+            <w:r>
+              <w:rPr>
+                <w:rFonts w:ascii="Aptos Narrow" w:hAnsi="Aptos Narrow"/>
+                <w:color w:val="000000"/>
+              </w:rPr>
+              <w:t>71</w:t>
+            </w:r>
+          </w:p>
+        </w:tc>
+        <w:tc>
+          <w:tcPr>
+            <w:tcW w:w="1250" w:type="pct"/>
+            <w:vAlign w:val="bottom"/>
+          </w:tcPr>
+          <w:p>
+            <w:pPr>
+              <w:cnfStyle w:val="000000100000" w:firstRow="0" w:lastRow="0" w:firstColumn="0" w:lastColumn="0" w:oddVBand="0" w:evenVBand="0" w:oddHBand="1" w:evenHBand="0" w:firstRowFirstColumn="0" w:firstRowLastColumn="0" w:lastRowFirstColumn="0" w:lastRowLastColumn="0"/>
+              <w:rPr>
+                <w:rFonts w:ascii="Aptos Narrow" w:hAnsi="Aptos Narrow"/>
+                <w:color w:val="000000"/>
+              </w:rPr>
+            </w:pPr>
+            <w:r>
+              <w:rPr>
+                <w:rFonts w:ascii="Aptos Narrow" w:hAnsi="Aptos Narrow"/>
+                <w:color w:val="000000"/>
+              </w:rPr>
+              <w:t>2</w:t>
+            </w:r>
+          </w:p>
+        </w:tc>
+        <w:tc>
+          <w:tcPr>
+            <w:tcW w:w="1250" w:type="pct"/>
+            <w:vAlign w:val="bottom"/>
+          </w:tcPr>
+          <w:p>
+            <w:pPr>
+              <w:cnfStyle w:val="000000100000" w:firstRow="0" w:lastRow="0" w:firstColumn="0" w:lastColumn="0" w:oddVBand="0" w:evenVBand="0" w:oddHBand="1" w:evenHBand="0" w:firstRowFirstColumn="0" w:firstRowLastColumn="0" w:lastRowFirstColumn="0" w:lastRowLastColumn="0"/>
+            </w:pPr>
+            <w:r>
+              <w:rPr>
+                <w:rFonts w:ascii="Aptos Narrow" w:hAnsi="Aptos Narrow"/>
+                <w:color w:val="000000"/>
+              </w:rPr>
+              <w:t>5,25</w:t>
+            </w:r>
+          </w:p>
+        </w:tc>
+        <w:tc>
+          <w:tcPr>
+            <w:tcW w:w="1250" w:type="pct"/>
+            <w:vAlign w:val="bottom"/>
+          </w:tcPr>
+          <w:p>
+            <w:pPr>
+              <w:cnfStyle w:val="000000100000" w:firstRow="0" w:lastRow="0" w:firstColumn="0" w:lastColumn="0" w:oddVBand="0" w:evenVBand="0" w:oddHBand="1" w:evenHBand="0" w:firstRowFirstColumn="0" w:firstRowLastColumn="0" w:lastRowFirstColumn="0" w:lastRowLastColumn="0"/>
+            </w:pPr>
+            <w:r>
+              <w:rPr>
+                <w:rFonts w:ascii="Aptos Narrow" w:hAnsi="Aptos Narrow"/>
+                <w:color w:val="000000"/>
+              </w:rPr>
+              <w:t>0.029</w:t>
+            </w:r>
+          </w:p>
+        </w:tc>
+      </w:tr>
+      <w:tr>
+        <w:tc>
+          <w:tcPr>
+            <w:cnfStyle w:val="001000000000" w:firstRow="0" w:lastRow="0" w:firstColumn="1" w:lastColumn="0" w:oddVBand="0" w:evenVBand="0" w:oddHBand="0" w:evenHBand="0" w:firstRowFirstColumn="0" w:firstRowLastColumn="0" w:lastRowFirstColumn="0" w:lastRowLastColumn="0"/>
+            <w:tcW w:w="1250" w:type="pct"/>
+            <w:vAlign w:val="bottom"/>
+          </w:tcPr>
+          <w:p>
+            <w:r>
+              <w:rPr>
+                <w:rFonts w:ascii="Aptos Narrow" w:hAnsi="Aptos Narrow"/>
+                <w:color w:val="000000"/>
+              </w:rPr>
+              <w:t>72</w:t>
+            </w:r>
+          </w:p>
+        </w:tc>
+        <w:tc>
+          <w:tcPr>
+            <w:tcW w:w="1250" w:type="pct"/>
+            <w:vAlign w:val="bottom"/>
+          </w:tcPr>
+          <w:p>
+            <w:pPr>
+              <w:cnfStyle w:val="000000000000" w:firstRow="0" w:lastRow="0" w:firstColumn="0" w:lastColumn="0" w:oddVBand="0" w:evenVBand="0" w:oddHBand="0" w:evenHBand="0" w:firstRowFirstColumn="0" w:firstRowLastColumn="0" w:lastRowFirstColumn="0" w:lastRowLastColumn="0"/>
+              <w:rPr>
+                <w:rFonts w:ascii="Aptos Narrow" w:hAnsi="Aptos Narrow"/>
+                <w:color w:val="000000"/>
+              </w:rPr>
+            </w:pPr>
+            <w:r>
+              <w:rPr>
+                <w:rFonts w:ascii="Aptos Narrow" w:hAnsi="Aptos Narrow"/>
+                <w:color w:val="000000"/>
+              </w:rPr>
+              <w:t>3</w:t>
+            </w:r>
+          </w:p>
+        </w:tc>
+        <w:tc>
+          <w:tcPr>
+            <w:tcW w:w="1250" w:type="pct"/>
+            <w:vAlign w:val="bottom"/>
+          </w:tcPr>
+          <w:p>
+            <w:pPr>
+              <w:cnfStyle w:val="000000000000" w:firstRow="0" w:lastRow="0" w:firstColumn="0" w:lastColumn="0" w:oddVBand="0" w:evenVBand="0" w:oddHBand="0" w:evenHBand="0" w:firstRowFirstColumn="0" w:firstRowLastColumn="0" w:lastRowFirstColumn="0" w:lastRowLastColumn="0"/>
+            </w:pPr>
+            <w:r>
+              <w:rPr>
+                <w:rFonts w:ascii="Aptos Narrow" w:hAnsi="Aptos Narrow"/>
+                <w:color w:val="000000"/>
+              </w:rPr>
+              <w:t>2,13,26</w:t>
+            </w:r>
+          </w:p>
+        </w:tc>
+        <w:tc>
+          <w:tcPr>
+            <w:tcW w:w="1250" w:type="pct"/>
+            <w:vAlign w:val="bottom"/>
+          </w:tcPr>
+          <w:p>
+            <w:pPr>
+              <w:cnfStyle w:val="000000000000" w:firstRow="0" w:lastRow="0" w:firstColumn="0" w:lastColumn="0" w:oddVBand="0" w:evenVBand="0" w:oddHBand="0" w:evenHBand="0" w:firstRowFirstColumn="0" w:firstRowLastColumn="0" w:lastRowFirstColumn="0" w:lastRowLastColumn="0"/>
+            </w:pPr>
+            <w:r>
+              <w:rPr>
+                <w:rFonts w:ascii="Aptos Narrow" w:hAnsi="Aptos Narrow"/>
+                <w:color w:val="000000"/>
+              </w:rPr>
+              <w:t>0.116</w:t>
+            </w:r>
+          </w:p>
+        </w:tc>
+      </w:tr>
+      <w:tr>
+        <w:trPr>
+          <w:cnfStyle w:val="000000100000" w:firstRow="0" w:lastRow="0" w:firstColumn="0" w:lastColumn="0" w:oddVBand="0" w:evenVBand="0" w:oddHBand="1" w:evenHBand="0" w:firstRowFirstColumn="0" w:firstRowLastColumn="0" w:lastRowFirstColumn="0" w:lastRowLastColumn="0"/>
+        </w:trPr>
+        <w:tc>
+          <w:tcPr>
+            <w:cnfStyle w:val="001000000000" w:firstRow="0" w:lastRow="0" w:firstColumn="1" w:lastColumn="0" w:oddVBand="0" w:evenVBand="0" w:oddHBand="0" w:evenHBand="0" w:firstRowFirstColumn="0" w:firstRowLastColumn="0" w:lastRowFirstColumn="0" w:lastRowLastColumn="0"/>
+            <w:tcW w:w="1250" w:type="pct"/>
+            <w:vAlign w:val="bottom"/>
+          </w:tcPr>
+          <w:p>
+            <w:r>
+              <w:rPr>
+                <w:rFonts w:ascii="Aptos Narrow" w:hAnsi="Aptos Narrow"/>
+                <w:color w:val="000000"/>
+              </w:rPr>
+              <w:t>73</w:t>
+            </w:r>
+          </w:p>
+        </w:tc>
+        <w:tc>
+          <w:tcPr>
+            <w:tcW w:w="1250" w:type="pct"/>
+            <w:vAlign w:val="bottom"/>
+          </w:tcPr>
+          <w:p>
+            <w:pPr>
+              <w:cnfStyle w:val="000000100000" w:firstRow="0" w:lastRow="0" w:firstColumn="0" w:lastColumn="0" w:oddVBand="0" w:evenVBand="0" w:oddHBand="1" w:evenHBand="0" w:firstRowFirstColumn="0" w:firstRowLastColumn="0" w:lastRowFirstColumn="0" w:lastRowLastColumn="0"/>
+              <w:rPr>
+                <w:rFonts w:ascii="Aptos Narrow" w:hAnsi="Aptos Narrow"/>
+                <w:color w:val="000000"/>
+              </w:rPr>
+            </w:pPr>
+            <w:r>
+              <w:rPr>
+                <w:rFonts w:ascii="Aptos Narrow" w:hAnsi="Aptos Narrow"/>
+                <w:color w:val="000000"/>
+              </w:rPr>
+              <w:t>3</w:t>
+            </w:r>
+          </w:p>
+        </w:tc>
+        <w:tc>
+          <w:tcPr>
+            <w:tcW w:w="1250" w:type="pct"/>
+            <w:vAlign w:val="bottom"/>
+          </w:tcPr>
+          <w:p>
+            <w:pPr>
+              <w:cnfStyle w:val="000000100000" w:firstRow="0" w:lastRow="0" w:firstColumn="0" w:lastColumn="0" w:oddVBand="0" w:evenVBand="0" w:oddHBand="1" w:evenHBand="0" w:firstRowFirstColumn="0" w:firstRowLastColumn="0" w:lastRowFirstColumn="0" w:lastRowLastColumn="0"/>
+            </w:pPr>
+            <w:r>
+              <w:rPr>
+                <w:rFonts w:ascii="Aptos Narrow" w:hAnsi="Aptos Narrow"/>
+                <w:color w:val="000000"/>
+              </w:rPr>
+              <w:t>9,21,26</w:t>
+            </w:r>
+          </w:p>
+        </w:tc>
+        <w:tc>
+          <w:tcPr>
+            <w:tcW w:w="1250" w:type="pct"/>
+            <w:vAlign w:val="bottom"/>
+          </w:tcPr>
+          <w:p>
+            <w:pPr>
+              <w:cnfStyle w:val="000000100000" w:firstRow="0" w:lastRow="0" w:firstColumn="0" w:lastColumn="0" w:oddVBand="0" w:evenVBand="0" w:oddHBand="1" w:evenHBand="0" w:firstRowFirstColumn="0" w:firstRowLastColumn="0" w:lastRowFirstColumn="0" w:lastRowLastColumn="0"/>
+            </w:pPr>
+            <w:r>
+              <w:rPr>
+                <w:rFonts w:ascii="Aptos Narrow" w:hAnsi="Aptos Narrow"/>
+                <w:color w:val="000000"/>
+              </w:rPr>
+              <w:t>0</w:t>
+            </w:r>
+          </w:p>
+        </w:tc>
+      </w:tr>
+      <w:tr>
+        <w:tc>
+          <w:tcPr>
+            <w:cnfStyle w:val="001000000000" w:firstRow="0" w:lastRow="0" w:firstColumn="1" w:lastColumn="0" w:oddVBand="0" w:evenVBand="0" w:oddHBand="0" w:evenHBand="0" w:firstRowFirstColumn="0" w:firstRowLastColumn="0" w:lastRowFirstColumn="0" w:lastRowLastColumn="0"/>
+            <w:tcW w:w="1250" w:type="pct"/>
+            <w:vAlign w:val="bottom"/>
+          </w:tcPr>
+          <w:p>
+            <w:r>
+              <w:rPr>
+                <w:rFonts w:ascii="Aptos Narrow" w:hAnsi="Aptos Narrow"/>
+                <w:color w:val="000000"/>
+              </w:rPr>
+              <w:t>74</w:t>
+            </w:r>
+          </w:p>
+        </w:tc>
+        <w:tc>
+          <w:tcPr>
+            <w:tcW w:w="1250" w:type="pct"/>
+            <w:vAlign w:val="bottom"/>
+          </w:tcPr>
+          <w:p>
+            <w:pPr>
+              <w:cnfStyle w:val="000000000000" w:firstRow="0" w:lastRow="0" w:firstColumn="0" w:lastColumn="0" w:oddVBand="0" w:evenVBand="0" w:oddHBand="0" w:evenHBand="0" w:firstRowFirstColumn="0" w:firstRowLastColumn="0" w:lastRowFirstColumn="0" w:lastRowLastColumn="0"/>
+              <w:rPr>
+                <w:rFonts w:ascii="Aptos Narrow" w:hAnsi="Aptos Narrow"/>
+                <w:color w:val="000000"/>
+              </w:rPr>
+            </w:pPr>
+            <w:r>
+              <w:rPr>
+                <w:rFonts w:ascii="Aptos Narrow" w:hAnsi="Aptos Narrow"/>
+                <w:color w:val="000000"/>
+              </w:rPr>
+              <w:t>2</w:t>
+            </w:r>
+          </w:p>
+        </w:tc>
+        <w:tc>
+          <w:tcPr>
+            <w:tcW w:w="1250" w:type="pct"/>
+            <w:vAlign w:val="bottom"/>
+          </w:tcPr>
+          <w:p>
+            <w:pPr>
+              <w:cnfStyle w:val="000000000000" w:firstRow="0" w:lastRow="0" w:firstColumn="0" w:lastColumn="0" w:oddVBand="0" w:evenVBand="0" w:oddHBand="0" w:evenHBand="0" w:firstRowFirstColumn="0" w:firstRowLastColumn="0" w:lastRowFirstColumn="0" w:lastRowLastColumn="0"/>
+            </w:pPr>
+            <w:r>
+              <w:rPr>
+                <w:rFonts w:ascii="Aptos Narrow" w:hAnsi="Aptos Narrow"/>
+                <w:color w:val="000000"/>
+              </w:rPr>
+              <w:t>2,26</w:t>
+            </w:r>
+          </w:p>
+        </w:tc>
+        <w:tc>
+          <w:tcPr>
+            <w:tcW w:w="1250" w:type="pct"/>
+            <w:vAlign w:val="bottom"/>
+          </w:tcPr>
+          <w:p>
+            <w:pPr>
+              <w:cnfStyle w:val="000000000000" w:firstRow="0" w:lastRow="0" w:firstColumn="0" w:lastColumn="0" w:oddVBand="0" w:evenVBand="0" w:oddHBand="0" w:evenHBand="0" w:firstRowFirstColumn="0" w:firstRowLastColumn="0" w:lastRowFirstColumn="0" w:lastRowLastColumn="0"/>
+            </w:pPr>
+            <w:r>
+              <w:rPr>
+                <w:rFonts w:ascii="Aptos Narrow" w:hAnsi="Aptos Narrow"/>
+                <w:color w:val="000000"/>
+              </w:rPr>
+              <w:t>0</w:t>
+            </w:r>
+          </w:p>
+        </w:tc>
+      </w:tr>
+      <w:tr>
+        <w:trPr>
+          <w:cnfStyle w:val="000000100000" w:firstRow="0" w:lastRow="0" w:firstColumn="0" w:lastColumn="0" w:oddVBand="0" w:evenVBand="0" w:oddHBand="1" w:evenHBand="0" w:firstRowFirstColumn="0" w:firstRowLastColumn="0" w:lastRowFirstColumn="0" w:lastRowLastColumn="0"/>
+        </w:trPr>
+        <w:tc>
+          <w:tcPr>
+            <w:cnfStyle w:val="001000000000" w:firstRow="0" w:lastRow="0" w:firstColumn="1" w:lastColumn="0" w:oddVBand="0" w:evenVBand="0" w:oddHBand="0" w:evenHBand="0" w:firstRowFirstColumn="0" w:firstRowLastColumn="0" w:lastRowFirstColumn="0" w:lastRowLastColumn="0"/>
+            <w:tcW w:w="1250" w:type="pct"/>
+            <w:vAlign w:val="bottom"/>
+          </w:tcPr>
+          <w:p>
+            <w:r>
+              <w:rPr>
+                <w:rFonts w:ascii="Aptos Narrow" w:hAnsi="Aptos Narrow"/>
+                <w:color w:val="000000"/>
+              </w:rPr>
+              <w:t>75</w:t>
+            </w:r>
+          </w:p>
+        </w:tc>
+        <w:tc>
+          <w:tcPr>
+            <w:tcW w:w="1250" w:type="pct"/>
+            <w:vAlign w:val="bottom"/>
+          </w:tcPr>
+          <w:p>
+            <w:pPr>
+              <w:cnfStyle w:val="000000100000" w:firstRow="0" w:lastRow="0" w:firstColumn="0" w:lastColumn="0" w:oddVBand="0" w:evenVBand="0" w:oddHBand="1" w:evenHBand="0" w:firstRowFirstColumn="0" w:firstRowLastColumn="0" w:lastRowFirstColumn="0" w:lastRowLastColumn="0"/>
+              <w:rPr>
+                <w:rFonts w:ascii="Aptos Narrow" w:hAnsi="Aptos Narrow"/>
+                <w:color w:val="000000"/>
+              </w:rPr>
+            </w:pPr>
+            <w:r>
+              <w:rPr>
+                <w:rFonts w:ascii="Aptos Narrow" w:hAnsi="Aptos Narrow"/>
+                <w:color w:val="000000"/>
+              </w:rPr>
+              <w:t>2</w:t>
+            </w:r>
+          </w:p>
+        </w:tc>
+        <w:tc>
+          <w:tcPr>
+            <w:tcW w:w="1250" w:type="pct"/>
+            <w:vAlign w:val="bottom"/>
+          </w:tcPr>
+          <w:p>
+            <w:pPr>
+              <w:cnfStyle w:val="000000100000" w:firstRow="0" w:lastRow="0" w:firstColumn="0" w:lastColumn="0" w:oddVBand="0" w:evenVBand="0" w:oddHBand="1" w:evenHBand="0" w:firstRowFirstColumn="0" w:firstRowLastColumn="0" w:lastRowFirstColumn="0" w:lastRowLastColumn="0"/>
+            </w:pPr>
+            <w:r>
+              <w:rPr>
+                <w:rFonts w:ascii="Aptos Narrow" w:hAnsi="Aptos Narrow"/>
+                <w:color w:val="000000"/>
+              </w:rPr>
+              <w:t>13,26</w:t>
+            </w:r>
+          </w:p>
+        </w:tc>
+        <w:tc>
+          <w:tcPr>
+            <w:tcW w:w="1250" w:type="pct"/>
+            <w:vAlign w:val="bottom"/>
+          </w:tcPr>
+          <w:p>
+            <w:pPr>
+              <w:cnfStyle w:val="000000100000" w:firstRow="0" w:lastRow="0" w:firstColumn="0" w:lastColumn="0" w:oddVBand="0" w:evenVBand="0" w:oddHBand="1" w:evenHBand="0" w:firstRowFirstColumn="0" w:firstRowLastColumn="0" w:lastRowFirstColumn="0" w:lastRowLastColumn="0"/>
+            </w:pPr>
+            <w:r>
+              <w:rPr>
+                <w:rFonts w:ascii="Aptos Narrow" w:hAnsi="Aptos Narrow"/>
+                <w:color w:val="000000"/>
+              </w:rPr>
+              <w:t>0.12</w:t>
+            </w:r>
+          </w:p>
+        </w:tc>
+      </w:tr>
+      <w:tr>
+        <w:tc>
+          <w:tcPr>
+            <w:cnfStyle w:val="001000000000" w:firstRow="0" w:lastRow="0" w:firstColumn="1" w:lastColumn="0" w:oddVBand="0" w:evenVBand="0" w:oddHBand="0" w:evenHBand="0" w:firstRowFirstColumn="0" w:firstRowLastColumn="0" w:lastRowFirstColumn="0" w:lastRowLastColumn="0"/>
+            <w:tcW w:w="1250" w:type="pct"/>
+            <w:vAlign w:val="bottom"/>
+          </w:tcPr>
+          <w:p>
+            <w:r>
+              <w:rPr>
+                <w:rFonts w:ascii="Aptos Narrow" w:hAnsi="Aptos Narrow"/>
+                <w:color w:val="000000"/>
+              </w:rPr>
+              <w:t>76</w:t>
+            </w:r>
+          </w:p>
+        </w:tc>
+        <w:tc>
+          <w:tcPr>
+            <w:tcW w:w="1250" w:type="pct"/>
+            <w:vAlign w:val="bottom"/>
+          </w:tcPr>
+          <w:p>
+            <w:pPr>
+              <w:cnfStyle w:val="000000000000" w:firstRow="0" w:lastRow="0" w:firstColumn="0" w:lastColumn="0" w:oddVBand="0" w:evenVBand="0" w:oddHBand="0" w:evenHBand="0" w:firstRowFirstColumn="0" w:firstRowLastColumn="0" w:lastRowFirstColumn="0" w:lastRowLastColumn="0"/>
+              <w:rPr>
+                <w:rFonts w:ascii="Aptos Narrow" w:hAnsi="Aptos Narrow"/>
+                <w:color w:val="000000"/>
+              </w:rPr>
+            </w:pPr>
+            <w:r>
+              <w:rPr>
+                <w:rFonts w:ascii="Aptos Narrow" w:hAnsi="Aptos Narrow"/>
+                <w:color w:val="000000"/>
+              </w:rPr>
+              <w:t>3</w:t>
+            </w:r>
+          </w:p>
+        </w:tc>
+        <w:tc>
+          <w:tcPr>
+            <w:tcW w:w="1250" w:type="pct"/>
+            <w:vAlign w:val="bottom"/>
+          </w:tcPr>
+          <w:p>
+            <w:pPr>
+              <w:cnfStyle w:val="000000000000" w:firstRow="0" w:lastRow="0" w:firstColumn="0" w:lastColumn="0" w:oddVBand="0" w:evenVBand="0" w:oddHBand="0" w:evenHBand="0" w:firstRowFirstColumn="0" w:firstRowLastColumn="0" w:lastRowFirstColumn="0" w:lastRowLastColumn="0"/>
+            </w:pPr>
+            <w:r>
+              <w:rPr>
+                <w:rFonts w:ascii="Aptos Narrow" w:hAnsi="Aptos Narrow"/>
+                <w:color w:val="000000"/>
+              </w:rPr>
+              <w:t>9,13,26</w:t>
+            </w:r>
+          </w:p>
+        </w:tc>
+        <w:tc>
+          <w:tcPr>
+            <w:tcW w:w="1250" w:type="pct"/>
+            <w:vAlign w:val="bottom"/>
+          </w:tcPr>
+          <w:p>
+            <w:pPr>
+              <w:cnfStyle w:val="000000000000" w:firstRow="0" w:lastRow="0" w:firstColumn="0" w:lastColumn="0" w:oddVBand="0" w:evenVBand="0" w:oddHBand="0" w:evenHBand="0" w:firstRowFirstColumn="0" w:firstRowLastColumn="0" w:lastRowFirstColumn="0" w:lastRowLastColumn="0"/>
+            </w:pPr>
+            <w:r>
+              <w:rPr>
+                <w:rFonts w:ascii="Aptos Narrow" w:hAnsi="Aptos Narrow"/>
+                <w:color w:val="000000"/>
+              </w:rPr>
+              <w:t>0</w:t>
+            </w:r>
+          </w:p>
+        </w:tc>
+      </w:tr>
+      <w:tr>
+        <w:trPr>
+          <w:cnfStyle w:val="000000100000" w:firstRow="0" w:lastRow="0" w:firstColumn="0" w:lastColumn="0" w:oddVBand="0" w:evenVBand="0" w:oddHBand="1" w:evenHBand="0" w:firstRowFirstColumn="0" w:firstRowLastColumn="0" w:lastRowFirstColumn="0" w:lastRowLastColumn="0"/>
+        </w:trPr>
+        <w:tc>
+          <w:tcPr>
+            <w:cnfStyle w:val="001000000000" w:firstRow="0" w:lastRow="0" w:firstColumn="1" w:lastColumn="0" w:oddVBand="0" w:evenVBand="0" w:oddHBand="0" w:evenHBand="0" w:firstRowFirstColumn="0" w:firstRowLastColumn="0" w:lastRowFirstColumn="0" w:lastRowLastColumn="0"/>
+            <w:tcW w:w="1250" w:type="pct"/>
+            <w:vAlign w:val="bottom"/>
+          </w:tcPr>
+          <w:p>
+            <w:r>
+              <w:rPr>
+                <w:rFonts w:ascii="Aptos Narrow" w:hAnsi="Aptos Narrow"/>
+                <w:color w:val="000000"/>
+              </w:rPr>
+              <w:t>77</w:t>
+            </w:r>
+          </w:p>
+        </w:tc>
+        <w:tc>
+          <w:tcPr>
+            <w:tcW w:w="1250" w:type="pct"/>
+            <w:vAlign w:val="bottom"/>
+          </w:tcPr>
+          <w:p>
+            <w:pPr>
+              <w:cnfStyle w:val="000000100000" w:firstRow="0" w:lastRow="0" w:firstColumn="0" w:lastColumn="0" w:oddVBand="0" w:evenVBand="0" w:oddHBand="1" w:evenHBand="0" w:firstRowFirstColumn="0" w:firstRowLastColumn="0" w:lastRowFirstColumn="0" w:lastRowLastColumn="0"/>
+              <w:rPr>
+                <w:rFonts w:ascii="Aptos Narrow" w:hAnsi="Aptos Narrow"/>
+                <w:color w:val="000000"/>
+              </w:rPr>
+            </w:pPr>
+            <w:r>
+              <w:rPr>
+                <w:rFonts w:ascii="Aptos Narrow" w:hAnsi="Aptos Narrow"/>
+                <w:color w:val="000000"/>
+              </w:rPr>
+              <w:t>2</w:t>
+            </w:r>
+          </w:p>
+        </w:tc>
+        <w:tc>
+          <w:tcPr>
+            <w:tcW w:w="1250" w:type="pct"/>
+            <w:vAlign w:val="bottom"/>
+          </w:tcPr>
+          <w:p>
+            <w:pPr>
+              <w:cnfStyle w:val="000000100000" w:firstRow="0" w:lastRow="0" w:firstColumn="0" w:lastColumn="0" w:oddVBand="0" w:evenVBand="0" w:oddHBand="1" w:evenHBand="0" w:firstRowFirstColumn="0" w:firstRowLastColumn="0" w:lastRowFirstColumn="0" w:lastRowLastColumn="0"/>
+            </w:pPr>
+            <w:r>
+              <w:rPr>
+                <w:rFonts w:ascii="Aptos Narrow" w:hAnsi="Aptos Narrow"/>
+                <w:color w:val="000000"/>
+              </w:rPr>
+              <w:t>9,26</w:t>
+            </w:r>
+          </w:p>
+        </w:tc>
+        <w:tc>
+          <w:tcPr>
+            <w:tcW w:w="1250" w:type="pct"/>
+            <w:vAlign w:val="bottom"/>
+          </w:tcPr>
+          <w:p>
+            <w:pPr>
+              <w:cnfStyle w:val="000000100000" w:firstRow="0" w:lastRow="0" w:firstColumn="0" w:lastColumn="0" w:oddVBand="0" w:evenVBand="0" w:oddHBand="1" w:evenHBand="0" w:firstRowFirstColumn="0" w:firstRowLastColumn="0" w:lastRowFirstColumn="0" w:lastRowLastColumn="0"/>
+            </w:pPr>
+            <w:r>
+              <w:rPr>
+                <w:rFonts w:ascii="Aptos Narrow" w:hAnsi="Aptos Narrow"/>
+                <w:color w:val="000000"/>
+              </w:rPr>
+              <w:t>0.01</w:t>
+            </w:r>
+          </w:p>
+        </w:tc>
+      </w:tr>
+      <w:tr>
+        <w:tc>
+          <w:tcPr>
+            <w:cnfStyle w:val="001000000000" w:firstRow="0" w:lastRow="0" w:firstColumn="1" w:lastColumn="0" w:oddVBand="0" w:evenVBand="0" w:oddHBand="0" w:evenHBand="0" w:firstRowFirstColumn="0" w:firstRowLastColumn="0" w:lastRowFirstColumn="0" w:lastRowLastColumn="0"/>
+            <w:tcW w:w="1250" w:type="pct"/>
+            <w:vAlign w:val="bottom"/>
+          </w:tcPr>
+          <w:p>
+            <w:r>
+              <w:rPr>
+                <w:rFonts w:ascii="Aptos Narrow" w:hAnsi="Aptos Narrow"/>
+                <w:color w:val="000000"/>
+              </w:rPr>
+              <w:t>78</w:t>
+            </w:r>
+          </w:p>
+        </w:tc>
+        <w:tc>
+          <w:tcPr>
+            <w:tcW w:w="1250" w:type="pct"/>
+            <w:vAlign w:val="bottom"/>
+          </w:tcPr>
+          <w:p>
+            <w:pPr>
+              <w:cnfStyle w:val="000000000000" w:firstRow="0" w:lastRow="0" w:firstColumn="0" w:lastColumn="0" w:oddVBand="0" w:evenVBand="0" w:oddHBand="0" w:evenHBand="0" w:firstRowFirstColumn="0" w:firstRowLastColumn="0" w:lastRowFirstColumn="0" w:lastRowLastColumn="0"/>
+              <w:rPr>
+                <w:rFonts w:ascii="Aptos Narrow" w:hAnsi="Aptos Narrow"/>
+                <w:color w:val="000000"/>
+              </w:rPr>
+            </w:pPr>
+            <w:r>
+              <w:rPr>
+                <w:rFonts w:ascii="Aptos Narrow" w:hAnsi="Aptos Narrow"/>
+                <w:color w:val="000000"/>
+              </w:rPr>
+              <w:t>4</w:t>
+            </w:r>
+          </w:p>
+        </w:tc>
+        <w:tc>
+          <w:tcPr>
+            <w:tcW w:w="1250" w:type="pct"/>
+            <w:vAlign w:val="bottom"/>
+          </w:tcPr>
+          <w:p>
+            <w:pPr>
+              <w:cnfStyle w:val="000000000000" w:firstRow="0" w:lastRow="0" w:firstColumn="0" w:lastColumn="0" w:oddVBand="0" w:evenVBand="0" w:oddHBand="0" w:evenHBand="0" w:firstRowFirstColumn="0" w:firstRowLastColumn="0" w:lastRowFirstColumn="0" w:lastRowLastColumn="0"/>
+            </w:pPr>
+            <w:r>
+              <w:rPr>
+                <w:rFonts w:ascii="Aptos Narrow" w:hAnsi="Aptos Narrow"/>
+                <w:color w:val="000000"/>
+              </w:rPr>
+              <w:t>2,9,13,26</w:t>
+            </w:r>
+          </w:p>
+        </w:tc>
+        <w:tc>
+          <w:tcPr>
+            <w:tcW w:w="1250" w:type="pct"/>
+            <w:vAlign w:val="bottom"/>
+          </w:tcPr>
+          <w:p>
+            <w:pPr>
+              <w:cnfStyle w:val="000000000000" w:firstRow="0" w:lastRow="0" w:firstColumn="0" w:lastColumn="0" w:oddVBand="0" w:evenVBand="0" w:oddHBand="0" w:evenHBand="0" w:firstRowFirstColumn="0" w:firstRowLastColumn="0" w:lastRowFirstColumn="0" w:lastRowLastColumn="0"/>
+            </w:pPr>
+            <w:r>
+              <w:rPr>
+                <w:rFonts w:ascii="Aptos Narrow" w:hAnsi="Aptos Narrow"/>
+                <w:color w:val="000000"/>
+              </w:rPr>
+              <w:t>0.022</w:t>
+            </w:r>
+          </w:p>
+        </w:tc>
+      </w:tr>
+      <w:tr>
+        <w:trPr>
+          <w:cnfStyle w:val="000000100000" w:firstRow="0" w:lastRow="0" w:firstColumn="0" w:lastColumn="0" w:oddVBand="0" w:evenVBand="0" w:oddHBand="1" w:evenHBand="0" w:firstRowFirstColumn="0" w:firstRowLastColumn="0" w:lastRowFirstColumn="0" w:lastRowLastColumn="0"/>
+        </w:trPr>
+        <w:tc>
+          <w:tcPr>
+            <w:cnfStyle w:val="001000000000" w:firstRow="0" w:lastRow="0" w:firstColumn="1" w:lastColumn="0" w:oddVBand="0" w:evenVBand="0" w:oddHBand="0" w:evenHBand="0" w:firstRowFirstColumn="0" w:firstRowLastColumn="0" w:lastRowFirstColumn="0" w:lastRowLastColumn="0"/>
+            <w:tcW w:w="1250" w:type="pct"/>
+            <w:vAlign w:val="bottom"/>
+          </w:tcPr>
+          <w:p>
+            <w:r>
+              <w:rPr>
+                <w:rFonts w:ascii="Aptos Narrow" w:hAnsi="Aptos Narrow"/>
+                <w:color w:val="000000"/>
+              </w:rPr>
+              <w:t>79</w:t>
+            </w:r>
+          </w:p>
+        </w:tc>
+        <w:tc>
+          <w:tcPr>
+            <w:tcW w:w="1250" w:type="pct"/>
+            <w:vAlign w:val="bottom"/>
+          </w:tcPr>
+          <w:p>
+            <w:pPr>
+              <w:cnfStyle w:val="000000100000" w:firstRow="0" w:lastRow="0" w:firstColumn="0" w:lastColumn="0" w:oddVBand="0" w:evenVBand="0" w:oddHBand="1" w:evenHBand="0" w:firstRowFirstColumn="0" w:firstRowLastColumn="0" w:lastRowFirstColumn="0" w:lastRowLastColumn="0"/>
+              <w:rPr>
+                <w:rFonts w:ascii="Aptos Narrow" w:hAnsi="Aptos Narrow"/>
+                <w:color w:val="000000"/>
+              </w:rPr>
+            </w:pPr>
+            <w:r>
+              <w:rPr>
+                <w:rFonts w:ascii="Aptos Narrow" w:hAnsi="Aptos Narrow"/>
+                <w:color w:val="000000"/>
+              </w:rPr>
+              <w:t>3</w:t>
+            </w:r>
+          </w:p>
+        </w:tc>
+        <w:tc>
+          <w:tcPr>
+            <w:tcW w:w="1250" w:type="pct"/>
+            <w:vAlign w:val="bottom"/>
+          </w:tcPr>
+          <w:p>
+            <w:pPr>
+              <w:cnfStyle w:val="000000100000" w:firstRow="0" w:lastRow="0" w:firstColumn="0" w:lastColumn="0" w:oddVBand="0" w:evenVBand="0" w:oddHBand="1" w:evenHBand="0" w:firstRowFirstColumn="0" w:firstRowLastColumn="0" w:lastRowFirstColumn="0" w:lastRowLastColumn="0"/>
+            </w:pPr>
+            <w:r>
+              <w:rPr>
+                <w:rFonts w:ascii="Aptos Narrow" w:hAnsi="Aptos Narrow"/>
+                <w:color w:val="000000"/>
+              </w:rPr>
+              <w:t>2,9,26</w:t>
+            </w:r>
+          </w:p>
+        </w:tc>
+        <w:tc>
+          <w:tcPr>
+            <w:tcW w:w="1250" w:type="pct"/>
+            <w:vAlign w:val="bottom"/>
+          </w:tcPr>
+          <w:p>
+            <w:pPr>
+              <w:cnfStyle w:val="000000100000" w:firstRow="0" w:lastRow="0" w:firstColumn="0" w:lastColumn="0" w:oddVBand="0" w:evenVBand="0" w:oddHBand="1" w:evenHBand="0" w:firstRowFirstColumn="0" w:firstRowLastColumn="0" w:lastRowFirstColumn="0" w:lastRowLastColumn="0"/>
+            </w:pPr>
+            <w:r>
+              <w:rPr>
+                <w:rFonts w:ascii="Aptos Narrow" w:hAnsi="Aptos Narrow"/>
+                <w:color w:val="000000"/>
+              </w:rPr>
+              <w:t>0.222</w:t>
+            </w:r>
+          </w:p>
+        </w:tc>
+      </w:tr>
+      <w:tr>
+        <w:tc>
+          <w:tcPr>
+            <w:cnfStyle w:val="001000000000" w:firstRow="0" w:lastRow="0" w:firstColumn="1" w:lastColumn="0" w:oddVBand="0" w:evenVBand="0" w:oddHBand="0" w:evenHBand="0" w:firstRowFirstColumn="0" w:firstRowLastColumn="0" w:lastRowFirstColumn="0" w:lastRowLastColumn="0"/>
+            <w:tcW w:w="1250" w:type="pct"/>
+            <w:vAlign w:val="bottom"/>
+          </w:tcPr>
+          <w:p>
+            <w:r>
+              <w:rPr>
+                <w:rFonts w:ascii="Aptos Narrow" w:hAnsi="Aptos Narrow"/>
+                <w:color w:val="000000"/>
+              </w:rPr>
+              <w:t>80</w:t>
+            </w:r>
+          </w:p>
+        </w:tc>
+        <w:tc>
+          <w:tcPr>
+            <w:tcW w:w="1250" w:type="pct"/>
+            <w:vAlign w:val="bottom"/>
+          </w:tcPr>
+          <w:p>
+            <w:pPr>
+              <w:cnfStyle w:val="000000000000" w:firstRow="0" w:lastRow="0" w:firstColumn="0" w:lastColumn="0" w:oddVBand="0" w:evenVBand="0" w:oddHBand="0" w:evenHBand="0" w:firstRowFirstColumn="0" w:firstRowLastColumn="0" w:lastRowFirstColumn="0" w:lastRowLastColumn="0"/>
+              <w:rPr>
+                <w:rFonts w:ascii="Aptos Narrow" w:hAnsi="Aptos Narrow"/>
+                <w:color w:val="000000"/>
+              </w:rPr>
+            </w:pPr>
+            <w:r>
+              <w:rPr>
+                <w:rFonts w:ascii="Aptos Narrow" w:hAnsi="Aptos Narrow"/>
+                <w:color w:val="000000"/>
+              </w:rPr>
+              <w:t>4</w:t>
+            </w:r>
+          </w:p>
+        </w:tc>
+        <w:tc>
+          <w:tcPr>
+            <w:tcW w:w="1250" w:type="pct"/>
+            <w:vAlign w:val="bottom"/>
+          </w:tcPr>
+          <w:p>
+            <w:pPr>
+              <w:cnfStyle w:val="000000000000" w:firstRow="0" w:lastRow="0" w:firstColumn="0" w:lastColumn="0" w:oddVBand="0" w:evenVBand="0" w:oddHBand="0" w:evenHBand="0" w:firstRowFirstColumn="0" w:firstRowLastColumn="0" w:lastRowFirstColumn="0" w:lastRowLastColumn="0"/>
+            </w:pPr>
+            <w:r>
+              <w:rPr>
+                <w:rFonts w:ascii="Aptos Narrow" w:hAnsi="Aptos Narrow"/>
+                <w:color w:val="000000"/>
+              </w:rPr>
+              <w:t>2,9,21,26</w:t>
+            </w:r>
+          </w:p>
+        </w:tc>
+        <w:tc>
+          <w:tcPr>
+            <w:tcW w:w="1250" w:type="pct"/>
+            <w:vAlign w:val="bottom"/>
+          </w:tcPr>
+          <w:p>
+            <w:pPr>
+              <w:cnfStyle w:val="000000000000" w:firstRow="0" w:lastRow="0" w:firstColumn="0" w:lastColumn="0" w:oddVBand="0" w:evenVBand="0" w:oddHBand="0" w:evenHBand="0" w:firstRowFirstColumn="0" w:firstRowLastColumn="0" w:lastRowFirstColumn="0" w:lastRowLastColumn="0"/>
+            </w:pPr>
+            <w:r>
+              <w:rPr>
+                <w:rFonts w:ascii="Aptos Narrow" w:hAnsi="Aptos Narrow"/>
+                <w:color w:val="000000"/>
+              </w:rPr>
+              <w:t>0.01</w:t>
+            </w:r>
+          </w:p>
+        </w:tc>
+      </w:tr>
+      <w:tr>
+        <w:trPr>
+          <w:cnfStyle w:val="000000100000" w:firstRow="0" w:lastRow="0" w:firstColumn="0" w:lastColumn="0" w:oddVBand="0" w:evenVBand="0" w:oddHBand="1" w:evenHBand="0" w:firstRowFirstColumn="0" w:firstRowLastColumn="0" w:lastRowFirstColumn="0" w:lastRowLastColumn="0"/>
+        </w:trPr>
+        <w:tc>
+          <w:tcPr>
+            <w:cnfStyle w:val="001000000000" w:firstRow="0" w:lastRow="0" w:firstColumn="1" w:lastColumn="0" w:oddVBand="0" w:evenVBand="0" w:oddHBand="0" w:evenHBand="0" w:firstRowFirstColumn="0" w:firstRowLastColumn="0" w:lastRowFirstColumn="0" w:lastRowLastColumn="0"/>
+            <w:tcW w:w="1250" w:type="pct"/>
+            <w:vAlign w:val="bottom"/>
+          </w:tcPr>
+          <w:p>
+            <w:r>
+              <w:rPr>
+                <w:rFonts w:ascii="Aptos Narrow" w:hAnsi="Aptos Narrow"/>
+                <w:color w:val="000000"/>
+              </w:rPr>
+              <w:t>81</w:t>
+            </w:r>
+          </w:p>
+        </w:tc>
+        <w:tc>
+          <w:tcPr>
+            <w:tcW w:w="1250" w:type="pct"/>
+            <w:vAlign w:val="bottom"/>
+          </w:tcPr>
+          <w:p>
+            <w:pPr>
+              <w:cnfStyle w:val="000000100000" w:firstRow="0" w:lastRow="0" w:firstColumn="0" w:lastColumn="0" w:oddVBand="0" w:evenVBand="0" w:oddHBand="1" w:evenHBand="0" w:firstRowFirstColumn="0" w:firstRowLastColumn="0" w:lastRowFirstColumn="0" w:lastRowLastColumn="0"/>
+              <w:rPr>
+                <w:rFonts w:ascii="Aptos Narrow" w:hAnsi="Aptos Narrow"/>
+                <w:color w:val="000000"/>
+              </w:rPr>
+            </w:pPr>
+            <w:r>
+              <w:rPr>
+                <w:rFonts w:ascii="Aptos Narrow" w:hAnsi="Aptos Narrow"/>
+                <w:color w:val="000000"/>
+              </w:rPr>
+              <w:t>3</w:t>
+            </w:r>
+          </w:p>
+        </w:tc>
+        <w:tc>
+          <w:tcPr>
+            <w:tcW w:w="1250" w:type="pct"/>
+            <w:vAlign w:val="bottom"/>
+          </w:tcPr>
+          <w:p>
+            <w:pPr>
+              <w:cnfStyle w:val="000000100000" w:firstRow="0" w:lastRow="0" w:firstColumn="0" w:lastColumn="0" w:oddVBand="0" w:evenVBand="0" w:oddHBand="1" w:evenHBand="0" w:firstRowFirstColumn="0" w:firstRowLastColumn="0" w:lastRowFirstColumn="0" w:lastRowLastColumn="0"/>
+            </w:pPr>
+            <w:r>
+              <w:rPr>
+                <w:rFonts w:ascii="Aptos Narrow" w:hAnsi="Aptos Narrow"/>
+                <w:color w:val="000000"/>
+              </w:rPr>
+              <w:t>2,9,26</w:t>
+            </w:r>
+          </w:p>
+        </w:tc>
+        <w:tc>
+          <w:tcPr>
+            <w:tcW w:w="1250" w:type="pct"/>
+            <w:vAlign w:val="bottom"/>
+          </w:tcPr>
+          <w:p>
+            <w:pPr>
+              <w:cnfStyle w:val="000000100000" w:firstRow="0" w:lastRow="0" w:firstColumn="0" w:lastColumn="0" w:oddVBand="0" w:evenVBand="0" w:oddHBand="1" w:evenHBand="0" w:firstRowFirstColumn="0" w:firstRowLastColumn="0" w:lastRowFirstColumn="0" w:lastRowLastColumn="0"/>
+            </w:pPr>
+            <w:r>
+              <w:rPr>
+                <w:rFonts w:ascii="Aptos Narrow" w:hAnsi="Aptos Narrow"/>
+                <w:color w:val="000000"/>
+              </w:rPr>
+              <w:t>0.017</w:t>
+            </w:r>
+          </w:p>
+        </w:tc>
+      </w:tr>
+      <w:tr>
+        <w:tc>
+          <w:tcPr>
+            <w:cnfStyle w:val="001000000000" w:firstRow="0" w:lastRow="0" w:firstColumn="1" w:lastColumn="0" w:oddVBand="0" w:evenVBand="0" w:oddHBand="0" w:evenHBand="0" w:firstRowFirstColumn="0" w:firstRowLastColumn="0" w:lastRowFirstColumn="0" w:lastRowLastColumn="0"/>
+            <w:tcW w:w="1250" w:type="pct"/>
+            <w:vAlign w:val="bottom"/>
+          </w:tcPr>
+          <w:p>
+            <w:r>
+              <w:rPr>
+                <w:rFonts w:ascii="Aptos Narrow" w:hAnsi="Aptos Narrow"/>
+                <w:color w:val="000000"/>
+              </w:rPr>
+              <w:t>82</w:t>
+            </w:r>
+          </w:p>
+        </w:tc>
+        <w:tc>
+          <w:tcPr>
+            <w:tcW w:w="1250" w:type="pct"/>
+            <w:vAlign w:val="bottom"/>
+          </w:tcPr>
+          <w:p>
+            <w:pPr>
+              <w:cnfStyle w:val="000000000000" w:firstRow="0" w:lastRow="0" w:firstColumn="0" w:lastColumn="0" w:oddVBand="0" w:evenVBand="0" w:oddHBand="0" w:evenHBand="0" w:firstRowFirstColumn="0" w:firstRowLastColumn="0" w:lastRowFirstColumn="0" w:lastRowLastColumn="0"/>
+              <w:rPr>
+                <w:rFonts w:ascii="Aptos Narrow" w:hAnsi="Aptos Narrow"/>
+                <w:color w:val="000000"/>
+              </w:rPr>
+            </w:pPr>
+            <w:r>
+              <w:rPr>
+                <w:rFonts w:ascii="Aptos Narrow" w:hAnsi="Aptos Narrow"/>
+                <w:color w:val="000000"/>
+              </w:rPr>
+              <w:t>2</w:t>
+            </w:r>
+          </w:p>
+        </w:tc>
+        <w:tc>
+          <w:tcPr>
+            <w:tcW w:w="1250" w:type="pct"/>
+            <w:vAlign w:val="bottom"/>
+          </w:tcPr>
+          <w:p>
+            <w:pPr>
+              <w:cnfStyle w:val="000000000000" w:firstRow="0" w:lastRow="0" w:firstColumn="0" w:lastColumn="0" w:oddVBand="0" w:evenVBand="0" w:oddHBand="0" w:evenHBand="0" w:firstRowFirstColumn="0" w:firstRowLastColumn="0" w:lastRowFirstColumn="0" w:lastRowLastColumn="0"/>
+            </w:pPr>
+            <w:r>
+              <w:rPr>
+                <w:rFonts w:ascii="Aptos Narrow" w:hAnsi="Aptos Narrow"/>
+                <w:color w:val="000000"/>
+              </w:rPr>
+              <w:t>2,26</w:t>
+            </w:r>
+          </w:p>
+        </w:tc>
+        <w:tc>
+          <w:tcPr>
+            <w:tcW w:w="1250" w:type="pct"/>
+            <w:vAlign w:val="bottom"/>
+          </w:tcPr>
+          <w:p>
+            <w:pPr>
+              <w:cnfStyle w:val="000000000000" w:firstRow="0" w:lastRow="0" w:firstColumn="0" w:lastColumn="0" w:oddVBand="0" w:evenVBand="0" w:oddHBand="0" w:evenHBand="0" w:firstRowFirstColumn="0" w:firstRowLastColumn="0" w:lastRowFirstColumn="0" w:lastRowLastColumn="0"/>
+            </w:pPr>
+            <w:r>
+              <w:rPr>
+                <w:rFonts w:ascii="Aptos Narrow" w:hAnsi="Aptos Narrow"/>
+                <w:color w:val="000000"/>
+              </w:rPr>
+              <w:t>0.16</w:t>
+            </w:r>
+          </w:p>
+        </w:tc>
+      </w:tr>
+      <w:tr>
+        <w:trPr>
+          <w:cnfStyle w:val="000000100000" w:firstRow="0" w:lastRow="0" w:firstColumn="0" w:lastColumn="0" w:oddVBand="0" w:evenVBand="0" w:oddHBand="1" w:evenHBand="0" w:firstRowFirstColumn="0" w:firstRowLastColumn="0" w:lastRowFirstColumn="0" w:lastRowLastColumn="0"/>
+        </w:trPr>
+        <w:tc>
+          <w:tcPr>
+            <w:cnfStyle w:val="001000000000" w:firstRow="0" w:lastRow="0" w:firstColumn="1" w:lastColumn="0" w:oddVBand="0" w:evenVBand="0" w:oddHBand="0" w:evenHBand="0" w:firstRowFirstColumn="0" w:firstRowLastColumn="0" w:lastRowFirstColumn="0" w:lastRowLastColumn="0"/>
+            <w:tcW w:w="1250" w:type="pct"/>
+            <w:vAlign w:val="bottom"/>
+          </w:tcPr>
+          <w:p>
+            <w:r>
+              <w:rPr>
+                <w:rFonts w:ascii="Aptos Narrow" w:hAnsi="Aptos Narrow"/>
+                <w:color w:val="000000"/>
+              </w:rPr>
+              <w:t>83</w:t>
+            </w:r>
+          </w:p>
+        </w:tc>
+        <w:tc>
+          <w:tcPr>
+            <w:tcW w:w="1250" w:type="pct"/>
+            <w:vAlign w:val="bottom"/>
+          </w:tcPr>
+          <w:p>
+            <w:pPr>
+              <w:cnfStyle w:val="000000100000" w:firstRow="0" w:lastRow="0" w:firstColumn="0" w:lastColumn="0" w:oddVBand="0" w:evenVBand="0" w:oddHBand="1" w:evenHBand="0" w:firstRowFirstColumn="0" w:firstRowLastColumn="0" w:lastRowFirstColumn="0" w:lastRowLastColumn="0"/>
+              <w:rPr>
+                <w:rFonts w:ascii="Aptos Narrow" w:hAnsi="Aptos Narrow"/>
+                <w:color w:val="000000"/>
+              </w:rPr>
+            </w:pPr>
+            <w:r>
+              <w:rPr>
+                <w:rFonts w:ascii="Aptos Narrow" w:hAnsi="Aptos Narrow"/>
+                <w:color w:val="000000"/>
+              </w:rPr>
+              <w:t>3</w:t>
+            </w:r>
+          </w:p>
+        </w:tc>
+        <w:tc>
+          <w:tcPr>
+            <w:tcW w:w="1250" w:type="pct"/>
+            <w:vAlign w:val="bottom"/>
+          </w:tcPr>
+          <w:p>
+            <w:pPr>
+              <w:cnfStyle w:val="000000100000" w:firstRow="0" w:lastRow="0" w:firstColumn="0" w:lastColumn="0" w:oddVBand="0" w:evenVBand="0" w:oddHBand="1" w:evenHBand="0" w:firstRowFirstColumn="0" w:firstRowLastColumn="0" w:lastRowFirstColumn="0" w:lastRowLastColumn="0"/>
+            </w:pPr>
+            <w:r>
+              <w:rPr>
+                <w:rFonts w:ascii="Aptos Narrow" w:hAnsi="Aptos Narrow"/>
+                <w:color w:val="000000"/>
+              </w:rPr>
+              <w:t>2,21,26</w:t>
+            </w:r>
+          </w:p>
+        </w:tc>
+        <w:tc>
+          <w:tcPr>
+            <w:tcW w:w="1250" w:type="pct"/>
+            <w:vAlign w:val="bottom"/>
+          </w:tcPr>
+          <w:p>
+            <w:pPr>
+              <w:cnfStyle w:val="000000100000" w:firstRow="0" w:lastRow="0" w:firstColumn="0" w:lastColumn="0" w:oddVBand="0" w:evenVBand="0" w:oddHBand="1" w:evenHBand="0" w:firstRowFirstColumn="0" w:firstRowLastColumn="0" w:lastRowFirstColumn="0" w:lastRowLastColumn="0"/>
+            </w:pPr>
+            <w:r>
+              <w:rPr>
+                <w:rFonts w:ascii="Aptos Narrow" w:hAnsi="Aptos Narrow"/>
+                <w:color w:val="000000"/>
+              </w:rPr>
+              <w:t>0</w:t>
+            </w:r>
+          </w:p>
+        </w:tc>
+      </w:tr>
+      <w:tr>
+        <w:tc>
+          <w:tcPr>
+            <w:cnfStyle w:val="001000000000" w:firstRow="0" w:lastRow="0" w:firstColumn="1" w:lastColumn="0" w:oddVBand="0" w:evenVBand="0" w:oddHBand="0" w:evenHBand="0" w:firstRowFirstColumn="0" w:firstRowLastColumn="0" w:lastRowFirstColumn="0" w:lastRowLastColumn="0"/>
+            <w:tcW w:w="1250" w:type="pct"/>
+            <w:vAlign w:val="bottom"/>
+          </w:tcPr>
+          <w:p>
+            <w:r>
+              <w:rPr>
+                <w:rFonts w:ascii="Aptos Narrow" w:hAnsi="Aptos Narrow"/>
+                <w:color w:val="000000"/>
+              </w:rPr>
+              <w:t>84</w:t>
+            </w:r>
+          </w:p>
+        </w:tc>
+        <w:tc>
+          <w:tcPr>
+            <w:tcW w:w="1250" w:type="pct"/>
+            <w:vAlign w:val="bottom"/>
+          </w:tcPr>
+          <w:p>
+            <w:pPr>
+              <w:cnfStyle w:val="000000000000" w:firstRow="0" w:lastRow="0" w:firstColumn="0" w:lastColumn="0" w:oddVBand="0" w:evenVBand="0" w:oddHBand="0" w:evenHBand="0" w:firstRowFirstColumn="0" w:firstRowLastColumn="0" w:lastRowFirstColumn="0" w:lastRowLastColumn="0"/>
+              <w:rPr>
+                <w:rFonts w:ascii="Aptos Narrow" w:hAnsi="Aptos Narrow"/>
+                <w:color w:val="000000"/>
+              </w:rPr>
+            </w:pPr>
+            <w:r>
+              <w:rPr>
+                <w:rFonts w:ascii="Aptos Narrow" w:hAnsi="Aptos Narrow"/>
+                <w:color w:val="000000"/>
+              </w:rPr>
+              <w:t>4</w:t>
+            </w:r>
+          </w:p>
+        </w:tc>
+        <w:tc>
+          <w:tcPr>
+            <w:tcW w:w="1250" w:type="pct"/>
+            <w:vAlign w:val="bottom"/>
+          </w:tcPr>
+          <w:p>
+            <w:pPr>
+              <w:cnfStyle w:val="000000000000" w:firstRow="0" w:lastRow="0" w:firstColumn="0" w:lastColumn="0" w:oddVBand="0" w:evenVBand="0" w:oddHBand="0" w:evenHBand="0" w:firstRowFirstColumn="0" w:firstRowLastColumn="0" w:lastRowFirstColumn="0" w:lastRowLastColumn="0"/>
+            </w:pPr>
+            <w:r>
+              <w:rPr>
+                <w:rFonts w:ascii="Aptos Narrow" w:hAnsi="Aptos Narrow"/>
+                <w:color w:val="000000"/>
+              </w:rPr>
+              <w:t>2,9,21,26</w:t>
+            </w:r>
+          </w:p>
+        </w:tc>
+        <w:tc>
+          <w:tcPr>
+            <w:tcW w:w="1250" w:type="pct"/>
+            <w:vAlign w:val="bottom"/>
+          </w:tcPr>
+          <w:p>
+            <w:pPr>
+              <w:cnfStyle w:val="000000000000" w:firstRow="0" w:lastRow="0" w:firstColumn="0" w:lastColumn="0" w:oddVBand="0" w:evenVBand="0" w:oddHBand="0" w:evenHBand="0" w:firstRowFirstColumn="0" w:firstRowLastColumn="0" w:lastRowFirstColumn="0" w:lastRowLastColumn="0"/>
+            </w:pPr>
+            <w:r>
+              <w:rPr>
+                <w:rFonts w:ascii="Aptos Narrow" w:hAnsi="Aptos Narrow"/>
+                <w:color w:val="000000"/>
+              </w:rPr>
+              <w:t>0.005</w:t>
+            </w:r>
+          </w:p>
+        </w:tc>
+      </w:tr>
+      <w:tr>
+        <w:trPr>
+          <w:cnfStyle w:val="000000100000" w:firstRow="0" w:lastRow="0" w:firstColumn="0" w:lastColumn="0" w:oddVBand="0" w:evenVBand="0" w:oddHBand="1" w:evenHBand="0" w:firstRowFirstColumn="0" w:firstRowLastColumn="0" w:lastRowFirstColumn="0" w:lastRowLastColumn="0"/>
+        </w:trPr>
+        <w:tc>
+          <w:tcPr>
+            <w:cnfStyle w:val="001000000000" w:firstRow="0" w:lastRow="0" w:firstColumn="1" w:lastColumn="0" w:oddVBand="0" w:evenVBand="0" w:oddHBand="0" w:evenHBand="0" w:firstRowFirstColumn="0" w:firstRowLastColumn="0" w:lastRowFirstColumn="0" w:lastRowLastColumn="0"/>
+            <w:tcW w:w="1250" w:type="pct"/>
+            <w:vAlign w:val="bottom"/>
+          </w:tcPr>
+          <w:p>
+            <w:r>
+              <w:rPr>
+                <w:rFonts w:ascii="Aptos Narrow" w:hAnsi="Aptos Narrow"/>
+                <w:color w:val="000000"/>
+              </w:rPr>
+              <w:lastRenderedPageBreak/>
+              <w:t>85</w:t>
+            </w:r>
+          </w:p>
+        </w:tc>
+        <w:tc>
+          <w:tcPr>
+            <w:tcW w:w="1250" w:type="pct"/>
+            <w:vAlign w:val="bottom"/>
+          </w:tcPr>
+          <w:p>
+            <w:pPr>
+              <w:cnfStyle w:val="000000100000" w:firstRow="0" w:lastRow="0" w:firstColumn="0" w:lastColumn="0" w:oddVBand="0" w:evenVBand="0" w:oddHBand="1" w:evenHBand="0" w:firstRowFirstColumn="0" w:firstRowLastColumn="0" w:lastRowFirstColumn="0" w:lastRowLastColumn="0"/>
+              <w:rPr>
+                <w:rFonts w:ascii="Aptos Narrow" w:hAnsi="Aptos Narrow"/>
+                <w:color w:val="000000"/>
+              </w:rPr>
+            </w:pPr>
+            <w:r>
+              <w:rPr>
+                <w:rFonts w:ascii="Aptos Narrow" w:hAnsi="Aptos Narrow"/>
+                <w:color w:val="000000"/>
+              </w:rPr>
+              <w:t>2</w:t>
+            </w:r>
+          </w:p>
+        </w:tc>
+        <w:tc>
+          <w:tcPr>
+            <w:tcW w:w="1250" w:type="pct"/>
+            <w:vAlign w:val="bottom"/>
+          </w:tcPr>
+          <w:p>
+            <w:pPr>
+              <w:cnfStyle w:val="000000100000" w:firstRow="0" w:lastRow="0" w:firstColumn="0" w:lastColumn="0" w:oddVBand="0" w:evenVBand="0" w:oddHBand="1" w:evenHBand="0" w:firstRowFirstColumn="0" w:firstRowLastColumn="0" w:lastRowFirstColumn="0" w:lastRowLastColumn="0"/>
+            </w:pPr>
+            <w:r>
+              <w:rPr>
+                <w:rFonts w:ascii="Aptos Narrow" w:hAnsi="Aptos Narrow"/>
+                <w:color w:val="000000"/>
+              </w:rPr>
+              <w:t>14,27</w:t>
+            </w:r>
+          </w:p>
+        </w:tc>
+        <w:tc>
+          <w:tcPr>
+            <w:tcW w:w="1250" w:type="pct"/>
+            <w:vAlign w:val="bottom"/>
+          </w:tcPr>
+          <w:p>
+            <w:pPr>
+              <w:cnfStyle w:val="000000100000" w:firstRow="0" w:lastRow="0" w:firstColumn="0" w:lastColumn="0" w:oddVBand="0" w:evenVBand="0" w:oddHBand="1" w:evenHBand="0" w:firstRowFirstColumn="0" w:firstRowLastColumn="0" w:lastRowFirstColumn="0" w:lastRowLastColumn="0"/>
+            </w:pPr>
+            <w:r>
+              <w:rPr>
+                <w:rFonts w:ascii="Aptos Narrow" w:hAnsi="Aptos Narrow"/>
+                <w:color w:val="000000"/>
+              </w:rPr>
+              <w:t>1.133</w:t>
+            </w:r>
+          </w:p>
+        </w:tc>
+      </w:tr>
+      <w:tr>
+        <w:tc>
+          <w:tcPr>
+            <w:cnfStyle w:val="001000000000" w:firstRow="0" w:lastRow="0" w:firstColumn="1" w:lastColumn="0" w:oddVBand="0" w:evenVBand="0" w:oddHBand="0" w:evenHBand="0" w:firstRowFirstColumn="0" w:firstRowLastColumn="0" w:lastRowFirstColumn="0" w:lastRowLastColumn="0"/>
+            <w:tcW w:w="1250" w:type="pct"/>
+            <w:vAlign w:val="bottom"/>
+          </w:tcPr>
+          <w:p>
+            <w:r>
+              <w:rPr>
+                <w:rFonts w:ascii="Aptos Narrow" w:hAnsi="Aptos Narrow"/>
+                <w:color w:val="000000"/>
+              </w:rPr>
+              <w:t>86</w:t>
+            </w:r>
+          </w:p>
+        </w:tc>
+        <w:tc>
+          <w:tcPr>
+            <w:tcW w:w="1250" w:type="pct"/>
+            <w:vAlign w:val="bottom"/>
+          </w:tcPr>
+          <w:p>
+            <w:pPr>
+              <w:cnfStyle w:val="000000000000" w:firstRow="0" w:lastRow="0" w:firstColumn="0" w:lastColumn="0" w:oddVBand="0" w:evenVBand="0" w:oddHBand="0" w:evenHBand="0" w:firstRowFirstColumn="0" w:firstRowLastColumn="0" w:lastRowFirstColumn="0" w:lastRowLastColumn="0"/>
+              <w:rPr>
+                <w:rFonts w:ascii="Aptos Narrow" w:hAnsi="Aptos Narrow"/>
+                <w:color w:val="000000"/>
+              </w:rPr>
+            </w:pPr>
+            <w:r>
+              <w:rPr>
+                <w:rFonts w:ascii="Aptos Narrow" w:hAnsi="Aptos Narrow"/>
+                <w:color w:val="000000"/>
+              </w:rPr>
+              <w:t>2</w:t>
+            </w:r>
+          </w:p>
+        </w:tc>
+        <w:tc>
+          <w:tcPr>
+            <w:tcW w:w="1250" w:type="pct"/>
+            <w:vAlign w:val="bottom"/>
+          </w:tcPr>
+          <w:p>
+            <w:pPr>
+              <w:cnfStyle w:val="000000000000" w:firstRow="0" w:lastRow="0" w:firstColumn="0" w:lastColumn="0" w:oddVBand="0" w:evenVBand="0" w:oddHBand="0" w:evenHBand="0" w:firstRowFirstColumn="0" w:firstRowLastColumn="0" w:lastRowFirstColumn="0" w:lastRowLastColumn="0"/>
+            </w:pPr>
+            <w:r>
+              <w:rPr>
+                <w:rFonts w:ascii="Aptos Narrow" w:hAnsi="Aptos Narrow"/>
+                <w:color w:val="000000"/>
+              </w:rPr>
+              <w:t>14,27</w:t>
+            </w:r>
+          </w:p>
+        </w:tc>
+        <w:tc>
+          <w:tcPr>
+            <w:tcW w:w="1250" w:type="pct"/>
+            <w:vAlign w:val="bottom"/>
+          </w:tcPr>
+          <w:p>
+            <w:pPr>
+              <w:cnfStyle w:val="000000000000" w:firstRow="0" w:lastRow="0" w:firstColumn="0" w:lastColumn="0" w:oddVBand="0" w:evenVBand="0" w:oddHBand="0" w:evenHBand="0" w:firstRowFirstColumn="0" w:firstRowLastColumn="0" w:lastRowFirstColumn="0" w:lastRowLastColumn="0"/>
+            </w:pPr>
+            <w:r>
+              <w:rPr>
+                <w:rFonts w:ascii="Aptos Narrow" w:hAnsi="Aptos Narrow"/>
+                <w:color w:val="000000"/>
+              </w:rPr>
+              <w:t>1.226</w:t>
+            </w:r>
+          </w:p>
+        </w:tc>
+      </w:tr>
+      <w:tr>
+        <w:trPr>
+          <w:cnfStyle w:val="000000100000" w:firstRow="0" w:lastRow="0" w:firstColumn="0" w:lastColumn="0" w:oddVBand="0" w:evenVBand="0" w:oddHBand="1" w:evenHBand="0" w:firstRowFirstColumn="0" w:firstRowLastColumn="0" w:lastRowFirstColumn="0" w:lastRowLastColumn="0"/>
+        </w:trPr>
+        <w:tc>
+          <w:tcPr>
+            <w:cnfStyle w:val="001000000000" w:firstRow="0" w:lastRow="0" w:firstColumn="1" w:lastColumn="0" w:oddVBand="0" w:evenVBand="0" w:oddHBand="0" w:evenHBand="0" w:firstRowFirstColumn="0" w:firstRowLastColumn="0" w:lastRowFirstColumn="0" w:lastRowLastColumn="0"/>
+            <w:tcW w:w="1250" w:type="pct"/>
+            <w:vAlign w:val="bottom"/>
+          </w:tcPr>
+          <w:p>
+            <w:r>
+              <w:rPr>
+                <w:rFonts w:ascii="Aptos Narrow" w:hAnsi="Aptos Narrow"/>
+                <w:color w:val="000000"/>
+              </w:rPr>
+              <w:t>87</w:t>
+            </w:r>
+          </w:p>
+        </w:tc>
+        <w:tc>
+          <w:tcPr>
+            <w:tcW w:w="1250" w:type="pct"/>
+            <w:vAlign w:val="bottom"/>
+          </w:tcPr>
+          <w:p>
+            <w:pPr>
+              <w:cnfStyle w:val="000000100000" w:firstRow="0" w:lastRow="0" w:firstColumn="0" w:lastColumn="0" w:oddVBand="0" w:evenVBand="0" w:oddHBand="1" w:evenHBand="0" w:firstRowFirstColumn="0" w:firstRowLastColumn="0" w:lastRowFirstColumn="0" w:lastRowLastColumn="0"/>
+              <w:rPr>
+                <w:rFonts w:ascii="Aptos Narrow" w:hAnsi="Aptos Narrow"/>
+                <w:color w:val="000000"/>
+              </w:rPr>
+            </w:pPr>
+            <w:r>
+              <w:rPr>
+                <w:rFonts w:ascii="Aptos Narrow" w:hAnsi="Aptos Narrow"/>
+                <w:color w:val="000000"/>
+              </w:rPr>
+              <w:t>2</w:t>
+            </w:r>
+          </w:p>
+        </w:tc>
+        <w:tc>
+          <w:tcPr>
+            <w:tcW w:w="1250" w:type="pct"/>
+            <w:vAlign w:val="bottom"/>
+          </w:tcPr>
+          <w:p>
+            <w:pPr>
+              <w:cnfStyle w:val="000000100000" w:firstRow="0" w:lastRow="0" w:firstColumn="0" w:lastColumn="0" w:oddVBand="0" w:evenVBand="0" w:oddHBand="1" w:evenHBand="0" w:firstRowFirstColumn="0" w:firstRowLastColumn="0" w:lastRowFirstColumn="0" w:lastRowLastColumn="0"/>
+            </w:pPr>
+            <w:r>
+              <w:rPr>
+                <w:rFonts w:ascii="Aptos Narrow" w:hAnsi="Aptos Narrow"/>
+                <w:color w:val="000000"/>
+              </w:rPr>
+              <w:t>15,27</w:t>
+            </w:r>
+          </w:p>
+        </w:tc>
+        <w:tc>
+          <w:tcPr>
+            <w:tcW w:w="1250" w:type="pct"/>
+            <w:vAlign w:val="bottom"/>
+          </w:tcPr>
+          <w:p>
+            <w:pPr>
+              <w:cnfStyle w:val="000000100000" w:firstRow="0" w:lastRow="0" w:firstColumn="0" w:lastColumn="0" w:oddVBand="0" w:evenVBand="0" w:oddHBand="1" w:evenHBand="0" w:firstRowFirstColumn="0" w:firstRowLastColumn="0" w:lastRowFirstColumn="0" w:lastRowLastColumn="0"/>
+            </w:pPr>
+            <w:r>
+              <w:rPr>
+                <w:rFonts w:ascii="Aptos Narrow" w:hAnsi="Aptos Narrow"/>
+                <w:color w:val="000000"/>
+              </w:rPr>
+              <w:t>0.27</w:t>
+            </w:r>
+          </w:p>
+        </w:tc>
+      </w:tr>
+      <w:tr>
+        <w:tc>
+          <w:tcPr>
+            <w:cnfStyle w:val="001000000000" w:firstRow="0" w:lastRow="0" w:firstColumn="1" w:lastColumn="0" w:oddVBand="0" w:evenVBand="0" w:oddHBand="0" w:evenHBand="0" w:firstRowFirstColumn="0" w:firstRowLastColumn="0" w:lastRowFirstColumn="0" w:lastRowLastColumn="0"/>
+            <w:tcW w:w="1250" w:type="pct"/>
+            <w:vAlign w:val="bottom"/>
+          </w:tcPr>
+          <w:p>
+            <w:r>
+              <w:rPr>
+                <w:rFonts w:ascii="Aptos Narrow" w:hAnsi="Aptos Narrow"/>
+                <w:color w:val="000000"/>
+              </w:rPr>
+              <w:t>88</w:t>
+            </w:r>
+          </w:p>
+        </w:tc>
+        <w:tc>
+          <w:tcPr>
+            <w:tcW w:w="1250" w:type="pct"/>
+            <w:vAlign w:val="bottom"/>
+          </w:tcPr>
+          <w:p>
+            <w:pPr>
+              <w:cnfStyle w:val="000000000000" w:firstRow="0" w:lastRow="0" w:firstColumn="0" w:lastColumn="0" w:oddVBand="0" w:evenVBand="0" w:oddHBand="0" w:evenHBand="0" w:firstRowFirstColumn="0" w:firstRowLastColumn="0" w:lastRowFirstColumn="0" w:lastRowLastColumn="0"/>
+              <w:rPr>
+                <w:rFonts w:ascii="Aptos Narrow" w:hAnsi="Aptos Narrow"/>
+                <w:color w:val="000000"/>
+              </w:rPr>
+            </w:pPr>
+            <w:r>
+              <w:rPr>
+                <w:rFonts w:ascii="Aptos Narrow" w:hAnsi="Aptos Narrow"/>
+                <w:color w:val="000000"/>
+              </w:rPr>
+              <w:t>2</w:t>
+            </w:r>
+          </w:p>
+        </w:tc>
+        <w:tc>
+          <w:tcPr>
+            <w:tcW w:w="1250" w:type="pct"/>
+            <w:vAlign w:val="bottom"/>
+          </w:tcPr>
+          <w:p>
+            <w:pPr>
+              <w:cnfStyle w:val="000000000000" w:firstRow="0" w:lastRow="0" w:firstColumn="0" w:lastColumn="0" w:oddVBand="0" w:evenVBand="0" w:oddHBand="0" w:evenHBand="0" w:firstRowFirstColumn="0" w:firstRowLastColumn="0" w:lastRowFirstColumn="0" w:lastRowLastColumn="0"/>
+            </w:pPr>
+            <w:r>
+              <w:rPr>
+                <w:rFonts w:ascii="Aptos Narrow" w:hAnsi="Aptos Narrow"/>
+                <w:color w:val="000000"/>
+              </w:rPr>
+              <w:t>15,27</w:t>
+            </w:r>
+          </w:p>
+        </w:tc>
+        <w:tc>
+          <w:tcPr>
+            <w:tcW w:w="1250" w:type="pct"/>
+            <w:vAlign w:val="bottom"/>
+          </w:tcPr>
+          <w:p>
+            <w:pPr>
+              <w:cnfStyle w:val="000000000000" w:firstRow="0" w:lastRow="0" w:firstColumn="0" w:lastColumn="0" w:oddVBand="0" w:evenVBand="0" w:oddHBand="0" w:evenHBand="0" w:firstRowFirstColumn="0" w:firstRowLastColumn="0" w:lastRowFirstColumn="0" w:lastRowLastColumn="0"/>
+            </w:pPr>
+            <w:r>
+              <w:rPr>
+                <w:rFonts w:ascii="Aptos Narrow" w:hAnsi="Aptos Narrow"/>
+                <w:color w:val="000000"/>
+              </w:rPr>
+              <w:t>0.27</w:t>
+            </w:r>
+          </w:p>
+        </w:tc>
+      </w:tr>
+      <w:tr>
+        <w:trPr>
+          <w:cnfStyle w:val="000000100000" w:firstRow="0" w:lastRow="0" w:firstColumn="0" w:lastColumn="0" w:oddVBand="0" w:evenVBand="0" w:oddHBand="1" w:evenHBand="0" w:firstRowFirstColumn="0" w:firstRowLastColumn="0" w:lastRowFirstColumn="0" w:lastRowLastColumn="0"/>
+        </w:trPr>
+        <w:tc>
+          <w:tcPr>
+            <w:cnfStyle w:val="001000000000" w:firstRow="0" w:lastRow="0" w:firstColumn="1" w:lastColumn="0" w:oddVBand="0" w:evenVBand="0" w:oddHBand="0" w:evenHBand="0" w:firstRowFirstColumn="0" w:firstRowLastColumn="0" w:lastRowFirstColumn="0" w:lastRowLastColumn="0"/>
+            <w:tcW w:w="1250" w:type="pct"/>
+            <w:vAlign w:val="bottom"/>
+          </w:tcPr>
+          <w:p>
+            <w:r>
+              <w:rPr>
+                <w:rFonts w:ascii="Aptos Narrow" w:hAnsi="Aptos Narrow"/>
+                <w:color w:val="000000"/>
+              </w:rPr>
+              <w:t>89</w:t>
+            </w:r>
+          </w:p>
+        </w:tc>
+        <w:tc>
+          <w:tcPr>
+            <w:tcW w:w="1250" w:type="pct"/>
+            <w:vAlign w:val="bottom"/>
+          </w:tcPr>
+          <w:p>
+            <w:pPr>
+              <w:cnfStyle w:val="000000100000" w:firstRow="0" w:lastRow="0" w:firstColumn="0" w:lastColumn="0" w:oddVBand="0" w:evenVBand="0" w:oddHBand="1" w:evenHBand="0" w:firstRowFirstColumn="0" w:firstRowLastColumn="0" w:lastRowFirstColumn="0" w:lastRowLastColumn="0"/>
+              <w:rPr>
+                <w:rFonts w:ascii="Aptos Narrow" w:hAnsi="Aptos Narrow"/>
+                <w:color w:val="000000"/>
+              </w:rPr>
+            </w:pPr>
+            <w:r>
+              <w:rPr>
+                <w:rFonts w:ascii="Aptos Narrow" w:hAnsi="Aptos Narrow"/>
+                <w:color w:val="000000"/>
+              </w:rPr>
+              <w:t>3</w:t>
+            </w:r>
+          </w:p>
+        </w:tc>
+        <w:tc>
+          <w:tcPr>
+            <w:tcW w:w="1250" w:type="pct"/>
+            <w:vAlign w:val="bottom"/>
+          </w:tcPr>
+          <w:p>
+            <w:pPr>
+              <w:cnfStyle w:val="000000100000" w:firstRow="0" w:lastRow="0" w:firstColumn="0" w:lastColumn="0" w:oddVBand="0" w:evenVBand="0" w:oddHBand="1" w:evenHBand="0" w:firstRowFirstColumn="0" w:firstRowLastColumn="0" w:lastRowFirstColumn="0" w:lastRowLastColumn="0"/>
+            </w:pPr>
+            <w:r>
+              <w:rPr>
+                <w:rFonts w:ascii="Aptos Narrow" w:hAnsi="Aptos Narrow"/>
+                <w:color w:val="000000"/>
+              </w:rPr>
+              <w:t>14,15,27</w:t>
+            </w:r>
+          </w:p>
+        </w:tc>
+        <w:tc>
+          <w:tcPr>
+            <w:tcW w:w="1250" w:type="pct"/>
+            <w:vAlign w:val="bottom"/>
+          </w:tcPr>
+          <w:p>
+            <w:pPr>
+              <w:cnfStyle w:val="000000100000" w:firstRow="0" w:lastRow="0" w:firstColumn="0" w:lastColumn="0" w:oddVBand="0" w:evenVBand="0" w:oddHBand="1" w:evenHBand="0" w:firstRowFirstColumn="0" w:firstRowLastColumn="0" w:lastRowFirstColumn="0" w:lastRowLastColumn="0"/>
+            </w:pPr>
+            <w:r>
+              <w:rPr>
+                <w:rFonts w:ascii="Aptos Narrow" w:hAnsi="Aptos Narrow"/>
+                <w:color w:val="000000"/>
+              </w:rPr>
+              <w:t>0.087</w:t>
+            </w:r>
+          </w:p>
+        </w:tc>
+      </w:tr>
+      <w:tr>
+        <w:tc>
+          <w:tcPr>
+            <w:cnfStyle w:val="001000000000" w:firstRow="0" w:lastRow="0" w:firstColumn="1" w:lastColumn="0" w:oddVBand="0" w:evenVBand="0" w:oddHBand="0" w:evenHBand="0" w:firstRowFirstColumn="0" w:firstRowLastColumn="0" w:lastRowFirstColumn="0" w:lastRowLastColumn="0"/>
+            <w:tcW w:w="1250" w:type="pct"/>
+            <w:vAlign w:val="bottom"/>
+          </w:tcPr>
+          <w:p>
+            <w:r>
+              <w:rPr>
+                <w:rFonts w:ascii="Aptos Narrow" w:hAnsi="Aptos Narrow"/>
+                <w:color w:val="000000"/>
+              </w:rPr>
+              <w:t>90</w:t>
+            </w:r>
+          </w:p>
+        </w:tc>
+        <w:tc>
+          <w:tcPr>
+            <w:tcW w:w="1250" w:type="pct"/>
+            <w:vAlign w:val="bottom"/>
+          </w:tcPr>
+          <w:p>
+            <w:pPr>
+              <w:cnfStyle w:val="000000000000" w:firstRow="0" w:lastRow="0" w:firstColumn="0" w:lastColumn="0" w:oddVBand="0" w:evenVBand="0" w:oddHBand="0" w:evenHBand="0" w:firstRowFirstColumn="0" w:firstRowLastColumn="0" w:lastRowFirstColumn="0" w:lastRowLastColumn="0"/>
+              <w:rPr>
+                <w:rFonts w:ascii="Aptos Narrow" w:hAnsi="Aptos Narrow"/>
+                <w:color w:val="000000"/>
+              </w:rPr>
+            </w:pPr>
+            <w:r>
+              <w:rPr>
+                <w:rFonts w:ascii="Aptos Narrow" w:hAnsi="Aptos Narrow"/>
+                <w:color w:val="000000"/>
+              </w:rPr>
+              <w:t>2</w:t>
+            </w:r>
+          </w:p>
+        </w:tc>
+        <w:tc>
+          <w:tcPr>
+            <w:tcW w:w="1250" w:type="pct"/>
+            <w:vAlign w:val="bottom"/>
+          </w:tcPr>
+          <w:p>
+            <w:pPr>
+              <w:cnfStyle w:val="000000000000" w:firstRow="0" w:lastRow="0" w:firstColumn="0" w:lastColumn="0" w:oddVBand="0" w:evenVBand="0" w:oddHBand="0" w:evenHBand="0" w:firstRowFirstColumn="0" w:firstRowLastColumn="0" w:lastRowFirstColumn="0" w:lastRowLastColumn="0"/>
+            </w:pPr>
+            <w:r>
+              <w:rPr>
+                <w:rFonts w:ascii="Aptos Narrow" w:hAnsi="Aptos Narrow"/>
+                <w:color w:val="000000"/>
+              </w:rPr>
+              <w:t>24,27</w:t>
+            </w:r>
+          </w:p>
+        </w:tc>
+        <w:tc>
+          <w:tcPr>
+            <w:tcW w:w="1250" w:type="pct"/>
+            <w:vAlign w:val="bottom"/>
+          </w:tcPr>
+          <w:p>
+            <w:pPr>
+              <w:cnfStyle w:val="000000000000" w:firstRow="0" w:lastRow="0" w:firstColumn="0" w:lastColumn="0" w:oddVBand="0" w:evenVBand="0" w:oddHBand="0" w:evenHBand="0" w:firstRowFirstColumn="0" w:firstRowLastColumn="0" w:lastRowFirstColumn="0" w:lastRowLastColumn="0"/>
+            </w:pPr>
+            <w:r>
+              <w:rPr>
+                <w:rFonts w:ascii="Aptos Narrow" w:hAnsi="Aptos Narrow"/>
+                <w:color w:val="000000"/>
+              </w:rPr>
+              <w:t>0.645</w:t>
+            </w:r>
+          </w:p>
+        </w:tc>
+      </w:tr>
+    </w:tbl>
+    <w:p/>
     <w:p/>
     <w:p>
       <w:pPr>
@@ -14974,7 +22090,11 @@
       </w:r>
       <w:bookmarkEnd w:id="33"/>
     </w:p>
-    <w:p/>
+    <w:p>
+      <w:r>
+        <w:t>Several limitations of this study should be noted. First, location error in GPS data can bias home range estimates, particularly for animals as small as the snakes in this study. Secondly, the temporal irregularity of the tracking creates room for error in statistical methods.</w:t>
+      </w:r>
+    </w:p>
     <w:p>
       <w:pPr>
         <w:pStyle w:val="Heading1"/>
@@ -15065,7 +22185,6 @@
                 <w:spacing w:after="120"/>
               </w:pPr>
               <w:r>
-                <w:lastRenderedPageBreak/>
                 <w:t>Wilson, D., Heinsohn, R. and Legge, S. (2006), Age- and sex-related differences in the spatial ecology of a dichromatic tropical python (</w:t>
               </w:r>
               <w:r>
